--- a/mode_docx_gen/template.docx
+++ b/mode_docx_gen/template.docx
@@ -437,7 +437,7 @@
       <w:r>
         <w:fldChar w:fldCharType="separate"/>
       </w:r>
-      <w:hyperlink w:anchor="_Toc192165082" w:history="1">
+      <w:hyperlink w:anchor="_Toc192166883" w:history="1">
         <w:r>
           <w:rPr>
             <w:rStyle w:val="af4"/>
@@ -481,7 +481,7 @@
             <w:noProof/>
             <w:webHidden/>
           </w:rPr>
-          <w:instrText xml:space="preserve"> PAGEREF _Toc192165082 \h </w:instrText>
+          <w:instrText xml:space="preserve"> PAGEREF _Toc192166883 \h </w:instrText>
         </w:r>
         <w:r>
           <w:rPr>
@@ -526,7 +526,7 @@
           <w:lang w:val="en-US"/>
         </w:rPr>
       </w:pPr>
-      <w:hyperlink w:anchor="_Toc192165083" w:history="1">
+      <w:hyperlink w:anchor="_Toc192166884" w:history="1">
         <w:r>
           <w:rPr>
             <w:rStyle w:val="af4"/>
@@ -570,7 +570,7 @@
             <w:noProof/>
             <w:webHidden/>
           </w:rPr>
-          <w:instrText xml:space="preserve"> PAGEREF _Toc192165083 \h </w:instrText>
+          <w:instrText xml:space="preserve"> PAGEREF _Toc192166884 \h </w:instrText>
         </w:r>
         <w:r>
           <w:rPr>
@@ -615,7 +615,7 @@
           <w:lang w:val="en-US"/>
         </w:rPr>
       </w:pPr>
-      <w:hyperlink w:anchor="_Toc192165084" w:history="1">
+      <w:hyperlink w:anchor="_Toc192166885" w:history="1">
         <w:r>
           <w:rPr>
             <w:rStyle w:val="af4"/>
@@ -659,7 +659,7 @@
             <w:noProof/>
             <w:webHidden/>
           </w:rPr>
-          <w:instrText xml:space="preserve"> PAGEREF _Toc192165084 \h </w:instrText>
+          <w:instrText xml:space="preserve"> PAGEREF _Toc192166885 \h </w:instrText>
         </w:r>
         <w:r>
           <w:rPr>
@@ -704,7 +704,7 @@
           <w:lang w:val="en-US"/>
         </w:rPr>
       </w:pPr>
-      <w:hyperlink w:anchor="_Toc192165085" w:history="1">
+      <w:hyperlink w:anchor="_Toc192166886" w:history="1">
         <w:r>
           <w:rPr>
             <w:rStyle w:val="af4"/>
@@ -748,7 +748,7 @@
             <w:noProof/>
             <w:webHidden/>
           </w:rPr>
-          <w:instrText xml:space="preserve"> PAGEREF _Toc192165085 \h </w:instrText>
+          <w:instrText xml:space="preserve"> PAGEREF _Toc192166886 \h </w:instrText>
         </w:r>
         <w:r>
           <w:rPr>
@@ -793,7 +793,7 @@
           <w:lang w:val="en-US"/>
         </w:rPr>
       </w:pPr>
-      <w:hyperlink w:anchor="_Toc192165086" w:history="1">
+      <w:hyperlink w:anchor="_Toc192166887" w:history="1">
         <w:r>
           <w:rPr>
             <w:rStyle w:val="af4"/>
@@ -837,7 +837,7 @@
             <w:noProof/>
             <w:webHidden/>
           </w:rPr>
-          <w:instrText xml:space="preserve"> PAGEREF _Toc192165086 \h </w:instrText>
+          <w:instrText xml:space="preserve"> PAGEREF _Toc192166887 \h </w:instrText>
         </w:r>
         <w:r>
           <w:rPr>
@@ -882,7 +882,7 @@
           <w:lang w:val="en-US"/>
         </w:rPr>
       </w:pPr>
-      <w:hyperlink w:anchor="_Toc192165087" w:history="1">
+      <w:hyperlink w:anchor="_Toc192166888" w:history="1">
         <w:r>
           <w:rPr>
             <w:rStyle w:val="af4"/>
@@ -926,7 +926,7 @@
             <w:noProof/>
             <w:webHidden/>
           </w:rPr>
-          <w:instrText xml:space="preserve"> PAGEREF _Toc192165087 \h </w:instrText>
+          <w:instrText xml:space="preserve"> PAGEREF _Toc192166888 \h </w:instrText>
         </w:r>
         <w:r>
           <w:rPr>
@@ -971,7 +971,7 @@
           <w:lang w:val="en-US"/>
         </w:rPr>
       </w:pPr>
-      <w:hyperlink w:anchor="_Toc192165088" w:history="1">
+      <w:hyperlink w:anchor="_Toc192166889" w:history="1">
         <w:r>
           <w:rPr>
             <w:rStyle w:val="af4"/>
@@ -1015,7 +1015,7 @@
             <w:noProof/>
             <w:webHidden/>
           </w:rPr>
-          <w:instrText xml:space="preserve"> PAGEREF _Toc192165088 \h </w:instrText>
+          <w:instrText xml:space="preserve"> PAGEREF _Toc192166889 \h </w:instrText>
         </w:r>
         <w:r>
           <w:rPr>
@@ -1060,7 +1060,7 @@
           <w:lang w:val="en-US"/>
         </w:rPr>
       </w:pPr>
-      <w:hyperlink w:anchor="_Toc192165089" w:history="1">
+      <w:hyperlink w:anchor="_Toc192166890" w:history="1">
         <w:r>
           <w:rPr>
             <w:rStyle w:val="af4"/>
@@ -1104,7 +1104,7 @@
             <w:noProof/>
             <w:webHidden/>
           </w:rPr>
-          <w:instrText xml:space="preserve"> PAGEREF _Toc192165089 \h </w:instrText>
+          <w:instrText xml:space="preserve"> PAGEREF _Toc192166890 \h </w:instrText>
         </w:r>
         <w:r>
           <w:rPr>
@@ -1150,7 +1150,7 @@
           <w:lang w:val="en-US"/>
         </w:rPr>
       </w:pPr>
-      <w:hyperlink w:anchor="_Toc192165090" w:history="1">
+      <w:hyperlink w:anchor="_Toc192166891" w:history="1">
         <w:r>
           <w:rPr>
             <w:rStyle w:val="af4"/>
@@ -1194,7 +1194,7 @@
             <w:noProof/>
             <w:webHidden/>
           </w:rPr>
-          <w:instrText xml:space="preserve"> PAGEREF _Toc192165090 \h </w:instrText>
+          <w:instrText xml:space="preserve"> PAGEREF _Toc192166891 \h </w:instrText>
         </w:r>
         <w:r>
           <w:rPr>
@@ -1239,7 +1239,7 @@
           <w:lang w:val="en-US"/>
         </w:rPr>
       </w:pPr>
-      <w:hyperlink w:anchor="_Toc192165091" w:history="1">
+      <w:hyperlink w:anchor="_Toc192166892" w:history="1">
         <w:r>
           <w:rPr>
             <w:rStyle w:val="af4"/>
@@ -1283,7 +1283,7 @@
             <w:noProof/>
             <w:webHidden/>
           </w:rPr>
-          <w:instrText xml:space="preserve"> PAGEREF _Toc192165091 \h </w:instrText>
+          <w:instrText xml:space="preserve"> PAGEREF _Toc192166892 \h </w:instrText>
         </w:r>
         <w:r>
           <w:rPr>
@@ -1328,7 +1328,7 @@
           <w:lang w:val="en-US"/>
         </w:rPr>
       </w:pPr>
-      <w:hyperlink w:anchor="_Toc192165092" w:history="1">
+      <w:hyperlink w:anchor="_Toc192166893" w:history="1">
         <w:r>
           <w:rPr>
             <w:rStyle w:val="af4"/>
@@ -1372,7 +1372,7 @@
             <w:noProof/>
             <w:webHidden/>
           </w:rPr>
-          <w:instrText xml:space="preserve"> PAGEREF _Toc192165092 \h </w:instrText>
+          <w:instrText xml:space="preserve"> PAGEREF _Toc192166893 \h </w:instrText>
         </w:r>
         <w:r>
           <w:rPr>
@@ -1418,7 +1418,7 @@
           <w:lang w:val="en-US"/>
         </w:rPr>
       </w:pPr>
-      <w:hyperlink w:anchor="_Toc192165093" w:history="1">
+      <w:hyperlink w:anchor="_Toc192166894" w:history="1">
         <w:r>
           <w:rPr>
             <w:rStyle w:val="af4"/>
@@ -1462,7 +1462,7 @@
             <w:noProof/>
             <w:webHidden/>
           </w:rPr>
-          <w:instrText xml:space="preserve"> PAGEREF _Toc192165093 \h </w:instrText>
+          <w:instrText xml:space="preserve"> PAGEREF _Toc192166894 \h </w:instrText>
         </w:r>
         <w:r>
           <w:rPr>
@@ -1507,7 +1507,7 @@
           <w:lang w:val="en-US"/>
         </w:rPr>
       </w:pPr>
-      <w:hyperlink w:anchor="_Toc192165094" w:history="1">
+      <w:hyperlink w:anchor="_Toc192166895" w:history="1">
         <w:r>
           <w:rPr>
             <w:rStyle w:val="af4"/>
@@ -1551,7 +1551,7 @@
             <w:noProof/>
             <w:webHidden/>
           </w:rPr>
-          <w:instrText xml:space="preserve"> PAGEREF _Toc192165094 \h </w:instrText>
+          <w:instrText xml:space="preserve"> PAGEREF _Toc192166895 \h </w:instrText>
         </w:r>
         <w:r>
           <w:rPr>
@@ -1572,6 +1572,540 @@
             <w:webHidden/>
           </w:rPr>
           <w:t>6</w:t>
+        </w:r>
+        <w:r>
+          <w:rPr>
+            <w:noProof/>
+            <w:webHidden/>
+          </w:rPr>
+          <w:fldChar w:fldCharType="end"/>
+        </w:r>
+      </w:hyperlink>
+    </w:p>
+    <w:p>
+      <w:pPr>
+        <w:pStyle w:val="22"/>
+        <w:tabs>
+          <w:tab w:val="left" w:pos="1100"/>
+        </w:tabs>
+        <w:rPr>
+          <w:rFonts w:asciiTheme="minorHAnsi" w:eastAsiaTheme="minorEastAsia" w:hAnsiTheme="minorHAnsi"/>
+          <w:noProof/>
+          <w:color w:val="auto"/>
+          <w:sz w:val="22"/>
+          <w:lang w:val="en-US"/>
+        </w:rPr>
+      </w:pPr>
+      <w:hyperlink w:anchor="_Toc192166896" w:history="1">
+        <w:r>
+          <w:rPr>
+            <w:rStyle w:val="af4"/>
+            <w:noProof/>
+          </w:rPr>
+          <w:t>3.2</w:t>
+        </w:r>
+        <w:r>
+          <w:rPr>
+            <w:rFonts w:asciiTheme="minorHAnsi" w:eastAsiaTheme="minorEastAsia" w:hAnsiTheme="minorHAnsi"/>
+            <w:noProof/>
+            <w:color w:val="auto"/>
+            <w:sz w:val="22"/>
+            <w:lang w:val="en-US"/>
+          </w:rPr>
+          <w:tab/>
+        </w:r>
+        <w:r>
+          <w:rPr>
+            <w:rStyle w:val="af4"/>
+            <w:noProof/>
+          </w:rPr>
+          <w:t>Проверка КЦН</w:t>
+        </w:r>
+        <w:r>
+          <w:rPr>
+            <w:noProof/>
+            <w:webHidden/>
+          </w:rPr>
+          <w:tab/>
+        </w:r>
+        <w:r>
+          <w:rPr>
+            <w:noProof/>
+            <w:webHidden/>
+          </w:rPr>
+          <w:fldChar w:fldCharType="begin"/>
+        </w:r>
+        <w:r>
+          <w:rPr>
+            <w:noProof/>
+            <w:webHidden/>
+          </w:rPr>
+          <w:instrText xml:space="preserve"> PAGEREF _Toc192166896 \h </w:instrText>
+        </w:r>
+        <w:r>
+          <w:rPr>
+            <w:noProof/>
+            <w:webHidden/>
+          </w:rPr>
+        </w:r>
+        <w:r>
+          <w:rPr>
+            <w:noProof/>
+            <w:webHidden/>
+          </w:rPr>
+          <w:fldChar w:fldCharType="separate"/>
+        </w:r>
+        <w:r>
+          <w:rPr>
+            <w:noProof/>
+            <w:webHidden/>
+          </w:rPr>
+          <w:t>10</w:t>
+        </w:r>
+        <w:r>
+          <w:rPr>
+            <w:noProof/>
+            <w:webHidden/>
+          </w:rPr>
+          <w:fldChar w:fldCharType="end"/>
+        </w:r>
+      </w:hyperlink>
+    </w:p>
+    <w:p>
+      <w:pPr>
+        <w:pStyle w:val="22"/>
+        <w:tabs>
+          <w:tab w:val="left" w:pos="1100"/>
+        </w:tabs>
+        <w:rPr>
+          <w:rFonts w:asciiTheme="minorHAnsi" w:eastAsiaTheme="minorEastAsia" w:hAnsiTheme="minorHAnsi"/>
+          <w:noProof/>
+          <w:color w:val="auto"/>
+          <w:sz w:val="22"/>
+          <w:lang w:val="en-US"/>
+        </w:rPr>
+      </w:pPr>
+      <w:hyperlink w:anchor="_Toc192166897" w:history="1">
+        <w:r>
+          <w:rPr>
+            <w:rStyle w:val="af4"/>
+            <w:noProof/>
+          </w:rPr>
+          <w:t>3.3</w:t>
+        </w:r>
+        <w:r>
+          <w:rPr>
+            <w:rFonts w:asciiTheme="minorHAnsi" w:eastAsiaTheme="minorEastAsia" w:hAnsiTheme="minorHAnsi"/>
+            <w:noProof/>
+            <w:color w:val="auto"/>
+            <w:sz w:val="22"/>
+            <w:lang w:val="en-US"/>
+          </w:rPr>
+          <w:tab/>
+        </w:r>
+        <w:r>
+          <w:rPr>
+            <w:rStyle w:val="af4"/>
+            <w:noProof/>
+          </w:rPr>
+          <w:t>Проверка КПОН</w:t>
+        </w:r>
+        <w:r>
+          <w:rPr>
+            <w:noProof/>
+            <w:webHidden/>
+          </w:rPr>
+          <w:tab/>
+        </w:r>
+        <w:r>
+          <w:rPr>
+            <w:noProof/>
+            <w:webHidden/>
+          </w:rPr>
+          <w:fldChar w:fldCharType="begin"/>
+        </w:r>
+        <w:r>
+          <w:rPr>
+            <w:noProof/>
+            <w:webHidden/>
+          </w:rPr>
+          <w:instrText xml:space="preserve"> PAGEREF _Toc192166897 \h </w:instrText>
+        </w:r>
+        <w:r>
+          <w:rPr>
+            <w:noProof/>
+            <w:webHidden/>
+          </w:rPr>
+        </w:r>
+        <w:r>
+          <w:rPr>
+            <w:noProof/>
+            <w:webHidden/>
+          </w:rPr>
+          <w:fldChar w:fldCharType="separate"/>
+        </w:r>
+        <w:r>
+          <w:rPr>
+            <w:noProof/>
+            <w:webHidden/>
+          </w:rPr>
+          <w:t>20</w:t>
+        </w:r>
+        <w:r>
+          <w:rPr>
+            <w:noProof/>
+            <w:webHidden/>
+          </w:rPr>
+          <w:fldChar w:fldCharType="end"/>
+        </w:r>
+      </w:hyperlink>
+    </w:p>
+    <w:p>
+      <w:pPr>
+        <w:pStyle w:val="22"/>
+        <w:tabs>
+          <w:tab w:val="left" w:pos="1100"/>
+        </w:tabs>
+        <w:rPr>
+          <w:rFonts w:asciiTheme="minorHAnsi" w:eastAsiaTheme="minorEastAsia" w:hAnsiTheme="minorHAnsi"/>
+          <w:noProof/>
+          <w:color w:val="auto"/>
+          <w:sz w:val="22"/>
+          <w:lang w:val="en-US"/>
+        </w:rPr>
+      </w:pPr>
+      <w:hyperlink w:anchor="_Toc192166898" w:history="1">
+        <w:r>
+          <w:rPr>
+            <w:rStyle w:val="af4"/>
+            <w:noProof/>
+          </w:rPr>
+          <w:t>3.4</w:t>
+        </w:r>
+        <w:r>
+          <w:rPr>
+            <w:rFonts w:asciiTheme="minorHAnsi" w:eastAsiaTheme="minorEastAsia" w:hAnsiTheme="minorHAnsi"/>
+            <w:noProof/>
+            <w:color w:val="auto"/>
+            <w:sz w:val="22"/>
+            <w:lang w:val="en-US"/>
+          </w:rPr>
+          <w:tab/>
+        </w:r>
+        <w:r>
+          <w:rPr>
+            <w:rStyle w:val="af4"/>
+            <w:noProof/>
+          </w:rPr>
+          <w:t>Проверка БНТ</w:t>
+        </w:r>
+        <w:r>
+          <w:rPr>
+            <w:noProof/>
+            <w:webHidden/>
+          </w:rPr>
+          <w:tab/>
+        </w:r>
+        <w:r>
+          <w:rPr>
+            <w:noProof/>
+            <w:webHidden/>
+          </w:rPr>
+          <w:fldChar w:fldCharType="begin"/>
+        </w:r>
+        <w:r>
+          <w:rPr>
+            <w:noProof/>
+            <w:webHidden/>
+          </w:rPr>
+          <w:instrText xml:space="preserve"> PAGEREF _Toc192166898 \h </w:instrText>
+        </w:r>
+        <w:r>
+          <w:rPr>
+            <w:noProof/>
+            <w:webHidden/>
+          </w:rPr>
+        </w:r>
+        <w:r>
+          <w:rPr>
+            <w:noProof/>
+            <w:webHidden/>
+          </w:rPr>
+          <w:fldChar w:fldCharType="separate"/>
+        </w:r>
+        <w:r>
+          <w:rPr>
+            <w:noProof/>
+            <w:webHidden/>
+          </w:rPr>
+          <w:t>38</w:t>
+        </w:r>
+        <w:r>
+          <w:rPr>
+            <w:noProof/>
+            <w:webHidden/>
+          </w:rPr>
+          <w:fldChar w:fldCharType="end"/>
+        </w:r>
+      </w:hyperlink>
+    </w:p>
+    <w:p>
+      <w:pPr>
+        <w:pStyle w:val="22"/>
+        <w:tabs>
+          <w:tab w:val="left" w:pos="1100"/>
+        </w:tabs>
+        <w:rPr>
+          <w:rFonts w:asciiTheme="minorHAnsi" w:eastAsiaTheme="minorEastAsia" w:hAnsiTheme="minorHAnsi"/>
+          <w:noProof/>
+          <w:color w:val="auto"/>
+          <w:sz w:val="22"/>
+          <w:lang w:val="en-US"/>
+        </w:rPr>
+      </w:pPr>
+      <w:hyperlink w:anchor="_Toc192166899" w:history="1">
+        <w:r>
+          <w:rPr>
+            <w:rStyle w:val="af4"/>
+            <w:noProof/>
+          </w:rPr>
+          <w:t>3.5</w:t>
+        </w:r>
+        <w:r>
+          <w:rPr>
+            <w:rFonts w:asciiTheme="minorHAnsi" w:eastAsiaTheme="minorEastAsia" w:hAnsiTheme="minorHAnsi"/>
+            <w:noProof/>
+            <w:color w:val="auto"/>
+            <w:sz w:val="22"/>
+            <w:lang w:val="en-US"/>
+          </w:rPr>
+          <w:tab/>
+        </w:r>
+        <w:r>
+          <w:rPr>
+            <w:rStyle w:val="af4"/>
+            <w:noProof/>
+          </w:rPr>
+          <w:t>Проверка МТЗ 1 ступень</w:t>
+        </w:r>
+        <w:r>
+          <w:rPr>
+            <w:noProof/>
+            <w:webHidden/>
+          </w:rPr>
+          <w:tab/>
+        </w:r>
+        <w:r>
+          <w:rPr>
+            <w:noProof/>
+            <w:webHidden/>
+          </w:rPr>
+          <w:fldChar w:fldCharType="begin"/>
+        </w:r>
+        <w:r>
+          <w:rPr>
+            <w:noProof/>
+            <w:webHidden/>
+          </w:rPr>
+          <w:instrText xml:space="preserve"> PAGEREF _Toc192166899 \h </w:instrText>
+        </w:r>
+        <w:r>
+          <w:rPr>
+            <w:noProof/>
+            <w:webHidden/>
+          </w:rPr>
+        </w:r>
+        <w:r>
+          <w:rPr>
+            <w:noProof/>
+            <w:webHidden/>
+          </w:rPr>
+          <w:fldChar w:fldCharType="separate"/>
+        </w:r>
+        <w:r>
+          <w:rPr>
+            <w:noProof/>
+            <w:webHidden/>
+          </w:rPr>
+          <w:t>76</w:t>
+        </w:r>
+        <w:r>
+          <w:rPr>
+            <w:noProof/>
+            <w:webHidden/>
+          </w:rPr>
+          <w:fldChar w:fldCharType="end"/>
+        </w:r>
+      </w:hyperlink>
+    </w:p>
+    <w:p>
+      <w:pPr>
+        <w:pStyle w:val="22"/>
+        <w:tabs>
+          <w:tab w:val="left" w:pos="1100"/>
+        </w:tabs>
+        <w:rPr>
+          <w:rFonts w:asciiTheme="minorHAnsi" w:eastAsiaTheme="minorEastAsia" w:hAnsiTheme="minorHAnsi"/>
+          <w:noProof/>
+          <w:color w:val="auto"/>
+          <w:sz w:val="22"/>
+          <w:lang w:val="en-US"/>
+        </w:rPr>
+      </w:pPr>
+      <w:hyperlink w:anchor="_Toc192166900" w:history="1">
+        <w:r>
+          <w:rPr>
+            <w:rStyle w:val="af4"/>
+            <w:noProof/>
+          </w:rPr>
+          <w:t>3.6</w:t>
+        </w:r>
+        <w:r>
+          <w:rPr>
+            <w:rFonts w:asciiTheme="minorHAnsi" w:eastAsiaTheme="minorEastAsia" w:hAnsiTheme="minorHAnsi"/>
+            <w:noProof/>
+            <w:color w:val="auto"/>
+            <w:sz w:val="22"/>
+            <w:lang w:val="en-US"/>
+          </w:rPr>
+          <w:tab/>
+        </w:r>
+        <w:r>
+          <w:rPr>
+            <w:rStyle w:val="af4"/>
+            <w:noProof/>
+          </w:rPr>
+          <w:t>Проверка МТЗ 2 ступень</w:t>
+        </w:r>
+        <w:r>
+          <w:rPr>
+            <w:noProof/>
+            <w:webHidden/>
+          </w:rPr>
+          <w:tab/>
+        </w:r>
+        <w:r>
+          <w:rPr>
+            <w:noProof/>
+            <w:webHidden/>
+          </w:rPr>
+          <w:fldChar w:fldCharType="begin"/>
+        </w:r>
+        <w:r>
+          <w:rPr>
+            <w:noProof/>
+            <w:webHidden/>
+          </w:rPr>
+          <w:instrText xml:space="preserve"> PAGEREF _Toc192166900 \h </w:instrText>
+        </w:r>
+        <w:r>
+          <w:rPr>
+            <w:noProof/>
+            <w:webHidden/>
+          </w:rPr>
+        </w:r>
+        <w:r>
+          <w:rPr>
+            <w:noProof/>
+            <w:webHidden/>
+          </w:rPr>
+          <w:fldChar w:fldCharType="separate"/>
+        </w:r>
+        <w:r>
+          <w:rPr>
+            <w:noProof/>
+            <w:webHidden/>
+          </w:rPr>
+          <w:t>129</w:t>
+        </w:r>
+        <w:r>
+          <w:rPr>
+            <w:noProof/>
+            <w:webHidden/>
+          </w:rPr>
+          <w:fldChar w:fldCharType="end"/>
+        </w:r>
+      </w:hyperlink>
+    </w:p>
+    <w:p>
+      <w:pPr>
+        <w:pStyle w:val="22"/>
+        <w:tabs>
+          <w:tab w:val="left" w:pos="1100"/>
+        </w:tabs>
+        <w:rPr>
+          <w:rFonts w:asciiTheme="minorHAnsi" w:eastAsiaTheme="minorEastAsia" w:hAnsiTheme="minorHAnsi"/>
+          <w:noProof/>
+          <w:color w:val="auto"/>
+          <w:sz w:val="22"/>
+          <w:lang w:val="en-US"/>
+        </w:rPr>
+      </w:pPr>
+      <w:hyperlink w:anchor="_Toc192166901" w:history="1">
+        <w:r>
+          <w:rPr>
+            <w:rStyle w:val="af4"/>
+            <w:noProof/>
+          </w:rPr>
+          <w:t>3.7</w:t>
+        </w:r>
+        <w:r>
+          <w:rPr>
+            <w:rFonts w:asciiTheme="minorHAnsi" w:eastAsiaTheme="minorEastAsia" w:hAnsiTheme="minorHAnsi"/>
+            <w:noProof/>
+            <w:color w:val="auto"/>
+            <w:sz w:val="22"/>
+            <w:lang w:val="en-US"/>
+          </w:rPr>
+          <w:tab/>
+        </w:r>
+        <w:r>
+          <w:rPr>
+            <w:rStyle w:val="af4"/>
+            <w:noProof/>
+          </w:rPr>
+          <w:t>Проверка МТЗ 3 ступень</w:t>
+        </w:r>
+        <w:r>
+          <w:rPr>
+            <w:noProof/>
+            <w:webHidden/>
+          </w:rPr>
+          <w:tab/>
+        </w:r>
+        <w:r>
+          <w:rPr>
+            <w:noProof/>
+            <w:webHidden/>
+          </w:rPr>
+          <w:fldChar w:fldCharType="begin"/>
+        </w:r>
+        <w:r>
+          <w:rPr>
+            <w:noProof/>
+            <w:webHidden/>
+          </w:rPr>
+          <w:instrText xml:space="preserve"> PAGEREF _Toc192166901 \h </w:instrText>
+        </w:r>
+        <w:r>
+          <w:rPr>
+            <w:noProof/>
+            <w:webHidden/>
+          </w:rPr>
+        </w:r>
+        <w:r>
+          <w:rPr>
+            <w:noProof/>
+            <w:webHidden/>
+          </w:rPr>
+          <w:fldChar w:fldCharType="separate"/>
+        </w:r>
+        <w:r>
+          <w:rPr>
+            <w:noProof/>
+            <w:webHidden/>
+          </w:rPr>
+          <w:t>178</w:t>
         </w:r>
         <w:r>
           <w:rPr>
@@ -1632,7 +2166,7 @@
         <w:lastRenderedPageBreak/>
         <w:tab/>
       </w:r>
-      <w:bookmarkStart w:id="0" w:name="_Toc192165082"/>
+      <w:bookmarkStart w:id="0" w:name="_Toc192166883"/>
       <w:r>
         <w:t>ОБЩИЕ СВЕДЕНИЯ</w:t>
       </w:r>
@@ -1642,7 +2176,7 @@
       <w:pPr>
         <w:pStyle w:val="2"/>
       </w:pPr>
-      <w:bookmarkStart w:id="1" w:name="_Toc192165083"/>
+      <w:bookmarkStart w:id="1" w:name="_Toc192166884"/>
       <w:r>
         <w:t>Цель проведения испытаний</w:t>
       </w:r>
@@ -1660,7 +2194,7 @@
       <w:pPr>
         <w:pStyle w:val="2"/>
       </w:pPr>
-      <w:bookmarkStart w:id="2" w:name="_Toc192165084"/>
+      <w:bookmarkStart w:id="2" w:name="_Toc192166885"/>
       <w:r>
         <w:t>Место</w:t>
       </w:r>
@@ -1807,7 +2341,7 @@
       <w:pPr>
         <w:pStyle w:val="2"/>
       </w:pPr>
-      <w:bookmarkStart w:id="3" w:name="_Toc192165085"/>
+      <w:bookmarkStart w:id="3" w:name="_Toc192166886"/>
       <w:r>
         <w:t>Информация об объекте испытаний</w:t>
       </w:r>
@@ -2145,7 +2679,7 @@
       <w:pPr>
         <w:pStyle w:val="2"/>
       </w:pPr>
-      <w:bookmarkStart w:id="4" w:name="_Toc192165086"/>
+      <w:bookmarkStart w:id="4" w:name="_Toc192166887"/>
       <w:r>
         <w:t>Период проведения испытаний</w:t>
       </w:r>
@@ -2172,7 +2706,7 @@
       <w:pPr>
         <w:pStyle w:val="2"/>
       </w:pPr>
-      <w:bookmarkStart w:id="5" w:name="_Toc192165087"/>
+      <w:bookmarkStart w:id="5" w:name="_Toc192166888"/>
       <w:r>
         <w:t>Условия проведения испытаний и измерений</w:t>
       </w:r>
@@ -2190,7 +2724,7 @@
       <w:pPr>
         <w:pStyle w:val="2"/>
       </w:pPr>
-      <w:bookmarkStart w:id="6" w:name="_Toc192165088"/>
+      <w:bookmarkStart w:id="6" w:name="_Toc192166889"/>
       <w:r>
         <w:t>Нормативная документация</w:t>
       </w:r>
@@ -2211,7 +2745,7 @@
       <w:pPr>
         <w:pStyle w:val="2"/>
       </w:pPr>
-      <w:bookmarkStart w:id="7" w:name="_Toc192165089"/>
+      <w:bookmarkStart w:id="7" w:name="_Toc192166890"/>
       <w:r>
         <w:lastRenderedPageBreak/>
         <w:t>Перечень используемых средств измерений (СИ), испытательного оборудования (ИО) и вспомогательного оборудования (ВО)</w:t>
@@ -3722,7 +4256,7 @@
       <w:pPr>
         <w:pStyle w:val="1"/>
       </w:pPr>
-      <w:bookmarkStart w:id="8" w:name="_Toc192165090"/>
+      <w:bookmarkStart w:id="8" w:name="_Toc192166891"/>
       <w:r>
         <w:lastRenderedPageBreak/>
         <w:t>ПОДКЛЮЧЕНИЕ ИСПЫТАТЕЛЬНОЙ УСТАНОВКИ К УСТРОЙСТВУ</w:t>
@@ -3733,7 +4267,7 @@
       <w:pPr>
         <w:pStyle w:val="2"/>
       </w:pPr>
-      <w:bookmarkStart w:id="9" w:name="_Toc192165091"/>
+      <w:bookmarkStart w:id="9" w:name="_Toc192166892"/>
       <w:r>
         <w:t>Подключение аналоговых цепей к устройству</w:t>
       </w:r>
@@ -3808,7 +4342,7 @@
           <v:shape id="_x0000_i1025" type="#_x0000_t75" style="width:223pt;height:224.05pt" o:ole="">
             <v:imagedata r:id="rId10" o:title=""/>
           </v:shape>
-          <o:OLEObject Type="Embed" ProgID="Acrobat.Document.DC" ShapeID="_x0000_i1025" DrawAspect="Content" ObjectID="_1802779203" r:id="rId11"/>
+          <o:OLEObject Type="Embed" ProgID="Acrobat.Document.DC" ShapeID="_x0000_i1025" DrawAspect="Content" ObjectID="_1802843034" r:id="rId11"/>
         </w:object>
       </w:r>
     </w:p>
@@ -3826,7 +4360,7 @@
       <w:pPr>
         <w:pStyle w:val="2"/>
       </w:pPr>
-      <w:bookmarkStart w:id="11" w:name="_Toc192165092"/>
+      <w:bookmarkStart w:id="11" w:name="_Toc192166893"/>
       <w:r>
         <w:t>Подключение дискретных входных и выходных цепей устройства</w:t>
       </w:r>
@@ -3852,7 +4386,7 @@
           <v:shape id="_x0000_i1026" type="#_x0000_t75" style="width:430.4pt;height:295.5pt" o:ole="">
             <v:imagedata r:id="rId12" o:title=""/>
           </v:shape>
-          <o:OLEObject Type="Embed" ProgID="Acrobat.Document.DC" ShapeID="_x0000_i1026" DrawAspect="Content" ObjectID="_1802779204" r:id="rId13"/>
+          <o:OLEObject Type="Embed" ProgID="Acrobat.Document.DC" ShapeID="_x0000_i1026" DrawAspect="Content" ObjectID="_1802843035" r:id="rId13"/>
         </w:object>
       </w:r>
     </w:p>
@@ -3868,7 +4402,7 @@
       <w:pPr>
         <w:pStyle w:val="1"/>
       </w:pPr>
-      <w:bookmarkStart w:id="12" w:name="_Toc192165093"/>
+      <w:bookmarkStart w:id="12" w:name="_Toc192166894"/>
       <w:r>
         <w:lastRenderedPageBreak/>
         <w:t>ПРОГРАММА И МЕТОДИКИ ПРОВЕДЕНИЯ ИСПЫТАНИЙ</w:t>
@@ -3879,7 +4413,7 @@
       <w:pPr>
         <w:pStyle w:val="2"/>
       </w:pPr>
-      <w:bookmarkStart w:id="13" w:name="_Toc192165094"/>
+      <w:bookmarkStart w:id="13" w:name="_Toc192166895"/>
       <w:r>
         <w:t>Общая часть</w:t>
       </w:r>
@@ -3944,6 +4478,9 @@
       <w:r>
         <w:t>ЮНИТ-М300 для проверки КЦН НН</w:t>
       </w:r>
+      <w:r>
+        <w:t>1, КЦН НН2</w:t>
+      </w:r>
     </w:p>
     <w:tbl>
       <w:tblPr>
@@ -4037,7 +4574,10 @@
               <w:rPr>
                 <w:lang w:val="en-US"/>
               </w:rPr>
-              <w:t>XB:1</w:t>
+              <w:t>XB</w:t>
+            </w:r>
+            <w:r>
+              <w:t>:1</w:t>
             </w:r>
           </w:p>
         </w:tc>
@@ -4048,17 +4588,11 @@
           <w:p>
             <w:pPr>
               <w:pStyle w:val="af0"/>
-              <w:rPr>
-                <w:lang w:val="en-US"/>
-              </w:rPr>
             </w:pPr>
             <w:r>
               <w:t>М3.</w:t>
             </w:r>
             <w:r>
-              <w:rPr>
-                <w:lang w:val="en-US"/>
-              </w:rPr>
               <w:t>1</w:t>
             </w:r>
           </w:p>
@@ -4094,13 +4628,133 @@
               <w:rPr>
                 <w:lang w:val="en-US"/>
               </w:rPr>
+              <w:t>XB</w:t>
+            </w:r>
+            <w:r>
+              <w:t>:</w:t>
+            </w:r>
+            <w:r>
+              <w:t>2</w:t>
+            </w:r>
+          </w:p>
+        </w:tc>
+        <w:tc>
+          <w:tcPr>
+            <w:tcW w:w="2062" w:type="dxa"/>
+          </w:tcPr>
+          <w:p>
+            <w:pPr>
+              <w:pStyle w:val="af0"/>
+            </w:pPr>
+            <w:r>
+              <w:t>М3.</w:t>
+            </w:r>
+            <w:r>
+              <w:t>2</w:t>
+            </w:r>
+          </w:p>
+        </w:tc>
+        <w:tc>
+          <w:tcPr>
+            <w:tcW w:w="5061" w:type="dxa"/>
+          </w:tcPr>
+          <w:p>
+            <w:pPr>
+              <w:pStyle w:val="af0"/>
+              <w:jc w:val="left"/>
+            </w:pPr>
+            <w:r>
+              <w:t>Срабатывание внешнего БНН1</w:t>
+            </w:r>
+          </w:p>
+        </w:tc>
+      </w:tr>
+      <w:tr>
+        <w:tc>
+          <w:tcPr>
+            <w:tcW w:w="2482" w:type="dxa"/>
+          </w:tcPr>
+          <w:p>
+            <w:pPr>
+              <w:pStyle w:val="af0"/>
+            </w:pPr>
+            <w:r>
+              <w:t>М3.</w:t>
+            </w:r>
+            <w:r>
+              <w:rPr>
+                <w:lang w:val="en-US"/>
+              </w:rPr>
               <w:t>XB:</w:t>
             </w:r>
             <w:r>
+              <w:t>3</w:t>
+            </w:r>
+          </w:p>
+        </w:tc>
+        <w:tc>
+          <w:tcPr>
+            <w:tcW w:w="2062" w:type="dxa"/>
+          </w:tcPr>
+          <w:p>
+            <w:pPr>
+              <w:pStyle w:val="af0"/>
+              <w:rPr>
+                <w:lang w:val="en-US"/>
+              </w:rPr>
+            </w:pPr>
+            <w:r>
+              <w:t>М3.</w:t>
+            </w:r>
+            <w:r>
+              <w:rPr>
+                <w:lang w:val="en-US"/>
+              </w:rPr>
+              <w:t>3</w:t>
+            </w:r>
+          </w:p>
+        </w:tc>
+        <w:tc>
+          <w:tcPr>
+            <w:tcW w:w="5061" w:type="dxa"/>
+          </w:tcPr>
+          <w:p>
+            <w:pPr>
+              <w:pStyle w:val="af0"/>
+              <w:jc w:val="left"/>
+            </w:pPr>
+            <w:r>
+              <w:t>ОВ КЦН</w:t>
+            </w:r>
+            <w:r>
               <w:t>2</w:t>
             </w:r>
           </w:p>
         </w:tc>
+      </w:tr>
+      <w:tr>
+        <w:tc>
+          <w:tcPr>
+            <w:tcW w:w="2482" w:type="dxa"/>
+          </w:tcPr>
+          <w:p>
+            <w:pPr>
+              <w:pStyle w:val="af0"/>
+            </w:pPr>
+            <w:r>
+              <w:t>М3</w:t>
+            </w:r>
+            <w:r>
+              <w:rPr>
+                <w:lang w:val="en-US"/>
+              </w:rPr>
+              <w:t>.XB:</w:t>
+            </w:r>
+            <w:r>
+              <w:t>4</w:t>
+            </w:r>
+          </w:p>
+        </w:tc>
         <w:tc>
           <w:tcPr>
             <w:tcW w:w="2062" w:type="dxa"/>
@@ -4113,13 +4767,418 @@
               </w:rPr>
             </w:pPr>
             <w:r>
+              <w:t>М3</w:t>
+            </w:r>
+            <w:r>
+              <w:rPr>
+                <w:lang w:val="en-US"/>
+              </w:rPr>
+              <w:t>.4</w:t>
+            </w:r>
+          </w:p>
+        </w:tc>
+        <w:tc>
+          <w:tcPr>
+            <w:tcW w:w="5061" w:type="dxa"/>
+          </w:tcPr>
+          <w:p>
+            <w:pPr>
+              <w:pStyle w:val="af0"/>
+              <w:jc w:val="left"/>
+            </w:pPr>
+            <w:r>
+              <w:t>Срабатывание внешнего БНН</w:t>
+            </w:r>
+            <w:r>
+              <w:t>2</w:t>
+            </w:r>
+          </w:p>
+        </w:tc>
+      </w:tr>
+      <w:tr>
+        <w:tc>
+          <w:tcPr>
+            <w:tcW w:w="2482" w:type="dxa"/>
+          </w:tcPr>
+          <w:p>
+            <w:pPr>
+              <w:pStyle w:val="af0"/>
+            </w:pPr>
+            <w:r>
+              <w:t>М3</w:t>
+            </w:r>
+            <w:r>
+              <w:rPr>
+                <w:lang w:val="en-US"/>
+              </w:rPr>
+              <w:t>.XB:</w:t>
+            </w:r>
+            <w:r>
+              <w:t>5</w:t>
+            </w:r>
+          </w:p>
+        </w:tc>
+        <w:tc>
+          <w:tcPr>
+            <w:tcW w:w="2062" w:type="dxa"/>
+          </w:tcPr>
+          <w:p>
+            <w:pPr>
+              <w:pStyle w:val="af0"/>
+              <w:rPr>
+                <w:lang w:val="en-US"/>
+              </w:rPr>
+            </w:pPr>
+            <w:r>
+              <w:t>М3</w:t>
+            </w:r>
+            <w:r>
+              <w:rPr>
+                <w:lang w:val="en-US"/>
+              </w:rPr>
+              <w:t>.5</w:t>
+            </w:r>
+          </w:p>
+        </w:tc>
+        <w:tc>
+          <w:tcPr>
+            <w:tcW w:w="5061" w:type="dxa"/>
+          </w:tcPr>
+          <w:p>
+            <w:pPr>
+              <w:pStyle w:val="af0"/>
+              <w:jc w:val="left"/>
+            </w:pPr>
+            <w:r>
+              <w:t>Резерв</w:t>
+            </w:r>
+          </w:p>
+        </w:tc>
+      </w:tr>
+      <w:tr>
+        <w:tc>
+          <w:tcPr>
+            <w:tcW w:w="2482" w:type="dxa"/>
+          </w:tcPr>
+          <w:p>
+            <w:pPr>
+              <w:pStyle w:val="af0"/>
+              <w:rPr>
+                <w:lang w:val="en-US"/>
+              </w:rPr>
+            </w:pPr>
+            <w:r>
+              <w:t>М</w:t>
+            </w:r>
+            <w:r>
+              <w:rPr>
+                <w:lang w:val="en-US"/>
+              </w:rPr>
+              <w:t>3.XB:6</w:t>
+            </w:r>
+          </w:p>
+        </w:tc>
+        <w:tc>
+          <w:tcPr>
+            <w:tcW w:w="2062" w:type="dxa"/>
+          </w:tcPr>
+          <w:p>
+            <w:pPr>
+              <w:pStyle w:val="af0"/>
+              <w:rPr>
+                <w:lang w:val="en-US"/>
+              </w:rPr>
+            </w:pPr>
+            <w:r>
+              <w:t>М</w:t>
+            </w:r>
+            <w:r>
+              <w:rPr>
+                <w:lang w:val="en-US"/>
+              </w:rPr>
+              <w:t>3.6</w:t>
+            </w:r>
+          </w:p>
+        </w:tc>
+        <w:tc>
+          <w:tcPr>
+            <w:tcW w:w="5061" w:type="dxa"/>
+          </w:tcPr>
+          <w:p>
+            <w:pPr>
+              <w:pStyle w:val="af0"/>
+              <w:jc w:val="left"/>
+            </w:pPr>
+            <w:r>
+              <w:t>Резерв</w:t>
+            </w:r>
+          </w:p>
+        </w:tc>
+      </w:tr>
+      <w:tr>
+        <w:tc>
+          <w:tcPr>
+            <w:tcW w:w="2482" w:type="dxa"/>
+          </w:tcPr>
+          <w:p>
+            <w:pPr>
+              <w:pStyle w:val="af0"/>
+              <w:rPr>
+                <w:lang w:val="en-US"/>
+              </w:rPr>
+            </w:pPr>
+            <w:r>
+              <w:t>М</w:t>
+            </w:r>
+            <w:r>
+              <w:rPr>
+                <w:lang w:val="en-US"/>
+              </w:rPr>
+              <w:t>3.XB:7</w:t>
+            </w:r>
+          </w:p>
+        </w:tc>
+        <w:tc>
+          <w:tcPr>
+            <w:tcW w:w="2062" w:type="dxa"/>
+          </w:tcPr>
+          <w:p>
+            <w:pPr>
+              <w:pStyle w:val="af0"/>
+              <w:rPr>
+                <w:lang w:val="en-US"/>
+              </w:rPr>
+            </w:pPr>
+            <w:r>
+              <w:t>М</w:t>
+            </w:r>
+            <w:r>
+              <w:rPr>
+                <w:lang w:val="en-US"/>
+              </w:rPr>
+              <w:t>3.7</w:t>
+            </w:r>
+          </w:p>
+        </w:tc>
+        <w:tc>
+          <w:tcPr>
+            <w:tcW w:w="5061" w:type="dxa"/>
+          </w:tcPr>
+          <w:p>
+            <w:pPr>
+              <w:pStyle w:val="af0"/>
+              <w:jc w:val="left"/>
+            </w:pPr>
+            <w:r>
+              <w:t>Резерв</w:t>
+            </w:r>
+          </w:p>
+        </w:tc>
+      </w:tr>
+      <w:tr>
+        <w:tc>
+          <w:tcPr>
+            <w:tcW w:w="2482" w:type="dxa"/>
+          </w:tcPr>
+          <w:p>
+            <w:pPr>
+              <w:pStyle w:val="af0"/>
+              <w:rPr>
+                <w:lang w:val="en-US"/>
+              </w:rPr>
+            </w:pPr>
+            <w:r>
+              <w:t>М</w:t>
+            </w:r>
+            <w:r>
+              <w:rPr>
+                <w:lang w:val="en-US"/>
+              </w:rPr>
+              <w:t>3.XB:9</w:t>
+            </w:r>
+          </w:p>
+        </w:tc>
+        <w:tc>
+          <w:tcPr>
+            <w:tcW w:w="2062" w:type="dxa"/>
+          </w:tcPr>
+          <w:p>
+            <w:pPr>
+              <w:pStyle w:val="af0"/>
+              <w:rPr>
+                <w:lang w:val="en-US"/>
+              </w:rPr>
+            </w:pPr>
+            <w:r>
+              <w:t>М</w:t>
+            </w:r>
+            <w:r>
+              <w:rPr>
+                <w:lang w:val="en-US"/>
+              </w:rPr>
+              <w:t>3.8</w:t>
+            </w:r>
+          </w:p>
+        </w:tc>
+        <w:tc>
+          <w:tcPr>
+            <w:tcW w:w="5061" w:type="dxa"/>
+          </w:tcPr>
+          <w:p>
+            <w:pPr>
+              <w:pStyle w:val="af0"/>
+              <w:jc w:val="left"/>
+            </w:pPr>
+            <w:r>
+              <w:t>Резерв</w:t>
+            </w:r>
+          </w:p>
+        </w:tc>
+      </w:tr>
+      <w:tr>
+        <w:tc>
+          <w:tcPr>
+            <w:tcW w:w="2482" w:type="dxa"/>
+          </w:tcPr>
+          <w:p>
+            <w:pPr>
+              <w:pStyle w:val="af0"/>
+              <w:rPr>
+                <w:lang w:val="en-US"/>
+              </w:rPr>
+            </w:pPr>
+            <w:r>
+              <w:t>М</w:t>
+            </w:r>
+            <w:r>
+              <w:rPr>
+                <w:lang w:val="en-US"/>
+              </w:rPr>
+              <w:t>3.XB:10</w:t>
+            </w:r>
+          </w:p>
+        </w:tc>
+        <w:tc>
+          <w:tcPr>
+            <w:tcW w:w="2062" w:type="dxa"/>
+          </w:tcPr>
+          <w:p>
+            <w:pPr>
+              <w:pStyle w:val="af0"/>
+              <w:rPr>
+                <w:lang w:val="en-US"/>
+              </w:rPr>
+            </w:pPr>
+            <w:r>
+              <w:t>М</w:t>
+            </w:r>
+            <w:r>
+              <w:rPr>
+                <w:lang w:val="en-US"/>
+              </w:rPr>
+              <w:t>3.9</w:t>
+            </w:r>
+          </w:p>
+        </w:tc>
+        <w:tc>
+          <w:tcPr>
+            <w:tcW w:w="5061" w:type="dxa"/>
+          </w:tcPr>
+          <w:p>
+            <w:pPr>
+              <w:pStyle w:val="af0"/>
+              <w:jc w:val="left"/>
+            </w:pPr>
+            <w:r>
+              <w:t>Резерв</w:t>
+            </w:r>
+          </w:p>
+        </w:tc>
+      </w:tr>
+      <w:tr>
+        <w:tc>
+          <w:tcPr>
+            <w:tcW w:w="2482" w:type="dxa"/>
+          </w:tcPr>
+          <w:p>
+            <w:pPr>
+              <w:pStyle w:val="af0"/>
+            </w:pPr>
+            <w:r>
+              <w:t>М</w:t>
+            </w:r>
+            <w:r>
+              <w:rPr>
+                <w:lang w:val="en-US"/>
+              </w:rPr>
+              <w:t>3.XB:</w:t>
+            </w:r>
+            <w:r>
+              <w:t>11</w:t>
+            </w:r>
+          </w:p>
+        </w:tc>
+        <w:tc>
+          <w:tcPr>
+            <w:tcW w:w="2062" w:type="dxa"/>
+          </w:tcPr>
+          <w:p>
+            <w:pPr>
+              <w:pStyle w:val="af0"/>
+            </w:pPr>
+            <w:r>
+              <w:t>М3.10</w:t>
+            </w:r>
+          </w:p>
+        </w:tc>
+        <w:tc>
+          <w:tcPr>
+            <w:tcW w:w="5061" w:type="dxa"/>
+          </w:tcPr>
+          <w:p>
+            <w:pPr>
+              <w:pStyle w:val="af0"/>
+              <w:jc w:val="left"/>
+            </w:pPr>
+            <w:r>
+              <w:t>Резерв</w:t>
+            </w:r>
+          </w:p>
+        </w:tc>
+      </w:tr>
+      <w:tr>
+        <w:tc>
+          <w:tcPr>
+            <w:tcW w:w="2482" w:type="dxa"/>
+          </w:tcPr>
+          <w:p>
+            <w:pPr>
+              <w:pStyle w:val="af0"/>
+            </w:pPr>
+            <w:r>
               <w:t>М3.</w:t>
             </w:r>
             <w:r>
               <w:rPr>
                 <w:lang w:val="en-US"/>
               </w:rPr>
-              <w:t>2</w:t>
+              <w:t>XB:</w:t>
+            </w:r>
+            <w:r>
+              <w:t>12</w:t>
+            </w:r>
+          </w:p>
+        </w:tc>
+        <w:tc>
+          <w:tcPr>
+            <w:tcW w:w="2062" w:type="dxa"/>
+          </w:tcPr>
+          <w:p>
+            <w:pPr>
+              <w:pStyle w:val="af0"/>
+            </w:pPr>
+            <w:r>
+              <w:t>М3.11</w:t>
             </w:r>
           </w:p>
         </w:tc>
@@ -4133,7 +5192,7 @@
               <w:jc w:val="left"/>
             </w:pPr>
             <w:r>
-              <w:t>Срабатывание внешнего БНН1</w:t>
+              <w:t>Резерв</w:t>
             </w:r>
           </w:p>
         </w:tc>
@@ -4157,7 +5216,7 @@
               <w:t>XB:</w:t>
             </w:r>
             <w:r>
-              <w:t>3</w:t>
+              <w:t>13</w:t>
             </w:r>
           </w:p>
         </w:tc>
@@ -4168,9 +5227,35 @@
           <w:p>
             <w:pPr>
               <w:pStyle w:val="af0"/>
-              <w:rPr>
-                <w:lang w:val="en-US"/>
-              </w:rPr>
+            </w:pPr>
+            <w:r>
+              <w:t>М3.12</w:t>
+            </w:r>
+          </w:p>
+        </w:tc>
+        <w:tc>
+          <w:tcPr>
+            <w:tcW w:w="5061" w:type="dxa"/>
+          </w:tcPr>
+          <w:p>
+            <w:pPr>
+              <w:pStyle w:val="af0"/>
+              <w:jc w:val="left"/>
+            </w:pPr>
+            <w:r>
+              <w:t>Резерв</w:t>
+            </w:r>
+          </w:p>
+        </w:tc>
+      </w:tr>
+      <w:tr>
+        <w:tc>
+          <w:tcPr>
+            <w:tcW w:w="2482" w:type="dxa"/>
+          </w:tcPr>
+          <w:p>
+            <w:pPr>
+              <w:pStyle w:val="af0"/>
             </w:pPr>
             <w:r>
               <w:t>М3.</w:t>
@@ -4179,7 +5264,23 @@
               <w:rPr>
                 <w:lang w:val="en-US"/>
               </w:rPr>
-              <w:t>3</w:t>
+              <w:t>XB</w:t>
+            </w:r>
+            <w:r>
+              <w:t>:14</w:t>
+            </w:r>
+          </w:p>
+        </w:tc>
+        <w:tc>
+          <w:tcPr>
+            <w:tcW w:w="2062" w:type="dxa"/>
+          </w:tcPr>
+          <w:p>
+            <w:pPr>
+              <w:pStyle w:val="af0"/>
+            </w:pPr>
+            <w:r>
+              <w:t>М3.13</w:t>
             </w:r>
           </w:p>
         </w:tc>
@@ -4193,10 +5294,7 @@
               <w:jc w:val="left"/>
             </w:pPr>
             <w:r>
-              <w:t>ОВ КЦН</w:t>
-            </w:r>
-            <w:r>
-              <w:t>2</w:t>
+              <w:t>Резерв</w:t>
             </w:r>
           </w:p>
         </w:tc>
@@ -4211,16 +5309,16 @@
               <w:pStyle w:val="af0"/>
             </w:pPr>
             <w:r>
-              <w:t>М3</w:t>
-            </w:r>
-            <w:r>
-              <w:rPr>
-                <w:lang w:val="en-US"/>
-              </w:rPr>
-              <w:t>.XB:</w:t>
-            </w:r>
-            <w:r>
-              <w:t>4</w:t>
+              <w:t>М3.</w:t>
+            </w:r>
+            <w:r>
+              <w:rPr>
+                <w:lang w:val="en-US"/>
+              </w:rPr>
+              <w:t>XB</w:t>
+            </w:r>
+            <w:r>
+              <w:t>:15</w:t>
             </w:r>
           </w:p>
         </w:tc>
@@ -4231,18 +5329,9 @@
           <w:p>
             <w:pPr>
               <w:pStyle w:val="af0"/>
-              <w:rPr>
-                <w:lang w:val="en-US"/>
-              </w:rPr>
-            </w:pPr>
-            <w:r>
-              <w:t>М3</w:t>
-            </w:r>
-            <w:r>
-              <w:rPr>
-                <w:lang w:val="en-US"/>
-              </w:rPr>
-              <w:t>.4</w:t>
+            </w:pPr>
+            <w:r>
+              <w:t>М3.14</w:t>
             </w:r>
           </w:p>
         </w:tc>
@@ -4256,580 +5345,900 @@
               <w:jc w:val="left"/>
             </w:pPr>
             <w:r>
-              <w:t>Срабатывание внешнего БНН</w:t>
-            </w:r>
-            <w:r>
-              <w:t>2</w:t>
-            </w:r>
-          </w:p>
-        </w:tc>
-      </w:tr>
-      <w:tr>
-        <w:tc>
-          <w:tcPr>
-            <w:tcW w:w="2482" w:type="dxa"/>
-          </w:tcPr>
-          <w:p>
-            <w:pPr>
-              <w:pStyle w:val="af0"/>
-            </w:pPr>
-            <w:r>
-              <w:t>М3</w:t>
-            </w:r>
-            <w:r>
-              <w:rPr>
-                <w:lang w:val="en-US"/>
-              </w:rPr>
-              <w:t>.XB:</w:t>
-            </w:r>
-            <w:r>
-              <w:t>5</w:t>
-            </w:r>
-          </w:p>
-        </w:tc>
-        <w:tc>
-          <w:tcPr>
-            <w:tcW w:w="2062" w:type="dxa"/>
-          </w:tcPr>
-          <w:p>
-            <w:pPr>
-              <w:pStyle w:val="af0"/>
-              <w:rPr>
-                <w:lang w:val="en-US"/>
-              </w:rPr>
-            </w:pPr>
-            <w:r>
-              <w:t>М3</w:t>
-            </w:r>
-            <w:r>
-              <w:rPr>
-                <w:lang w:val="en-US"/>
-              </w:rPr>
-              <w:t>.5</w:t>
-            </w:r>
-          </w:p>
-        </w:tc>
-        <w:tc>
-          <w:tcPr>
-            <w:tcW w:w="5061" w:type="dxa"/>
-          </w:tcPr>
-          <w:p>
-            <w:pPr>
-              <w:pStyle w:val="af0"/>
-              <w:jc w:val="left"/>
-            </w:pPr>
-            <w:r>
               <w:t>Резерв</w:t>
             </w:r>
           </w:p>
         </w:tc>
       </w:tr>
-      <w:tr>
-        <w:tc>
-          <w:tcPr>
-            <w:tcW w:w="2482" w:type="dxa"/>
-          </w:tcPr>
-          <w:p>
-            <w:pPr>
-              <w:pStyle w:val="af0"/>
-              <w:rPr>
-                <w:lang w:val="en-US"/>
-              </w:rPr>
-            </w:pPr>
-            <w:r>
-              <w:t>М</w:t>
-            </w:r>
-            <w:r>
-              <w:rPr>
-                <w:lang w:val="en-US"/>
-              </w:rPr>
-              <w:t>3.XB:6</w:t>
-            </w:r>
-          </w:p>
-        </w:tc>
-        <w:tc>
-          <w:tcPr>
-            <w:tcW w:w="2062" w:type="dxa"/>
-          </w:tcPr>
-          <w:p>
-            <w:pPr>
-              <w:pStyle w:val="af0"/>
-              <w:rPr>
-                <w:lang w:val="en-US"/>
-              </w:rPr>
-            </w:pPr>
-            <w:r>
-              <w:t>М</w:t>
-            </w:r>
-            <w:r>
-              <w:rPr>
-                <w:lang w:val="en-US"/>
-              </w:rPr>
-              <w:t>3.6</w:t>
-            </w:r>
-          </w:p>
-        </w:tc>
-        <w:tc>
-          <w:tcPr>
-            <w:tcW w:w="5061" w:type="dxa"/>
-          </w:tcPr>
-          <w:p>
-            <w:pPr>
-              <w:pStyle w:val="af0"/>
-              <w:jc w:val="left"/>
-            </w:pPr>
-            <w:r>
-              <w:t>Резерв</w:t>
-            </w:r>
-          </w:p>
-        </w:tc>
-      </w:tr>
-      <w:tr>
-        <w:tc>
-          <w:tcPr>
-            <w:tcW w:w="2482" w:type="dxa"/>
-          </w:tcPr>
-          <w:p>
-            <w:pPr>
-              <w:pStyle w:val="af0"/>
-              <w:rPr>
-                <w:lang w:val="en-US"/>
-              </w:rPr>
-            </w:pPr>
-            <w:r>
-              <w:t>М</w:t>
-            </w:r>
-            <w:r>
-              <w:rPr>
-                <w:lang w:val="en-US"/>
-              </w:rPr>
-              <w:t>3.XB:7</w:t>
-            </w:r>
-          </w:p>
-        </w:tc>
-        <w:tc>
-          <w:tcPr>
-            <w:tcW w:w="2062" w:type="dxa"/>
-          </w:tcPr>
-          <w:p>
-            <w:pPr>
-              <w:pStyle w:val="af0"/>
-              <w:rPr>
-                <w:lang w:val="en-US"/>
-              </w:rPr>
-            </w:pPr>
-            <w:r>
-              <w:t>М</w:t>
-            </w:r>
-            <w:r>
-              <w:rPr>
-                <w:lang w:val="en-US"/>
-              </w:rPr>
-              <w:t>3.7</w:t>
-            </w:r>
-          </w:p>
-        </w:tc>
-        <w:tc>
-          <w:tcPr>
-            <w:tcW w:w="5061" w:type="dxa"/>
-          </w:tcPr>
-          <w:p>
-            <w:pPr>
-              <w:pStyle w:val="af0"/>
-              <w:jc w:val="left"/>
-            </w:pPr>
-            <w:r>
-              <w:t>Резерв</w:t>
-            </w:r>
-          </w:p>
-        </w:tc>
-      </w:tr>
-      <w:tr>
-        <w:tc>
-          <w:tcPr>
-            <w:tcW w:w="2482" w:type="dxa"/>
-          </w:tcPr>
-          <w:p>
-            <w:pPr>
-              <w:pStyle w:val="af0"/>
-              <w:rPr>
-                <w:lang w:val="en-US"/>
-              </w:rPr>
-            </w:pPr>
-            <w:r>
-              <w:t>М</w:t>
-            </w:r>
-            <w:r>
-              <w:rPr>
-                <w:lang w:val="en-US"/>
-              </w:rPr>
-              <w:t>3.XB:9</w:t>
-            </w:r>
-          </w:p>
-        </w:tc>
-        <w:tc>
-          <w:tcPr>
-            <w:tcW w:w="2062" w:type="dxa"/>
-          </w:tcPr>
-          <w:p>
-            <w:pPr>
-              <w:pStyle w:val="af0"/>
-              <w:rPr>
-                <w:lang w:val="en-US"/>
-              </w:rPr>
-            </w:pPr>
-            <w:r>
-              <w:t>М</w:t>
-            </w:r>
-            <w:r>
-              <w:rPr>
-                <w:lang w:val="en-US"/>
-              </w:rPr>
-              <w:t>3.8</w:t>
-            </w:r>
-          </w:p>
-        </w:tc>
-        <w:tc>
-          <w:tcPr>
-            <w:tcW w:w="5061" w:type="dxa"/>
-          </w:tcPr>
-          <w:p>
-            <w:pPr>
-              <w:pStyle w:val="af0"/>
-              <w:jc w:val="left"/>
-            </w:pPr>
-            <w:r>
-              <w:t>Резерв</w:t>
-            </w:r>
-          </w:p>
-        </w:tc>
-      </w:tr>
-      <w:tr>
-        <w:tc>
-          <w:tcPr>
-            <w:tcW w:w="2482" w:type="dxa"/>
-          </w:tcPr>
-          <w:p>
-            <w:pPr>
-              <w:pStyle w:val="af0"/>
-              <w:rPr>
-                <w:lang w:val="en-US"/>
-              </w:rPr>
-            </w:pPr>
-            <w:r>
-              <w:t>М</w:t>
-            </w:r>
-            <w:r>
-              <w:rPr>
-                <w:lang w:val="en-US"/>
-              </w:rPr>
-              <w:t>3.XB:10</w:t>
-            </w:r>
-          </w:p>
-        </w:tc>
-        <w:tc>
-          <w:tcPr>
-            <w:tcW w:w="2062" w:type="dxa"/>
-          </w:tcPr>
-          <w:p>
-            <w:pPr>
-              <w:pStyle w:val="af0"/>
-              <w:rPr>
-                <w:lang w:val="en-US"/>
-              </w:rPr>
-            </w:pPr>
-            <w:r>
-              <w:t>М</w:t>
-            </w:r>
-            <w:r>
-              <w:rPr>
-                <w:lang w:val="en-US"/>
-              </w:rPr>
-              <w:t>3.9</w:t>
-            </w:r>
-          </w:p>
-        </w:tc>
-        <w:tc>
-          <w:tcPr>
-            <w:tcW w:w="5061" w:type="dxa"/>
-          </w:tcPr>
-          <w:p>
-            <w:pPr>
-              <w:pStyle w:val="af0"/>
-              <w:jc w:val="left"/>
-            </w:pPr>
-            <w:r>
-              <w:t>Резерв</w:t>
-            </w:r>
-          </w:p>
-        </w:tc>
-      </w:tr>
-      <w:tr>
-        <w:tc>
-          <w:tcPr>
-            <w:tcW w:w="2482" w:type="dxa"/>
-          </w:tcPr>
-          <w:p>
-            <w:pPr>
-              <w:pStyle w:val="af0"/>
-            </w:pPr>
-            <w:r>
-              <w:t>М</w:t>
-            </w:r>
-            <w:r>
-              <w:rPr>
-                <w:lang w:val="en-US"/>
-              </w:rPr>
-              <w:t>3.XB:</w:t>
-            </w:r>
-            <w:r>
-              <w:t>11</w:t>
-            </w:r>
-          </w:p>
-        </w:tc>
-        <w:tc>
-          <w:tcPr>
-            <w:tcW w:w="2062" w:type="dxa"/>
-          </w:tcPr>
-          <w:p>
-            <w:pPr>
-              <w:pStyle w:val="af0"/>
-            </w:pPr>
-            <w:r>
-              <w:t>М3.10</w:t>
-            </w:r>
-          </w:p>
-        </w:tc>
-        <w:tc>
-          <w:tcPr>
-            <w:tcW w:w="5061" w:type="dxa"/>
-          </w:tcPr>
-          <w:p>
-            <w:pPr>
-              <w:pStyle w:val="af0"/>
-              <w:jc w:val="left"/>
-            </w:pPr>
-            <w:r>
-              <w:t>Резерв</w:t>
-            </w:r>
-          </w:p>
-        </w:tc>
-      </w:tr>
-      <w:tr>
-        <w:tc>
-          <w:tcPr>
-            <w:tcW w:w="2482" w:type="dxa"/>
-          </w:tcPr>
-          <w:p>
-            <w:pPr>
-              <w:pStyle w:val="af0"/>
-            </w:pPr>
-            <w:r>
-              <w:t>М3.</w:t>
-            </w:r>
-            <w:r>
-              <w:rPr>
-                <w:lang w:val="en-US"/>
-              </w:rPr>
-              <w:t>XB:</w:t>
-            </w:r>
-            <w:r>
-              <w:t>12</w:t>
-            </w:r>
-          </w:p>
-        </w:tc>
-        <w:tc>
-          <w:tcPr>
-            <w:tcW w:w="2062" w:type="dxa"/>
-          </w:tcPr>
-          <w:p>
-            <w:pPr>
-              <w:pStyle w:val="af0"/>
-            </w:pPr>
-            <w:r>
-              <w:t>М3.11</w:t>
-            </w:r>
-          </w:p>
-        </w:tc>
-        <w:tc>
-          <w:tcPr>
-            <w:tcW w:w="5061" w:type="dxa"/>
-          </w:tcPr>
-          <w:p>
-            <w:pPr>
-              <w:pStyle w:val="af0"/>
-              <w:jc w:val="left"/>
-            </w:pPr>
-            <w:r>
-              <w:t>Резерв</w:t>
-            </w:r>
-          </w:p>
-        </w:tc>
-      </w:tr>
-      <w:tr>
-        <w:tc>
-          <w:tcPr>
-            <w:tcW w:w="2482" w:type="dxa"/>
-          </w:tcPr>
-          <w:p>
-            <w:pPr>
-              <w:pStyle w:val="af0"/>
-            </w:pPr>
-            <w:r>
-              <w:t>М3.</w:t>
-            </w:r>
-            <w:r>
-              <w:rPr>
-                <w:lang w:val="en-US"/>
-              </w:rPr>
-              <w:t>XB:</w:t>
-            </w:r>
-            <w:r>
-              <w:t>13</w:t>
-            </w:r>
-          </w:p>
-        </w:tc>
-        <w:tc>
-          <w:tcPr>
-            <w:tcW w:w="2062" w:type="dxa"/>
-          </w:tcPr>
-          <w:p>
-            <w:pPr>
-              <w:pStyle w:val="af0"/>
-            </w:pPr>
-            <w:r>
-              <w:t>М3.12</w:t>
-            </w:r>
-          </w:p>
-        </w:tc>
-        <w:tc>
-          <w:tcPr>
-            <w:tcW w:w="5061" w:type="dxa"/>
-          </w:tcPr>
-          <w:p>
-            <w:pPr>
-              <w:pStyle w:val="af0"/>
-              <w:jc w:val="left"/>
-            </w:pPr>
-            <w:r>
-              <w:t>Резерв</w:t>
-            </w:r>
-          </w:p>
-        </w:tc>
-      </w:tr>
-      <w:tr>
-        <w:tc>
-          <w:tcPr>
-            <w:tcW w:w="2482" w:type="dxa"/>
-          </w:tcPr>
-          <w:p>
-            <w:pPr>
-              <w:pStyle w:val="af0"/>
-            </w:pPr>
-            <w:r>
-              <w:t>М3.</w:t>
-            </w:r>
-            <w:r>
-              <w:rPr>
-                <w:lang w:val="en-US"/>
-              </w:rPr>
-              <w:t>XB</w:t>
-            </w:r>
-            <w:r>
-              <w:t>:14</w:t>
-            </w:r>
-          </w:p>
-        </w:tc>
-        <w:tc>
-          <w:tcPr>
-            <w:tcW w:w="2062" w:type="dxa"/>
-          </w:tcPr>
-          <w:p>
-            <w:pPr>
-              <w:pStyle w:val="af0"/>
-            </w:pPr>
-            <w:r>
-              <w:t>М3.13</w:t>
-            </w:r>
-          </w:p>
-        </w:tc>
-        <w:tc>
-          <w:tcPr>
-            <w:tcW w:w="5061" w:type="dxa"/>
-          </w:tcPr>
-          <w:p>
-            <w:pPr>
-              <w:pStyle w:val="af0"/>
-              <w:jc w:val="left"/>
-            </w:pPr>
-            <w:r>
-              <w:t>Резерв</w:t>
-            </w:r>
-          </w:p>
-        </w:tc>
-      </w:tr>
-      <w:tr>
-        <w:tc>
-          <w:tcPr>
-            <w:tcW w:w="2482" w:type="dxa"/>
-          </w:tcPr>
-          <w:p>
-            <w:pPr>
-              <w:pStyle w:val="af0"/>
-            </w:pPr>
-            <w:r>
-              <w:t>М3.</w:t>
-            </w:r>
-            <w:r>
-              <w:rPr>
-                <w:lang w:val="en-US"/>
-              </w:rPr>
-              <w:t>XB</w:t>
-            </w:r>
-            <w:r>
-              <w:t>:15</w:t>
-            </w:r>
-          </w:p>
-        </w:tc>
-        <w:tc>
-          <w:tcPr>
-            <w:tcW w:w="2062" w:type="dxa"/>
-          </w:tcPr>
-          <w:p>
-            <w:pPr>
-              <w:pStyle w:val="af0"/>
-            </w:pPr>
-            <w:r>
-              <w:t>М3.14</w:t>
-            </w:r>
-          </w:p>
-        </w:tc>
-        <w:tc>
-          <w:tcPr>
-            <w:tcW w:w="5061" w:type="dxa"/>
-          </w:tcPr>
-          <w:p>
-            <w:pPr>
-              <w:pStyle w:val="af0"/>
-              <w:jc w:val="left"/>
-            </w:pPr>
-            <w:r>
-              <w:t>Резерв</w:t>
-            </w:r>
-          </w:p>
-        </w:tc>
-      </w:tr>
     </w:tbl>
-    <w:p>
-      <w:pPr>
-        <w:pStyle w:val="a5"/>
-      </w:pPr>
-    </w:p>
     <w:p>
       <w:pPr>
         <w:pStyle w:val="a"/>
       </w:pPr>
       <w:bookmarkStart w:id="14" w:name="_Ref191625992"/>
+      <w:r>
+        <w:t>Назначение дискретных входов</w:t>
+      </w:r>
+      <w:r>
+        <w:t xml:space="preserve"> </w:t>
+      </w:r>
+      <w:r>
+        <w:t>ЮНИТ-М300 для проверки КПОН1, КПОН2</w:t>
+      </w:r>
+    </w:p>
+    <w:tbl>
+      <w:tblPr>
+        <w:tblStyle w:val="21"/>
+        <w:tblW w:w="0" w:type="auto"/>
+        <w:tblLook w:val="04A0" w:firstRow="1" w:lastRow="0" w:firstColumn="1" w:lastColumn="0" w:noHBand="0" w:noVBand="1"/>
+      </w:tblPr>
+      <w:tblGrid>
+        <w:gridCol w:w="2482"/>
+        <w:gridCol w:w="2062"/>
+        <w:gridCol w:w="5061"/>
+      </w:tblGrid>
+      <w:tr>
+        <w:trPr>
+          <w:cnfStyle w:val="100000000000" w:firstRow="1" w:lastRow="0" w:firstColumn="0" w:lastColumn="0" w:oddVBand="0" w:evenVBand="0" w:oddHBand="0" w:evenHBand="0" w:firstRowFirstColumn="0" w:firstRowLastColumn="0" w:lastRowFirstColumn="0" w:lastRowLastColumn="0"/>
+        </w:trPr>
+        <w:tc>
+          <w:tcPr>
+            <w:tcW w:w="2482" w:type="dxa"/>
+          </w:tcPr>
+          <w:p>
+            <w:pPr>
+              <w:rPr>
+                <w:b w:val="0"/>
+                <w:sz w:val="22"/>
+              </w:rPr>
+            </w:pPr>
+            <w:r>
+              <w:rPr>
+                <w:b w:val="0"/>
+                <w:sz w:val="22"/>
+              </w:rPr>
+              <w:t>Клемма на устройстве ЮНИТ-М300</w:t>
+            </w:r>
+          </w:p>
+        </w:tc>
+        <w:tc>
+          <w:tcPr>
+            <w:tcW w:w="2062" w:type="dxa"/>
+          </w:tcPr>
+          <w:p>
+            <w:pPr>
+              <w:rPr>
+                <w:b w:val="0"/>
+                <w:sz w:val="22"/>
+              </w:rPr>
+            </w:pPr>
+            <w:r>
+              <w:rPr>
+                <w:b w:val="0"/>
+                <w:sz w:val="22"/>
+              </w:rPr>
+              <w:t xml:space="preserve">Номер ДВ </w:t>
+            </w:r>
+          </w:p>
+        </w:tc>
+        <w:tc>
+          <w:tcPr>
+            <w:tcW w:w="5061" w:type="dxa"/>
+          </w:tcPr>
+          <w:p>
+            <w:pPr>
+              <w:rPr>
+                <w:b w:val="0"/>
+                <w:sz w:val="22"/>
+              </w:rPr>
+            </w:pPr>
+            <w:r>
+              <w:rPr>
+                <w:b w:val="0"/>
+                <w:sz w:val="22"/>
+              </w:rPr>
+              <w:t>Наименование сигнала на ФСУ</w:t>
+            </w:r>
+          </w:p>
+        </w:tc>
+      </w:tr>
+      <w:tr>
+        <w:tc>
+          <w:tcPr>
+            <w:tcW w:w="2482" w:type="dxa"/>
+          </w:tcPr>
+          <w:p>
+            <w:pPr>
+              <w:pStyle w:val="af0"/>
+            </w:pPr>
+            <w:r>
+              <w:t>М3.</w:t>
+            </w:r>
+            <w:r>
+              <w:rPr>
+                <w:lang w:val="en-US"/>
+              </w:rPr>
+              <w:t>XB</w:t>
+            </w:r>
+            <w:r>
+              <w:t>:1</w:t>
+            </w:r>
+          </w:p>
+        </w:tc>
+        <w:tc>
+          <w:tcPr>
+            <w:tcW w:w="2062" w:type="dxa"/>
+          </w:tcPr>
+          <w:p>
+            <w:pPr>
+              <w:pStyle w:val="af0"/>
+            </w:pPr>
+            <w:r>
+              <w:t>М3.</w:t>
+            </w:r>
+            <w:r>
+              <w:t>1</w:t>
+            </w:r>
+          </w:p>
+        </w:tc>
+        <w:tc>
+          <w:tcPr>
+            <w:tcW w:w="5061" w:type="dxa"/>
+          </w:tcPr>
+          <w:p>
+            <w:pPr>
+              <w:pStyle w:val="af0"/>
+              <w:jc w:val="left"/>
+            </w:pPr>
+            <w:r>
+              <w:t>КПОН1 внеш.</w:t>
+            </w:r>
+          </w:p>
+        </w:tc>
+      </w:tr>
+      <w:tr>
+        <w:tc>
+          <w:tcPr>
+            <w:tcW w:w="2482" w:type="dxa"/>
+          </w:tcPr>
+          <w:p>
+            <w:pPr>
+              <w:pStyle w:val="af0"/>
+            </w:pPr>
+            <w:r>
+              <w:t>М3.</w:t>
+            </w:r>
+            <w:r>
+              <w:rPr>
+                <w:lang w:val="en-US"/>
+              </w:rPr>
+              <w:t>XB</w:t>
+            </w:r>
+            <w:r>
+              <w:t>:</w:t>
+            </w:r>
+            <w:r>
+              <w:t>2</w:t>
+            </w:r>
+          </w:p>
+        </w:tc>
+        <w:tc>
+          <w:tcPr>
+            <w:tcW w:w="2062" w:type="dxa"/>
+          </w:tcPr>
+          <w:p>
+            <w:pPr>
+              <w:pStyle w:val="af0"/>
+            </w:pPr>
+            <w:r>
+              <w:t>М3.</w:t>
+            </w:r>
+            <w:r>
+              <w:t>2</w:t>
+            </w:r>
+          </w:p>
+        </w:tc>
+        <w:tc>
+          <w:tcPr>
+            <w:tcW w:w="5061" w:type="dxa"/>
+          </w:tcPr>
+          <w:p>
+            <w:pPr>
+              <w:pStyle w:val="af0"/>
+              <w:jc w:val="left"/>
+            </w:pPr>
+            <w:r>
+              <w:t>КПОН</w:t>
+            </w:r>
+            <w:r>
+              <w:t>2</w:t>
+            </w:r>
+            <w:r>
+              <w:t xml:space="preserve"> внеш.</w:t>
+            </w:r>
+          </w:p>
+        </w:tc>
+      </w:tr>
+      <w:tr>
+        <w:tc>
+          <w:tcPr>
+            <w:tcW w:w="2482" w:type="dxa"/>
+          </w:tcPr>
+          <w:p>
+            <w:pPr>
+              <w:pStyle w:val="af0"/>
+            </w:pPr>
+            <w:r>
+              <w:t>М3.</w:t>
+            </w:r>
+            <w:r>
+              <w:rPr>
+                <w:lang w:val="en-US"/>
+              </w:rPr>
+              <w:t>XB:</w:t>
+            </w:r>
+            <w:r>
+              <w:t>3</w:t>
+            </w:r>
+          </w:p>
+        </w:tc>
+        <w:tc>
+          <w:tcPr>
+            <w:tcW w:w="2062" w:type="dxa"/>
+          </w:tcPr>
+          <w:p>
+            <w:pPr>
+              <w:pStyle w:val="af0"/>
+              <w:rPr>
+                <w:lang w:val="en-US"/>
+              </w:rPr>
+            </w:pPr>
+            <w:r>
+              <w:t>М3.</w:t>
+            </w:r>
+            <w:r>
+              <w:rPr>
+                <w:lang w:val="en-US"/>
+              </w:rPr>
+              <w:t>3</w:t>
+            </w:r>
+          </w:p>
+        </w:tc>
+        <w:tc>
+          <w:tcPr>
+            <w:tcW w:w="5061" w:type="dxa"/>
+          </w:tcPr>
+          <w:p>
+            <w:pPr>
+              <w:pStyle w:val="af0"/>
+              <w:jc w:val="left"/>
+            </w:pPr>
+            <w:r>
+              <w:t>Резерв</w:t>
+            </w:r>
+          </w:p>
+        </w:tc>
+      </w:tr>
+      <w:tr>
+        <w:tc>
+          <w:tcPr>
+            <w:tcW w:w="2482" w:type="dxa"/>
+          </w:tcPr>
+          <w:p>
+            <w:pPr>
+              <w:pStyle w:val="af0"/>
+            </w:pPr>
+            <w:r>
+              <w:t>М3</w:t>
+            </w:r>
+            <w:r>
+              <w:rPr>
+                <w:lang w:val="en-US"/>
+              </w:rPr>
+              <w:t>.XB:</w:t>
+            </w:r>
+            <w:r>
+              <w:t>4</w:t>
+            </w:r>
+          </w:p>
+        </w:tc>
+        <w:tc>
+          <w:tcPr>
+            <w:tcW w:w="2062" w:type="dxa"/>
+          </w:tcPr>
+          <w:p>
+            <w:pPr>
+              <w:pStyle w:val="af0"/>
+              <w:rPr>
+                <w:lang w:val="en-US"/>
+              </w:rPr>
+            </w:pPr>
+            <w:r>
+              <w:t>М3</w:t>
+            </w:r>
+            <w:r>
+              <w:rPr>
+                <w:lang w:val="en-US"/>
+              </w:rPr>
+              <w:t>.4</w:t>
+            </w:r>
+          </w:p>
+        </w:tc>
+        <w:tc>
+          <w:tcPr>
+            <w:tcW w:w="5061" w:type="dxa"/>
+          </w:tcPr>
+          <w:p>
+            <w:pPr>
+              <w:pStyle w:val="af0"/>
+              <w:jc w:val="left"/>
+            </w:pPr>
+            <w:r>
+              <w:t>Резерв</w:t>
+            </w:r>
+          </w:p>
+        </w:tc>
+      </w:tr>
+      <w:tr>
+        <w:tc>
+          <w:tcPr>
+            <w:tcW w:w="2482" w:type="dxa"/>
+          </w:tcPr>
+          <w:p>
+            <w:pPr>
+              <w:pStyle w:val="af0"/>
+            </w:pPr>
+            <w:r>
+              <w:t>М3</w:t>
+            </w:r>
+            <w:r>
+              <w:rPr>
+                <w:lang w:val="en-US"/>
+              </w:rPr>
+              <w:t>.XB:</w:t>
+            </w:r>
+            <w:r>
+              <w:t>5</w:t>
+            </w:r>
+          </w:p>
+        </w:tc>
+        <w:tc>
+          <w:tcPr>
+            <w:tcW w:w="2062" w:type="dxa"/>
+          </w:tcPr>
+          <w:p>
+            <w:pPr>
+              <w:pStyle w:val="af0"/>
+              <w:rPr>
+                <w:lang w:val="en-US"/>
+              </w:rPr>
+            </w:pPr>
+            <w:r>
+              <w:t>М3</w:t>
+            </w:r>
+            <w:r>
+              <w:rPr>
+                <w:lang w:val="en-US"/>
+              </w:rPr>
+              <w:t>.5</w:t>
+            </w:r>
+          </w:p>
+        </w:tc>
+        <w:tc>
+          <w:tcPr>
+            <w:tcW w:w="5061" w:type="dxa"/>
+          </w:tcPr>
+          <w:p>
+            <w:pPr>
+              <w:pStyle w:val="af0"/>
+              <w:jc w:val="left"/>
+            </w:pPr>
+            <w:r>
+              <w:t>Резерв</w:t>
+            </w:r>
+          </w:p>
+        </w:tc>
+      </w:tr>
+      <w:tr>
+        <w:tc>
+          <w:tcPr>
+            <w:tcW w:w="2482" w:type="dxa"/>
+          </w:tcPr>
+          <w:p>
+            <w:pPr>
+              <w:pStyle w:val="af0"/>
+              <w:rPr>
+                <w:lang w:val="en-US"/>
+              </w:rPr>
+            </w:pPr>
+            <w:r>
+              <w:t>М</w:t>
+            </w:r>
+            <w:r>
+              <w:rPr>
+                <w:lang w:val="en-US"/>
+              </w:rPr>
+              <w:t>3.XB:6</w:t>
+            </w:r>
+          </w:p>
+        </w:tc>
+        <w:tc>
+          <w:tcPr>
+            <w:tcW w:w="2062" w:type="dxa"/>
+          </w:tcPr>
+          <w:p>
+            <w:pPr>
+              <w:pStyle w:val="af0"/>
+              <w:rPr>
+                <w:lang w:val="en-US"/>
+              </w:rPr>
+            </w:pPr>
+            <w:r>
+              <w:t>М</w:t>
+            </w:r>
+            <w:r>
+              <w:rPr>
+                <w:lang w:val="en-US"/>
+              </w:rPr>
+              <w:t>3.6</w:t>
+            </w:r>
+          </w:p>
+        </w:tc>
+        <w:tc>
+          <w:tcPr>
+            <w:tcW w:w="5061" w:type="dxa"/>
+          </w:tcPr>
+          <w:p>
+            <w:pPr>
+              <w:pStyle w:val="af0"/>
+              <w:jc w:val="left"/>
+            </w:pPr>
+            <w:r>
+              <w:t>Резерв</w:t>
+            </w:r>
+          </w:p>
+        </w:tc>
+      </w:tr>
+      <w:tr>
+        <w:tc>
+          <w:tcPr>
+            <w:tcW w:w="2482" w:type="dxa"/>
+          </w:tcPr>
+          <w:p>
+            <w:pPr>
+              <w:pStyle w:val="af0"/>
+              <w:rPr>
+                <w:lang w:val="en-US"/>
+              </w:rPr>
+            </w:pPr>
+            <w:r>
+              <w:t>М</w:t>
+            </w:r>
+            <w:r>
+              <w:rPr>
+                <w:lang w:val="en-US"/>
+              </w:rPr>
+              <w:t>3.XB:7</w:t>
+            </w:r>
+          </w:p>
+        </w:tc>
+        <w:tc>
+          <w:tcPr>
+            <w:tcW w:w="2062" w:type="dxa"/>
+          </w:tcPr>
+          <w:p>
+            <w:pPr>
+              <w:pStyle w:val="af0"/>
+              <w:rPr>
+                <w:lang w:val="en-US"/>
+              </w:rPr>
+            </w:pPr>
+            <w:r>
+              <w:t>М</w:t>
+            </w:r>
+            <w:r>
+              <w:rPr>
+                <w:lang w:val="en-US"/>
+              </w:rPr>
+              <w:t>3.7</w:t>
+            </w:r>
+          </w:p>
+        </w:tc>
+        <w:tc>
+          <w:tcPr>
+            <w:tcW w:w="5061" w:type="dxa"/>
+          </w:tcPr>
+          <w:p>
+            <w:pPr>
+              <w:pStyle w:val="af0"/>
+              <w:jc w:val="left"/>
+            </w:pPr>
+            <w:r>
+              <w:t>Резерв</w:t>
+            </w:r>
+          </w:p>
+        </w:tc>
+      </w:tr>
+      <w:tr>
+        <w:tc>
+          <w:tcPr>
+            <w:tcW w:w="2482" w:type="dxa"/>
+          </w:tcPr>
+          <w:p>
+            <w:pPr>
+              <w:pStyle w:val="af0"/>
+              <w:rPr>
+                <w:lang w:val="en-US"/>
+              </w:rPr>
+            </w:pPr>
+            <w:r>
+              <w:t>М</w:t>
+            </w:r>
+            <w:r>
+              <w:rPr>
+                <w:lang w:val="en-US"/>
+              </w:rPr>
+              <w:t>3.XB:9</w:t>
+            </w:r>
+          </w:p>
+        </w:tc>
+        <w:tc>
+          <w:tcPr>
+            <w:tcW w:w="2062" w:type="dxa"/>
+          </w:tcPr>
+          <w:p>
+            <w:pPr>
+              <w:pStyle w:val="af0"/>
+              <w:rPr>
+                <w:lang w:val="en-US"/>
+              </w:rPr>
+            </w:pPr>
+            <w:r>
+              <w:t>М</w:t>
+            </w:r>
+            <w:r>
+              <w:rPr>
+                <w:lang w:val="en-US"/>
+              </w:rPr>
+              <w:t>3.8</w:t>
+            </w:r>
+          </w:p>
+        </w:tc>
+        <w:tc>
+          <w:tcPr>
+            <w:tcW w:w="5061" w:type="dxa"/>
+          </w:tcPr>
+          <w:p>
+            <w:pPr>
+              <w:pStyle w:val="af0"/>
+              <w:jc w:val="left"/>
+            </w:pPr>
+            <w:r>
+              <w:t>Резерв</w:t>
+            </w:r>
+          </w:p>
+        </w:tc>
+      </w:tr>
+      <w:tr>
+        <w:tc>
+          <w:tcPr>
+            <w:tcW w:w="2482" w:type="dxa"/>
+          </w:tcPr>
+          <w:p>
+            <w:pPr>
+              <w:pStyle w:val="af0"/>
+              <w:rPr>
+                <w:lang w:val="en-US"/>
+              </w:rPr>
+            </w:pPr>
+            <w:r>
+              <w:t>М</w:t>
+            </w:r>
+            <w:r>
+              <w:rPr>
+                <w:lang w:val="en-US"/>
+              </w:rPr>
+              <w:t>3.XB:10</w:t>
+            </w:r>
+          </w:p>
+        </w:tc>
+        <w:tc>
+          <w:tcPr>
+            <w:tcW w:w="2062" w:type="dxa"/>
+          </w:tcPr>
+          <w:p>
+            <w:pPr>
+              <w:pStyle w:val="af0"/>
+              <w:rPr>
+                <w:lang w:val="en-US"/>
+              </w:rPr>
+            </w:pPr>
+            <w:r>
+              <w:t>М</w:t>
+            </w:r>
+            <w:r>
+              <w:rPr>
+                <w:lang w:val="en-US"/>
+              </w:rPr>
+              <w:t>3.9</w:t>
+            </w:r>
+          </w:p>
+        </w:tc>
+        <w:tc>
+          <w:tcPr>
+            <w:tcW w:w="5061" w:type="dxa"/>
+          </w:tcPr>
+          <w:p>
+            <w:pPr>
+              <w:pStyle w:val="af0"/>
+              <w:jc w:val="left"/>
+            </w:pPr>
+            <w:r>
+              <w:t>Резерв</w:t>
+            </w:r>
+          </w:p>
+        </w:tc>
+      </w:tr>
+      <w:tr>
+        <w:tc>
+          <w:tcPr>
+            <w:tcW w:w="2482" w:type="dxa"/>
+          </w:tcPr>
+          <w:p>
+            <w:pPr>
+              <w:pStyle w:val="af0"/>
+            </w:pPr>
+            <w:r>
+              <w:t>М</w:t>
+            </w:r>
+            <w:r>
+              <w:rPr>
+                <w:lang w:val="en-US"/>
+              </w:rPr>
+              <w:t>3.XB:</w:t>
+            </w:r>
+            <w:r>
+              <w:t>11</w:t>
+            </w:r>
+          </w:p>
+        </w:tc>
+        <w:tc>
+          <w:tcPr>
+            <w:tcW w:w="2062" w:type="dxa"/>
+          </w:tcPr>
+          <w:p>
+            <w:pPr>
+              <w:pStyle w:val="af0"/>
+            </w:pPr>
+            <w:r>
+              <w:t>М3.10</w:t>
+            </w:r>
+          </w:p>
+        </w:tc>
+        <w:tc>
+          <w:tcPr>
+            <w:tcW w:w="5061" w:type="dxa"/>
+          </w:tcPr>
+          <w:p>
+            <w:pPr>
+              <w:pStyle w:val="af0"/>
+              <w:jc w:val="left"/>
+            </w:pPr>
+            <w:r>
+              <w:t>Резерв</w:t>
+            </w:r>
+          </w:p>
+        </w:tc>
+      </w:tr>
+      <w:tr>
+        <w:tc>
+          <w:tcPr>
+            <w:tcW w:w="2482" w:type="dxa"/>
+          </w:tcPr>
+          <w:p>
+            <w:pPr>
+              <w:pStyle w:val="af0"/>
+            </w:pPr>
+            <w:r>
+              <w:t>М3.</w:t>
+            </w:r>
+            <w:r>
+              <w:rPr>
+                <w:lang w:val="en-US"/>
+              </w:rPr>
+              <w:t>XB:</w:t>
+            </w:r>
+            <w:r>
+              <w:t>12</w:t>
+            </w:r>
+          </w:p>
+        </w:tc>
+        <w:tc>
+          <w:tcPr>
+            <w:tcW w:w="2062" w:type="dxa"/>
+          </w:tcPr>
+          <w:p>
+            <w:pPr>
+              <w:pStyle w:val="af0"/>
+            </w:pPr>
+            <w:r>
+              <w:t>М3.11</w:t>
+            </w:r>
+          </w:p>
+        </w:tc>
+        <w:tc>
+          <w:tcPr>
+            <w:tcW w:w="5061" w:type="dxa"/>
+          </w:tcPr>
+          <w:p>
+            <w:pPr>
+              <w:pStyle w:val="af0"/>
+              <w:jc w:val="left"/>
+            </w:pPr>
+            <w:r>
+              <w:t>Резерв</w:t>
+            </w:r>
+          </w:p>
+        </w:tc>
+      </w:tr>
+      <w:tr>
+        <w:tc>
+          <w:tcPr>
+            <w:tcW w:w="2482" w:type="dxa"/>
+          </w:tcPr>
+          <w:p>
+            <w:pPr>
+              <w:pStyle w:val="af0"/>
+            </w:pPr>
+            <w:r>
+              <w:t>М3.</w:t>
+            </w:r>
+            <w:r>
+              <w:rPr>
+                <w:lang w:val="en-US"/>
+              </w:rPr>
+              <w:t>XB:</w:t>
+            </w:r>
+            <w:r>
+              <w:t>13</w:t>
+            </w:r>
+          </w:p>
+        </w:tc>
+        <w:tc>
+          <w:tcPr>
+            <w:tcW w:w="2062" w:type="dxa"/>
+          </w:tcPr>
+          <w:p>
+            <w:pPr>
+              <w:pStyle w:val="af0"/>
+            </w:pPr>
+            <w:r>
+              <w:t>М3.12</w:t>
+            </w:r>
+          </w:p>
+        </w:tc>
+        <w:tc>
+          <w:tcPr>
+            <w:tcW w:w="5061" w:type="dxa"/>
+          </w:tcPr>
+          <w:p>
+            <w:pPr>
+              <w:pStyle w:val="af0"/>
+              <w:jc w:val="left"/>
+            </w:pPr>
+            <w:r>
+              <w:t>Резерв</w:t>
+            </w:r>
+          </w:p>
+        </w:tc>
+      </w:tr>
+      <w:tr>
+        <w:tc>
+          <w:tcPr>
+            <w:tcW w:w="2482" w:type="dxa"/>
+          </w:tcPr>
+          <w:p>
+            <w:pPr>
+              <w:pStyle w:val="af0"/>
+            </w:pPr>
+            <w:r>
+              <w:t>М3.</w:t>
+            </w:r>
+            <w:r>
+              <w:rPr>
+                <w:lang w:val="en-US"/>
+              </w:rPr>
+              <w:t>XB</w:t>
+            </w:r>
+            <w:r>
+              <w:t>:14</w:t>
+            </w:r>
+          </w:p>
+        </w:tc>
+        <w:tc>
+          <w:tcPr>
+            <w:tcW w:w="2062" w:type="dxa"/>
+          </w:tcPr>
+          <w:p>
+            <w:pPr>
+              <w:pStyle w:val="af0"/>
+            </w:pPr>
+            <w:r>
+              <w:t>М3.13</w:t>
+            </w:r>
+          </w:p>
+        </w:tc>
+        <w:tc>
+          <w:tcPr>
+            <w:tcW w:w="5061" w:type="dxa"/>
+          </w:tcPr>
+          <w:p>
+            <w:pPr>
+              <w:pStyle w:val="af0"/>
+              <w:jc w:val="left"/>
+            </w:pPr>
+            <w:r>
+              <w:t>Резерв</w:t>
+            </w:r>
+          </w:p>
+        </w:tc>
+      </w:tr>
+      <w:tr>
+        <w:tc>
+          <w:tcPr>
+            <w:tcW w:w="2482" w:type="dxa"/>
+          </w:tcPr>
+          <w:p>
+            <w:pPr>
+              <w:pStyle w:val="af0"/>
+            </w:pPr>
+            <w:r>
+              <w:t>М3.</w:t>
+            </w:r>
+            <w:r>
+              <w:rPr>
+                <w:lang w:val="en-US"/>
+              </w:rPr>
+              <w:t>XB</w:t>
+            </w:r>
+            <w:r>
+              <w:t>:15</w:t>
+            </w:r>
+          </w:p>
+        </w:tc>
+        <w:tc>
+          <w:tcPr>
+            <w:tcW w:w="2062" w:type="dxa"/>
+          </w:tcPr>
+          <w:p>
+            <w:pPr>
+              <w:pStyle w:val="af0"/>
+            </w:pPr>
+            <w:r>
+              <w:t>М3.14</w:t>
+            </w:r>
+          </w:p>
+        </w:tc>
+        <w:tc>
+          <w:tcPr>
+            <w:tcW w:w="5061" w:type="dxa"/>
+          </w:tcPr>
+          <w:p>
+            <w:pPr>
+              <w:pStyle w:val="af0"/>
+              <w:jc w:val="left"/>
+            </w:pPr>
+            <w:r>
+              <w:t>Резерв</w:t>
+            </w:r>
+          </w:p>
+        </w:tc>
+      </w:tr>
+    </w:tbl>
+    <w:p>
+      <w:pPr>
+        <w:pStyle w:val="a"/>
+      </w:pPr>
       <w:r>
         <w:t>Назначение дискретных входов</w:t>
       </w:r>
@@ -5056,6 +6465,7 @@
               <w:pStyle w:val="af0"/>
             </w:pPr>
             <w:r>
+              <w:lastRenderedPageBreak/>
               <w:t>М3.</w:t>
             </w:r>
             <w:r>
@@ -5895,7 +7305,6 @@
               <w:pStyle w:val="af0"/>
             </w:pPr>
             <w:r>
-              <w:lastRenderedPageBreak/>
               <w:t>М3.</w:t>
             </w:r>
             <w:r>
@@ -7559,7 +8968,11 @@
         <w:t>виртуальных ключей (ВКл)</w:t>
       </w:r>
       <w:r>
-        <w:t xml:space="preserve"> устройства ЮНИТ-М300 производиться при помощи подключенного ПК с установленным ПО «ЮНИТ-СЕРВИС» в инструменте «Настройка светодиодов и ФК». Режим работы виртуального ключа в местном управлении настраивается в </w:t>
+        <w:t xml:space="preserve"> устройства ЮНИТ-М300 производиться при помощи подключенного ПК с установленным ПО «ЮНИТ-СЕРВИС» в инструменте </w:t>
+      </w:r>
+      <w:r>
+        <w:lastRenderedPageBreak/>
+        <w:t xml:space="preserve">«Настройка светодиодов и ФК». Режим работы виртуального ключа в местном управлении настраивается в </w:t>
       </w:r>
       <w:r>
         <w:rPr>
@@ -8268,7 +9681,6 @@
               <w:pStyle w:val="af0"/>
             </w:pPr>
             <w:r>
-              <w:lastRenderedPageBreak/>
               <w:t>11</w:t>
             </w:r>
           </w:p>
@@ -9986,6 +11398,7 @@
               <w:rPr>
                 <w:b w:val="0"/>
               </w:rPr>
+              <w:lastRenderedPageBreak/>
               <w:t>Клеммы на устройстве</w:t>
             </w:r>
           </w:p>
@@ -11033,8 +12446,6 @@
             <w:r>
               <w:t>БНТ: Пуск ф.А</w:t>
             </w:r>
-            <w:bookmarkStart w:id="17" w:name="_GoBack"/>
-            <w:bookmarkEnd w:id="17"/>
           </w:p>
         </w:tc>
       </w:tr>
@@ -11048,7 +12459,6 @@
               <w:pStyle w:val="af0"/>
             </w:pPr>
             <w:r>
-              <w:lastRenderedPageBreak/>
               <w:t>М10</w:t>
             </w:r>
             <w:r>
@@ -13274,6 +14684,7 @@
               <w:pStyle w:val="af0"/>
             </w:pPr>
             <w:r>
+              <w:lastRenderedPageBreak/>
               <w:t>М10.</w:t>
             </w:r>
             <w:r>
@@ -14043,7 +15454,6 @@
               </w:rPr>
             </w:pPr>
             <w:r>
-              <w:lastRenderedPageBreak/>
               <w:t>М9.</w:t>
             </w:r>
             <w:r>
@@ -15114,18 +16524,15 @@
     </w:tbl>
     <w:p>
       <w:pPr>
-        <w:pStyle w:val="a5"/>
+        <w:pStyle w:val="2"/>
+        <w:numPr>
+          <w:ilvl w:val="0"/>
+          <w:numId w:val="0"/>
+        </w:numPr>
+        <w:ind w:left="709"/>
       </w:pPr>
-    </w:p>
-    <w:p>
-      <w:pPr>
-        <w:pStyle w:val="a5"/>
-      </w:pPr>
-    </w:p>
-    <w:p>
-      <w:pPr>
-        <w:pStyle w:val="a5"/>
-      </w:pPr>
+      <w:bookmarkStart w:id="17" w:name="_GoBack"/>
+      <w:bookmarkEnd w:id="17"/>
     </w:p>
     <w:sectPr>
       <w:headerReference w:type="default" r:id="rId14"/>
@@ -15655,7 +17062,7 @@
             <w:rPr>
               <w:noProof/>
             </w:rPr>
-            <w:t>9</w:t>
+            <w:t>10</w:t>
           </w:r>
           <w:r>
             <w:fldChar w:fldCharType="end"/>
@@ -17808,7 +19215,7 @@
 </file>
 
 <file path=customXml/itemProps1.xml><?xml version="1.0" encoding="utf-8"?>
-<ds:datastoreItem xmlns:ds="http://schemas.openxmlformats.org/officeDocument/2006/customXml" ds:itemID="{96A87F42-75C8-4840-97A3-38CCE779721C}">
+<ds:datastoreItem xmlns:ds="http://schemas.openxmlformats.org/officeDocument/2006/customXml" ds:itemID="{D9D60C4F-35DE-4F40-80F6-B541536C2DF6}">
   <ds:schemaRefs>
     <ds:schemaRef ds:uri="http://schemas.openxmlformats.org/officeDocument/2006/bibliography"/>
   </ds:schemaRefs>

--- a/mode_docx_gen/template.docx
+++ b/mode_docx_gen/template.docx
@@ -207,7 +207,21 @@
                 <w:sz w:val="22"/>
                 <w:highlight w:val="yellow"/>
               </w:rPr>
-              <w:t>ЮНИТ-М319-ОЛ-Р02с-B021-В021-В001-К001-К003-M046-5400-x-C02.00</w:t>
+              <w:t>ЮНИТ-М319-</w:t>
+            </w:r>
+            <w:r>
+              <w:rPr>
+                <w:sz w:val="22"/>
+                <w:highlight w:val="red"/>
+              </w:rPr>
+              <w:t>ОЛ</w:t>
+            </w:r>
+            <w:r>
+              <w:rPr>
+                <w:sz w:val="22"/>
+                <w:highlight w:val="yellow"/>
+              </w:rPr>
+              <w:t>-Р02с-B021-В021-В001-К001-К003-M046-5400-x-C02.00</w:t>
             </w:r>
           </w:p>
         </w:tc>
@@ -437,7 +451,7 @@
       <w:r>
         <w:fldChar w:fldCharType="separate"/>
       </w:r>
-      <w:hyperlink w:anchor="_Toc192166883" w:history="1">
+      <w:hyperlink w:anchor="_Toc192585180" w:history="1">
         <w:r>
           <w:rPr>
             <w:rStyle w:val="af4"/>
@@ -481,7 +495,7 @@
             <w:noProof/>
             <w:webHidden/>
           </w:rPr>
-          <w:instrText xml:space="preserve"> PAGEREF _Toc192166883 \h </w:instrText>
+          <w:instrText xml:space="preserve"> PAGEREF _Toc192585180 \h </w:instrText>
         </w:r>
         <w:r>
           <w:rPr>
@@ -526,7 +540,7 @@
           <w:lang w:val="en-US"/>
         </w:rPr>
       </w:pPr>
-      <w:hyperlink w:anchor="_Toc192166884" w:history="1">
+      <w:hyperlink w:anchor="_Toc192585181" w:history="1">
         <w:r>
           <w:rPr>
             <w:rStyle w:val="af4"/>
@@ -570,7 +584,7 @@
             <w:noProof/>
             <w:webHidden/>
           </w:rPr>
-          <w:instrText xml:space="preserve"> PAGEREF _Toc192166884 \h </w:instrText>
+          <w:instrText xml:space="preserve"> PAGEREF _Toc192585181 \h </w:instrText>
         </w:r>
         <w:r>
           <w:rPr>
@@ -615,7 +629,7 @@
           <w:lang w:val="en-US"/>
         </w:rPr>
       </w:pPr>
-      <w:hyperlink w:anchor="_Toc192166885" w:history="1">
+      <w:hyperlink w:anchor="_Toc192585182" w:history="1">
         <w:r>
           <w:rPr>
             <w:rStyle w:val="af4"/>
@@ -659,7 +673,7 @@
             <w:noProof/>
             <w:webHidden/>
           </w:rPr>
-          <w:instrText xml:space="preserve"> PAGEREF _Toc192166885 \h </w:instrText>
+          <w:instrText xml:space="preserve"> PAGEREF _Toc192585182 \h </w:instrText>
         </w:r>
         <w:r>
           <w:rPr>
@@ -704,7 +718,7 @@
           <w:lang w:val="en-US"/>
         </w:rPr>
       </w:pPr>
-      <w:hyperlink w:anchor="_Toc192166886" w:history="1">
+      <w:hyperlink w:anchor="_Toc192585183" w:history="1">
         <w:r>
           <w:rPr>
             <w:rStyle w:val="af4"/>
@@ -748,7 +762,7 @@
             <w:noProof/>
             <w:webHidden/>
           </w:rPr>
-          <w:instrText xml:space="preserve"> PAGEREF _Toc192166886 \h </w:instrText>
+          <w:instrText xml:space="preserve"> PAGEREF _Toc192585183 \h </w:instrText>
         </w:r>
         <w:r>
           <w:rPr>
@@ -793,7 +807,7 @@
           <w:lang w:val="en-US"/>
         </w:rPr>
       </w:pPr>
-      <w:hyperlink w:anchor="_Toc192166887" w:history="1">
+      <w:hyperlink w:anchor="_Toc192585184" w:history="1">
         <w:r>
           <w:rPr>
             <w:rStyle w:val="af4"/>
@@ -837,7 +851,7 @@
             <w:noProof/>
             <w:webHidden/>
           </w:rPr>
-          <w:instrText xml:space="preserve"> PAGEREF _Toc192166887 \h </w:instrText>
+          <w:instrText xml:space="preserve"> PAGEREF _Toc192585184 \h </w:instrText>
         </w:r>
         <w:r>
           <w:rPr>
@@ -882,7 +896,7 @@
           <w:lang w:val="en-US"/>
         </w:rPr>
       </w:pPr>
-      <w:hyperlink w:anchor="_Toc192166888" w:history="1">
+      <w:hyperlink w:anchor="_Toc192585185" w:history="1">
         <w:r>
           <w:rPr>
             <w:rStyle w:val="af4"/>
@@ -926,7 +940,7 @@
             <w:noProof/>
             <w:webHidden/>
           </w:rPr>
-          <w:instrText xml:space="preserve"> PAGEREF _Toc192166888 \h </w:instrText>
+          <w:instrText xml:space="preserve"> PAGEREF _Toc192585185 \h </w:instrText>
         </w:r>
         <w:r>
           <w:rPr>
@@ -971,7 +985,7 @@
           <w:lang w:val="en-US"/>
         </w:rPr>
       </w:pPr>
-      <w:hyperlink w:anchor="_Toc192166889" w:history="1">
+      <w:hyperlink w:anchor="_Toc192585186" w:history="1">
         <w:r>
           <w:rPr>
             <w:rStyle w:val="af4"/>
@@ -1015,7 +1029,7 @@
             <w:noProof/>
             <w:webHidden/>
           </w:rPr>
-          <w:instrText xml:space="preserve"> PAGEREF _Toc192166889 \h </w:instrText>
+          <w:instrText xml:space="preserve"> PAGEREF _Toc192585186 \h </w:instrText>
         </w:r>
         <w:r>
           <w:rPr>
@@ -1060,7 +1074,7 @@
           <w:lang w:val="en-US"/>
         </w:rPr>
       </w:pPr>
-      <w:hyperlink w:anchor="_Toc192166890" w:history="1">
+      <w:hyperlink w:anchor="_Toc192585187" w:history="1">
         <w:r>
           <w:rPr>
             <w:rStyle w:val="af4"/>
@@ -1104,7 +1118,7 @@
             <w:noProof/>
             <w:webHidden/>
           </w:rPr>
-          <w:instrText xml:space="preserve"> PAGEREF _Toc192166890 \h </w:instrText>
+          <w:instrText xml:space="preserve"> PAGEREF _Toc192585187 \h </w:instrText>
         </w:r>
         <w:r>
           <w:rPr>
@@ -1150,7 +1164,7 @@
           <w:lang w:val="en-US"/>
         </w:rPr>
       </w:pPr>
-      <w:hyperlink w:anchor="_Toc192166891" w:history="1">
+      <w:hyperlink w:anchor="_Toc192585188" w:history="1">
         <w:r>
           <w:rPr>
             <w:rStyle w:val="af4"/>
@@ -1173,7 +1187,7 @@
             <w:rStyle w:val="af4"/>
             <w:noProof/>
           </w:rPr>
-          <w:t>ПОДКЛЮЧЕНИЕ ИСПЫТАТЕЛЬНОЙ УСТАНОВКИ К УСТРОЙСТВУ</w:t>
+          <w:t>ПРОГРАММА И МЕТОДИКИ ПРОВЕДЕНИЯ ИСПЫТАНИЙ</w:t>
         </w:r>
         <w:r>
           <w:rPr>
@@ -1194,7 +1208,7 @@
             <w:noProof/>
             <w:webHidden/>
           </w:rPr>
-          <w:instrText xml:space="preserve"> PAGEREF _Toc192166891 \h </w:instrText>
+          <w:instrText xml:space="preserve"> PAGEREF _Toc192585188 \h </w:instrText>
         </w:r>
         <w:r>
           <w:rPr>
@@ -1239,7 +1253,7 @@
           <w:lang w:val="en-US"/>
         </w:rPr>
       </w:pPr>
-      <w:hyperlink w:anchor="_Toc192166892" w:history="1">
+      <w:hyperlink w:anchor="_Toc192585189" w:history="1">
         <w:r>
           <w:rPr>
             <w:rStyle w:val="af4"/>
@@ -1283,7 +1297,7 @@
             <w:noProof/>
             <w:webHidden/>
           </w:rPr>
-          <w:instrText xml:space="preserve"> PAGEREF _Toc192166892 \h </w:instrText>
+          <w:instrText xml:space="preserve"> PAGEREF _Toc192585189 \h </w:instrText>
         </w:r>
         <w:r>
           <w:rPr>
@@ -1328,7 +1342,7 @@
           <w:lang w:val="en-US"/>
         </w:rPr>
       </w:pPr>
-      <w:hyperlink w:anchor="_Toc192166893" w:history="1">
+      <w:hyperlink w:anchor="_Toc192585190" w:history="1">
         <w:r>
           <w:rPr>
             <w:rStyle w:val="af4"/>
@@ -1372,7 +1386,7 @@
             <w:noProof/>
             <w:webHidden/>
           </w:rPr>
-          <w:instrText xml:space="preserve"> PAGEREF _Toc192166893 \h </w:instrText>
+          <w:instrText xml:space="preserve"> PAGEREF _Toc192585190 \h </w:instrText>
         </w:r>
         <w:r>
           <w:rPr>
@@ -1393,6 +1407,718 @@
             <w:webHidden/>
           </w:rPr>
           <w:t>5</w:t>
+        </w:r>
+        <w:r>
+          <w:rPr>
+            <w:noProof/>
+            <w:webHidden/>
+          </w:rPr>
+          <w:fldChar w:fldCharType="end"/>
+        </w:r>
+      </w:hyperlink>
+    </w:p>
+    <w:p>
+      <w:pPr>
+        <w:pStyle w:val="22"/>
+        <w:tabs>
+          <w:tab w:val="left" w:pos="1100"/>
+        </w:tabs>
+        <w:rPr>
+          <w:rFonts w:asciiTheme="minorHAnsi" w:eastAsiaTheme="minorEastAsia" w:hAnsiTheme="minorHAnsi"/>
+          <w:noProof/>
+          <w:color w:val="auto"/>
+          <w:sz w:val="22"/>
+          <w:lang w:val="en-US"/>
+        </w:rPr>
+      </w:pPr>
+      <w:hyperlink w:anchor="_Toc192585191" w:history="1">
+        <w:r>
+          <w:rPr>
+            <w:rStyle w:val="af4"/>
+            <w:noProof/>
+          </w:rPr>
+          <w:t>2.3</w:t>
+        </w:r>
+        <w:r>
+          <w:rPr>
+            <w:rFonts w:asciiTheme="minorHAnsi" w:eastAsiaTheme="minorEastAsia" w:hAnsiTheme="minorHAnsi"/>
+            <w:noProof/>
+            <w:color w:val="auto"/>
+            <w:sz w:val="22"/>
+            <w:lang w:val="en-US"/>
+          </w:rPr>
+          <w:tab/>
+        </w:r>
+        <w:r>
+          <w:rPr>
+            <w:rStyle w:val="af4"/>
+            <w:noProof/>
+          </w:rPr>
+          <w:t>Проверка функциональных клавиш и светодиодов</w:t>
+        </w:r>
+        <w:r>
+          <w:rPr>
+            <w:noProof/>
+            <w:webHidden/>
+          </w:rPr>
+          <w:tab/>
+        </w:r>
+        <w:r>
+          <w:rPr>
+            <w:noProof/>
+            <w:webHidden/>
+          </w:rPr>
+          <w:fldChar w:fldCharType="begin"/>
+        </w:r>
+        <w:r>
+          <w:rPr>
+            <w:noProof/>
+            <w:webHidden/>
+          </w:rPr>
+          <w:instrText xml:space="preserve"> PAGEREF _Toc192585191 \h </w:instrText>
+        </w:r>
+        <w:r>
+          <w:rPr>
+            <w:noProof/>
+            <w:webHidden/>
+          </w:rPr>
+        </w:r>
+        <w:r>
+          <w:rPr>
+            <w:noProof/>
+            <w:webHidden/>
+          </w:rPr>
+          <w:fldChar w:fldCharType="separate"/>
+        </w:r>
+        <w:r>
+          <w:rPr>
+            <w:noProof/>
+            <w:webHidden/>
+          </w:rPr>
+          <w:t>6</w:t>
+        </w:r>
+        <w:r>
+          <w:rPr>
+            <w:noProof/>
+            <w:webHidden/>
+          </w:rPr>
+          <w:fldChar w:fldCharType="end"/>
+        </w:r>
+      </w:hyperlink>
+    </w:p>
+    <w:p>
+      <w:pPr>
+        <w:pStyle w:val="22"/>
+        <w:tabs>
+          <w:tab w:val="left" w:pos="1100"/>
+        </w:tabs>
+        <w:rPr>
+          <w:rFonts w:asciiTheme="minorHAnsi" w:eastAsiaTheme="minorEastAsia" w:hAnsiTheme="minorHAnsi"/>
+          <w:noProof/>
+          <w:color w:val="auto"/>
+          <w:sz w:val="22"/>
+          <w:lang w:val="en-US"/>
+        </w:rPr>
+      </w:pPr>
+      <w:hyperlink w:anchor="_Toc192585192" w:history="1">
+        <w:r>
+          <w:rPr>
+            <w:rStyle w:val="af4"/>
+            <w:noProof/>
+          </w:rPr>
+          <w:t>2.4</w:t>
+        </w:r>
+        <w:r>
+          <w:rPr>
+            <w:rFonts w:asciiTheme="minorHAnsi" w:eastAsiaTheme="minorEastAsia" w:hAnsiTheme="minorHAnsi"/>
+            <w:noProof/>
+            <w:color w:val="auto"/>
+            <w:sz w:val="22"/>
+            <w:lang w:val="en-US"/>
+          </w:rPr>
+          <w:tab/>
+        </w:r>
+        <w:r>
+          <w:rPr>
+            <w:rStyle w:val="af4"/>
+            <w:noProof/>
+          </w:rPr>
+          <w:t>Проверка взаимодействия функций блоков МТЗ, КЦН НН1, КЦН НН2,</w:t>
+        </w:r>
+        <w:r>
+          <w:rPr>
+            <w:noProof/>
+            <w:webHidden/>
+          </w:rPr>
+          <w:tab/>
+        </w:r>
+        <w:r>
+          <w:rPr>
+            <w:noProof/>
+            <w:webHidden/>
+          </w:rPr>
+          <w:fldChar w:fldCharType="begin"/>
+        </w:r>
+        <w:r>
+          <w:rPr>
+            <w:noProof/>
+            <w:webHidden/>
+          </w:rPr>
+          <w:instrText xml:space="preserve"> PAGEREF _Toc192585192 \h </w:instrText>
+        </w:r>
+        <w:r>
+          <w:rPr>
+            <w:noProof/>
+            <w:webHidden/>
+          </w:rPr>
+        </w:r>
+        <w:r>
+          <w:rPr>
+            <w:noProof/>
+            <w:webHidden/>
+          </w:rPr>
+          <w:fldChar w:fldCharType="separate"/>
+        </w:r>
+        <w:r>
+          <w:rPr>
+            <w:noProof/>
+            <w:webHidden/>
+          </w:rPr>
+          <w:t>8</w:t>
+        </w:r>
+        <w:r>
+          <w:rPr>
+            <w:noProof/>
+            <w:webHidden/>
+          </w:rPr>
+          <w:fldChar w:fldCharType="end"/>
+        </w:r>
+      </w:hyperlink>
+    </w:p>
+    <w:p>
+      <w:pPr>
+        <w:pStyle w:val="22"/>
+        <w:tabs>
+          <w:tab w:val="left" w:pos="1100"/>
+        </w:tabs>
+        <w:rPr>
+          <w:rFonts w:asciiTheme="minorHAnsi" w:eastAsiaTheme="minorEastAsia" w:hAnsiTheme="minorHAnsi"/>
+          <w:noProof/>
+          <w:color w:val="auto"/>
+          <w:sz w:val="22"/>
+          <w:lang w:val="en-US"/>
+        </w:rPr>
+      </w:pPr>
+      <w:hyperlink w:anchor="_Toc192585193" w:history="1">
+        <w:r>
+          <w:rPr>
+            <w:rStyle w:val="af4"/>
+            <w:noProof/>
+          </w:rPr>
+          <w:t>2.5</w:t>
+        </w:r>
+        <w:r>
+          <w:rPr>
+            <w:rFonts w:asciiTheme="minorHAnsi" w:eastAsiaTheme="minorEastAsia" w:hAnsiTheme="minorHAnsi"/>
+            <w:noProof/>
+            <w:color w:val="auto"/>
+            <w:sz w:val="22"/>
+            <w:lang w:val="en-US"/>
+          </w:rPr>
+          <w:tab/>
+        </w:r>
+        <w:r>
+          <w:rPr>
+            <w:rStyle w:val="af4"/>
+            <w:noProof/>
+          </w:rPr>
+          <w:t>Проверка функций КЦН НН1, КЦН НН2</w:t>
+        </w:r>
+        <w:r>
+          <w:rPr>
+            <w:noProof/>
+            <w:webHidden/>
+          </w:rPr>
+          <w:tab/>
+        </w:r>
+        <w:r>
+          <w:rPr>
+            <w:noProof/>
+            <w:webHidden/>
+          </w:rPr>
+          <w:fldChar w:fldCharType="begin"/>
+        </w:r>
+        <w:r>
+          <w:rPr>
+            <w:noProof/>
+            <w:webHidden/>
+          </w:rPr>
+          <w:instrText xml:space="preserve"> PAGEREF _Toc192585193 \h </w:instrText>
+        </w:r>
+        <w:r>
+          <w:rPr>
+            <w:noProof/>
+            <w:webHidden/>
+          </w:rPr>
+        </w:r>
+        <w:r>
+          <w:rPr>
+            <w:noProof/>
+            <w:webHidden/>
+          </w:rPr>
+          <w:fldChar w:fldCharType="separate"/>
+        </w:r>
+        <w:r>
+          <w:rPr>
+            <w:noProof/>
+            <w:webHidden/>
+          </w:rPr>
+          <w:t>12</w:t>
+        </w:r>
+        <w:r>
+          <w:rPr>
+            <w:noProof/>
+            <w:webHidden/>
+          </w:rPr>
+          <w:fldChar w:fldCharType="end"/>
+        </w:r>
+      </w:hyperlink>
+    </w:p>
+    <w:p>
+      <w:pPr>
+        <w:pStyle w:val="22"/>
+        <w:tabs>
+          <w:tab w:val="left" w:pos="1100"/>
+        </w:tabs>
+        <w:rPr>
+          <w:rFonts w:asciiTheme="minorHAnsi" w:eastAsiaTheme="minorEastAsia" w:hAnsiTheme="minorHAnsi"/>
+          <w:noProof/>
+          <w:color w:val="auto"/>
+          <w:sz w:val="22"/>
+          <w:lang w:val="en-US"/>
+        </w:rPr>
+      </w:pPr>
+      <w:hyperlink w:anchor="_Toc192585194" w:history="1">
+        <w:r>
+          <w:rPr>
+            <w:rStyle w:val="af4"/>
+            <w:noProof/>
+          </w:rPr>
+          <w:t>2.6</w:t>
+        </w:r>
+        <w:r>
+          <w:rPr>
+            <w:rFonts w:asciiTheme="minorHAnsi" w:eastAsiaTheme="minorEastAsia" w:hAnsiTheme="minorHAnsi"/>
+            <w:noProof/>
+            <w:color w:val="auto"/>
+            <w:sz w:val="22"/>
+            <w:lang w:val="en-US"/>
+          </w:rPr>
+          <w:tab/>
+        </w:r>
+        <w:r>
+          <w:rPr>
+            <w:rStyle w:val="af4"/>
+            <w:noProof/>
+          </w:rPr>
+          <w:t>Проверка функций КПОН1, КПОН2</w:t>
+        </w:r>
+        <w:r>
+          <w:rPr>
+            <w:noProof/>
+            <w:webHidden/>
+          </w:rPr>
+          <w:tab/>
+        </w:r>
+        <w:r>
+          <w:rPr>
+            <w:noProof/>
+            <w:webHidden/>
+          </w:rPr>
+          <w:fldChar w:fldCharType="begin"/>
+        </w:r>
+        <w:r>
+          <w:rPr>
+            <w:noProof/>
+            <w:webHidden/>
+          </w:rPr>
+          <w:instrText xml:space="preserve"> PAGEREF _Toc192585194 \h </w:instrText>
+        </w:r>
+        <w:r>
+          <w:rPr>
+            <w:noProof/>
+            <w:webHidden/>
+          </w:rPr>
+        </w:r>
+        <w:r>
+          <w:rPr>
+            <w:noProof/>
+            <w:webHidden/>
+          </w:rPr>
+          <w:fldChar w:fldCharType="separate"/>
+        </w:r>
+        <w:r>
+          <w:rPr>
+            <w:noProof/>
+            <w:webHidden/>
+          </w:rPr>
+          <w:t>21</w:t>
+        </w:r>
+        <w:r>
+          <w:rPr>
+            <w:noProof/>
+            <w:webHidden/>
+          </w:rPr>
+          <w:fldChar w:fldCharType="end"/>
+        </w:r>
+      </w:hyperlink>
+    </w:p>
+    <w:p>
+      <w:pPr>
+        <w:pStyle w:val="22"/>
+        <w:tabs>
+          <w:tab w:val="left" w:pos="1100"/>
+        </w:tabs>
+        <w:rPr>
+          <w:rFonts w:asciiTheme="minorHAnsi" w:eastAsiaTheme="minorEastAsia" w:hAnsiTheme="minorHAnsi"/>
+          <w:noProof/>
+          <w:color w:val="auto"/>
+          <w:sz w:val="22"/>
+          <w:lang w:val="en-US"/>
+        </w:rPr>
+      </w:pPr>
+      <w:hyperlink w:anchor="_Toc192585195" w:history="1">
+        <w:r>
+          <w:rPr>
+            <w:rStyle w:val="af4"/>
+            <w:noProof/>
+          </w:rPr>
+          <w:t>2.7</w:t>
+        </w:r>
+        <w:r>
+          <w:rPr>
+            <w:rFonts w:asciiTheme="minorHAnsi" w:eastAsiaTheme="minorEastAsia" w:hAnsiTheme="minorHAnsi"/>
+            <w:noProof/>
+            <w:color w:val="auto"/>
+            <w:sz w:val="22"/>
+            <w:lang w:val="en-US"/>
+          </w:rPr>
+          <w:tab/>
+        </w:r>
+        <w:r>
+          <w:rPr>
+            <w:rStyle w:val="af4"/>
+            <w:noProof/>
+          </w:rPr>
+          <w:t>Проверка функции БНТ</w:t>
+        </w:r>
+        <w:r>
+          <w:rPr>
+            <w:noProof/>
+            <w:webHidden/>
+          </w:rPr>
+          <w:tab/>
+        </w:r>
+        <w:r>
+          <w:rPr>
+            <w:noProof/>
+            <w:webHidden/>
+          </w:rPr>
+          <w:fldChar w:fldCharType="begin"/>
+        </w:r>
+        <w:r>
+          <w:rPr>
+            <w:noProof/>
+            <w:webHidden/>
+          </w:rPr>
+          <w:instrText xml:space="preserve"> PAGEREF _Toc192585195 \h </w:instrText>
+        </w:r>
+        <w:r>
+          <w:rPr>
+            <w:noProof/>
+            <w:webHidden/>
+          </w:rPr>
+        </w:r>
+        <w:r>
+          <w:rPr>
+            <w:noProof/>
+            <w:webHidden/>
+          </w:rPr>
+          <w:fldChar w:fldCharType="separate"/>
+        </w:r>
+        <w:r>
+          <w:rPr>
+            <w:noProof/>
+            <w:webHidden/>
+          </w:rPr>
+          <w:t>38</w:t>
+        </w:r>
+        <w:r>
+          <w:rPr>
+            <w:noProof/>
+            <w:webHidden/>
+          </w:rPr>
+          <w:fldChar w:fldCharType="end"/>
+        </w:r>
+      </w:hyperlink>
+    </w:p>
+    <w:p>
+      <w:pPr>
+        <w:pStyle w:val="22"/>
+        <w:tabs>
+          <w:tab w:val="left" w:pos="1100"/>
+        </w:tabs>
+        <w:rPr>
+          <w:rFonts w:asciiTheme="minorHAnsi" w:eastAsiaTheme="minorEastAsia" w:hAnsiTheme="minorHAnsi"/>
+          <w:noProof/>
+          <w:color w:val="auto"/>
+          <w:sz w:val="22"/>
+          <w:lang w:val="en-US"/>
+        </w:rPr>
+      </w:pPr>
+      <w:hyperlink w:anchor="_Toc192585196" w:history="1">
+        <w:r>
+          <w:rPr>
+            <w:rStyle w:val="af4"/>
+            <w:noProof/>
+          </w:rPr>
+          <w:t>2.8</w:t>
+        </w:r>
+        <w:r>
+          <w:rPr>
+            <w:rFonts w:asciiTheme="minorHAnsi" w:eastAsiaTheme="minorEastAsia" w:hAnsiTheme="minorHAnsi"/>
+            <w:noProof/>
+            <w:color w:val="auto"/>
+            <w:sz w:val="22"/>
+            <w:lang w:val="en-US"/>
+          </w:rPr>
+          <w:tab/>
+        </w:r>
+        <w:r>
+          <w:rPr>
+            <w:rStyle w:val="af4"/>
+            <w:noProof/>
+          </w:rPr>
+          <w:t>Проверка функции МТЗ 1 ступень</w:t>
+        </w:r>
+        <w:r>
+          <w:rPr>
+            <w:noProof/>
+            <w:webHidden/>
+          </w:rPr>
+          <w:tab/>
+        </w:r>
+        <w:r>
+          <w:rPr>
+            <w:noProof/>
+            <w:webHidden/>
+          </w:rPr>
+          <w:fldChar w:fldCharType="begin"/>
+        </w:r>
+        <w:r>
+          <w:rPr>
+            <w:noProof/>
+            <w:webHidden/>
+          </w:rPr>
+          <w:instrText xml:space="preserve"> PAGEREF _Toc192585196 \h </w:instrText>
+        </w:r>
+        <w:r>
+          <w:rPr>
+            <w:noProof/>
+            <w:webHidden/>
+          </w:rPr>
+        </w:r>
+        <w:r>
+          <w:rPr>
+            <w:noProof/>
+            <w:webHidden/>
+          </w:rPr>
+          <w:fldChar w:fldCharType="separate"/>
+        </w:r>
+        <w:r>
+          <w:rPr>
+            <w:noProof/>
+            <w:webHidden/>
+          </w:rPr>
+          <w:t>75</w:t>
+        </w:r>
+        <w:r>
+          <w:rPr>
+            <w:noProof/>
+            <w:webHidden/>
+          </w:rPr>
+          <w:fldChar w:fldCharType="end"/>
+        </w:r>
+      </w:hyperlink>
+    </w:p>
+    <w:p>
+      <w:pPr>
+        <w:pStyle w:val="22"/>
+        <w:tabs>
+          <w:tab w:val="left" w:pos="1100"/>
+        </w:tabs>
+        <w:rPr>
+          <w:rFonts w:asciiTheme="minorHAnsi" w:eastAsiaTheme="minorEastAsia" w:hAnsiTheme="minorHAnsi"/>
+          <w:noProof/>
+          <w:color w:val="auto"/>
+          <w:sz w:val="22"/>
+          <w:lang w:val="en-US"/>
+        </w:rPr>
+      </w:pPr>
+      <w:hyperlink w:anchor="_Toc192585197" w:history="1">
+        <w:r>
+          <w:rPr>
+            <w:rStyle w:val="af4"/>
+            <w:noProof/>
+          </w:rPr>
+          <w:t>2.9</w:t>
+        </w:r>
+        <w:r>
+          <w:rPr>
+            <w:rFonts w:asciiTheme="minorHAnsi" w:eastAsiaTheme="minorEastAsia" w:hAnsiTheme="minorHAnsi"/>
+            <w:noProof/>
+            <w:color w:val="auto"/>
+            <w:sz w:val="22"/>
+            <w:lang w:val="en-US"/>
+          </w:rPr>
+          <w:tab/>
+        </w:r>
+        <w:r>
+          <w:rPr>
+            <w:rStyle w:val="af4"/>
+            <w:noProof/>
+          </w:rPr>
+          <w:t>Проверка функции МТЗ 2 ступень</w:t>
+        </w:r>
+        <w:r>
+          <w:rPr>
+            <w:noProof/>
+            <w:webHidden/>
+          </w:rPr>
+          <w:tab/>
+        </w:r>
+        <w:r>
+          <w:rPr>
+            <w:noProof/>
+            <w:webHidden/>
+          </w:rPr>
+          <w:fldChar w:fldCharType="begin"/>
+        </w:r>
+        <w:r>
+          <w:rPr>
+            <w:noProof/>
+            <w:webHidden/>
+          </w:rPr>
+          <w:instrText xml:space="preserve"> PAGEREF _Toc192585197 \h </w:instrText>
+        </w:r>
+        <w:r>
+          <w:rPr>
+            <w:noProof/>
+            <w:webHidden/>
+          </w:rPr>
+        </w:r>
+        <w:r>
+          <w:rPr>
+            <w:noProof/>
+            <w:webHidden/>
+          </w:rPr>
+          <w:fldChar w:fldCharType="separate"/>
+        </w:r>
+        <w:r>
+          <w:rPr>
+            <w:noProof/>
+            <w:webHidden/>
+          </w:rPr>
+          <w:t>126</w:t>
+        </w:r>
+        <w:r>
+          <w:rPr>
+            <w:noProof/>
+            <w:webHidden/>
+          </w:rPr>
+          <w:fldChar w:fldCharType="end"/>
+        </w:r>
+      </w:hyperlink>
+    </w:p>
+    <w:p>
+      <w:pPr>
+        <w:pStyle w:val="22"/>
+        <w:tabs>
+          <w:tab w:val="left" w:pos="1320"/>
+        </w:tabs>
+        <w:rPr>
+          <w:rFonts w:asciiTheme="minorHAnsi" w:eastAsiaTheme="minorEastAsia" w:hAnsiTheme="minorHAnsi"/>
+          <w:noProof/>
+          <w:color w:val="auto"/>
+          <w:sz w:val="22"/>
+          <w:lang w:val="en-US"/>
+        </w:rPr>
+      </w:pPr>
+      <w:hyperlink w:anchor="_Toc192585198" w:history="1">
+        <w:r>
+          <w:rPr>
+            <w:rStyle w:val="af4"/>
+            <w:noProof/>
+          </w:rPr>
+          <w:t>2.10</w:t>
+        </w:r>
+        <w:r>
+          <w:rPr>
+            <w:rFonts w:asciiTheme="minorHAnsi" w:eastAsiaTheme="minorEastAsia" w:hAnsiTheme="minorHAnsi"/>
+            <w:noProof/>
+            <w:color w:val="auto"/>
+            <w:sz w:val="22"/>
+            <w:lang w:val="en-US"/>
+          </w:rPr>
+          <w:tab/>
+        </w:r>
+        <w:r>
+          <w:rPr>
+            <w:rStyle w:val="af4"/>
+            <w:noProof/>
+          </w:rPr>
+          <w:t>Проверка МТЗ 3 ступень</w:t>
+        </w:r>
+        <w:r>
+          <w:rPr>
+            <w:noProof/>
+            <w:webHidden/>
+          </w:rPr>
+          <w:tab/>
+        </w:r>
+        <w:r>
+          <w:rPr>
+            <w:noProof/>
+            <w:webHidden/>
+          </w:rPr>
+          <w:fldChar w:fldCharType="begin"/>
+        </w:r>
+        <w:r>
+          <w:rPr>
+            <w:noProof/>
+            <w:webHidden/>
+          </w:rPr>
+          <w:instrText xml:space="preserve"> PAGEREF _Toc192585198 \h </w:instrText>
+        </w:r>
+        <w:r>
+          <w:rPr>
+            <w:noProof/>
+            <w:webHidden/>
+          </w:rPr>
+        </w:r>
+        <w:r>
+          <w:rPr>
+            <w:noProof/>
+            <w:webHidden/>
+          </w:rPr>
+          <w:fldChar w:fldCharType="separate"/>
+        </w:r>
+        <w:r>
+          <w:rPr>
+            <w:noProof/>
+            <w:webHidden/>
+          </w:rPr>
+          <w:t>174</w:t>
         </w:r>
         <w:r>
           <w:rPr>
@@ -1418,7 +2144,7 @@
           <w:lang w:val="en-US"/>
         </w:rPr>
       </w:pPr>
-      <w:hyperlink w:anchor="_Toc192166894" w:history="1">
+      <w:hyperlink w:anchor="_Toc192585199" w:history="1">
         <w:r>
           <w:rPr>
             <w:rStyle w:val="af4"/>
@@ -1441,7 +2167,7 @@
             <w:rStyle w:val="af4"/>
             <w:noProof/>
           </w:rPr>
-          <w:t>ПРОГРАММА И МЕТОДИКИ ПРОВЕДЕНИЯ ИСПЫТАНИЙ</w:t>
+          <w:t>РЕЗУЛЬТАТЫ ИСПЫТАНИЙ</w:t>
         </w:r>
         <w:r>
           <w:rPr>
@@ -1462,7 +2188,7 @@
             <w:noProof/>
             <w:webHidden/>
           </w:rPr>
-          <w:instrText xml:space="preserve"> PAGEREF _Toc192166894 \h </w:instrText>
+          <w:instrText xml:space="preserve"> PAGEREF _Toc192585199 \h </w:instrText>
         </w:r>
         <w:r>
           <w:rPr>
@@ -1482,7 +2208,7 @@
             <w:noProof/>
             <w:webHidden/>
           </w:rPr>
-          <w:t>6</w:t>
+          <w:t>222</w:t>
         </w:r>
         <w:r>
           <w:rPr>
@@ -1507,7 +2233,7 @@
           <w:lang w:val="en-US"/>
         </w:rPr>
       </w:pPr>
-      <w:hyperlink w:anchor="_Toc192166895" w:history="1">
+      <w:hyperlink w:anchor="_Toc192585200" w:history="1">
         <w:r>
           <w:rPr>
             <w:rStyle w:val="af4"/>
@@ -1530,7 +2256,7 @@
             <w:rStyle w:val="af4"/>
             <w:noProof/>
           </w:rPr>
-          <w:t>Общая часть</w:t>
+          <w:t>Результат проверки функций КЦН НН1, КЦН НН2</w:t>
         </w:r>
         <w:r>
           <w:rPr>
@@ -1551,7 +2277,7 @@
             <w:noProof/>
             <w:webHidden/>
           </w:rPr>
-          <w:instrText xml:space="preserve"> PAGEREF _Toc192166895 \h </w:instrText>
+          <w:instrText xml:space="preserve"> PAGEREF _Toc192585200 \h </w:instrText>
         </w:r>
         <w:r>
           <w:rPr>
@@ -1571,7 +2297,7 @@
             <w:noProof/>
             <w:webHidden/>
           </w:rPr>
-          <w:t>6</w:t>
+          <w:t>222</w:t>
         </w:r>
         <w:r>
           <w:rPr>
@@ -1596,7 +2322,7 @@
           <w:lang w:val="en-US"/>
         </w:rPr>
       </w:pPr>
-      <w:hyperlink w:anchor="_Toc192166896" w:history="1">
+      <w:hyperlink w:anchor="_Toc192585201" w:history="1">
         <w:r>
           <w:rPr>
             <w:rStyle w:val="af4"/>
@@ -1619,7 +2345,7 @@
             <w:rStyle w:val="af4"/>
             <w:noProof/>
           </w:rPr>
-          <w:t>Проверка КЦН</w:t>
+          <w:t>Результат проверки функций КПОН1, КПОН2</w:t>
         </w:r>
         <w:r>
           <w:rPr>
@@ -1640,7 +2366,7 @@
             <w:noProof/>
             <w:webHidden/>
           </w:rPr>
-          <w:instrText xml:space="preserve"> PAGEREF _Toc192166896 \h </w:instrText>
+          <w:instrText xml:space="preserve"> PAGEREF _Toc192585201 \h </w:instrText>
         </w:r>
         <w:r>
           <w:rPr>
@@ -1660,7 +2386,7 @@
             <w:noProof/>
             <w:webHidden/>
           </w:rPr>
-          <w:t>10</w:t>
+          <w:t>222</w:t>
         </w:r>
         <w:r>
           <w:rPr>
@@ -1685,7 +2411,7 @@
           <w:lang w:val="en-US"/>
         </w:rPr>
       </w:pPr>
-      <w:hyperlink w:anchor="_Toc192166897" w:history="1">
+      <w:hyperlink w:anchor="_Toc192585202" w:history="1">
         <w:r>
           <w:rPr>
             <w:rStyle w:val="af4"/>
@@ -1708,7 +2434,7 @@
             <w:rStyle w:val="af4"/>
             <w:noProof/>
           </w:rPr>
-          <w:t>Проверка КПОН</w:t>
+          <w:t>Результат проверки функции БНТ</w:t>
         </w:r>
         <w:r>
           <w:rPr>
@@ -1729,7 +2455,7 @@
             <w:noProof/>
             <w:webHidden/>
           </w:rPr>
-          <w:instrText xml:space="preserve"> PAGEREF _Toc192166897 \h </w:instrText>
+          <w:instrText xml:space="preserve"> PAGEREF _Toc192585202 \h </w:instrText>
         </w:r>
         <w:r>
           <w:rPr>
@@ -1749,7 +2475,7 @@
             <w:noProof/>
             <w:webHidden/>
           </w:rPr>
-          <w:t>20</w:t>
+          <w:t>223</w:t>
         </w:r>
         <w:r>
           <w:rPr>
@@ -1774,7 +2500,7 @@
           <w:lang w:val="en-US"/>
         </w:rPr>
       </w:pPr>
-      <w:hyperlink w:anchor="_Toc192166898" w:history="1">
+      <w:hyperlink w:anchor="_Toc192585203" w:history="1">
         <w:r>
           <w:rPr>
             <w:rStyle w:val="af4"/>
@@ -1797,7 +2523,7 @@
             <w:rStyle w:val="af4"/>
             <w:noProof/>
           </w:rPr>
-          <w:t>Проверка БНТ</w:t>
+          <w:t>Результат проверки функции МТЗ 1 ступень</w:t>
         </w:r>
         <w:r>
           <w:rPr>
@@ -1818,7 +2544,7 @@
             <w:noProof/>
             <w:webHidden/>
           </w:rPr>
-          <w:instrText xml:space="preserve"> PAGEREF _Toc192166898 \h </w:instrText>
+          <w:instrText xml:space="preserve"> PAGEREF _Toc192585203 \h </w:instrText>
         </w:r>
         <w:r>
           <w:rPr>
@@ -1838,7 +2564,7 @@
             <w:noProof/>
             <w:webHidden/>
           </w:rPr>
-          <w:t>38</w:t>
+          <w:t>224</w:t>
         </w:r>
         <w:r>
           <w:rPr>
@@ -1863,7 +2589,7 @@
           <w:lang w:val="en-US"/>
         </w:rPr>
       </w:pPr>
-      <w:hyperlink w:anchor="_Toc192166899" w:history="1">
+      <w:hyperlink w:anchor="_Toc192585204" w:history="1">
         <w:r>
           <w:rPr>
             <w:rStyle w:val="af4"/>
@@ -1886,7 +2612,7 @@
             <w:rStyle w:val="af4"/>
             <w:noProof/>
           </w:rPr>
-          <w:t>Проверка МТЗ 1 ступень</w:t>
+          <w:t>Результат проверки функции МТЗ 2 ступень</w:t>
         </w:r>
         <w:r>
           <w:rPr>
@@ -1907,7 +2633,7 @@
             <w:noProof/>
             <w:webHidden/>
           </w:rPr>
-          <w:instrText xml:space="preserve"> PAGEREF _Toc192166899 \h </w:instrText>
+          <w:instrText xml:space="preserve"> PAGEREF _Toc192585204 \h </w:instrText>
         </w:r>
         <w:r>
           <w:rPr>
@@ -1927,7 +2653,7 @@
             <w:noProof/>
             <w:webHidden/>
           </w:rPr>
-          <w:t>76</w:t>
+          <w:t>225</w:t>
         </w:r>
         <w:r>
           <w:rPr>
@@ -1952,7 +2678,7 @@
           <w:lang w:val="en-US"/>
         </w:rPr>
       </w:pPr>
-      <w:hyperlink w:anchor="_Toc192166900" w:history="1">
+      <w:hyperlink w:anchor="_Toc192585205" w:history="1">
         <w:r>
           <w:rPr>
             <w:rStyle w:val="af4"/>
@@ -1975,7 +2701,7 @@
             <w:rStyle w:val="af4"/>
             <w:noProof/>
           </w:rPr>
-          <w:t>Проверка МТЗ 2 ступень</w:t>
+          <w:t>Результат проверки функции МТЗ 3 ступень</w:t>
         </w:r>
         <w:r>
           <w:rPr>
@@ -1996,7 +2722,7 @@
             <w:noProof/>
             <w:webHidden/>
           </w:rPr>
-          <w:instrText xml:space="preserve"> PAGEREF _Toc192166900 \h </w:instrText>
+          <w:instrText xml:space="preserve"> PAGEREF _Toc192585205 \h </w:instrText>
         </w:r>
         <w:r>
           <w:rPr>
@@ -2016,96 +2742,7 @@
             <w:noProof/>
             <w:webHidden/>
           </w:rPr>
-          <w:t>129</w:t>
-        </w:r>
-        <w:r>
-          <w:rPr>
-            <w:noProof/>
-            <w:webHidden/>
-          </w:rPr>
-          <w:fldChar w:fldCharType="end"/>
-        </w:r>
-      </w:hyperlink>
-    </w:p>
-    <w:p>
-      <w:pPr>
-        <w:pStyle w:val="22"/>
-        <w:tabs>
-          <w:tab w:val="left" w:pos="1100"/>
-        </w:tabs>
-        <w:rPr>
-          <w:rFonts w:asciiTheme="minorHAnsi" w:eastAsiaTheme="minorEastAsia" w:hAnsiTheme="minorHAnsi"/>
-          <w:noProof/>
-          <w:color w:val="auto"/>
-          <w:sz w:val="22"/>
-          <w:lang w:val="en-US"/>
-        </w:rPr>
-      </w:pPr>
-      <w:hyperlink w:anchor="_Toc192166901" w:history="1">
-        <w:r>
-          <w:rPr>
-            <w:rStyle w:val="af4"/>
-            <w:noProof/>
-          </w:rPr>
-          <w:t>3.7</w:t>
-        </w:r>
-        <w:r>
-          <w:rPr>
-            <w:rFonts w:asciiTheme="minorHAnsi" w:eastAsiaTheme="minorEastAsia" w:hAnsiTheme="minorHAnsi"/>
-            <w:noProof/>
-            <w:color w:val="auto"/>
-            <w:sz w:val="22"/>
-            <w:lang w:val="en-US"/>
-          </w:rPr>
-          <w:tab/>
-        </w:r>
-        <w:r>
-          <w:rPr>
-            <w:rStyle w:val="af4"/>
-            <w:noProof/>
-          </w:rPr>
-          <w:t>Проверка МТЗ 3 ступень</w:t>
-        </w:r>
-        <w:r>
-          <w:rPr>
-            <w:noProof/>
-            <w:webHidden/>
-          </w:rPr>
-          <w:tab/>
-        </w:r>
-        <w:r>
-          <w:rPr>
-            <w:noProof/>
-            <w:webHidden/>
-          </w:rPr>
-          <w:fldChar w:fldCharType="begin"/>
-        </w:r>
-        <w:r>
-          <w:rPr>
-            <w:noProof/>
-            <w:webHidden/>
-          </w:rPr>
-          <w:instrText xml:space="preserve"> PAGEREF _Toc192166901 \h </w:instrText>
-        </w:r>
-        <w:r>
-          <w:rPr>
-            <w:noProof/>
-            <w:webHidden/>
-          </w:rPr>
-        </w:r>
-        <w:r>
-          <w:rPr>
-            <w:noProof/>
-            <w:webHidden/>
-          </w:rPr>
-          <w:fldChar w:fldCharType="separate"/>
-        </w:r>
-        <w:r>
-          <w:rPr>
-            <w:noProof/>
-            <w:webHidden/>
-          </w:rPr>
-          <w:t>178</w:t>
+          <w:t>227</w:t>
         </w:r>
         <w:r>
           <w:rPr>
@@ -2166,7 +2803,7 @@
         <w:lastRenderedPageBreak/>
         <w:tab/>
       </w:r>
-      <w:bookmarkStart w:id="0" w:name="_Toc192166883"/>
+      <w:bookmarkStart w:id="0" w:name="_Toc192585180"/>
       <w:r>
         <w:t>ОБЩИЕ СВЕДЕНИЯ</w:t>
       </w:r>
@@ -2176,7 +2813,7 @@
       <w:pPr>
         <w:pStyle w:val="2"/>
       </w:pPr>
-      <w:bookmarkStart w:id="1" w:name="_Toc192166884"/>
+      <w:bookmarkStart w:id="1" w:name="_Toc192585181"/>
       <w:r>
         <w:t>Цель проведения испытаний</w:t>
       </w:r>
@@ -2194,7 +2831,7 @@
       <w:pPr>
         <w:pStyle w:val="2"/>
       </w:pPr>
-      <w:bookmarkStart w:id="2" w:name="_Toc192166885"/>
+      <w:bookmarkStart w:id="2" w:name="_Toc192585182"/>
       <w:r>
         <w:t>Место</w:t>
       </w:r>
@@ -2341,7 +2978,7 @@
       <w:pPr>
         <w:pStyle w:val="2"/>
       </w:pPr>
-      <w:bookmarkStart w:id="3" w:name="_Toc192166886"/>
+      <w:bookmarkStart w:id="3" w:name="_Toc192585183"/>
       <w:r>
         <w:t>Информация об объекте испытаний</w:t>
       </w:r>
@@ -2679,7 +3316,7 @@
       <w:pPr>
         <w:pStyle w:val="2"/>
       </w:pPr>
-      <w:bookmarkStart w:id="4" w:name="_Toc192166887"/>
+      <w:bookmarkStart w:id="4" w:name="_Toc192585184"/>
       <w:r>
         <w:t>Период проведения испытаний</w:t>
       </w:r>
@@ -2706,7 +3343,7 @@
       <w:pPr>
         <w:pStyle w:val="2"/>
       </w:pPr>
-      <w:bookmarkStart w:id="5" w:name="_Toc192166888"/>
+      <w:bookmarkStart w:id="5" w:name="_Toc192585185"/>
       <w:r>
         <w:t>Условия проведения испытаний и измерений</w:t>
       </w:r>
@@ -2724,7 +3361,7 @@
       <w:pPr>
         <w:pStyle w:val="2"/>
       </w:pPr>
-      <w:bookmarkStart w:id="6" w:name="_Toc192166889"/>
+      <w:bookmarkStart w:id="6" w:name="_Toc192585186"/>
       <w:r>
         <w:t>Нормативная документация</w:t>
       </w:r>
@@ -2745,7 +3382,7 @@
       <w:pPr>
         <w:pStyle w:val="2"/>
       </w:pPr>
-      <w:bookmarkStart w:id="7" w:name="_Toc192166890"/>
+      <w:bookmarkStart w:id="7" w:name="_Toc192585187"/>
       <w:r>
         <w:lastRenderedPageBreak/>
         <w:t>Перечень используемых средств измерений (СИ), испытательного оборудования (ИО) и вспомогательного оборудования (ВО)</w:t>
@@ -4256,10 +4893,10 @@
       <w:pPr>
         <w:pStyle w:val="1"/>
       </w:pPr>
-      <w:bookmarkStart w:id="8" w:name="_Toc192166891"/>
+      <w:bookmarkStart w:id="8" w:name="_Toc192585188"/>
       <w:r>
         <w:lastRenderedPageBreak/>
-        <w:t>ПОДКЛЮЧЕНИЕ ИСПЫТАТЕЛЬНОЙ УСТАНОВКИ К УСТРОЙСТВУ</w:t>
+        <w:t>ПРОГРАММА И МЕТОДИКИ ПРОВЕДЕНИЯ ИСПЫТАНИЙ</w:t>
       </w:r>
       <w:bookmarkEnd w:id="8"/>
     </w:p>
@@ -4267,7 +4904,7 @@
       <w:pPr>
         <w:pStyle w:val="2"/>
       </w:pPr>
-      <w:bookmarkStart w:id="9" w:name="_Toc192166892"/>
+      <w:bookmarkStart w:id="9" w:name="_Toc192585189"/>
       <w:r>
         <w:t>Подключение аналоговых цепей к устройству</w:t>
       </w:r>
@@ -4281,30 +4918,40 @@
         <w:t xml:space="preserve">Подключение аналоговых цепей производится в соответствии с рисунком  </w:t>
       </w:r>
       <w:r>
+        <w:rPr>
+          <w:highlight w:val="yellow"/>
+        </w:rPr>
         <w:fldChar w:fldCharType="begin"/>
       </w:r>
       <w:r>
+        <w:rPr>
+          <w:highlight w:val="yellow"/>
+        </w:rPr>
         <w:instrText xml:space="preserve"> REF _Ref191625740 \r \h  \* MERGEFORMAT </w:instrText>
       </w:r>
       <w:r>
+        <w:rPr>
+          <w:highlight w:val="yellow"/>
+        </w:rPr>
+      </w:r>
+      <w:r>
+        <w:rPr>
+          <w:highlight w:val="yellow"/>
+        </w:rPr>
         <w:fldChar w:fldCharType="separate"/>
       </w:r>
       <w:r>
         <w:rPr>
-          <w:vanish/>
+          <w:b/>
+          <w:bCs/>
+          <w:highlight w:val="yellow"/>
         </w:rPr>
-        <w:t xml:space="preserve">Рисунок </w:t>
-      </w:r>
-      <w:r>
-        <w:t>2.1</w:t>
+        <w:t>Ошибка! Источник ссылки не найден.</w:t>
       </w:r>
       <w:r>
         <w:rPr>
-          <w:vanish/>
+          <w:highlight w:val="yellow"/>
         </w:rPr>
-        <w:t xml:space="preserve"> - </w:t>
-      </w:r>
-      <w:r>
         <w:fldChar w:fldCharType="end"/>
       </w:r>
       <w:r>
@@ -4339,10 +4986,10 @@
             <v:path o:extrusionok="f" gradientshapeok="t" o:connecttype="rect"/>
             <o:lock v:ext="edit" aspectratio="t"/>
           </v:shapetype>
-          <v:shape id="_x0000_i1025" type="#_x0000_t75" style="width:223pt;height:224.05pt" o:ole="">
+          <v:shape id="_x0000_i1025" type="#_x0000_t75" style="width:199.9pt;height:200.4pt" o:ole="">
             <v:imagedata r:id="rId10" o:title=""/>
           </v:shape>
-          <o:OLEObject Type="Embed" ProgID="Acrobat.Document.DC" ShapeID="_x0000_i1025" DrawAspect="Content" ObjectID="_1802843034" r:id="rId11"/>
+          <o:OLEObject Type="Embed" ProgID="Acrobat.Document.DC" ShapeID="_x0000_i1025" DrawAspect="Content" ObjectID="_1803204055" r:id="rId11"/>
         </w:object>
       </w:r>
     </w:p>
@@ -4350,21 +4997,19 @@
       <w:pPr>
         <w:pStyle w:val="a1"/>
       </w:pPr>
-      <w:bookmarkStart w:id="10" w:name="_Ref191625740"/>
       <w:r>
         <w:t>Схема подключения аналоговых цепей для проверки устройства ЮНИТ-М300</w:t>
       </w:r>
-      <w:bookmarkEnd w:id="10"/>
     </w:p>
     <w:p>
       <w:pPr>
         <w:pStyle w:val="2"/>
       </w:pPr>
-      <w:bookmarkStart w:id="11" w:name="_Toc192166893"/>
+      <w:bookmarkStart w:id="10" w:name="_Toc192585190"/>
       <w:r>
         <w:t>Подключение дискретных входных и выходных цепей устройства</w:t>
       </w:r>
-      <w:bookmarkEnd w:id="11"/>
+      <w:bookmarkEnd w:id="10"/>
     </w:p>
     <w:p>
       <w:pPr>
@@ -4383,10 +5028,10 @@
       </w:pPr>
       <w:r>
         <w:object w:dxaOrig="19650" w:dyaOrig="13425">
-          <v:shape id="_x0000_i1026" type="#_x0000_t75" style="width:430.4pt;height:295.5pt" o:ole="">
+          <v:shape id="_x0000_i1026" type="#_x0000_t75" style="width:411.6pt;height:283.15pt" o:ole="">
             <v:imagedata r:id="rId12" o:title=""/>
           </v:shape>
-          <o:OLEObject Type="Embed" ProgID="Acrobat.Document.DC" ShapeID="_x0000_i1026" DrawAspect="Content" ObjectID="_1802843035" r:id="rId13"/>
+          <o:OLEObject Type="Embed" ProgID="Acrobat.Document.DC" ShapeID="_x0000_i1026" DrawAspect="Content" ObjectID="_1803204056" r:id="rId13"/>
         </w:object>
       </w:r>
     </w:p>
@@ -4400,24 +5045,3526 @@
     </w:p>
     <w:p>
       <w:pPr>
-        <w:pStyle w:val="1"/>
+        <w:pStyle w:val="2"/>
       </w:pPr>
-      <w:bookmarkStart w:id="12" w:name="_Toc192166894"/>
+      <w:bookmarkStart w:id="11" w:name="_Toc192585191"/>
       <w:r>
         <w:lastRenderedPageBreak/>
-        <w:t>ПРОГРАММА И МЕТОДИКИ ПРОВЕДЕНИЯ ИСПЫТАНИЙ</w:t>
+        <w:t>Проверка функциональных клавиш и светодиодов</w:t>
+      </w:r>
+      <w:bookmarkEnd w:id="11"/>
+    </w:p>
+    <w:p>
+      <w:pPr>
+        <w:pStyle w:val="3"/>
+      </w:pPr>
+      <w:r>
+        <w:t>Цель испытаний</w:t>
+      </w:r>
+    </w:p>
+    <w:p>
+      <w:pPr>
+        <w:pStyle w:val="4"/>
+      </w:pPr>
+      <w:r>
+        <w:t xml:space="preserve">  </w:t>
+      </w:r>
+      <w:r>
+        <w:t>Контроль правильности подключения виртуальных ключей и кнопок, а также физических функциональных клавиш и светодиодов в логике ФСУ. Проверки</w:t>
+      </w:r>
+      <w:r>
+        <w:t xml:space="preserve"> в составе данного подраздела</w:t>
+      </w:r>
+      <w:r>
+        <w:t xml:space="preserve"> могут быть проведены с </w:t>
+      </w:r>
+      <w:r>
+        <w:t>и</w:t>
+      </w:r>
+      <w:r>
+        <w:t>с</w:t>
+      </w:r>
+      <w:r>
+        <w:t xml:space="preserve">пользованием </w:t>
+      </w:r>
+      <w:r>
+        <w:t>ИО типа «</w:t>
+      </w:r>
+      <w:r>
+        <w:t>РЕТОМ-51</w:t>
+      </w:r>
+      <w:r>
+        <w:t>»</w:t>
+      </w:r>
+      <w:r>
+        <w:t>.</w:t>
+      </w:r>
+    </w:p>
+    <w:p>
+      <w:pPr>
+        <w:pStyle w:val="3"/>
+      </w:pPr>
+      <w:r>
+        <w:t>Назначение функциональных клавиш</w:t>
+      </w:r>
+    </w:p>
+    <w:p>
+      <w:pPr>
+        <w:pStyle w:val="4"/>
+      </w:pPr>
+      <w:r>
+        <w:t xml:space="preserve">Назначение ФК на внутренние сигналы </w:t>
+      </w:r>
+      <w:r>
+        <w:rPr>
+          <w:highlight w:val="yellow"/>
+        </w:rPr>
+        <w:t>виртуальных ключей (ВКл)</w:t>
+      </w:r>
+      <w:r>
+        <w:t xml:space="preserve"> </w:t>
+      </w:r>
+      <w:r>
+        <w:t>устройства ЮНИТ-М300 производит</w:t>
+      </w:r>
+      <w:r>
+        <w:t xml:space="preserve">ся при помощи подключенного ПК с установленным ПО «ЮНИТ-СЕРВИС» в инструменте «Настройка светодиодов и ФК». Режим работы виртуального ключа в местном управлении настраивается в </w:t>
+      </w:r>
+      <w:r>
+        <w:rPr>
+          <w:highlight w:val="red"/>
+        </w:rPr>
+        <w:t>адрес настройки</w:t>
+      </w:r>
+      <w:r>
+        <w:t xml:space="preserve">. Назначение и настойка режима работы производится в соответствии с таблицей </w:t>
+      </w:r>
+      <w:r>
+        <w:fldChar w:fldCharType="begin"/>
+      </w:r>
+      <w:r>
+        <w:instrText xml:space="preserve"> REF _Ref191627316 \r \h  \* MERGEFORMAT </w:instrText>
+      </w:r>
+      <w:r>
+        <w:fldChar w:fldCharType="separate"/>
+      </w:r>
+      <w:r>
+        <w:rPr>
+          <w:vanish/>
+        </w:rPr>
+        <w:t xml:space="preserve">Таблица </w:t>
+      </w:r>
+      <w:r>
+        <w:t>2.1</w:t>
+      </w:r>
+      <w:r>
+        <w:rPr>
+          <w:vanish/>
+        </w:rPr>
+        <w:t xml:space="preserve"> -</w:t>
+      </w:r>
+      <w:r>
+        <w:fldChar w:fldCharType="end"/>
+      </w:r>
+      <w:r>
+        <w:t>. Где, ВК – виртуальный ключ, МУ – местное управление.</w:t>
+      </w:r>
+    </w:p>
+    <w:p>
+      <w:pPr>
+        <w:pStyle w:val="a"/>
+      </w:pPr>
+      <w:bookmarkStart w:id="12" w:name="_Ref191627316"/>
+      <w:r>
+        <w:t>Назначение функциональных клавиш устройства ЮНИТ-ИЧМ</w:t>
       </w:r>
       <w:bookmarkEnd w:id="12"/>
+    </w:p>
+    <w:tbl>
+      <w:tblPr>
+        <w:tblStyle w:val="21"/>
+        <w:tblW w:w="0" w:type="auto"/>
+        <w:tblLook w:val="04A0" w:firstRow="1" w:lastRow="0" w:firstColumn="1" w:lastColumn="0" w:noHBand="0" w:noVBand="1"/>
+      </w:tblPr>
+      <w:tblGrid>
+        <w:gridCol w:w="1373"/>
+        <w:gridCol w:w="1663"/>
+        <w:gridCol w:w="6569"/>
+      </w:tblGrid>
+      <w:tr>
+        <w:trPr>
+          <w:cnfStyle w:val="100000000000" w:firstRow="1" w:lastRow="0" w:firstColumn="0" w:lastColumn="0" w:oddVBand="0" w:evenVBand="0" w:oddHBand="0" w:evenHBand="0" w:firstRowFirstColumn="0" w:firstRowLastColumn="0" w:lastRowFirstColumn="0" w:lastRowLastColumn="0"/>
+        </w:trPr>
+        <w:tc>
+          <w:tcPr>
+            <w:tcW w:w="1373" w:type="dxa"/>
+            <w:vAlign w:val="top"/>
+          </w:tcPr>
+          <w:p>
+            <w:pPr>
+              <w:rPr>
+                <w:b w:val="0"/>
+              </w:rPr>
+            </w:pPr>
+            <w:r>
+              <w:rPr>
+                <w:b w:val="0"/>
+              </w:rPr>
+              <w:t>ФК</w:t>
+            </w:r>
+          </w:p>
+        </w:tc>
+        <w:tc>
+          <w:tcPr>
+            <w:tcW w:w="1663" w:type="dxa"/>
+            <w:vAlign w:val="top"/>
+          </w:tcPr>
+          <w:p>
+            <w:pPr>
+              <w:rPr>
+                <w:b w:val="0"/>
+              </w:rPr>
+            </w:pPr>
+            <w:r>
+              <w:rPr>
+                <w:b w:val="0"/>
+              </w:rPr>
+              <w:t>Режим МУ ВК</w:t>
+            </w:r>
+          </w:p>
+        </w:tc>
+        <w:tc>
+          <w:tcPr>
+            <w:tcW w:w="6569" w:type="dxa"/>
+            <w:vAlign w:val="top"/>
+          </w:tcPr>
+          <w:p>
+            <w:pPr>
+              <w:rPr>
+                <w:b w:val="0"/>
+              </w:rPr>
+            </w:pPr>
+            <w:r>
+              <w:rPr>
+                <w:b w:val="0"/>
+              </w:rPr>
+              <w:t>Наименование сигнала на ФСУ</w:t>
+            </w:r>
+          </w:p>
+        </w:tc>
+      </w:tr>
+      <w:tr>
+        <w:tc>
+          <w:tcPr>
+            <w:tcW w:w="1373" w:type="dxa"/>
+          </w:tcPr>
+          <w:p>
+            <w:pPr>
+              <w:pStyle w:val="af0"/>
+            </w:pPr>
+            <w:r>
+              <w:t>1</w:t>
+            </w:r>
+          </w:p>
+        </w:tc>
+        <w:tc>
+          <w:tcPr>
+            <w:tcW w:w="1663" w:type="dxa"/>
+          </w:tcPr>
+          <w:p>
+            <w:pPr>
+              <w:rPr>
+                <w:sz w:val="22"/>
+              </w:rPr>
+            </w:pPr>
+            <w:r>
+              <w:rPr>
+                <w:sz w:val="22"/>
+              </w:rPr>
+              <w:t>От ИЧМ</w:t>
+            </w:r>
+          </w:p>
+        </w:tc>
+        <w:tc>
+          <w:tcPr>
+            <w:tcW w:w="6569" w:type="dxa"/>
+            <w:shd w:val="clear" w:color="auto" w:fill="auto"/>
+          </w:tcPr>
+          <w:p>
+            <w:pPr>
+              <w:jc w:val="left"/>
+              <w:rPr>
+                <w:sz w:val="22"/>
+                <w:highlight w:val="red"/>
+              </w:rPr>
+            </w:pPr>
+            <w:r>
+              <w:rPr>
+                <w:sz w:val="22"/>
+                <w:highlight w:val="red"/>
+              </w:rPr>
+              <w:t>Режим управления устройством М/Д</w:t>
+            </w:r>
+          </w:p>
+        </w:tc>
+      </w:tr>
+      <w:tr>
+        <w:tc>
+          <w:tcPr>
+            <w:tcW w:w="1373" w:type="dxa"/>
+          </w:tcPr>
+          <w:p>
+            <w:pPr>
+              <w:pStyle w:val="af0"/>
+            </w:pPr>
+            <w:r>
+              <w:t>2</w:t>
+            </w:r>
+          </w:p>
+        </w:tc>
+        <w:tc>
+          <w:tcPr>
+            <w:tcW w:w="1663" w:type="dxa"/>
+          </w:tcPr>
+          <w:p>
+            <w:pPr>
+              <w:rPr>
+                <w:sz w:val="22"/>
+              </w:rPr>
+            </w:pPr>
+            <w:r>
+              <w:rPr>
+                <w:sz w:val="22"/>
+              </w:rPr>
+              <w:t>От ИЧМ</w:t>
+            </w:r>
+          </w:p>
+        </w:tc>
+        <w:tc>
+          <w:tcPr>
+            <w:tcW w:w="6569" w:type="dxa"/>
+            <w:shd w:val="clear" w:color="auto" w:fill="auto"/>
+          </w:tcPr>
+          <w:p>
+            <w:pPr>
+              <w:jc w:val="left"/>
+              <w:rPr>
+                <w:sz w:val="22"/>
+              </w:rPr>
+            </w:pPr>
+            <w:r>
+              <w:rPr>
+                <w:sz w:val="22"/>
+              </w:rPr>
+              <w:t>Вывод терминала</w:t>
+            </w:r>
+          </w:p>
+        </w:tc>
+      </w:tr>
+      <w:tr>
+        <w:tc>
+          <w:tcPr>
+            <w:tcW w:w="1373" w:type="dxa"/>
+          </w:tcPr>
+          <w:p>
+            <w:pPr>
+              <w:pStyle w:val="af0"/>
+            </w:pPr>
+            <w:r>
+              <w:t>3</w:t>
+            </w:r>
+          </w:p>
+        </w:tc>
+        <w:tc>
+          <w:tcPr>
+            <w:tcW w:w="1663" w:type="dxa"/>
+          </w:tcPr>
+          <w:p>
+            <w:pPr>
+              <w:rPr>
+                <w:sz w:val="22"/>
+              </w:rPr>
+            </w:pPr>
+            <w:r>
+              <w:rPr>
+                <w:sz w:val="22"/>
+              </w:rPr>
+              <w:t>От ИЧМ</w:t>
+            </w:r>
+          </w:p>
+        </w:tc>
+        <w:tc>
+          <w:tcPr>
+            <w:tcW w:w="6569" w:type="dxa"/>
+            <w:shd w:val="clear" w:color="auto" w:fill="auto"/>
+          </w:tcPr>
+          <w:p>
+            <w:pPr>
+              <w:jc w:val="left"/>
+              <w:rPr>
+                <w:sz w:val="22"/>
+              </w:rPr>
+            </w:pPr>
+            <w:r>
+              <w:rPr>
+                <w:sz w:val="22"/>
+              </w:rPr>
+              <w:t>ОВ МТЗ</w:t>
+            </w:r>
+          </w:p>
+        </w:tc>
+      </w:tr>
+      <w:tr>
+        <w:tc>
+          <w:tcPr>
+            <w:tcW w:w="1373" w:type="dxa"/>
+          </w:tcPr>
+          <w:p>
+            <w:pPr>
+              <w:pStyle w:val="af0"/>
+            </w:pPr>
+            <w:r>
+              <w:t>4</w:t>
+            </w:r>
+          </w:p>
+        </w:tc>
+        <w:tc>
+          <w:tcPr>
+            <w:tcW w:w="1663" w:type="dxa"/>
+          </w:tcPr>
+          <w:p>
+            <w:pPr>
+              <w:rPr>
+                <w:sz w:val="22"/>
+              </w:rPr>
+            </w:pPr>
+            <w:r>
+              <w:rPr>
+                <w:sz w:val="22"/>
+              </w:rPr>
+              <w:t>От ИЧМ</w:t>
+            </w:r>
+          </w:p>
+        </w:tc>
+        <w:tc>
+          <w:tcPr>
+            <w:tcW w:w="6569" w:type="dxa"/>
+            <w:shd w:val="clear" w:color="auto" w:fill="auto"/>
+          </w:tcPr>
+          <w:p>
+            <w:pPr>
+              <w:jc w:val="left"/>
+              <w:rPr>
+                <w:sz w:val="22"/>
+              </w:rPr>
+            </w:pPr>
+            <w:r>
+              <w:rPr>
+                <w:sz w:val="22"/>
+              </w:rPr>
+              <w:t>ОВ МТЗ 1</w:t>
+            </w:r>
+            <w:r>
+              <w:rPr>
+                <w:sz w:val="22"/>
+              </w:rPr>
+              <w:t xml:space="preserve"> ст</w:t>
+            </w:r>
+          </w:p>
+        </w:tc>
+      </w:tr>
+      <w:tr>
+        <w:tc>
+          <w:tcPr>
+            <w:tcW w:w="1373" w:type="dxa"/>
+          </w:tcPr>
+          <w:p>
+            <w:pPr>
+              <w:pStyle w:val="af0"/>
+            </w:pPr>
+            <w:r>
+              <w:t>5</w:t>
+            </w:r>
+          </w:p>
+        </w:tc>
+        <w:tc>
+          <w:tcPr>
+            <w:tcW w:w="1663" w:type="dxa"/>
+          </w:tcPr>
+          <w:p>
+            <w:pPr>
+              <w:rPr>
+                <w:sz w:val="22"/>
+              </w:rPr>
+            </w:pPr>
+            <w:r>
+              <w:rPr>
+                <w:sz w:val="22"/>
+              </w:rPr>
+              <w:t>От ИЧМ</w:t>
+            </w:r>
+          </w:p>
+        </w:tc>
+        <w:tc>
+          <w:tcPr>
+            <w:tcW w:w="6569" w:type="dxa"/>
+            <w:shd w:val="clear" w:color="auto" w:fill="auto"/>
+          </w:tcPr>
+          <w:p>
+            <w:pPr>
+              <w:jc w:val="left"/>
+              <w:rPr>
+                <w:sz w:val="22"/>
+              </w:rPr>
+            </w:pPr>
+            <w:r>
+              <w:rPr>
+                <w:sz w:val="22"/>
+              </w:rPr>
+              <w:t>МТЗ 1</w:t>
+            </w:r>
+            <w:r>
+              <w:rPr>
+                <w:sz w:val="22"/>
+              </w:rPr>
+              <w:t xml:space="preserve"> ст</w:t>
+            </w:r>
+            <w:r>
+              <w:rPr>
+                <w:sz w:val="22"/>
+              </w:rPr>
+              <w:t xml:space="preserve"> на сигн</w:t>
+            </w:r>
+          </w:p>
+        </w:tc>
+      </w:tr>
+      <w:tr>
+        <w:tc>
+          <w:tcPr>
+            <w:tcW w:w="1373" w:type="dxa"/>
+          </w:tcPr>
+          <w:p>
+            <w:pPr>
+              <w:pStyle w:val="af0"/>
+            </w:pPr>
+            <w:r>
+              <w:t>6</w:t>
+            </w:r>
+          </w:p>
+        </w:tc>
+        <w:tc>
+          <w:tcPr>
+            <w:tcW w:w="1663" w:type="dxa"/>
+          </w:tcPr>
+          <w:p>
+            <w:pPr>
+              <w:rPr>
+                <w:sz w:val="22"/>
+              </w:rPr>
+            </w:pPr>
+            <w:r>
+              <w:rPr>
+                <w:sz w:val="22"/>
+              </w:rPr>
+              <w:t>От ИЧМ</w:t>
+            </w:r>
+          </w:p>
+        </w:tc>
+        <w:tc>
+          <w:tcPr>
+            <w:tcW w:w="6569" w:type="dxa"/>
+          </w:tcPr>
+          <w:p>
+            <w:pPr>
+              <w:jc w:val="left"/>
+              <w:rPr>
+                <w:sz w:val="22"/>
+              </w:rPr>
+            </w:pPr>
+            <w:r>
+              <w:rPr>
+                <w:sz w:val="22"/>
+              </w:rPr>
+              <w:t>ОВ МТЗ 2</w:t>
+            </w:r>
+            <w:r>
+              <w:rPr>
+                <w:sz w:val="22"/>
+              </w:rPr>
+              <w:t xml:space="preserve"> ст</w:t>
+            </w:r>
+          </w:p>
+        </w:tc>
+      </w:tr>
+      <w:tr>
+        <w:tc>
+          <w:tcPr>
+            <w:tcW w:w="1373" w:type="dxa"/>
+          </w:tcPr>
+          <w:p>
+            <w:pPr>
+              <w:pStyle w:val="af0"/>
+            </w:pPr>
+            <w:r>
+              <w:t>7</w:t>
+            </w:r>
+          </w:p>
+        </w:tc>
+        <w:tc>
+          <w:tcPr>
+            <w:tcW w:w="1663" w:type="dxa"/>
+          </w:tcPr>
+          <w:p>
+            <w:pPr>
+              <w:rPr>
+                <w:sz w:val="22"/>
+              </w:rPr>
+            </w:pPr>
+            <w:r>
+              <w:rPr>
+                <w:sz w:val="22"/>
+              </w:rPr>
+              <w:t>От ИЧМ</w:t>
+            </w:r>
+          </w:p>
+        </w:tc>
+        <w:tc>
+          <w:tcPr>
+            <w:tcW w:w="6569" w:type="dxa"/>
+          </w:tcPr>
+          <w:p>
+            <w:pPr>
+              <w:jc w:val="left"/>
+              <w:rPr>
+                <w:sz w:val="22"/>
+              </w:rPr>
+            </w:pPr>
+            <w:r>
+              <w:rPr>
+                <w:sz w:val="22"/>
+              </w:rPr>
+              <w:t>МТЗ 2 ст</w:t>
+            </w:r>
+            <w:r>
+              <w:rPr>
+                <w:sz w:val="22"/>
+              </w:rPr>
+              <w:t xml:space="preserve"> на сигн</w:t>
+            </w:r>
+          </w:p>
+        </w:tc>
+      </w:tr>
+      <w:tr>
+        <w:tc>
+          <w:tcPr>
+            <w:tcW w:w="1373" w:type="dxa"/>
+          </w:tcPr>
+          <w:p>
+            <w:pPr>
+              <w:pStyle w:val="af0"/>
+            </w:pPr>
+            <w:r>
+              <w:t>8</w:t>
+            </w:r>
+          </w:p>
+        </w:tc>
+        <w:tc>
+          <w:tcPr>
+            <w:tcW w:w="1663" w:type="dxa"/>
+          </w:tcPr>
+          <w:p>
+            <w:pPr>
+              <w:rPr>
+                <w:sz w:val="22"/>
+              </w:rPr>
+            </w:pPr>
+            <w:r>
+              <w:rPr>
+                <w:sz w:val="22"/>
+              </w:rPr>
+              <w:t>От ИЧМ</w:t>
+            </w:r>
+          </w:p>
+        </w:tc>
+        <w:tc>
+          <w:tcPr>
+            <w:tcW w:w="6569" w:type="dxa"/>
+          </w:tcPr>
+          <w:p>
+            <w:pPr>
+              <w:jc w:val="left"/>
+              <w:rPr>
+                <w:sz w:val="22"/>
+              </w:rPr>
+            </w:pPr>
+            <w:r>
+              <w:rPr>
+                <w:sz w:val="22"/>
+              </w:rPr>
+              <w:t>ОВ МТЗ 3 ст</w:t>
+            </w:r>
+          </w:p>
+        </w:tc>
+      </w:tr>
+      <w:tr>
+        <w:tc>
+          <w:tcPr>
+            <w:tcW w:w="1373" w:type="dxa"/>
+          </w:tcPr>
+          <w:p>
+            <w:pPr>
+              <w:pStyle w:val="af0"/>
+            </w:pPr>
+            <w:r>
+              <w:t>9</w:t>
+            </w:r>
+          </w:p>
+        </w:tc>
+        <w:tc>
+          <w:tcPr>
+            <w:tcW w:w="1663" w:type="dxa"/>
+          </w:tcPr>
+          <w:p>
+            <w:pPr>
+              <w:rPr>
+                <w:sz w:val="22"/>
+              </w:rPr>
+            </w:pPr>
+            <w:r>
+              <w:rPr>
+                <w:sz w:val="22"/>
+              </w:rPr>
+              <w:t>От ИЧМ</w:t>
+            </w:r>
+          </w:p>
+        </w:tc>
+        <w:tc>
+          <w:tcPr>
+            <w:tcW w:w="6569" w:type="dxa"/>
+          </w:tcPr>
+          <w:p>
+            <w:pPr>
+              <w:jc w:val="left"/>
+              <w:rPr>
+                <w:sz w:val="22"/>
+              </w:rPr>
+            </w:pPr>
+            <w:r>
+              <w:rPr>
+                <w:sz w:val="22"/>
+              </w:rPr>
+              <w:t>МТЗ 3</w:t>
+            </w:r>
+            <w:r>
+              <w:rPr>
+                <w:sz w:val="22"/>
+              </w:rPr>
+              <w:t xml:space="preserve"> ст</w:t>
+            </w:r>
+            <w:r>
+              <w:rPr>
+                <w:sz w:val="22"/>
+              </w:rPr>
+              <w:t xml:space="preserve"> на сигн</w:t>
+            </w:r>
+          </w:p>
+        </w:tc>
+      </w:tr>
+      <w:tr>
+        <w:tc>
+          <w:tcPr>
+            <w:tcW w:w="1373" w:type="dxa"/>
+          </w:tcPr>
+          <w:p>
+            <w:pPr>
+              <w:pStyle w:val="af0"/>
+            </w:pPr>
+            <w:r>
+              <w:t>10</w:t>
+            </w:r>
+          </w:p>
+        </w:tc>
+        <w:tc>
+          <w:tcPr>
+            <w:tcW w:w="1663" w:type="dxa"/>
+          </w:tcPr>
+          <w:p>
+            <w:pPr>
+              <w:rPr>
+                <w:sz w:val="22"/>
+              </w:rPr>
+            </w:pPr>
+            <w:r>
+              <w:rPr>
+                <w:sz w:val="22"/>
+              </w:rPr>
+              <w:t>От ИЧМ</w:t>
+            </w:r>
+          </w:p>
+        </w:tc>
+        <w:tc>
+          <w:tcPr>
+            <w:tcW w:w="6569" w:type="dxa"/>
+          </w:tcPr>
+          <w:p>
+            <w:pPr>
+              <w:jc w:val="left"/>
+              <w:rPr>
+                <w:sz w:val="22"/>
+              </w:rPr>
+            </w:pPr>
+            <w:r>
+              <w:rPr>
+                <w:sz w:val="22"/>
+              </w:rPr>
+              <w:t>ОВ КЦН1</w:t>
+            </w:r>
+          </w:p>
+        </w:tc>
+      </w:tr>
+      <w:tr>
+        <w:tc>
+          <w:tcPr>
+            <w:tcW w:w="1373" w:type="dxa"/>
+          </w:tcPr>
+          <w:p>
+            <w:pPr>
+              <w:pStyle w:val="af0"/>
+            </w:pPr>
+            <w:r>
+              <w:t>11</w:t>
+            </w:r>
+          </w:p>
+        </w:tc>
+        <w:tc>
+          <w:tcPr>
+            <w:tcW w:w="1663" w:type="dxa"/>
+          </w:tcPr>
+          <w:p>
+            <w:pPr>
+              <w:rPr>
+                <w:sz w:val="22"/>
+              </w:rPr>
+            </w:pPr>
+            <w:r>
+              <w:rPr>
+                <w:sz w:val="22"/>
+              </w:rPr>
+              <w:t>От ИЧМ</w:t>
+            </w:r>
+          </w:p>
+        </w:tc>
+        <w:tc>
+          <w:tcPr>
+            <w:tcW w:w="6569" w:type="dxa"/>
+          </w:tcPr>
+          <w:p>
+            <w:pPr>
+              <w:jc w:val="left"/>
+              <w:rPr>
+                <w:sz w:val="22"/>
+              </w:rPr>
+            </w:pPr>
+            <w:r>
+              <w:rPr>
+                <w:sz w:val="22"/>
+              </w:rPr>
+              <w:t>ОВ КЦН2</w:t>
+            </w:r>
+          </w:p>
+        </w:tc>
+      </w:tr>
+      <w:tr>
+        <w:tc>
+          <w:tcPr>
+            <w:tcW w:w="1373" w:type="dxa"/>
+          </w:tcPr>
+          <w:p>
+            <w:pPr>
+              <w:pStyle w:val="af0"/>
+            </w:pPr>
+            <w:r>
+              <w:t>12</w:t>
+            </w:r>
+          </w:p>
+        </w:tc>
+        <w:tc>
+          <w:tcPr>
+            <w:tcW w:w="1663" w:type="dxa"/>
+          </w:tcPr>
+          <w:p>
+            <w:pPr>
+              <w:rPr>
+                <w:sz w:val="22"/>
+              </w:rPr>
+            </w:pPr>
+            <w:r>
+              <w:rPr>
+                <w:sz w:val="22"/>
+              </w:rPr>
+              <w:t>От ИЧМ</w:t>
+            </w:r>
+          </w:p>
+        </w:tc>
+        <w:tc>
+          <w:tcPr>
+            <w:tcW w:w="6569" w:type="dxa"/>
+          </w:tcPr>
+          <w:p>
+            <w:pPr>
+              <w:jc w:val="left"/>
+              <w:rPr>
+                <w:sz w:val="22"/>
+              </w:rPr>
+            </w:pPr>
+            <w:r>
+              <w:rPr>
+                <w:sz w:val="22"/>
+              </w:rPr>
+              <w:t>ОВ ЛО Т</w:t>
+            </w:r>
+          </w:p>
+        </w:tc>
+      </w:tr>
+      <w:tr>
+        <w:tc>
+          <w:tcPr>
+            <w:tcW w:w="1373" w:type="dxa"/>
+          </w:tcPr>
+          <w:p>
+            <w:pPr>
+              <w:pStyle w:val="af0"/>
+            </w:pPr>
+            <w:r>
+              <w:t>13</w:t>
+            </w:r>
+          </w:p>
+        </w:tc>
+        <w:tc>
+          <w:tcPr>
+            <w:tcW w:w="1663" w:type="dxa"/>
+          </w:tcPr>
+          <w:p>
+            <w:pPr>
+              <w:rPr>
+                <w:sz w:val="22"/>
+              </w:rPr>
+            </w:pPr>
+            <w:r>
+              <w:rPr>
+                <w:sz w:val="22"/>
+              </w:rPr>
+              <w:t>От ИЧМ</w:t>
+            </w:r>
+          </w:p>
+        </w:tc>
+        <w:tc>
+          <w:tcPr>
+            <w:tcW w:w="6569" w:type="dxa"/>
+          </w:tcPr>
+          <w:p>
+            <w:pPr>
+              <w:jc w:val="left"/>
+              <w:rPr>
+                <w:sz w:val="22"/>
+              </w:rPr>
+            </w:pPr>
+            <w:r>
+              <w:rPr>
+                <w:sz w:val="22"/>
+              </w:rPr>
+              <w:t>ОВ ЛО Т / ЛО</w:t>
+            </w:r>
+          </w:p>
+        </w:tc>
+      </w:tr>
+      <w:tr>
+        <w:tc>
+          <w:tcPr>
+            <w:tcW w:w="1373" w:type="dxa"/>
+          </w:tcPr>
+          <w:p>
+            <w:pPr>
+              <w:pStyle w:val="af0"/>
+            </w:pPr>
+            <w:r>
+              <w:t>14</w:t>
+            </w:r>
+          </w:p>
+        </w:tc>
+        <w:tc>
+          <w:tcPr>
+            <w:tcW w:w="1663" w:type="dxa"/>
+          </w:tcPr>
+          <w:p>
+            <w:pPr>
+              <w:rPr>
+                <w:sz w:val="22"/>
+              </w:rPr>
+            </w:pPr>
+            <w:r>
+              <w:rPr>
+                <w:sz w:val="22"/>
+              </w:rPr>
+              <w:t>От ИЧМ</w:t>
+            </w:r>
+          </w:p>
+        </w:tc>
+        <w:tc>
+          <w:tcPr>
+            <w:tcW w:w="6569" w:type="dxa"/>
+          </w:tcPr>
+          <w:p>
+            <w:pPr>
+              <w:jc w:val="left"/>
+              <w:rPr>
+                <w:sz w:val="22"/>
+              </w:rPr>
+            </w:pPr>
+            <w:r>
+              <w:rPr>
+                <w:sz w:val="22"/>
+              </w:rPr>
+              <w:t>ОВ ЛО Т / ЗАПВ</w:t>
+            </w:r>
+          </w:p>
+        </w:tc>
+      </w:tr>
+      <w:tr>
+        <w:tc>
+          <w:tcPr>
+            <w:tcW w:w="1373" w:type="dxa"/>
+          </w:tcPr>
+          <w:p>
+            <w:pPr>
+              <w:pStyle w:val="af0"/>
+            </w:pPr>
+            <w:r>
+              <w:t>15</w:t>
+            </w:r>
+          </w:p>
+        </w:tc>
+        <w:tc>
+          <w:tcPr>
+            <w:tcW w:w="1663" w:type="dxa"/>
+          </w:tcPr>
+          <w:p>
+            <w:pPr>
+              <w:rPr>
+                <w:sz w:val="22"/>
+              </w:rPr>
+            </w:pPr>
+            <w:r>
+              <w:rPr>
+                <w:sz w:val="22"/>
+              </w:rPr>
+              <w:t>От ИЧМ</w:t>
+            </w:r>
+          </w:p>
+        </w:tc>
+        <w:tc>
+          <w:tcPr>
+            <w:tcW w:w="6569" w:type="dxa"/>
+          </w:tcPr>
+          <w:p>
+            <w:pPr>
+              <w:jc w:val="left"/>
+              <w:rPr>
+                <w:sz w:val="22"/>
+              </w:rPr>
+            </w:pPr>
+            <w:r>
+              <w:rPr>
+                <w:sz w:val="22"/>
+              </w:rPr>
+              <w:t>ОВ ЛО Т / ЗАВР</w:t>
+            </w:r>
+          </w:p>
+        </w:tc>
+      </w:tr>
+      <w:tr>
+        <w:tc>
+          <w:tcPr>
+            <w:tcW w:w="1373" w:type="dxa"/>
+          </w:tcPr>
+          <w:p>
+            <w:pPr>
+              <w:pStyle w:val="af0"/>
+            </w:pPr>
+            <w:r>
+              <w:t>16</w:t>
+            </w:r>
+          </w:p>
+        </w:tc>
+        <w:tc>
+          <w:tcPr>
+            <w:tcW w:w="1663" w:type="dxa"/>
+          </w:tcPr>
+          <w:p>
+            <w:pPr>
+              <w:rPr>
+                <w:sz w:val="22"/>
+              </w:rPr>
+            </w:pPr>
+            <w:r>
+              <w:rPr>
+                <w:sz w:val="22"/>
+              </w:rPr>
+              <w:t>От ИЧМ</w:t>
+            </w:r>
+          </w:p>
+        </w:tc>
+        <w:tc>
+          <w:tcPr>
+            <w:tcW w:w="6569" w:type="dxa"/>
+          </w:tcPr>
+          <w:p>
+            <w:pPr>
+              <w:jc w:val="left"/>
+              <w:rPr>
+                <w:sz w:val="22"/>
+              </w:rPr>
+            </w:pPr>
+            <w:r>
+              <w:rPr>
+                <w:sz w:val="22"/>
+              </w:rPr>
+              <w:t>-</w:t>
+            </w:r>
+          </w:p>
+        </w:tc>
+      </w:tr>
+    </w:tbl>
+    <w:p>
+      <w:pPr>
+        <w:pStyle w:val="3"/>
+      </w:pPr>
+      <w:r>
+        <w:t>Назначение светодиодов</w:t>
+      </w:r>
+    </w:p>
+    <w:p>
+      <w:pPr>
+        <w:pStyle w:val="4"/>
+      </w:pPr>
+      <w:r>
+        <w:t xml:space="preserve">Назначение светодиодов на внутренние сигналы логики устройства ЮНИТ-М300 производится при помощи подключенного ПК с установленным ПО «ЮНИТ-СЕРВИС» в инструменте «Настройка светодиодов и ФК». Назначение и настойка режима работы производится в соответствии с </w:t>
+      </w:r>
+      <w:r>
+        <w:rPr>
+          <w:highlight w:val="red"/>
+        </w:rPr>
+        <w:t xml:space="preserve">таблицей </w:t>
+      </w:r>
+      <w:r>
+        <w:rPr>
+          <w:highlight w:val="red"/>
+        </w:rPr>
+        <w:fldChar w:fldCharType="begin"/>
+      </w:r>
+      <w:r>
+        <w:rPr>
+          <w:highlight w:val="red"/>
+        </w:rPr>
+        <w:instrText xml:space="preserve"> REF _Ref191627316 \r \h  \* MERGEFORMAT </w:instrText>
+      </w:r>
+      <w:r>
+        <w:rPr>
+          <w:highlight w:val="red"/>
+        </w:rPr>
+      </w:r>
+      <w:r>
+        <w:rPr>
+          <w:highlight w:val="red"/>
+        </w:rPr>
+        <w:fldChar w:fldCharType="separate"/>
+      </w:r>
+      <w:r>
+        <w:rPr>
+          <w:vanish/>
+          <w:highlight w:val="red"/>
+        </w:rPr>
+        <w:t xml:space="preserve">Таблица </w:t>
+      </w:r>
+      <w:r>
+        <w:rPr>
+          <w:highlight w:val="red"/>
+        </w:rPr>
+        <w:t>2.1</w:t>
+      </w:r>
+      <w:r>
+        <w:rPr>
+          <w:vanish/>
+          <w:highlight w:val="red"/>
+        </w:rPr>
+        <w:t xml:space="preserve"> -</w:t>
+      </w:r>
+      <w:r>
+        <w:rPr>
+          <w:highlight w:val="red"/>
+        </w:rPr>
+        <w:fldChar w:fldCharType="end"/>
+      </w:r>
+      <w:r>
+        <w:t xml:space="preserve">. </w:t>
+      </w:r>
+    </w:p>
+    <w:p>
+      <w:pPr>
+        <w:pStyle w:val="a"/>
+      </w:pPr>
+      <w:r>
+        <w:t xml:space="preserve">Назначение </w:t>
+      </w:r>
+      <w:r>
+        <w:t>светодиодов</w:t>
+      </w:r>
+      <w:r>
+        <w:t xml:space="preserve"> устройства ЮНИТ-ИЧМ</w:t>
+      </w:r>
+      <w:r>
+        <w:t xml:space="preserve"> для проверки ступеней МТЗ</w:t>
+      </w:r>
+    </w:p>
+    <w:tbl>
+      <w:tblPr>
+        <w:tblStyle w:val="21"/>
+        <w:tblW w:w="0" w:type="auto"/>
+        <w:tblLook w:val="04A0" w:firstRow="1" w:lastRow="0" w:firstColumn="1" w:lastColumn="0" w:noHBand="0" w:noVBand="1"/>
+      </w:tblPr>
+      <w:tblGrid>
+        <w:gridCol w:w="1413"/>
+        <w:gridCol w:w="1559"/>
+        <w:gridCol w:w="6633"/>
+      </w:tblGrid>
+      <w:tr>
+        <w:trPr>
+          <w:cnfStyle w:val="100000000000" w:firstRow="1" w:lastRow="0" w:firstColumn="0" w:lastColumn="0" w:oddVBand="0" w:evenVBand="0" w:oddHBand="0" w:evenHBand="0" w:firstRowFirstColumn="0" w:firstRowLastColumn="0" w:lastRowFirstColumn="0" w:lastRowLastColumn="0"/>
+        </w:trPr>
+        <w:tc>
+          <w:tcPr>
+            <w:tcW w:w="1413" w:type="dxa"/>
+          </w:tcPr>
+          <w:p>
+            <w:pPr>
+              <w:rPr>
+                <w:b w:val="0"/>
+              </w:rPr>
+            </w:pPr>
+            <w:r>
+              <w:rPr>
+                <w:b w:val="0"/>
+              </w:rPr>
+              <w:t>СД</w:t>
+            </w:r>
+          </w:p>
+        </w:tc>
+        <w:tc>
+          <w:tcPr>
+            <w:tcW w:w="1559" w:type="dxa"/>
+          </w:tcPr>
+          <w:p>
+            <w:pPr>
+              <w:rPr>
+                <w:b w:val="0"/>
+              </w:rPr>
+            </w:pPr>
+            <w:r>
+              <w:rPr>
+                <w:b w:val="0"/>
+              </w:rPr>
+              <w:t xml:space="preserve">Режим </w:t>
+            </w:r>
+            <w:r>
+              <w:rPr>
+                <w:b w:val="0"/>
+              </w:rPr>
+              <w:t xml:space="preserve">работы </w:t>
+            </w:r>
+            <w:r>
+              <w:rPr>
+                <w:b w:val="0"/>
+              </w:rPr>
+              <w:t>СД</w:t>
+            </w:r>
+          </w:p>
+        </w:tc>
+        <w:tc>
+          <w:tcPr>
+            <w:tcW w:w="6633" w:type="dxa"/>
+          </w:tcPr>
+          <w:p>
+            <w:pPr>
+              <w:rPr>
+                <w:b w:val="0"/>
+              </w:rPr>
+            </w:pPr>
+            <w:r>
+              <w:rPr>
+                <w:b w:val="0"/>
+              </w:rPr>
+              <w:t>Наименование сигнала на ФСУ</w:t>
+            </w:r>
+          </w:p>
+        </w:tc>
+      </w:tr>
+      <w:tr>
+        <w:tc>
+          <w:tcPr>
+            <w:tcW w:w="1413" w:type="dxa"/>
+          </w:tcPr>
+          <w:p>
+            <w:pPr>
+              <w:pStyle w:val="af0"/>
+            </w:pPr>
+            <w:r>
+              <w:t>1</w:t>
+            </w:r>
+          </w:p>
+        </w:tc>
+        <w:tc>
+          <w:tcPr>
+            <w:tcW w:w="1559" w:type="dxa"/>
+          </w:tcPr>
+          <w:p>
+            <w:pPr>
+              <w:rPr>
+                <w:sz w:val="22"/>
+              </w:rPr>
+            </w:pPr>
+            <w:r>
+              <w:rPr>
+                <w:sz w:val="22"/>
+              </w:rPr>
+              <w:t>БФ</w:t>
+            </w:r>
+          </w:p>
+        </w:tc>
+        <w:tc>
+          <w:tcPr>
+            <w:tcW w:w="6633" w:type="dxa"/>
+            <w:shd w:val="clear" w:color="auto" w:fill="auto"/>
+          </w:tcPr>
+          <w:p>
+            <w:pPr>
+              <w:jc w:val="left"/>
+              <w:rPr>
+                <w:sz w:val="22"/>
+                <w:highlight w:val="red"/>
+              </w:rPr>
+            </w:pPr>
+            <w:r>
+              <w:rPr>
+                <w:sz w:val="22"/>
+              </w:rPr>
+              <w:t>МТЗ 1 ст: Ввод</w:t>
+            </w:r>
+          </w:p>
+        </w:tc>
+      </w:tr>
+      <w:tr>
+        <w:tc>
+          <w:tcPr>
+            <w:tcW w:w="1413" w:type="dxa"/>
+          </w:tcPr>
+          <w:p>
+            <w:pPr>
+              <w:pStyle w:val="af0"/>
+            </w:pPr>
+            <w:r>
+              <w:t>2</w:t>
+            </w:r>
+          </w:p>
+        </w:tc>
+        <w:tc>
+          <w:tcPr>
+            <w:tcW w:w="1559" w:type="dxa"/>
+          </w:tcPr>
+          <w:p>
+            <w:pPr>
+              <w:rPr>
+                <w:sz w:val="22"/>
+              </w:rPr>
+            </w:pPr>
+            <w:r>
+              <w:rPr>
+                <w:sz w:val="22"/>
+              </w:rPr>
+              <w:t>БФ</w:t>
+            </w:r>
+          </w:p>
+        </w:tc>
+        <w:tc>
+          <w:tcPr>
+            <w:tcW w:w="6633" w:type="dxa"/>
+            <w:shd w:val="clear" w:color="auto" w:fill="auto"/>
+          </w:tcPr>
+          <w:p>
+            <w:pPr>
+              <w:jc w:val="left"/>
+              <w:rPr>
+                <w:sz w:val="22"/>
+              </w:rPr>
+            </w:pPr>
+            <w:r>
+              <w:rPr>
+                <w:sz w:val="22"/>
+              </w:rPr>
+              <w:t>МТЗ 1 ст: Оперативный вывод</w:t>
+            </w:r>
+          </w:p>
+        </w:tc>
+      </w:tr>
+      <w:tr>
+        <w:tc>
+          <w:tcPr>
+            <w:tcW w:w="1413" w:type="dxa"/>
+          </w:tcPr>
+          <w:p>
+            <w:pPr>
+              <w:pStyle w:val="af0"/>
+            </w:pPr>
+            <w:r>
+              <w:t>3</w:t>
+            </w:r>
+          </w:p>
+        </w:tc>
+        <w:tc>
+          <w:tcPr>
+            <w:tcW w:w="1559" w:type="dxa"/>
+          </w:tcPr>
+          <w:p>
+            <w:pPr>
+              <w:rPr>
+                <w:sz w:val="22"/>
+              </w:rPr>
+            </w:pPr>
+            <w:r>
+              <w:rPr>
+                <w:sz w:val="22"/>
+              </w:rPr>
+              <w:t>БФ</w:t>
+            </w:r>
+          </w:p>
+        </w:tc>
+        <w:tc>
+          <w:tcPr>
+            <w:tcW w:w="6633" w:type="dxa"/>
+            <w:shd w:val="clear" w:color="auto" w:fill="auto"/>
+          </w:tcPr>
+          <w:p>
+            <w:pPr>
+              <w:jc w:val="left"/>
+              <w:rPr>
+                <w:sz w:val="22"/>
+              </w:rPr>
+            </w:pPr>
+            <w:r>
+              <w:rPr>
+                <w:sz w:val="22"/>
+              </w:rPr>
+              <w:t>МТЗ 1 ст: Пуск</w:t>
+            </w:r>
+          </w:p>
+        </w:tc>
+      </w:tr>
+      <w:tr>
+        <w:tc>
+          <w:tcPr>
+            <w:tcW w:w="1413" w:type="dxa"/>
+          </w:tcPr>
+          <w:p>
+            <w:pPr>
+              <w:pStyle w:val="af0"/>
+            </w:pPr>
+            <w:r>
+              <w:t>4</w:t>
+            </w:r>
+          </w:p>
+        </w:tc>
+        <w:tc>
+          <w:tcPr>
+            <w:tcW w:w="1559" w:type="dxa"/>
+          </w:tcPr>
+          <w:p>
+            <w:pPr>
+              <w:rPr>
+                <w:sz w:val="22"/>
+              </w:rPr>
+            </w:pPr>
+            <w:r>
+              <w:rPr>
+                <w:sz w:val="22"/>
+              </w:rPr>
+              <w:t>СФ</w:t>
+            </w:r>
+          </w:p>
+        </w:tc>
+        <w:tc>
+          <w:tcPr>
+            <w:tcW w:w="6633" w:type="dxa"/>
+            <w:shd w:val="clear" w:color="auto" w:fill="auto"/>
+          </w:tcPr>
+          <w:p>
+            <w:pPr>
+              <w:jc w:val="left"/>
+              <w:rPr>
+                <w:sz w:val="22"/>
+              </w:rPr>
+            </w:pPr>
+            <w:r>
+              <w:rPr>
+                <w:sz w:val="22"/>
+              </w:rPr>
+              <w:t xml:space="preserve">МТЗ 1 ст: Срабатывание </w:t>
+            </w:r>
+          </w:p>
+        </w:tc>
+      </w:tr>
+      <w:tr>
+        <w:tc>
+          <w:tcPr>
+            <w:tcW w:w="1413" w:type="dxa"/>
+          </w:tcPr>
+          <w:p>
+            <w:pPr>
+              <w:pStyle w:val="af0"/>
+            </w:pPr>
+            <w:r>
+              <w:t>5</w:t>
+            </w:r>
+          </w:p>
+        </w:tc>
+        <w:tc>
+          <w:tcPr>
+            <w:tcW w:w="1559" w:type="dxa"/>
+          </w:tcPr>
+          <w:p>
+            <w:pPr>
+              <w:rPr>
+                <w:sz w:val="22"/>
+              </w:rPr>
+            </w:pPr>
+            <w:r>
+              <w:rPr>
+                <w:sz w:val="22"/>
+              </w:rPr>
+              <w:t>СФ</w:t>
+            </w:r>
+          </w:p>
+        </w:tc>
+        <w:tc>
+          <w:tcPr>
+            <w:tcW w:w="6633" w:type="dxa"/>
+            <w:shd w:val="clear" w:color="auto" w:fill="auto"/>
+          </w:tcPr>
+          <w:p>
+            <w:pPr>
+              <w:jc w:val="left"/>
+              <w:rPr>
+                <w:sz w:val="22"/>
+              </w:rPr>
+            </w:pPr>
+            <w:r>
+              <w:rPr>
+                <w:sz w:val="22"/>
+              </w:rPr>
+              <w:t>МТЗ 1 ст: Срабатывание сигн</w:t>
+            </w:r>
+          </w:p>
+        </w:tc>
+      </w:tr>
+      <w:tr>
+        <w:tc>
+          <w:tcPr>
+            <w:tcW w:w="1413" w:type="dxa"/>
+          </w:tcPr>
+          <w:p>
+            <w:pPr>
+              <w:pStyle w:val="af0"/>
+            </w:pPr>
+            <w:r>
+              <w:t>6</w:t>
+            </w:r>
+          </w:p>
+        </w:tc>
+        <w:tc>
+          <w:tcPr>
+            <w:tcW w:w="1559" w:type="dxa"/>
+          </w:tcPr>
+          <w:p>
+            <w:pPr>
+              <w:rPr>
+                <w:sz w:val="22"/>
+              </w:rPr>
+            </w:pPr>
+            <w:r>
+              <w:rPr>
+                <w:sz w:val="22"/>
+              </w:rPr>
+              <w:t>БФ</w:t>
+            </w:r>
+          </w:p>
+        </w:tc>
+        <w:tc>
+          <w:tcPr>
+            <w:tcW w:w="6633" w:type="dxa"/>
+          </w:tcPr>
+          <w:p>
+            <w:pPr>
+              <w:jc w:val="left"/>
+              <w:rPr>
+                <w:sz w:val="22"/>
+                <w:highlight w:val="red"/>
+              </w:rPr>
+            </w:pPr>
+            <w:r>
+              <w:rPr>
+                <w:sz w:val="22"/>
+              </w:rPr>
+              <w:t xml:space="preserve">МТЗ </w:t>
+            </w:r>
+            <w:r>
+              <w:rPr>
+                <w:sz w:val="22"/>
+              </w:rPr>
+              <w:t>2</w:t>
+            </w:r>
+            <w:r>
+              <w:rPr>
+                <w:sz w:val="22"/>
+              </w:rPr>
+              <w:t xml:space="preserve"> ст: Ввод</w:t>
+            </w:r>
+          </w:p>
+        </w:tc>
+      </w:tr>
+      <w:tr>
+        <w:tc>
+          <w:tcPr>
+            <w:tcW w:w="1413" w:type="dxa"/>
+          </w:tcPr>
+          <w:p>
+            <w:pPr>
+              <w:pStyle w:val="af0"/>
+            </w:pPr>
+            <w:r>
+              <w:t>7</w:t>
+            </w:r>
+          </w:p>
+        </w:tc>
+        <w:tc>
+          <w:tcPr>
+            <w:tcW w:w="1559" w:type="dxa"/>
+          </w:tcPr>
+          <w:p>
+            <w:pPr>
+              <w:rPr>
+                <w:sz w:val="22"/>
+              </w:rPr>
+            </w:pPr>
+            <w:r>
+              <w:rPr>
+                <w:sz w:val="22"/>
+              </w:rPr>
+              <w:t>БФ</w:t>
+            </w:r>
+          </w:p>
+        </w:tc>
+        <w:tc>
+          <w:tcPr>
+            <w:tcW w:w="6633" w:type="dxa"/>
+          </w:tcPr>
+          <w:p>
+            <w:pPr>
+              <w:jc w:val="left"/>
+              <w:rPr>
+                <w:sz w:val="22"/>
+              </w:rPr>
+            </w:pPr>
+            <w:r>
+              <w:rPr>
+                <w:sz w:val="22"/>
+              </w:rPr>
+              <w:t xml:space="preserve">МТЗ </w:t>
+            </w:r>
+            <w:r>
+              <w:rPr>
+                <w:sz w:val="22"/>
+              </w:rPr>
+              <w:t>2</w:t>
+            </w:r>
+            <w:r>
+              <w:rPr>
+                <w:sz w:val="22"/>
+              </w:rPr>
+              <w:t xml:space="preserve"> ст: Оперативный вывод</w:t>
+            </w:r>
+          </w:p>
+        </w:tc>
+      </w:tr>
+      <w:tr>
+        <w:tc>
+          <w:tcPr>
+            <w:tcW w:w="1413" w:type="dxa"/>
+          </w:tcPr>
+          <w:p>
+            <w:pPr>
+              <w:pStyle w:val="af0"/>
+            </w:pPr>
+            <w:r>
+              <w:t>8</w:t>
+            </w:r>
+          </w:p>
+        </w:tc>
+        <w:tc>
+          <w:tcPr>
+            <w:tcW w:w="1559" w:type="dxa"/>
+          </w:tcPr>
+          <w:p>
+            <w:pPr>
+              <w:rPr>
+                <w:sz w:val="22"/>
+              </w:rPr>
+            </w:pPr>
+            <w:r>
+              <w:rPr>
+                <w:sz w:val="22"/>
+              </w:rPr>
+              <w:t>БФ</w:t>
+            </w:r>
+          </w:p>
+        </w:tc>
+        <w:tc>
+          <w:tcPr>
+            <w:tcW w:w="6633" w:type="dxa"/>
+          </w:tcPr>
+          <w:p>
+            <w:pPr>
+              <w:jc w:val="left"/>
+              <w:rPr>
+                <w:sz w:val="22"/>
+              </w:rPr>
+            </w:pPr>
+            <w:r>
+              <w:rPr>
+                <w:sz w:val="22"/>
+              </w:rPr>
+              <w:t>МТЗ 2 ст: Пуск</w:t>
+            </w:r>
+          </w:p>
+        </w:tc>
+      </w:tr>
+      <w:tr>
+        <w:tc>
+          <w:tcPr>
+            <w:tcW w:w="1413" w:type="dxa"/>
+          </w:tcPr>
+          <w:p>
+            <w:pPr>
+              <w:pStyle w:val="af0"/>
+            </w:pPr>
+            <w:r>
+              <w:lastRenderedPageBreak/>
+              <w:t>9</w:t>
+            </w:r>
+          </w:p>
+        </w:tc>
+        <w:tc>
+          <w:tcPr>
+            <w:tcW w:w="1559" w:type="dxa"/>
+          </w:tcPr>
+          <w:p>
+            <w:pPr>
+              <w:rPr>
+                <w:sz w:val="22"/>
+              </w:rPr>
+            </w:pPr>
+            <w:r>
+              <w:rPr>
+                <w:sz w:val="22"/>
+              </w:rPr>
+              <w:t>СФ</w:t>
+            </w:r>
+          </w:p>
+        </w:tc>
+        <w:tc>
+          <w:tcPr>
+            <w:tcW w:w="6633" w:type="dxa"/>
+          </w:tcPr>
+          <w:p>
+            <w:pPr>
+              <w:jc w:val="left"/>
+              <w:rPr>
+                <w:sz w:val="22"/>
+              </w:rPr>
+            </w:pPr>
+            <w:r>
+              <w:rPr>
+                <w:sz w:val="22"/>
+              </w:rPr>
+              <w:t xml:space="preserve">МТЗ </w:t>
+            </w:r>
+            <w:r>
+              <w:rPr>
+                <w:sz w:val="22"/>
+              </w:rPr>
+              <w:t>2</w:t>
+            </w:r>
+            <w:r>
+              <w:rPr>
+                <w:sz w:val="22"/>
+              </w:rPr>
+              <w:t xml:space="preserve"> ст: Срабатывание </w:t>
+            </w:r>
+          </w:p>
+        </w:tc>
+      </w:tr>
+      <w:tr>
+        <w:tc>
+          <w:tcPr>
+            <w:tcW w:w="1413" w:type="dxa"/>
+          </w:tcPr>
+          <w:p>
+            <w:pPr>
+              <w:pStyle w:val="af0"/>
+            </w:pPr>
+            <w:r>
+              <w:t>10</w:t>
+            </w:r>
+          </w:p>
+        </w:tc>
+        <w:tc>
+          <w:tcPr>
+            <w:tcW w:w="1559" w:type="dxa"/>
+          </w:tcPr>
+          <w:p>
+            <w:pPr>
+              <w:rPr>
+                <w:sz w:val="22"/>
+              </w:rPr>
+            </w:pPr>
+            <w:r>
+              <w:rPr>
+                <w:sz w:val="22"/>
+              </w:rPr>
+              <w:t>СФ</w:t>
+            </w:r>
+          </w:p>
+        </w:tc>
+        <w:tc>
+          <w:tcPr>
+            <w:tcW w:w="6633" w:type="dxa"/>
+          </w:tcPr>
+          <w:p>
+            <w:pPr>
+              <w:jc w:val="left"/>
+              <w:rPr>
+                <w:sz w:val="22"/>
+              </w:rPr>
+            </w:pPr>
+            <w:r>
+              <w:rPr>
+                <w:sz w:val="22"/>
+              </w:rPr>
+              <w:t xml:space="preserve">МТЗ </w:t>
+            </w:r>
+            <w:r>
+              <w:rPr>
+                <w:sz w:val="22"/>
+              </w:rPr>
+              <w:t>2</w:t>
+            </w:r>
+            <w:r>
+              <w:rPr>
+                <w:sz w:val="22"/>
+              </w:rPr>
+              <w:t xml:space="preserve"> ст: Срабатывание сигн</w:t>
+            </w:r>
+          </w:p>
+        </w:tc>
+      </w:tr>
+      <w:tr>
+        <w:tc>
+          <w:tcPr>
+            <w:tcW w:w="1413" w:type="dxa"/>
+          </w:tcPr>
+          <w:p>
+            <w:pPr>
+              <w:pStyle w:val="af0"/>
+            </w:pPr>
+            <w:r>
+              <w:t>11</w:t>
+            </w:r>
+          </w:p>
+        </w:tc>
+        <w:tc>
+          <w:tcPr>
+            <w:tcW w:w="1559" w:type="dxa"/>
+          </w:tcPr>
+          <w:p>
+            <w:pPr>
+              <w:rPr>
+                <w:sz w:val="22"/>
+              </w:rPr>
+            </w:pPr>
+            <w:r>
+              <w:rPr>
+                <w:sz w:val="22"/>
+              </w:rPr>
+              <w:t>БФ</w:t>
+            </w:r>
+          </w:p>
+        </w:tc>
+        <w:tc>
+          <w:tcPr>
+            <w:tcW w:w="6633" w:type="dxa"/>
+          </w:tcPr>
+          <w:p>
+            <w:pPr>
+              <w:jc w:val="left"/>
+              <w:rPr>
+                <w:sz w:val="22"/>
+                <w:highlight w:val="red"/>
+              </w:rPr>
+            </w:pPr>
+            <w:r>
+              <w:rPr>
+                <w:sz w:val="22"/>
+              </w:rPr>
+              <w:t xml:space="preserve">МТЗ </w:t>
+            </w:r>
+            <w:r>
+              <w:rPr>
+                <w:sz w:val="22"/>
+              </w:rPr>
+              <w:t>3</w:t>
+            </w:r>
+            <w:r>
+              <w:rPr>
+                <w:sz w:val="22"/>
+              </w:rPr>
+              <w:t xml:space="preserve"> ст: Ввод</w:t>
+            </w:r>
+          </w:p>
+        </w:tc>
+      </w:tr>
+      <w:tr>
+        <w:tc>
+          <w:tcPr>
+            <w:tcW w:w="1413" w:type="dxa"/>
+          </w:tcPr>
+          <w:p>
+            <w:pPr>
+              <w:pStyle w:val="af0"/>
+            </w:pPr>
+            <w:r>
+              <w:t>12</w:t>
+            </w:r>
+          </w:p>
+        </w:tc>
+        <w:tc>
+          <w:tcPr>
+            <w:tcW w:w="1559" w:type="dxa"/>
+          </w:tcPr>
+          <w:p>
+            <w:pPr>
+              <w:rPr>
+                <w:sz w:val="22"/>
+              </w:rPr>
+            </w:pPr>
+            <w:r>
+              <w:rPr>
+                <w:sz w:val="22"/>
+              </w:rPr>
+              <w:t>БФ</w:t>
+            </w:r>
+          </w:p>
+        </w:tc>
+        <w:tc>
+          <w:tcPr>
+            <w:tcW w:w="6633" w:type="dxa"/>
+          </w:tcPr>
+          <w:p>
+            <w:pPr>
+              <w:jc w:val="left"/>
+              <w:rPr>
+                <w:sz w:val="22"/>
+              </w:rPr>
+            </w:pPr>
+            <w:r>
+              <w:rPr>
+                <w:sz w:val="22"/>
+              </w:rPr>
+              <w:t xml:space="preserve">МТЗ </w:t>
+            </w:r>
+            <w:r>
+              <w:rPr>
+                <w:sz w:val="22"/>
+              </w:rPr>
+              <w:t>3</w:t>
+            </w:r>
+            <w:r>
+              <w:rPr>
+                <w:sz w:val="22"/>
+              </w:rPr>
+              <w:t xml:space="preserve"> ст: Оперативный вывод</w:t>
+            </w:r>
+          </w:p>
+        </w:tc>
+      </w:tr>
+      <w:tr>
+        <w:tc>
+          <w:tcPr>
+            <w:tcW w:w="1413" w:type="dxa"/>
+          </w:tcPr>
+          <w:p>
+            <w:pPr>
+              <w:pStyle w:val="af0"/>
+            </w:pPr>
+            <w:r>
+              <w:t>13</w:t>
+            </w:r>
+          </w:p>
+        </w:tc>
+        <w:tc>
+          <w:tcPr>
+            <w:tcW w:w="1559" w:type="dxa"/>
+          </w:tcPr>
+          <w:p>
+            <w:pPr>
+              <w:rPr>
+                <w:sz w:val="22"/>
+              </w:rPr>
+            </w:pPr>
+            <w:r>
+              <w:rPr>
+                <w:sz w:val="22"/>
+              </w:rPr>
+              <w:t>БФ</w:t>
+            </w:r>
+          </w:p>
+        </w:tc>
+        <w:tc>
+          <w:tcPr>
+            <w:tcW w:w="6633" w:type="dxa"/>
+          </w:tcPr>
+          <w:p>
+            <w:pPr>
+              <w:jc w:val="left"/>
+              <w:rPr>
+                <w:sz w:val="22"/>
+              </w:rPr>
+            </w:pPr>
+            <w:r>
+              <w:rPr>
+                <w:sz w:val="22"/>
+              </w:rPr>
+              <w:t>МТЗ 3 ст: Пуск</w:t>
+            </w:r>
+          </w:p>
+        </w:tc>
+      </w:tr>
+      <w:tr>
+        <w:tc>
+          <w:tcPr>
+            <w:tcW w:w="1413" w:type="dxa"/>
+          </w:tcPr>
+          <w:p>
+            <w:pPr>
+              <w:pStyle w:val="af0"/>
+            </w:pPr>
+            <w:r>
+              <w:t>14</w:t>
+            </w:r>
+          </w:p>
+        </w:tc>
+        <w:tc>
+          <w:tcPr>
+            <w:tcW w:w="1559" w:type="dxa"/>
+          </w:tcPr>
+          <w:p>
+            <w:pPr>
+              <w:rPr>
+                <w:sz w:val="22"/>
+              </w:rPr>
+            </w:pPr>
+            <w:r>
+              <w:rPr>
+                <w:sz w:val="22"/>
+              </w:rPr>
+              <w:t>СФ</w:t>
+            </w:r>
+          </w:p>
+        </w:tc>
+        <w:tc>
+          <w:tcPr>
+            <w:tcW w:w="6633" w:type="dxa"/>
+          </w:tcPr>
+          <w:p>
+            <w:pPr>
+              <w:jc w:val="left"/>
+              <w:rPr>
+                <w:sz w:val="22"/>
+              </w:rPr>
+            </w:pPr>
+            <w:r>
+              <w:rPr>
+                <w:sz w:val="22"/>
+              </w:rPr>
+              <w:t xml:space="preserve">МТЗ </w:t>
+            </w:r>
+            <w:r>
+              <w:rPr>
+                <w:sz w:val="22"/>
+              </w:rPr>
+              <w:t>3</w:t>
+            </w:r>
+            <w:r>
+              <w:rPr>
+                <w:sz w:val="22"/>
+              </w:rPr>
+              <w:t xml:space="preserve"> ст: Срабатывание </w:t>
+            </w:r>
+          </w:p>
+        </w:tc>
+      </w:tr>
+      <w:tr>
+        <w:tc>
+          <w:tcPr>
+            <w:tcW w:w="1413" w:type="dxa"/>
+          </w:tcPr>
+          <w:p>
+            <w:pPr>
+              <w:pStyle w:val="af0"/>
+            </w:pPr>
+            <w:r>
+              <w:t>15</w:t>
+            </w:r>
+          </w:p>
+        </w:tc>
+        <w:tc>
+          <w:tcPr>
+            <w:tcW w:w="1559" w:type="dxa"/>
+          </w:tcPr>
+          <w:p>
+            <w:pPr>
+              <w:rPr>
+                <w:sz w:val="22"/>
+              </w:rPr>
+            </w:pPr>
+            <w:r>
+              <w:rPr>
+                <w:sz w:val="22"/>
+              </w:rPr>
+              <w:t>СФ</w:t>
+            </w:r>
+          </w:p>
+        </w:tc>
+        <w:tc>
+          <w:tcPr>
+            <w:tcW w:w="6633" w:type="dxa"/>
+          </w:tcPr>
+          <w:p>
+            <w:pPr>
+              <w:jc w:val="left"/>
+              <w:rPr>
+                <w:sz w:val="22"/>
+              </w:rPr>
+            </w:pPr>
+            <w:r>
+              <w:rPr>
+                <w:sz w:val="22"/>
+              </w:rPr>
+              <w:t xml:space="preserve">МТЗ </w:t>
+            </w:r>
+            <w:r>
+              <w:rPr>
+                <w:sz w:val="22"/>
+              </w:rPr>
+              <w:t>3</w:t>
+            </w:r>
+            <w:r>
+              <w:rPr>
+                <w:sz w:val="22"/>
+              </w:rPr>
+              <w:t xml:space="preserve"> ст: Срабатывание сигн</w:t>
+            </w:r>
+          </w:p>
+        </w:tc>
+      </w:tr>
+      <w:tr>
+        <w:tc>
+          <w:tcPr>
+            <w:tcW w:w="1413" w:type="dxa"/>
+          </w:tcPr>
+          <w:p>
+            <w:pPr>
+              <w:pStyle w:val="af0"/>
+            </w:pPr>
+            <w:r>
+              <w:t>16</w:t>
+            </w:r>
+          </w:p>
+        </w:tc>
+        <w:tc>
+          <w:tcPr>
+            <w:tcW w:w="1559" w:type="dxa"/>
+          </w:tcPr>
+          <w:p>
+            <w:pPr>
+              <w:rPr>
+                <w:sz w:val="22"/>
+              </w:rPr>
+            </w:pPr>
+            <w:r>
+              <w:rPr>
+                <w:sz w:val="22"/>
+              </w:rPr>
+              <w:t>БФ</w:t>
+            </w:r>
+          </w:p>
+        </w:tc>
+        <w:tc>
+          <w:tcPr>
+            <w:tcW w:w="6633" w:type="dxa"/>
+          </w:tcPr>
+          <w:p>
+            <w:pPr>
+              <w:jc w:val="left"/>
+              <w:rPr>
+                <w:sz w:val="22"/>
+              </w:rPr>
+            </w:pPr>
+            <w:r>
+              <w:rPr>
+                <w:sz w:val="22"/>
+              </w:rPr>
+              <w:t>МТЗ: Пуск</w:t>
+            </w:r>
+          </w:p>
+        </w:tc>
+      </w:tr>
+    </w:tbl>
+    <w:p>
+      <w:pPr>
+        <w:pStyle w:val="a"/>
+      </w:pPr>
+      <w:r>
+        <w:t>Назначение светодиодов устройства ЮНИТ-ИЧМ для проверки</w:t>
+      </w:r>
+      <w:r>
+        <w:t xml:space="preserve"> дополнительных функций</w:t>
+      </w:r>
+      <w:r>
+        <w:t xml:space="preserve"> МТЗ и КЦН НН</w:t>
+      </w:r>
+    </w:p>
+    <w:tbl>
+      <w:tblPr>
+        <w:tblStyle w:val="21"/>
+        <w:tblW w:w="0" w:type="auto"/>
+        <w:tblLook w:val="04A0" w:firstRow="1" w:lastRow="0" w:firstColumn="1" w:lastColumn="0" w:noHBand="0" w:noVBand="1"/>
+      </w:tblPr>
+      <w:tblGrid>
+        <w:gridCol w:w="704"/>
+        <w:gridCol w:w="1276"/>
+        <w:gridCol w:w="7625"/>
+      </w:tblGrid>
+      <w:tr>
+        <w:trPr>
+          <w:cnfStyle w:val="100000000000" w:firstRow="1" w:lastRow="0" w:firstColumn="0" w:lastColumn="0" w:oddVBand="0" w:evenVBand="0" w:oddHBand="0" w:evenHBand="0" w:firstRowFirstColumn="0" w:firstRowLastColumn="0" w:lastRowFirstColumn="0" w:lastRowLastColumn="0"/>
+        </w:trPr>
+        <w:tc>
+          <w:tcPr>
+            <w:tcW w:w="704" w:type="dxa"/>
+          </w:tcPr>
+          <w:p>
+            <w:pPr>
+              <w:rPr>
+                <w:b w:val="0"/>
+              </w:rPr>
+            </w:pPr>
+            <w:r>
+              <w:rPr>
+                <w:b w:val="0"/>
+              </w:rPr>
+              <w:t>СД</w:t>
+            </w:r>
+          </w:p>
+        </w:tc>
+        <w:tc>
+          <w:tcPr>
+            <w:tcW w:w="1276" w:type="dxa"/>
+          </w:tcPr>
+          <w:p>
+            <w:pPr>
+              <w:rPr>
+                <w:b w:val="0"/>
+              </w:rPr>
+            </w:pPr>
+            <w:r>
+              <w:rPr>
+                <w:b w:val="0"/>
+              </w:rPr>
+              <w:t>Режим</w:t>
+            </w:r>
+            <w:r>
+              <w:rPr>
+                <w:b w:val="0"/>
+              </w:rPr>
+              <w:t xml:space="preserve"> работы</w:t>
+            </w:r>
+            <w:r>
+              <w:rPr>
+                <w:b w:val="0"/>
+              </w:rPr>
+              <w:t xml:space="preserve"> </w:t>
+            </w:r>
+            <w:r>
+              <w:rPr>
+                <w:b w:val="0"/>
+              </w:rPr>
+              <w:t>СД</w:t>
+            </w:r>
+          </w:p>
+        </w:tc>
+        <w:tc>
+          <w:tcPr>
+            <w:tcW w:w="7625" w:type="dxa"/>
+          </w:tcPr>
+          <w:p>
+            <w:pPr>
+              <w:rPr>
+                <w:b w:val="0"/>
+              </w:rPr>
+            </w:pPr>
+            <w:r>
+              <w:rPr>
+                <w:b w:val="0"/>
+              </w:rPr>
+              <w:t>Наименование сигнала на ФСУ</w:t>
+            </w:r>
+          </w:p>
+        </w:tc>
+      </w:tr>
+      <w:tr>
+        <w:tc>
+          <w:tcPr>
+            <w:tcW w:w="704" w:type="dxa"/>
+          </w:tcPr>
+          <w:p>
+            <w:pPr>
+              <w:pStyle w:val="af0"/>
+            </w:pPr>
+            <w:r>
+              <w:t>1</w:t>
+            </w:r>
+          </w:p>
+        </w:tc>
+        <w:tc>
+          <w:tcPr>
+            <w:tcW w:w="1276" w:type="dxa"/>
+          </w:tcPr>
+          <w:p>
+            <w:pPr>
+              <w:rPr>
+                <w:sz w:val="22"/>
+              </w:rPr>
+            </w:pPr>
+            <w:r>
+              <w:rPr>
+                <w:sz w:val="22"/>
+              </w:rPr>
+              <w:t>БФ</w:t>
+            </w:r>
+          </w:p>
+        </w:tc>
+        <w:tc>
+          <w:tcPr>
+            <w:tcW w:w="7625" w:type="dxa"/>
+            <w:shd w:val="clear" w:color="auto" w:fill="auto"/>
+          </w:tcPr>
+          <w:p>
+            <w:pPr>
+              <w:jc w:val="left"/>
+              <w:rPr>
+                <w:sz w:val="22"/>
+                <w:highlight w:val="red"/>
+              </w:rPr>
+            </w:pPr>
+            <w:r>
+              <w:rPr>
+                <w:sz w:val="22"/>
+              </w:rPr>
+              <w:t>КПОН1: Пуск</w:t>
+            </w:r>
+          </w:p>
+        </w:tc>
+      </w:tr>
+      <w:tr>
+        <w:tc>
+          <w:tcPr>
+            <w:tcW w:w="704" w:type="dxa"/>
+          </w:tcPr>
+          <w:p>
+            <w:pPr>
+              <w:pStyle w:val="af0"/>
+            </w:pPr>
+            <w:r>
+              <w:t>2</w:t>
+            </w:r>
+          </w:p>
+        </w:tc>
+        <w:tc>
+          <w:tcPr>
+            <w:tcW w:w="1276" w:type="dxa"/>
+            <w:vAlign w:val="top"/>
+          </w:tcPr>
+          <w:p>
+            <w:r>
+              <w:rPr>
+                <w:sz w:val="22"/>
+              </w:rPr>
+              <w:t>БФ</w:t>
+            </w:r>
+          </w:p>
+        </w:tc>
+        <w:tc>
+          <w:tcPr>
+            <w:tcW w:w="7625" w:type="dxa"/>
+            <w:shd w:val="clear" w:color="auto" w:fill="auto"/>
+          </w:tcPr>
+          <w:p>
+            <w:pPr>
+              <w:jc w:val="left"/>
+              <w:rPr>
+                <w:sz w:val="22"/>
+              </w:rPr>
+            </w:pPr>
+            <w:r>
+              <w:rPr>
+                <w:sz w:val="22"/>
+              </w:rPr>
+              <w:t>КПОН</w:t>
+            </w:r>
+            <w:r>
+              <w:rPr>
+                <w:sz w:val="22"/>
+              </w:rPr>
+              <w:t>2</w:t>
+            </w:r>
+            <w:r>
+              <w:rPr>
+                <w:sz w:val="22"/>
+              </w:rPr>
+              <w:t>: Пуск</w:t>
+            </w:r>
+          </w:p>
+        </w:tc>
+      </w:tr>
+      <w:tr>
+        <w:tc>
+          <w:tcPr>
+            <w:tcW w:w="704" w:type="dxa"/>
+          </w:tcPr>
+          <w:p>
+            <w:pPr>
+              <w:pStyle w:val="af0"/>
+            </w:pPr>
+            <w:r>
+              <w:t>3</w:t>
+            </w:r>
+          </w:p>
+        </w:tc>
+        <w:tc>
+          <w:tcPr>
+            <w:tcW w:w="1276" w:type="dxa"/>
+            <w:vAlign w:val="top"/>
+          </w:tcPr>
+          <w:p>
+            <w:r>
+              <w:rPr>
+                <w:sz w:val="22"/>
+              </w:rPr>
+              <w:t>БФ</w:t>
+            </w:r>
+          </w:p>
+        </w:tc>
+        <w:tc>
+          <w:tcPr>
+            <w:tcW w:w="7625" w:type="dxa"/>
+            <w:shd w:val="clear" w:color="auto" w:fill="auto"/>
+          </w:tcPr>
+          <w:p>
+            <w:pPr>
+              <w:jc w:val="left"/>
+              <w:rPr>
+                <w:sz w:val="22"/>
+              </w:rPr>
+            </w:pPr>
+            <w:r>
+              <w:rPr>
+                <w:sz w:val="22"/>
+              </w:rPr>
+              <w:t>БНТ: Пуск</w:t>
+            </w:r>
+          </w:p>
+        </w:tc>
+      </w:tr>
+      <w:tr>
+        <w:tc>
+          <w:tcPr>
+            <w:tcW w:w="704" w:type="dxa"/>
+          </w:tcPr>
+          <w:p>
+            <w:pPr>
+              <w:pStyle w:val="af0"/>
+            </w:pPr>
+            <w:r>
+              <w:t>4</w:t>
+            </w:r>
+          </w:p>
+        </w:tc>
+        <w:tc>
+          <w:tcPr>
+            <w:tcW w:w="1276" w:type="dxa"/>
+          </w:tcPr>
+          <w:p>
+            <w:pPr>
+              <w:rPr>
+                <w:sz w:val="22"/>
+              </w:rPr>
+            </w:pPr>
+            <w:r>
+              <w:rPr>
+                <w:sz w:val="22"/>
+              </w:rPr>
+              <w:t>БФ</w:t>
+            </w:r>
+          </w:p>
+        </w:tc>
+        <w:tc>
+          <w:tcPr>
+            <w:tcW w:w="7625" w:type="dxa"/>
+            <w:shd w:val="clear" w:color="auto" w:fill="auto"/>
+          </w:tcPr>
+          <w:p>
+            <w:pPr>
+              <w:jc w:val="left"/>
+              <w:rPr>
+                <w:sz w:val="22"/>
+              </w:rPr>
+            </w:pPr>
+            <w:r>
+              <w:rPr>
+                <w:sz w:val="22"/>
+              </w:rPr>
+              <w:t>БЛЗШ: Блокировка</w:t>
+            </w:r>
+          </w:p>
+        </w:tc>
+      </w:tr>
+      <w:tr>
+        <w:tc>
+          <w:tcPr>
+            <w:tcW w:w="704" w:type="dxa"/>
+          </w:tcPr>
+          <w:p>
+            <w:pPr>
+              <w:pStyle w:val="af0"/>
+            </w:pPr>
+            <w:r>
+              <w:t>5</w:t>
+            </w:r>
+          </w:p>
+        </w:tc>
+        <w:tc>
+          <w:tcPr>
+            <w:tcW w:w="1276" w:type="dxa"/>
+            <w:vAlign w:val="top"/>
+          </w:tcPr>
+          <w:p>
+            <w:r>
+              <w:rPr>
+                <w:sz w:val="22"/>
+              </w:rPr>
+              <w:t>БФ</w:t>
+            </w:r>
+          </w:p>
+        </w:tc>
+        <w:tc>
+          <w:tcPr>
+            <w:tcW w:w="7625" w:type="dxa"/>
+            <w:shd w:val="clear" w:color="auto" w:fill="auto"/>
+          </w:tcPr>
+          <w:p>
+            <w:pPr>
+              <w:jc w:val="left"/>
+              <w:rPr>
+                <w:sz w:val="22"/>
+                <w:highlight w:val="red"/>
+              </w:rPr>
+            </w:pPr>
+            <w:r>
+              <w:rPr>
+                <w:sz w:val="22"/>
+              </w:rPr>
+              <w:t>КЦН1: Ввод</w:t>
+            </w:r>
+          </w:p>
+        </w:tc>
+      </w:tr>
+      <w:tr>
+        <w:tc>
+          <w:tcPr>
+            <w:tcW w:w="704" w:type="dxa"/>
+          </w:tcPr>
+          <w:p>
+            <w:pPr>
+              <w:pStyle w:val="af0"/>
+            </w:pPr>
+            <w:r>
+              <w:t>6</w:t>
+            </w:r>
+          </w:p>
+        </w:tc>
+        <w:tc>
+          <w:tcPr>
+            <w:tcW w:w="1276" w:type="dxa"/>
+            <w:vAlign w:val="top"/>
+          </w:tcPr>
+          <w:p>
+            <w:r>
+              <w:rPr>
+                <w:sz w:val="22"/>
+              </w:rPr>
+              <w:t>БФ</w:t>
+            </w:r>
+          </w:p>
+        </w:tc>
+        <w:tc>
+          <w:tcPr>
+            <w:tcW w:w="7625" w:type="dxa"/>
+          </w:tcPr>
+          <w:p>
+            <w:pPr>
+              <w:jc w:val="left"/>
+              <w:rPr>
+                <w:sz w:val="22"/>
+              </w:rPr>
+            </w:pPr>
+            <w:r>
+              <w:rPr>
+                <w:sz w:val="22"/>
+              </w:rPr>
+              <w:t>КЦН1: Оперативный вывод</w:t>
+            </w:r>
+          </w:p>
+        </w:tc>
+      </w:tr>
+      <w:tr>
+        <w:tc>
+          <w:tcPr>
+            <w:tcW w:w="704" w:type="dxa"/>
+          </w:tcPr>
+          <w:p>
+            <w:pPr>
+              <w:pStyle w:val="af0"/>
+            </w:pPr>
+            <w:r>
+              <w:t>7</w:t>
+            </w:r>
+          </w:p>
+        </w:tc>
+        <w:tc>
+          <w:tcPr>
+            <w:tcW w:w="1276" w:type="dxa"/>
+          </w:tcPr>
+          <w:p>
+            <w:pPr>
+              <w:rPr>
+                <w:sz w:val="22"/>
+              </w:rPr>
+            </w:pPr>
+            <w:r>
+              <w:rPr>
+                <w:sz w:val="22"/>
+              </w:rPr>
+              <w:t>БФ</w:t>
+            </w:r>
+          </w:p>
+        </w:tc>
+        <w:tc>
+          <w:tcPr>
+            <w:tcW w:w="7625" w:type="dxa"/>
+          </w:tcPr>
+          <w:p>
+            <w:pPr>
+              <w:jc w:val="left"/>
+              <w:rPr>
+                <w:sz w:val="22"/>
+              </w:rPr>
+            </w:pPr>
+            <w:r>
+              <w:rPr>
+                <w:sz w:val="22"/>
+              </w:rPr>
+              <w:t>КЦН1: Пуск</w:t>
+            </w:r>
+          </w:p>
+        </w:tc>
+      </w:tr>
+      <w:tr>
+        <w:tc>
+          <w:tcPr>
+            <w:tcW w:w="704" w:type="dxa"/>
+          </w:tcPr>
+          <w:p>
+            <w:pPr>
+              <w:pStyle w:val="af0"/>
+            </w:pPr>
+            <w:r>
+              <w:t>8</w:t>
+            </w:r>
+          </w:p>
+        </w:tc>
+        <w:tc>
+          <w:tcPr>
+            <w:tcW w:w="1276" w:type="dxa"/>
+            <w:vAlign w:val="top"/>
+          </w:tcPr>
+          <w:p>
+            <w:r>
+              <w:rPr>
+                <w:sz w:val="22"/>
+              </w:rPr>
+              <w:t>БФ</w:t>
+            </w:r>
+          </w:p>
+        </w:tc>
+        <w:tc>
+          <w:tcPr>
+            <w:tcW w:w="7625" w:type="dxa"/>
+          </w:tcPr>
+          <w:p>
+            <w:pPr>
+              <w:jc w:val="left"/>
+              <w:rPr>
+                <w:sz w:val="22"/>
+              </w:rPr>
+            </w:pPr>
+            <w:r>
+              <w:rPr>
+                <w:sz w:val="22"/>
+              </w:rPr>
+              <w:t>КЦН1: Неисправность ЦН</w:t>
+            </w:r>
+          </w:p>
+        </w:tc>
+      </w:tr>
+      <w:tr>
+        <w:tc>
+          <w:tcPr>
+            <w:tcW w:w="704" w:type="dxa"/>
+          </w:tcPr>
+          <w:p>
+            <w:pPr>
+              <w:pStyle w:val="af0"/>
+            </w:pPr>
+            <w:r>
+              <w:t>9</w:t>
+            </w:r>
+          </w:p>
+        </w:tc>
+        <w:tc>
+          <w:tcPr>
+            <w:tcW w:w="1276" w:type="dxa"/>
+            <w:vAlign w:val="top"/>
+          </w:tcPr>
+          <w:p>
+            <w:r>
+              <w:rPr>
+                <w:sz w:val="22"/>
+              </w:rPr>
+              <w:t>БФ</w:t>
+            </w:r>
+          </w:p>
+        </w:tc>
+        <w:tc>
+          <w:tcPr>
+            <w:tcW w:w="7625" w:type="dxa"/>
+          </w:tcPr>
+          <w:p>
+            <w:pPr>
+              <w:jc w:val="left"/>
+              <w:rPr>
+                <w:sz w:val="22"/>
+                <w:highlight w:val="red"/>
+              </w:rPr>
+            </w:pPr>
+            <w:r>
+              <w:rPr>
+                <w:sz w:val="22"/>
+              </w:rPr>
+              <w:t>КЦН</w:t>
+            </w:r>
+            <w:r>
+              <w:rPr>
+                <w:sz w:val="22"/>
+              </w:rPr>
+              <w:t>2</w:t>
+            </w:r>
+            <w:r>
+              <w:rPr>
+                <w:sz w:val="22"/>
+              </w:rPr>
+              <w:t>: Ввод</w:t>
+            </w:r>
+          </w:p>
+        </w:tc>
+      </w:tr>
+      <w:tr>
+        <w:tc>
+          <w:tcPr>
+            <w:tcW w:w="704" w:type="dxa"/>
+          </w:tcPr>
+          <w:p>
+            <w:pPr>
+              <w:pStyle w:val="af0"/>
+            </w:pPr>
+            <w:r>
+              <w:t>10</w:t>
+            </w:r>
+          </w:p>
+        </w:tc>
+        <w:tc>
+          <w:tcPr>
+            <w:tcW w:w="1276" w:type="dxa"/>
+          </w:tcPr>
+          <w:p>
+            <w:pPr>
+              <w:rPr>
+                <w:sz w:val="22"/>
+              </w:rPr>
+            </w:pPr>
+            <w:r>
+              <w:rPr>
+                <w:sz w:val="22"/>
+              </w:rPr>
+              <w:t>БФ</w:t>
+            </w:r>
+          </w:p>
+        </w:tc>
+        <w:tc>
+          <w:tcPr>
+            <w:tcW w:w="7625" w:type="dxa"/>
+          </w:tcPr>
+          <w:p>
+            <w:pPr>
+              <w:jc w:val="left"/>
+              <w:rPr>
+                <w:sz w:val="22"/>
+              </w:rPr>
+            </w:pPr>
+            <w:r>
+              <w:rPr>
+                <w:sz w:val="22"/>
+              </w:rPr>
+              <w:t>КЦН</w:t>
+            </w:r>
+            <w:r>
+              <w:rPr>
+                <w:sz w:val="22"/>
+              </w:rPr>
+              <w:t>2</w:t>
+            </w:r>
+            <w:r>
+              <w:rPr>
+                <w:sz w:val="22"/>
+              </w:rPr>
+              <w:t>: Оперативный вывод</w:t>
+            </w:r>
+          </w:p>
+        </w:tc>
+      </w:tr>
+      <w:tr>
+        <w:tc>
+          <w:tcPr>
+            <w:tcW w:w="704" w:type="dxa"/>
+          </w:tcPr>
+          <w:p>
+            <w:pPr>
+              <w:pStyle w:val="af0"/>
+            </w:pPr>
+            <w:r>
+              <w:t>11</w:t>
+            </w:r>
+          </w:p>
+        </w:tc>
+        <w:tc>
+          <w:tcPr>
+            <w:tcW w:w="1276" w:type="dxa"/>
+            <w:vAlign w:val="top"/>
+          </w:tcPr>
+          <w:p>
+            <w:r>
+              <w:rPr>
+                <w:sz w:val="22"/>
+              </w:rPr>
+              <w:t>БФ</w:t>
+            </w:r>
+          </w:p>
+        </w:tc>
+        <w:tc>
+          <w:tcPr>
+            <w:tcW w:w="7625" w:type="dxa"/>
+          </w:tcPr>
+          <w:p>
+            <w:pPr>
+              <w:jc w:val="left"/>
+              <w:rPr>
+                <w:sz w:val="22"/>
+              </w:rPr>
+            </w:pPr>
+            <w:r>
+              <w:rPr>
+                <w:sz w:val="22"/>
+              </w:rPr>
+              <w:t>КЦН</w:t>
+            </w:r>
+            <w:r>
+              <w:rPr>
+                <w:sz w:val="22"/>
+              </w:rPr>
+              <w:t>2</w:t>
+            </w:r>
+            <w:r>
+              <w:rPr>
+                <w:sz w:val="22"/>
+              </w:rPr>
+              <w:t>: Пуск</w:t>
+            </w:r>
+          </w:p>
+        </w:tc>
+      </w:tr>
+      <w:tr>
+        <w:tc>
+          <w:tcPr>
+            <w:tcW w:w="704" w:type="dxa"/>
+          </w:tcPr>
+          <w:p>
+            <w:pPr>
+              <w:pStyle w:val="af0"/>
+            </w:pPr>
+            <w:r>
+              <w:t>12</w:t>
+            </w:r>
+          </w:p>
+        </w:tc>
+        <w:tc>
+          <w:tcPr>
+            <w:tcW w:w="1276" w:type="dxa"/>
+            <w:vAlign w:val="top"/>
+          </w:tcPr>
+          <w:p>
+            <w:r>
+              <w:rPr>
+                <w:sz w:val="22"/>
+              </w:rPr>
+              <w:t>БФ</w:t>
+            </w:r>
+          </w:p>
+        </w:tc>
+        <w:tc>
+          <w:tcPr>
+            <w:tcW w:w="7625" w:type="dxa"/>
+          </w:tcPr>
+          <w:p>
+            <w:pPr>
+              <w:jc w:val="left"/>
+              <w:rPr>
+                <w:sz w:val="22"/>
+              </w:rPr>
+            </w:pPr>
+            <w:r>
+              <w:rPr>
+                <w:sz w:val="22"/>
+              </w:rPr>
+              <w:t>КЦН</w:t>
+            </w:r>
+            <w:r>
+              <w:rPr>
+                <w:sz w:val="22"/>
+              </w:rPr>
+              <w:t>2</w:t>
+            </w:r>
+            <w:r>
+              <w:rPr>
+                <w:sz w:val="22"/>
+              </w:rPr>
+              <w:t>: Неисправность ЦН</w:t>
+            </w:r>
+          </w:p>
+        </w:tc>
+      </w:tr>
+      <w:tr>
+        <w:tc>
+          <w:tcPr>
+            <w:tcW w:w="704" w:type="dxa"/>
+          </w:tcPr>
+          <w:p>
+            <w:pPr>
+              <w:pStyle w:val="af0"/>
+            </w:pPr>
+            <w:r>
+              <w:t>13</w:t>
+            </w:r>
+          </w:p>
+        </w:tc>
+        <w:tc>
+          <w:tcPr>
+            <w:tcW w:w="1276" w:type="dxa"/>
+          </w:tcPr>
+          <w:p>
+            <w:pPr>
+              <w:rPr>
+                <w:sz w:val="22"/>
+              </w:rPr>
+            </w:pPr>
+            <w:r>
+              <w:rPr>
+                <w:sz w:val="22"/>
+              </w:rPr>
+              <w:t>-</w:t>
+            </w:r>
+          </w:p>
+        </w:tc>
+        <w:tc>
+          <w:tcPr>
+            <w:tcW w:w="7625" w:type="dxa"/>
+          </w:tcPr>
+          <w:p>
+            <w:pPr>
+              <w:jc w:val="left"/>
+              <w:rPr>
+                <w:sz w:val="22"/>
+              </w:rPr>
+            </w:pPr>
+            <w:r>
+              <w:rPr>
+                <w:sz w:val="22"/>
+              </w:rPr>
+              <w:t>-</w:t>
+            </w:r>
+          </w:p>
+        </w:tc>
+      </w:tr>
+      <w:tr>
+        <w:tc>
+          <w:tcPr>
+            <w:tcW w:w="704" w:type="dxa"/>
+          </w:tcPr>
+          <w:p>
+            <w:pPr>
+              <w:pStyle w:val="af0"/>
+            </w:pPr>
+            <w:r>
+              <w:t>14</w:t>
+            </w:r>
+          </w:p>
+        </w:tc>
+        <w:tc>
+          <w:tcPr>
+            <w:tcW w:w="1276" w:type="dxa"/>
+          </w:tcPr>
+          <w:p>
+            <w:pPr>
+              <w:rPr>
+                <w:sz w:val="22"/>
+              </w:rPr>
+            </w:pPr>
+            <w:r>
+              <w:rPr>
+                <w:sz w:val="22"/>
+              </w:rPr>
+              <w:t>-</w:t>
+            </w:r>
+          </w:p>
+        </w:tc>
+        <w:tc>
+          <w:tcPr>
+            <w:tcW w:w="7625" w:type="dxa"/>
+          </w:tcPr>
+          <w:p>
+            <w:pPr>
+              <w:jc w:val="left"/>
+              <w:rPr>
+                <w:sz w:val="22"/>
+              </w:rPr>
+            </w:pPr>
+            <w:r>
+              <w:rPr>
+                <w:sz w:val="22"/>
+              </w:rPr>
+              <w:t>-</w:t>
+            </w:r>
+          </w:p>
+        </w:tc>
+      </w:tr>
+      <w:tr>
+        <w:tc>
+          <w:tcPr>
+            <w:tcW w:w="704" w:type="dxa"/>
+          </w:tcPr>
+          <w:p>
+            <w:pPr>
+              <w:pStyle w:val="af0"/>
+            </w:pPr>
+            <w:r>
+              <w:t>15</w:t>
+            </w:r>
+          </w:p>
+        </w:tc>
+        <w:tc>
+          <w:tcPr>
+            <w:tcW w:w="1276" w:type="dxa"/>
+          </w:tcPr>
+          <w:p>
+            <w:pPr>
+              <w:rPr>
+                <w:sz w:val="22"/>
+              </w:rPr>
+            </w:pPr>
+            <w:r>
+              <w:rPr>
+                <w:sz w:val="22"/>
+              </w:rPr>
+              <w:t>-</w:t>
+            </w:r>
+          </w:p>
+        </w:tc>
+        <w:tc>
+          <w:tcPr>
+            <w:tcW w:w="7625" w:type="dxa"/>
+          </w:tcPr>
+          <w:p>
+            <w:pPr>
+              <w:jc w:val="left"/>
+              <w:rPr>
+                <w:sz w:val="22"/>
+              </w:rPr>
+            </w:pPr>
+            <w:r>
+              <w:rPr>
+                <w:sz w:val="22"/>
+              </w:rPr>
+              <w:t>-</w:t>
+            </w:r>
+          </w:p>
+        </w:tc>
+      </w:tr>
+      <w:tr>
+        <w:tc>
+          <w:tcPr>
+            <w:tcW w:w="704" w:type="dxa"/>
+          </w:tcPr>
+          <w:p>
+            <w:pPr>
+              <w:pStyle w:val="af0"/>
+            </w:pPr>
+            <w:r>
+              <w:t>16</w:t>
+            </w:r>
+          </w:p>
+        </w:tc>
+        <w:tc>
+          <w:tcPr>
+            <w:tcW w:w="1276" w:type="dxa"/>
+          </w:tcPr>
+          <w:p>
+            <w:pPr>
+              <w:rPr>
+                <w:sz w:val="22"/>
+              </w:rPr>
+            </w:pPr>
+            <w:r>
+              <w:rPr>
+                <w:sz w:val="22"/>
+              </w:rPr>
+              <w:t>-</w:t>
+            </w:r>
+          </w:p>
+        </w:tc>
+        <w:tc>
+          <w:tcPr>
+            <w:tcW w:w="7625" w:type="dxa"/>
+          </w:tcPr>
+          <w:p>
+            <w:pPr>
+              <w:jc w:val="left"/>
+              <w:rPr>
+                <w:sz w:val="22"/>
+              </w:rPr>
+            </w:pPr>
+            <w:r>
+              <w:rPr>
+                <w:sz w:val="22"/>
+              </w:rPr>
+              <w:t>-</w:t>
+            </w:r>
+          </w:p>
+        </w:tc>
+      </w:tr>
+    </w:tbl>
+    <w:p>
+      <w:pPr>
+        <w:pStyle w:val="3"/>
+      </w:pPr>
+      <w:r>
+        <w:t>Методика проверки</w:t>
+      </w:r>
+      <w:r>
+        <w:t xml:space="preserve"> СД и ФК КЦН НН</w:t>
+      </w:r>
+    </w:p>
+    <w:p>
+      <w:pPr>
+        <w:pStyle w:val="a5"/>
+      </w:pPr>
+      <w:r>
+        <w:t>Для проверки СД и ФК в устройство</w:t>
+      </w:r>
+      <w:r>
+        <w:t xml:space="preserve"> ЮНИТ-М300</w:t>
+      </w:r>
+      <w:r>
+        <w:t xml:space="preserve"> загружаются параметры 1 режима (см. пункт </w:t>
+      </w:r>
+      <w:r>
+        <w:fldChar w:fldCharType="begin"/>
+      </w:r>
+      <w:r>
+        <w:instrText xml:space="preserve"> REF _Ref192580234 \r \h </w:instrText>
+      </w:r>
+      <w:r>
+        <w:fldChar w:fldCharType="separate"/>
+      </w:r>
+      <w:r>
+        <w:t>2.5.2</w:t>
+      </w:r>
+      <w:r>
+        <w:fldChar w:fldCharType="end"/>
+      </w:r>
+      <w:r>
+        <w:t>) и подаются аналоговые сигналы режимов 1 (</w:t>
+      </w:r>
+      <w:r>
+        <w:t xml:space="preserve">нормальный режим - </w:t>
+      </w:r>
+      <w:r>
+        <w:t>КЦН НН не сработано) и режима 4 (</w:t>
+      </w:r>
+      <w:r>
+        <w:t>режим срабатывания - о</w:t>
+      </w:r>
+      <w:r>
+        <w:t>ба КЦН сработаны)</w:t>
+      </w:r>
+      <w:r>
+        <w:t xml:space="preserve"> из таблицы </w:t>
+      </w:r>
+      <w:r>
+        <w:fldChar w:fldCharType="begin"/>
+      </w:r>
+      <w:r>
+        <w:instrText xml:space="preserve"> REF _Ref192580393 \r \h  \* MERGEFORMAT </w:instrText>
+      </w:r>
+      <w:r>
+        <w:fldChar w:fldCharType="separate"/>
+      </w:r>
+      <w:r>
+        <w:rPr>
+          <w:vanish/>
+        </w:rPr>
+        <w:t xml:space="preserve">Таблица </w:t>
+      </w:r>
+      <w:r>
+        <w:t>2.14</w:t>
+      </w:r>
+      <w:r>
+        <w:rPr>
+          <w:vanish/>
+        </w:rPr>
+        <w:t xml:space="preserve"> -</w:t>
+      </w:r>
+      <w:r>
+        <w:fldChar w:fldCharType="end"/>
+      </w:r>
+      <w:r>
+        <w:t xml:space="preserve">. </w:t>
+      </w:r>
+      <w:r>
+        <w:t>При этом контролируется правильность работы светодиодов и функциональных клавиш в различных комбинациях</w:t>
+      </w:r>
+      <w:r>
+        <w:t>:</w:t>
+      </w:r>
+    </w:p>
+    <w:p>
+      <w:pPr>
+        <w:pStyle w:val="a5"/>
+      </w:pPr>
+      <w:r>
+        <w:t>1. Оперативный ввод/вывод КЦН НН1, КЦН НН2 в нормальном режиме и в режиме срабатывания.</w:t>
+      </w:r>
+    </w:p>
+    <w:p>
+      <w:pPr>
+        <w:pStyle w:val="a5"/>
+      </w:pPr>
+      <w:r>
+        <w:t xml:space="preserve">2. </w:t>
+      </w:r>
+      <w:r>
+        <w:t>Появление сигнализации пуска, неисправности ЦН на светодиодах в режиме срабатывания и отсутствие сигнализации в нормальном режиме.</w:t>
+      </w:r>
+    </w:p>
+    <w:p>
+      <w:pPr>
+        <w:pStyle w:val="3"/>
+        <w:rPr>
+          <w:highlight w:val="yellow"/>
+        </w:rPr>
+      </w:pPr>
+      <w:r>
+        <w:rPr>
+          <w:highlight w:val="yellow"/>
+        </w:rPr>
+        <w:t>Методика проверки СД и ФК МТЗ</w:t>
+      </w:r>
+    </w:p>
+    <w:p>
+      <w:pPr>
+        <w:pStyle w:val="a5"/>
+        <w:rPr>
+          <w:highlight w:val="yellow"/>
+        </w:rPr>
+      </w:pPr>
+      <w:r>
+        <w:rPr>
+          <w:highlight w:val="yellow"/>
+        </w:rPr>
+        <w:t xml:space="preserve">Для проверки СД и ФК в устройство ЮНИТ-М300 загружаются параметры 1 режима (см. пункт </w:t>
+      </w:r>
+      <w:r>
+        <w:rPr>
+          <w:highlight w:val="yellow"/>
+        </w:rPr>
+        <w:fldChar w:fldCharType="begin"/>
+      </w:r>
+      <w:r>
+        <w:rPr>
+          <w:highlight w:val="yellow"/>
+        </w:rPr>
+        <w:instrText xml:space="preserve"> REF _Ref192580234 \r \h </w:instrText>
+      </w:r>
+      <w:r>
+        <w:rPr>
+          <w:highlight w:val="yellow"/>
+        </w:rPr>
+        <w:instrText xml:space="preserve"> \* MERGEFORMAT </w:instrText>
+      </w:r>
+      <w:r>
+        <w:rPr>
+          <w:highlight w:val="yellow"/>
+        </w:rPr>
+      </w:r>
+      <w:r>
+        <w:rPr>
+          <w:highlight w:val="yellow"/>
+        </w:rPr>
+        <w:fldChar w:fldCharType="separate"/>
+      </w:r>
+      <w:r>
+        <w:rPr>
+          <w:highlight w:val="yellow"/>
+        </w:rPr>
+        <w:t>2.5.2</w:t>
+      </w:r>
+      <w:r>
+        <w:rPr>
+          <w:highlight w:val="yellow"/>
+        </w:rPr>
+        <w:fldChar w:fldCharType="end"/>
+      </w:r>
+      <w:r>
+        <w:rPr>
+          <w:highlight w:val="yellow"/>
+        </w:rPr>
+        <w:t xml:space="preserve">) и подаются аналоговые сигналы режимов 1 (нормальный режим </w:t>
+      </w:r>
+      <w:r>
+        <w:rPr>
+          <w:highlight w:val="yellow"/>
+        </w:rPr>
+        <w:t>–</w:t>
+      </w:r>
+      <w:r>
+        <w:rPr>
+          <w:highlight w:val="yellow"/>
+        </w:rPr>
+        <w:t xml:space="preserve"> </w:t>
+      </w:r>
+      <w:r>
+        <w:rPr>
+          <w:highlight w:val="yellow"/>
+        </w:rPr>
+        <w:t>ни одна ступень МТЗ</w:t>
+      </w:r>
+      <w:r>
+        <w:rPr>
+          <w:highlight w:val="yellow"/>
+        </w:rPr>
+        <w:t xml:space="preserve"> не сработан</w:t>
+      </w:r>
+      <w:r>
+        <w:rPr>
+          <w:highlight w:val="yellow"/>
+        </w:rPr>
+        <w:t>а</w:t>
+      </w:r>
+      <w:r>
+        <w:rPr>
+          <w:highlight w:val="yellow"/>
+        </w:rPr>
+        <w:t xml:space="preserve">) и режима 4 (режим срабатывания - оба КЦН сработаны) из таблицы </w:t>
+      </w:r>
+      <w:r>
+        <w:rPr>
+          <w:highlight w:val="yellow"/>
+        </w:rPr>
+        <w:fldChar w:fldCharType="begin"/>
+      </w:r>
+      <w:r>
+        <w:rPr>
+          <w:highlight w:val="yellow"/>
+        </w:rPr>
+        <w:instrText xml:space="preserve"> REF _Ref192580393 \r \h  \* MERGEFORMAT </w:instrText>
+      </w:r>
+      <w:r>
+        <w:rPr>
+          <w:highlight w:val="yellow"/>
+        </w:rPr>
+      </w:r>
+      <w:r>
+        <w:rPr>
+          <w:highlight w:val="yellow"/>
+        </w:rPr>
+        <w:fldChar w:fldCharType="separate"/>
+      </w:r>
+      <w:r>
+        <w:rPr>
+          <w:vanish/>
+          <w:highlight w:val="yellow"/>
+        </w:rPr>
+        <w:t xml:space="preserve">Таблица </w:t>
+      </w:r>
+      <w:r>
+        <w:rPr>
+          <w:highlight w:val="yellow"/>
+        </w:rPr>
+        <w:t>2.14</w:t>
+      </w:r>
+      <w:r>
+        <w:rPr>
+          <w:vanish/>
+          <w:highlight w:val="yellow"/>
+        </w:rPr>
+        <w:t xml:space="preserve"> -</w:t>
+      </w:r>
+      <w:r>
+        <w:rPr>
+          <w:highlight w:val="yellow"/>
+        </w:rPr>
+        <w:fldChar w:fldCharType="end"/>
+      </w:r>
+      <w:r>
+        <w:rPr>
+          <w:highlight w:val="yellow"/>
+        </w:rPr>
+        <w:t>. При этом контролируется правильность работы светодиодов и функциональных клавиш в различных комбинациях:</w:t>
+      </w:r>
+    </w:p>
+    <w:p>
+      <w:pPr>
+        <w:pStyle w:val="a5"/>
+        <w:rPr>
+          <w:highlight w:val="yellow"/>
+        </w:rPr>
+      </w:pPr>
+      <w:r>
+        <w:rPr>
+          <w:highlight w:val="yellow"/>
+        </w:rPr>
+        <w:t>1. Оперативный ввод/вывод КЦН НН1, КЦН НН2 в нормальном режиме и в режиме срабатывания.</w:t>
+      </w:r>
+    </w:p>
+    <w:p>
+      <w:pPr>
+        <w:pStyle w:val="a5"/>
+      </w:pPr>
+      <w:r>
+        <w:rPr>
+          <w:highlight w:val="yellow"/>
+        </w:rPr>
+        <w:lastRenderedPageBreak/>
+        <w:t>2. Появление сигнализации пуска, неисправности ЦН на светодиодах в режиме срабатывания и отсутствие сигнализации в нормальном режиме.</w:t>
+      </w:r>
     </w:p>
     <w:p>
       <w:pPr>
         <w:pStyle w:val="2"/>
       </w:pPr>
-      <w:bookmarkStart w:id="13" w:name="_Toc192166895"/>
+      <w:bookmarkStart w:id="13" w:name="_Toc192585192"/>
       <w:r>
-        <w:t>Общая часть</w:t>
+        <w:t>Проверка взаимодействия функций блоков МТЗ, КЦН НН1, КЦН НН2,</w:t>
       </w:r>
       <w:bookmarkEnd w:id="13"/>
+      <w:r>
+        <w:t xml:space="preserve">  </w:t>
+      </w:r>
+    </w:p>
+    <w:p>
+      <w:pPr>
+        <w:pStyle w:val="3"/>
+      </w:pPr>
+      <w:r>
+        <w:t>Цель испытаний</w:t>
+      </w:r>
+    </w:p>
+    <w:p>
+      <w:pPr>
+        <w:pStyle w:val="4"/>
+      </w:pPr>
+      <w:r>
+        <w:t xml:space="preserve">  </w:t>
+      </w:r>
+      <w:r>
+        <w:t xml:space="preserve">Контроль правильности выполнения логических взаимосвязей между функциональными блоками МТЗ, КЦН НН, ЛО Т, ПС. Проверки в составе данного подраздела проводятся с </w:t>
+      </w:r>
+      <w:r>
+        <w:t>использованием ИО типа «РЕТОМ-</w:t>
+      </w:r>
+      <w:r>
+        <w:t>7</w:t>
+      </w:r>
+      <w:r>
+        <w:t>1»</w:t>
+      </w:r>
+      <w:r>
+        <w:t>.</w:t>
+      </w:r>
     </w:p>
     <w:p>
       <w:pPr>
@@ -4450,7 +8597,7 @@
         <w:t xml:space="preserve">Таблица </w:t>
       </w:r>
       <w:r>
-        <w:t>3.1</w:t>
+        <w:t>2.5</w:t>
       </w:r>
       <w:r>
         <w:rPr>
@@ -6240,6 +10387,7 @@
         <w:pStyle w:val="a"/>
       </w:pPr>
       <w:r>
+        <w:lastRenderedPageBreak/>
         <w:t>Назначение дискретных входов</w:t>
       </w:r>
       <w:r>
@@ -6465,7 +10613,6 @@
               <w:pStyle w:val="af0"/>
             </w:pPr>
             <w:r>
-              <w:lastRenderedPageBreak/>
               <w:t>М3.</w:t>
             </w:r>
             <w:r>
@@ -8945,1060 +13092,7 @@
         <w:pStyle w:val="3"/>
       </w:pPr>
       <w:r>
-        <w:t xml:space="preserve">Назначение функциональных клавиш устройства ЮНИТ-ИЧМ для проверки </w:t>
-      </w:r>
-      <w:r>
-        <w:t xml:space="preserve">ФСУ в части </w:t>
-      </w:r>
-      <w:r>
-        <w:t xml:space="preserve">МТЗ  </w:t>
-      </w:r>
-    </w:p>
-    <w:p>
-      <w:pPr>
-        <w:pStyle w:val="a5"/>
-      </w:pPr>
-      <w:r>
-        <w:t xml:space="preserve">Назначение ФК на внутренние сигналы </w:t>
-      </w:r>
-      <w:r>
-        <w:rPr>
-          <w:highlight w:val="yellow"/>
-        </w:rPr>
-        <w:t>виртуальных ключей (ВКл)</w:t>
-      </w:r>
-      <w:r>
-        <w:t xml:space="preserve"> устройства ЮНИТ-М300 производиться при помощи подключенного ПК с установленным ПО «ЮНИТ-СЕРВИС» в инструменте </w:t>
-      </w:r>
-      <w:r>
         <w:lastRenderedPageBreak/>
-        <w:t xml:space="preserve">«Настройка светодиодов и ФК». Режим работы виртуального ключа в местном управлении настраивается в </w:t>
-      </w:r>
-      <w:r>
-        <w:rPr>
-          <w:highlight w:val="red"/>
-        </w:rPr>
-        <w:t>адрес настройки</w:t>
-      </w:r>
-      <w:r>
-        <w:t xml:space="preserve">. Назначение и настойка режима работы производится в соответствии с таблицей </w:t>
-      </w:r>
-      <w:r>
-        <w:fldChar w:fldCharType="begin"/>
-      </w:r>
-      <w:r>
-        <w:instrText xml:space="preserve"> REF _Ref191627316 \r \h  \* MERGEFORMAT </w:instrText>
-      </w:r>
-      <w:r>
-        <w:fldChar w:fldCharType="separate"/>
-      </w:r>
-      <w:r>
-        <w:rPr>
-          <w:vanish/>
-        </w:rPr>
-        <w:t xml:space="preserve">Таблица </w:t>
-      </w:r>
-      <w:r>
-        <w:t>3.3</w:t>
-      </w:r>
-      <w:r>
-        <w:rPr>
-          <w:vanish/>
-        </w:rPr>
-        <w:t xml:space="preserve"> -</w:t>
-      </w:r>
-      <w:r>
-        <w:fldChar w:fldCharType="end"/>
-      </w:r>
-      <w:r>
-        <w:t>. Где, ВК – виртуальный ключ, МУ – местное управление.</w:t>
-      </w:r>
-    </w:p>
-    <w:p>
-      <w:pPr>
-        <w:pStyle w:val="a"/>
-      </w:pPr>
-      <w:bookmarkStart w:id="15" w:name="_Ref191627316"/>
-      <w:r>
-        <w:t>Назначение функциональных клавиш</w:t>
-      </w:r>
-      <w:r>
-        <w:t xml:space="preserve"> устройства ЮНИТ-ИЧМ</w:t>
-      </w:r>
-      <w:bookmarkEnd w:id="15"/>
-    </w:p>
-    <w:tbl>
-      <w:tblPr>
-        <w:tblStyle w:val="21"/>
-        <w:tblW w:w="0" w:type="auto"/>
-        <w:tblLook w:val="04A0" w:firstRow="1" w:lastRow="0" w:firstColumn="1" w:lastColumn="0" w:noHBand="0" w:noVBand="1"/>
-      </w:tblPr>
-      <w:tblGrid>
-        <w:gridCol w:w="1373"/>
-        <w:gridCol w:w="1663"/>
-        <w:gridCol w:w="6569"/>
-      </w:tblGrid>
-      <w:tr>
-        <w:trPr>
-          <w:cnfStyle w:val="100000000000" w:firstRow="1" w:lastRow="0" w:firstColumn="0" w:lastColumn="0" w:oddVBand="0" w:evenVBand="0" w:oddHBand="0" w:evenHBand="0" w:firstRowFirstColumn="0" w:firstRowLastColumn="0" w:lastRowFirstColumn="0" w:lastRowLastColumn="0"/>
-        </w:trPr>
-        <w:tc>
-          <w:tcPr>
-            <w:tcW w:w="1413" w:type="dxa"/>
-            <w:vAlign w:val="top"/>
-          </w:tcPr>
-          <w:p>
-            <w:pPr>
-              <w:rPr>
-                <w:b w:val="0"/>
-              </w:rPr>
-            </w:pPr>
-            <w:r>
-              <w:rPr>
-                <w:b w:val="0"/>
-              </w:rPr>
-              <w:t>ФК</w:t>
-            </w:r>
-          </w:p>
-        </w:tc>
-        <w:tc>
-          <w:tcPr>
-            <w:tcW w:w="1701" w:type="dxa"/>
-            <w:vAlign w:val="top"/>
-          </w:tcPr>
-          <w:p>
-            <w:pPr>
-              <w:rPr>
-                <w:b w:val="0"/>
-              </w:rPr>
-            </w:pPr>
-            <w:r>
-              <w:rPr>
-                <w:b w:val="0"/>
-              </w:rPr>
-              <w:t>Режим МУ ВК</w:t>
-            </w:r>
-          </w:p>
-        </w:tc>
-        <w:tc>
-          <w:tcPr>
-            <w:tcW w:w="6797" w:type="dxa"/>
-            <w:vAlign w:val="top"/>
-          </w:tcPr>
-          <w:p>
-            <w:pPr>
-              <w:rPr>
-                <w:b w:val="0"/>
-              </w:rPr>
-            </w:pPr>
-            <w:r>
-              <w:rPr>
-                <w:b w:val="0"/>
-              </w:rPr>
-              <w:t>Наименование сигнала на ФСУ</w:t>
-            </w:r>
-          </w:p>
-        </w:tc>
-      </w:tr>
-      <w:tr>
-        <w:tc>
-          <w:tcPr>
-            <w:tcW w:w="1413" w:type="dxa"/>
-          </w:tcPr>
-          <w:p>
-            <w:pPr>
-              <w:pStyle w:val="af0"/>
-            </w:pPr>
-            <w:r>
-              <w:t>1</w:t>
-            </w:r>
-          </w:p>
-        </w:tc>
-        <w:tc>
-          <w:tcPr>
-            <w:tcW w:w="1701" w:type="dxa"/>
-          </w:tcPr>
-          <w:p>
-            <w:pPr>
-              <w:rPr>
-                <w:sz w:val="22"/>
-              </w:rPr>
-            </w:pPr>
-            <w:r>
-              <w:rPr>
-                <w:sz w:val="22"/>
-              </w:rPr>
-              <w:t>От ИЧМ</w:t>
-            </w:r>
-          </w:p>
-        </w:tc>
-        <w:tc>
-          <w:tcPr>
-            <w:tcW w:w="6797" w:type="dxa"/>
-            <w:shd w:val="clear" w:color="auto" w:fill="auto"/>
-          </w:tcPr>
-          <w:p>
-            <w:pPr>
-              <w:jc w:val="left"/>
-              <w:rPr>
-                <w:sz w:val="22"/>
-                <w:highlight w:val="red"/>
-              </w:rPr>
-            </w:pPr>
-            <w:r>
-              <w:rPr>
-                <w:sz w:val="22"/>
-                <w:highlight w:val="red"/>
-              </w:rPr>
-              <w:t>Режим управления устройством М/Д</w:t>
-            </w:r>
-          </w:p>
-        </w:tc>
-      </w:tr>
-      <w:tr>
-        <w:tc>
-          <w:tcPr>
-            <w:tcW w:w="1413" w:type="dxa"/>
-          </w:tcPr>
-          <w:p>
-            <w:pPr>
-              <w:pStyle w:val="af0"/>
-            </w:pPr>
-            <w:r>
-              <w:t>2</w:t>
-            </w:r>
-          </w:p>
-        </w:tc>
-        <w:tc>
-          <w:tcPr>
-            <w:tcW w:w="1701" w:type="dxa"/>
-          </w:tcPr>
-          <w:p>
-            <w:pPr>
-              <w:rPr>
-                <w:sz w:val="22"/>
-              </w:rPr>
-            </w:pPr>
-            <w:r>
-              <w:rPr>
-                <w:sz w:val="22"/>
-              </w:rPr>
-              <w:t>От ИЧМ</w:t>
-            </w:r>
-          </w:p>
-        </w:tc>
-        <w:tc>
-          <w:tcPr>
-            <w:tcW w:w="6797" w:type="dxa"/>
-            <w:shd w:val="clear" w:color="auto" w:fill="auto"/>
-          </w:tcPr>
-          <w:p>
-            <w:pPr>
-              <w:jc w:val="left"/>
-              <w:rPr>
-                <w:sz w:val="22"/>
-              </w:rPr>
-            </w:pPr>
-            <w:r>
-              <w:rPr>
-                <w:sz w:val="22"/>
-              </w:rPr>
-              <w:t>Вывод терминала</w:t>
-            </w:r>
-          </w:p>
-        </w:tc>
-      </w:tr>
-      <w:tr>
-        <w:tc>
-          <w:tcPr>
-            <w:tcW w:w="1413" w:type="dxa"/>
-          </w:tcPr>
-          <w:p>
-            <w:pPr>
-              <w:pStyle w:val="af0"/>
-            </w:pPr>
-            <w:r>
-              <w:t>3</w:t>
-            </w:r>
-          </w:p>
-        </w:tc>
-        <w:tc>
-          <w:tcPr>
-            <w:tcW w:w="1701" w:type="dxa"/>
-          </w:tcPr>
-          <w:p>
-            <w:pPr>
-              <w:rPr>
-                <w:sz w:val="22"/>
-              </w:rPr>
-            </w:pPr>
-            <w:r>
-              <w:rPr>
-                <w:sz w:val="22"/>
-              </w:rPr>
-              <w:t>От ИЧМ</w:t>
-            </w:r>
-          </w:p>
-        </w:tc>
-        <w:tc>
-          <w:tcPr>
-            <w:tcW w:w="6797" w:type="dxa"/>
-            <w:shd w:val="clear" w:color="auto" w:fill="auto"/>
-          </w:tcPr>
-          <w:p>
-            <w:pPr>
-              <w:jc w:val="left"/>
-              <w:rPr>
-                <w:sz w:val="22"/>
-              </w:rPr>
-            </w:pPr>
-            <w:r>
-              <w:rPr>
-                <w:sz w:val="22"/>
-              </w:rPr>
-              <w:t>ОВ МТЗ</w:t>
-            </w:r>
-          </w:p>
-        </w:tc>
-      </w:tr>
-      <w:tr>
-        <w:tc>
-          <w:tcPr>
-            <w:tcW w:w="1413" w:type="dxa"/>
-          </w:tcPr>
-          <w:p>
-            <w:pPr>
-              <w:pStyle w:val="af0"/>
-            </w:pPr>
-            <w:r>
-              <w:t>4</w:t>
-            </w:r>
-          </w:p>
-        </w:tc>
-        <w:tc>
-          <w:tcPr>
-            <w:tcW w:w="1701" w:type="dxa"/>
-          </w:tcPr>
-          <w:p>
-            <w:pPr>
-              <w:rPr>
-                <w:sz w:val="22"/>
-              </w:rPr>
-            </w:pPr>
-            <w:r>
-              <w:rPr>
-                <w:sz w:val="22"/>
-              </w:rPr>
-              <w:t>От ИЧМ</w:t>
-            </w:r>
-          </w:p>
-        </w:tc>
-        <w:tc>
-          <w:tcPr>
-            <w:tcW w:w="6797" w:type="dxa"/>
-            <w:shd w:val="clear" w:color="auto" w:fill="auto"/>
-          </w:tcPr>
-          <w:p>
-            <w:pPr>
-              <w:jc w:val="left"/>
-              <w:rPr>
-                <w:sz w:val="22"/>
-              </w:rPr>
-            </w:pPr>
-            <w:r>
-              <w:rPr>
-                <w:sz w:val="22"/>
-              </w:rPr>
-              <w:t>ОВ МТЗ 1</w:t>
-            </w:r>
-            <w:r>
-              <w:rPr>
-                <w:sz w:val="22"/>
-              </w:rPr>
-              <w:t xml:space="preserve"> ст</w:t>
-            </w:r>
-          </w:p>
-        </w:tc>
-      </w:tr>
-      <w:tr>
-        <w:tc>
-          <w:tcPr>
-            <w:tcW w:w="1413" w:type="dxa"/>
-          </w:tcPr>
-          <w:p>
-            <w:pPr>
-              <w:pStyle w:val="af0"/>
-            </w:pPr>
-            <w:r>
-              <w:t>5</w:t>
-            </w:r>
-          </w:p>
-        </w:tc>
-        <w:tc>
-          <w:tcPr>
-            <w:tcW w:w="1701" w:type="dxa"/>
-          </w:tcPr>
-          <w:p>
-            <w:pPr>
-              <w:rPr>
-                <w:sz w:val="22"/>
-              </w:rPr>
-            </w:pPr>
-            <w:r>
-              <w:rPr>
-                <w:sz w:val="22"/>
-              </w:rPr>
-              <w:t>От ИЧМ</w:t>
-            </w:r>
-          </w:p>
-        </w:tc>
-        <w:tc>
-          <w:tcPr>
-            <w:tcW w:w="6797" w:type="dxa"/>
-            <w:shd w:val="clear" w:color="auto" w:fill="auto"/>
-          </w:tcPr>
-          <w:p>
-            <w:pPr>
-              <w:jc w:val="left"/>
-              <w:rPr>
-                <w:sz w:val="22"/>
-              </w:rPr>
-            </w:pPr>
-            <w:r>
-              <w:rPr>
-                <w:sz w:val="22"/>
-              </w:rPr>
-              <w:t>МТЗ 1</w:t>
-            </w:r>
-            <w:r>
-              <w:rPr>
-                <w:sz w:val="22"/>
-              </w:rPr>
-              <w:t xml:space="preserve"> ст</w:t>
-            </w:r>
-            <w:r>
-              <w:rPr>
-                <w:sz w:val="22"/>
-              </w:rPr>
-              <w:t xml:space="preserve"> на сигн</w:t>
-            </w:r>
-          </w:p>
-        </w:tc>
-      </w:tr>
-      <w:tr>
-        <w:tc>
-          <w:tcPr>
-            <w:tcW w:w="1413" w:type="dxa"/>
-          </w:tcPr>
-          <w:p>
-            <w:pPr>
-              <w:pStyle w:val="af0"/>
-            </w:pPr>
-            <w:r>
-              <w:t>6</w:t>
-            </w:r>
-          </w:p>
-        </w:tc>
-        <w:tc>
-          <w:tcPr>
-            <w:tcW w:w="1701" w:type="dxa"/>
-          </w:tcPr>
-          <w:p>
-            <w:pPr>
-              <w:rPr>
-                <w:sz w:val="22"/>
-              </w:rPr>
-            </w:pPr>
-            <w:r>
-              <w:rPr>
-                <w:sz w:val="22"/>
-              </w:rPr>
-              <w:t>От ИЧМ</w:t>
-            </w:r>
-          </w:p>
-        </w:tc>
-        <w:tc>
-          <w:tcPr>
-            <w:tcW w:w="6797" w:type="dxa"/>
-          </w:tcPr>
-          <w:p>
-            <w:pPr>
-              <w:jc w:val="left"/>
-              <w:rPr>
-                <w:sz w:val="22"/>
-              </w:rPr>
-            </w:pPr>
-            <w:r>
-              <w:rPr>
-                <w:sz w:val="22"/>
-              </w:rPr>
-              <w:t>ОВ МТЗ 2</w:t>
-            </w:r>
-            <w:r>
-              <w:rPr>
-                <w:sz w:val="22"/>
-              </w:rPr>
-              <w:t xml:space="preserve"> ст</w:t>
-            </w:r>
-          </w:p>
-        </w:tc>
-      </w:tr>
-      <w:tr>
-        <w:tc>
-          <w:tcPr>
-            <w:tcW w:w="1413" w:type="dxa"/>
-          </w:tcPr>
-          <w:p>
-            <w:pPr>
-              <w:pStyle w:val="af0"/>
-            </w:pPr>
-            <w:r>
-              <w:t>7</w:t>
-            </w:r>
-          </w:p>
-        </w:tc>
-        <w:tc>
-          <w:tcPr>
-            <w:tcW w:w="1701" w:type="dxa"/>
-          </w:tcPr>
-          <w:p>
-            <w:pPr>
-              <w:rPr>
-                <w:sz w:val="22"/>
-              </w:rPr>
-            </w:pPr>
-            <w:r>
-              <w:rPr>
-                <w:sz w:val="22"/>
-              </w:rPr>
-              <w:t>От ИЧМ</w:t>
-            </w:r>
-          </w:p>
-        </w:tc>
-        <w:tc>
-          <w:tcPr>
-            <w:tcW w:w="6797" w:type="dxa"/>
-          </w:tcPr>
-          <w:p>
-            <w:pPr>
-              <w:jc w:val="left"/>
-              <w:rPr>
-                <w:sz w:val="22"/>
-              </w:rPr>
-            </w:pPr>
-            <w:r>
-              <w:rPr>
-                <w:sz w:val="22"/>
-              </w:rPr>
-              <w:t>МТЗ 2 ст</w:t>
-            </w:r>
-            <w:r>
-              <w:rPr>
-                <w:sz w:val="22"/>
-              </w:rPr>
-              <w:t xml:space="preserve"> на сигн</w:t>
-            </w:r>
-          </w:p>
-        </w:tc>
-      </w:tr>
-      <w:tr>
-        <w:tc>
-          <w:tcPr>
-            <w:tcW w:w="1413" w:type="dxa"/>
-          </w:tcPr>
-          <w:p>
-            <w:pPr>
-              <w:pStyle w:val="af0"/>
-            </w:pPr>
-            <w:r>
-              <w:t>8</w:t>
-            </w:r>
-          </w:p>
-        </w:tc>
-        <w:tc>
-          <w:tcPr>
-            <w:tcW w:w="1701" w:type="dxa"/>
-          </w:tcPr>
-          <w:p>
-            <w:pPr>
-              <w:rPr>
-                <w:sz w:val="22"/>
-              </w:rPr>
-            </w:pPr>
-            <w:r>
-              <w:rPr>
-                <w:sz w:val="22"/>
-              </w:rPr>
-              <w:t>От ИЧМ</w:t>
-            </w:r>
-          </w:p>
-        </w:tc>
-        <w:tc>
-          <w:tcPr>
-            <w:tcW w:w="6797" w:type="dxa"/>
-          </w:tcPr>
-          <w:p>
-            <w:pPr>
-              <w:jc w:val="left"/>
-              <w:rPr>
-                <w:sz w:val="22"/>
-              </w:rPr>
-            </w:pPr>
-            <w:r>
-              <w:rPr>
-                <w:sz w:val="22"/>
-              </w:rPr>
-              <w:t>ОВ МТЗ 3 ст</w:t>
-            </w:r>
-          </w:p>
-        </w:tc>
-      </w:tr>
-      <w:tr>
-        <w:tc>
-          <w:tcPr>
-            <w:tcW w:w="1413" w:type="dxa"/>
-          </w:tcPr>
-          <w:p>
-            <w:pPr>
-              <w:pStyle w:val="af0"/>
-            </w:pPr>
-            <w:r>
-              <w:t>9</w:t>
-            </w:r>
-          </w:p>
-        </w:tc>
-        <w:tc>
-          <w:tcPr>
-            <w:tcW w:w="1701" w:type="dxa"/>
-          </w:tcPr>
-          <w:p>
-            <w:pPr>
-              <w:rPr>
-                <w:sz w:val="22"/>
-              </w:rPr>
-            </w:pPr>
-            <w:r>
-              <w:rPr>
-                <w:sz w:val="22"/>
-              </w:rPr>
-              <w:t>От ИЧМ</w:t>
-            </w:r>
-          </w:p>
-        </w:tc>
-        <w:tc>
-          <w:tcPr>
-            <w:tcW w:w="6797" w:type="dxa"/>
-          </w:tcPr>
-          <w:p>
-            <w:pPr>
-              <w:jc w:val="left"/>
-              <w:rPr>
-                <w:sz w:val="22"/>
-              </w:rPr>
-            </w:pPr>
-            <w:r>
-              <w:rPr>
-                <w:sz w:val="22"/>
-              </w:rPr>
-              <w:t>МТЗ 3</w:t>
-            </w:r>
-            <w:r>
-              <w:rPr>
-                <w:sz w:val="22"/>
-              </w:rPr>
-              <w:t xml:space="preserve"> ст</w:t>
-            </w:r>
-            <w:r>
-              <w:rPr>
-                <w:sz w:val="22"/>
-              </w:rPr>
-              <w:t xml:space="preserve"> на сигн</w:t>
-            </w:r>
-          </w:p>
-        </w:tc>
-      </w:tr>
-      <w:tr>
-        <w:tc>
-          <w:tcPr>
-            <w:tcW w:w="1413" w:type="dxa"/>
-          </w:tcPr>
-          <w:p>
-            <w:pPr>
-              <w:pStyle w:val="af0"/>
-            </w:pPr>
-            <w:r>
-              <w:t>10</w:t>
-            </w:r>
-          </w:p>
-        </w:tc>
-        <w:tc>
-          <w:tcPr>
-            <w:tcW w:w="1701" w:type="dxa"/>
-          </w:tcPr>
-          <w:p>
-            <w:pPr>
-              <w:rPr>
-                <w:sz w:val="22"/>
-              </w:rPr>
-            </w:pPr>
-            <w:r>
-              <w:rPr>
-                <w:sz w:val="22"/>
-              </w:rPr>
-              <w:t>От ИЧМ</w:t>
-            </w:r>
-          </w:p>
-        </w:tc>
-        <w:tc>
-          <w:tcPr>
-            <w:tcW w:w="6797" w:type="dxa"/>
-          </w:tcPr>
-          <w:p>
-            <w:pPr>
-              <w:jc w:val="left"/>
-              <w:rPr>
-                <w:sz w:val="22"/>
-                <w:highlight w:val="red"/>
-              </w:rPr>
-            </w:pPr>
-            <w:r>
-              <w:rPr>
-                <w:sz w:val="22"/>
-                <w:highlight w:val="red"/>
-              </w:rPr>
-              <w:t>ОВ КЦН1</w:t>
-            </w:r>
-          </w:p>
-        </w:tc>
-      </w:tr>
-      <w:tr>
-        <w:tc>
-          <w:tcPr>
-            <w:tcW w:w="1413" w:type="dxa"/>
-          </w:tcPr>
-          <w:p>
-            <w:pPr>
-              <w:pStyle w:val="af0"/>
-            </w:pPr>
-            <w:r>
-              <w:t>11</w:t>
-            </w:r>
-          </w:p>
-        </w:tc>
-        <w:tc>
-          <w:tcPr>
-            <w:tcW w:w="1701" w:type="dxa"/>
-          </w:tcPr>
-          <w:p>
-            <w:pPr>
-              <w:rPr>
-                <w:sz w:val="22"/>
-              </w:rPr>
-            </w:pPr>
-            <w:r>
-              <w:rPr>
-                <w:sz w:val="22"/>
-              </w:rPr>
-              <w:t>От ИЧМ</w:t>
-            </w:r>
-          </w:p>
-        </w:tc>
-        <w:tc>
-          <w:tcPr>
-            <w:tcW w:w="6797" w:type="dxa"/>
-          </w:tcPr>
-          <w:p>
-            <w:pPr>
-              <w:jc w:val="left"/>
-              <w:rPr>
-                <w:sz w:val="22"/>
-                <w:highlight w:val="red"/>
-              </w:rPr>
-            </w:pPr>
-            <w:r>
-              <w:rPr>
-                <w:sz w:val="22"/>
-                <w:highlight w:val="red"/>
-              </w:rPr>
-              <w:t>ОВ КЦН2</w:t>
-            </w:r>
-          </w:p>
-        </w:tc>
-      </w:tr>
-      <w:tr>
-        <w:tc>
-          <w:tcPr>
-            <w:tcW w:w="1413" w:type="dxa"/>
-          </w:tcPr>
-          <w:p>
-            <w:pPr>
-              <w:pStyle w:val="af0"/>
-            </w:pPr>
-            <w:r>
-              <w:t>12</w:t>
-            </w:r>
-          </w:p>
-        </w:tc>
-        <w:tc>
-          <w:tcPr>
-            <w:tcW w:w="1701" w:type="dxa"/>
-          </w:tcPr>
-          <w:p>
-            <w:pPr>
-              <w:rPr>
-                <w:sz w:val="22"/>
-              </w:rPr>
-            </w:pPr>
-            <w:r>
-              <w:rPr>
-                <w:sz w:val="22"/>
-              </w:rPr>
-              <w:t>От ИЧМ</w:t>
-            </w:r>
-          </w:p>
-        </w:tc>
-        <w:tc>
-          <w:tcPr>
-            <w:tcW w:w="6797" w:type="dxa"/>
-          </w:tcPr>
-          <w:p>
-            <w:pPr>
-              <w:jc w:val="left"/>
-              <w:rPr>
-                <w:sz w:val="22"/>
-                <w:highlight w:val="red"/>
-              </w:rPr>
-            </w:pPr>
-            <w:r>
-              <w:rPr>
-                <w:sz w:val="22"/>
-                <w:highlight w:val="red"/>
-              </w:rPr>
-              <w:t>ОВ ЛО Т</w:t>
-            </w:r>
-          </w:p>
-        </w:tc>
-      </w:tr>
-      <w:tr>
-        <w:tc>
-          <w:tcPr>
-            <w:tcW w:w="1413" w:type="dxa"/>
-          </w:tcPr>
-          <w:p>
-            <w:pPr>
-              <w:pStyle w:val="af0"/>
-            </w:pPr>
-            <w:r>
-              <w:t>13</w:t>
-            </w:r>
-          </w:p>
-        </w:tc>
-        <w:tc>
-          <w:tcPr>
-            <w:tcW w:w="1701" w:type="dxa"/>
-          </w:tcPr>
-          <w:p>
-            <w:pPr>
-              <w:rPr>
-                <w:sz w:val="22"/>
-              </w:rPr>
-            </w:pPr>
-            <w:r>
-              <w:rPr>
-                <w:sz w:val="22"/>
-              </w:rPr>
-              <w:t>От ИЧМ</w:t>
-            </w:r>
-          </w:p>
-        </w:tc>
-        <w:tc>
-          <w:tcPr>
-            <w:tcW w:w="6797" w:type="dxa"/>
-          </w:tcPr>
-          <w:p>
-            <w:pPr>
-              <w:jc w:val="left"/>
-              <w:rPr>
-                <w:sz w:val="22"/>
-                <w:highlight w:val="red"/>
-              </w:rPr>
-            </w:pPr>
-            <w:r>
-              <w:rPr>
-                <w:sz w:val="22"/>
-                <w:highlight w:val="red"/>
-              </w:rPr>
-              <w:t>ОВ ЛО Т / ЛО</w:t>
-            </w:r>
-          </w:p>
-        </w:tc>
-      </w:tr>
-      <w:tr>
-        <w:tc>
-          <w:tcPr>
-            <w:tcW w:w="1413" w:type="dxa"/>
-          </w:tcPr>
-          <w:p>
-            <w:pPr>
-              <w:pStyle w:val="af0"/>
-            </w:pPr>
-            <w:r>
-              <w:t>14</w:t>
-            </w:r>
-          </w:p>
-        </w:tc>
-        <w:tc>
-          <w:tcPr>
-            <w:tcW w:w="1701" w:type="dxa"/>
-          </w:tcPr>
-          <w:p>
-            <w:pPr>
-              <w:rPr>
-                <w:sz w:val="22"/>
-              </w:rPr>
-            </w:pPr>
-            <w:r>
-              <w:rPr>
-                <w:sz w:val="22"/>
-              </w:rPr>
-              <w:t>От ИЧМ</w:t>
-            </w:r>
-          </w:p>
-        </w:tc>
-        <w:tc>
-          <w:tcPr>
-            <w:tcW w:w="6797" w:type="dxa"/>
-          </w:tcPr>
-          <w:p>
-            <w:pPr>
-              <w:jc w:val="left"/>
-              <w:rPr>
-                <w:sz w:val="22"/>
-                <w:highlight w:val="red"/>
-              </w:rPr>
-            </w:pPr>
-            <w:r>
-              <w:rPr>
-                <w:sz w:val="22"/>
-                <w:highlight w:val="red"/>
-              </w:rPr>
-              <w:t>ОВ ЛО Т / ЗАПВ</w:t>
-            </w:r>
-          </w:p>
-        </w:tc>
-      </w:tr>
-      <w:tr>
-        <w:tc>
-          <w:tcPr>
-            <w:tcW w:w="1413" w:type="dxa"/>
-          </w:tcPr>
-          <w:p>
-            <w:pPr>
-              <w:pStyle w:val="af0"/>
-            </w:pPr>
-            <w:r>
-              <w:t>15</w:t>
-            </w:r>
-          </w:p>
-        </w:tc>
-        <w:tc>
-          <w:tcPr>
-            <w:tcW w:w="1701" w:type="dxa"/>
-          </w:tcPr>
-          <w:p>
-            <w:pPr>
-              <w:rPr>
-                <w:sz w:val="22"/>
-              </w:rPr>
-            </w:pPr>
-            <w:r>
-              <w:rPr>
-                <w:sz w:val="22"/>
-              </w:rPr>
-              <w:t>От ИЧМ</w:t>
-            </w:r>
-          </w:p>
-        </w:tc>
-        <w:tc>
-          <w:tcPr>
-            <w:tcW w:w="6797" w:type="dxa"/>
-          </w:tcPr>
-          <w:p>
-            <w:pPr>
-              <w:jc w:val="left"/>
-              <w:rPr>
-                <w:sz w:val="22"/>
-                <w:highlight w:val="red"/>
-              </w:rPr>
-            </w:pPr>
-            <w:r>
-              <w:rPr>
-                <w:sz w:val="22"/>
-                <w:highlight w:val="red"/>
-              </w:rPr>
-              <w:t>ОВ ЛО Т / ЗАВР</w:t>
-            </w:r>
-          </w:p>
-        </w:tc>
-      </w:tr>
-      <w:tr>
-        <w:tc>
-          <w:tcPr>
-            <w:tcW w:w="1413" w:type="dxa"/>
-          </w:tcPr>
-          <w:p>
-            <w:pPr>
-              <w:pStyle w:val="af0"/>
-            </w:pPr>
-            <w:r>
-              <w:t>16</w:t>
-            </w:r>
-          </w:p>
-        </w:tc>
-        <w:tc>
-          <w:tcPr>
-            <w:tcW w:w="1701" w:type="dxa"/>
-          </w:tcPr>
-          <w:p>
-            <w:pPr>
-              <w:rPr>
-                <w:sz w:val="22"/>
-              </w:rPr>
-            </w:pPr>
-            <w:r>
-              <w:rPr>
-                <w:sz w:val="22"/>
-              </w:rPr>
-              <w:t>От ИЧМ</w:t>
-            </w:r>
-          </w:p>
-        </w:tc>
-        <w:tc>
-          <w:tcPr>
-            <w:tcW w:w="6797" w:type="dxa"/>
-          </w:tcPr>
-          <w:p>
-            <w:pPr>
-              <w:jc w:val="left"/>
-              <w:rPr>
-                <w:sz w:val="22"/>
-              </w:rPr>
-            </w:pPr>
-            <w:r>
-              <w:rPr>
-                <w:sz w:val="22"/>
-              </w:rPr>
-              <w:t>-</w:t>
-            </w:r>
-          </w:p>
-        </w:tc>
-      </w:tr>
-    </w:tbl>
-    <w:p>
-      <w:pPr>
-        <w:pStyle w:val="3"/>
-      </w:pPr>
-      <w:r>
         <w:t>Назначение выходных реле устройств ЮНИТ-М300 для проверки</w:t>
       </w:r>
       <w:r>
@@ -10022,30 +13116,40 @@
         <w:t xml:space="preserve">Назначение внутренних сигналов функциональной логики на выходные реле устройства ЮНИТ-М300 производится при помощи подключенного ПК с установленным ПО «ЮНИТ-СЕРВИС» в инструменте «Матрица входов и выходных реле». Назначение производится в соответствии с таблицей </w:t>
       </w:r>
       <w:r>
+        <w:rPr>
+          <w:highlight w:val="red"/>
+        </w:rPr>
         <w:fldChar w:fldCharType="begin"/>
       </w:r>
       <w:r>
+        <w:rPr>
+          <w:highlight w:val="red"/>
+        </w:rPr>
         <w:instrText xml:space="preserve"> REF _Ref191627623 \r \h  \* MERGEFORMAT </w:instrText>
       </w:r>
       <w:r>
+        <w:rPr>
+          <w:highlight w:val="red"/>
+        </w:rPr>
+      </w:r>
+      <w:r>
+        <w:rPr>
+          <w:highlight w:val="red"/>
+        </w:rPr>
         <w:fldChar w:fldCharType="separate"/>
       </w:r>
       <w:r>
         <w:rPr>
-          <w:vanish/>
+          <w:b/>
+          <w:bCs/>
+          <w:highlight w:val="red"/>
         </w:rPr>
-        <w:t xml:space="preserve">Таблица </w:t>
-      </w:r>
-      <w:r>
-        <w:t>3.4</w:t>
+        <w:t>Ошибка! Источник ссылки не найден.</w:t>
       </w:r>
       <w:r>
         <w:rPr>
-          <w:vanish/>
+          <w:highlight w:val="red"/>
         </w:rPr>
-        <w:t xml:space="preserve"> -</w:t>
-      </w:r>
-      <w:r>
         <w:fldChar w:fldCharType="end"/>
       </w:r>
       <w:r>
@@ -11362,11 +14466,11 @@
       <w:pPr>
         <w:pStyle w:val="a"/>
       </w:pPr>
-      <w:bookmarkStart w:id="16" w:name="_Ref191631805"/>
+      <w:bookmarkStart w:id="15" w:name="_Ref191631805"/>
       <w:r>
         <w:t>Выходные реле устройства ЮНИТ-М300 для проверки БНТ</w:t>
       </w:r>
-      <w:bookmarkEnd w:id="16"/>
+      <w:bookmarkEnd w:id="15"/>
     </w:p>
     <w:tbl>
       <w:tblPr>
@@ -11398,7 +14502,6 @@
               <w:rPr>
                 <w:b w:val="0"/>
               </w:rPr>
-              <w:lastRenderedPageBreak/>
               <w:t>Клеммы на устройстве</w:t>
             </w:r>
           </w:p>
@@ -12683,6 +15786,7 @@
               <w:rPr>
                 <w:b w:val="0"/>
               </w:rPr>
+              <w:lastRenderedPageBreak/>
               <w:t>Клеммы на устройстве</w:t>
             </w:r>
           </w:p>
@@ -14684,7 +17788,6 @@
               <w:pStyle w:val="af0"/>
             </w:pPr>
             <w:r>
-              <w:lastRenderedPageBreak/>
               <w:t>М10.</w:t>
             </w:r>
             <w:r>
@@ -15979,6 +19082,7 @@
               <w:pStyle w:val="af0"/>
             </w:pPr>
             <w:r>
+              <w:lastRenderedPageBreak/>
               <w:t>М10.</w:t>
             </w:r>
             <w:r>
@@ -16525,14 +19629,14 @@
     <w:p>
       <w:pPr>
         <w:pStyle w:val="2"/>
-        <w:numPr>
-          <w:ilvl w:val="0"/>
-          <w:numId w:val="0"/>
-        </w:numPr>
-        <w:ind w:left="709"/>
       </w:pPr>
-      <w:bookmarkStart w:id="17" w:name="_GoBack"/>
-      <w:bookmarkEnd w:id="17"/>
+    </w:p>
+    <w:p>
+      <w:pPr>
+        <w:pStyle w:val="a5"/>
+      </w:pPr>
+      <w:bookmarkStart w:id="16" w:name="_GoBack"/>
+      <w:bookmarkEnd w:id="16"/>
     </w:p>
     <w:sectPr>
       <w:headerReference w:type="default" r:id="rId14"/>
@@ -16978,14 +20082,27 @@
           <w:r>
             <w:t>/</w:t>
           </w:r>
-          <w:fldSimple w:instr=" NUMPAGES   \* MERGEFORMAT ">
-            <w:r>
-              <w:rPr>
-                <w:noProof/>
-              </w:rPr>
-              <w:t>10</w:t>
-            </w:r>
-          </w:fldSimple>
+          <w:r>
+            <w:fldChar w:fldCharType="begin"/>
+          </w:r>
+          <w:r>
+            <w:instrText xml:space="preserve"> NUMPAGES   \* MERGEFORMAT </w:instrText>
+          </w:r>
+          <w:r>
+            <w:fldChar w:fldCharType="separate"/>
+          </w:r>
+          <w:r>
+            <w:rPr>
+              <w:noProof/>
+            </w:rPr>
+            <w:t>12</w:t>
+          </w:r>
+          <w:r>
+            <w:rPr>
+              <w:noProof/>
+            </w:rPr>
+            <w:fldChar w:fldCharType="end"/>
+          </w:r>
         </w:p>
       </w:tc>
     </w:tr>
@@ -17062,7 +20179,7 @@
             <w:rPr>
               <w:noProof/>
             </w:rPr>
-            <w:t>10</w:t>
+            <w:t>11</w:t>
           </w:r>
           <w:r>
             <w:fldChar w:fldCharType="end"/>
@@ -17070,27 +20187,14 @@
           <w:r>
             <w:t xml:space="preserve"> из </w:t>
           </w:r>
-          <w:r>
-            <w:fldChar w:fldCharType="begin"/>
-          </w:r>
-          <w:r>
-            <w:instrText xml:space="preserve"> NUMPAGES </w:instrText>
-          </w:r>
-          <w:r>
-            <w:fldChar w:fldCharType="separate"/>
-          </w:r>
-          <w:r>
-            <w:rPr>
-              <w:noProof/>
-            </w:rPr>
-            <w:t>10</w:t>
-          </w:r>
-          <w:r>
-            <w:rPr>
-              <w:noProof/>
-            </w:rPr>
-            <w:fldChar w:fldCharType="end"/>
-          </w:r>
+          <w:fldSimple w:instr=" NUMPAGES ">
+            <w:r>
+              <w:rPr>
+                <w:noProof/>
+              </w:rPr>
+              <w:t>12</w:t>
+            </w:r>
+          </w:fldSimple>
           <w:r>
             <w:t xml:space="preserve"> </w:t>
           </w:r>
@@ -17754,6 +20858,9 @@
     <w:abstractNumId w:val="10"/>
   </w:num>
   <w:num w:numId="30">
+    <w:abstractNumId w:val="10"/>
+  </w:num>
+  <w:num w:numId="31">
     <w:abstractNumId w:val="10"/>
   </w:num>
 </w:numbering>
@@ -19215,7 +22322,7 @@
 </file>
 
 <file path=customXml/itemProps1.xml><?xml version="1.0" encoding="utf-8"?>
-<ds:datastoreItem xmlns:ds="http://schemas.openxmlformats.org/officeDocument/2006/customXml" ds:itemID="{D9D60C4F-35DE-4F40-80F6-B541536C2DF6}">
+<ds:datastoreItem xmlns:ds="http://schemas.openxmlformats.org/officeDocument/2006/customXml" ds:itemID="{A8E56D56-EF43-43DE-8329-A893AEE29D9F}">
   <ds:schemaRefs>
     <ds:schemaRef ds:uri="http://schemas.openxmlformats.org/officeDocument/2006/bibliography"/>
   </ds:schemaRefs>

--- a/mode_docx_gen/template.docx
+++ b/mode_docx_gen/template.docx
@@ -207,7 +207,21 @@
                 <w:sz w:val="22"/>
                 <w:highlight w:val="yellow"/>
               </w:rPr>
-              <w:t>ЮНИТ-М319-ОЛ-Р02с-B021-В021-В001-К001-К003-M046-5400-x-C02.00</w:t>
+              <w:t>ЮНИТ-М319-</w:t>
+            </w:r>
+            <w:r>
+              <w:rPr>
+                <w:sz w:val="22"/>
+                <w:highlight w:val="red"/>
+              </w:rPr>
+              <w:t>ОЛ</w:t>
+            </w:r>
+            <w:r>
+              <w:rPr>
+                <w:sz w:val="22"/>
+                <w:highlight w:val="yellow"/>
+              </w:rPr>
+              <w:t>-Р02с-B021-В021-В001-К001-К003-M046-5400-x-C02.00</w:t>
             </w:r>
           </w:p>
         </w:tc>
@@ -437,7 +451,7 @@
       <w:r>
         <w:fldChar w:fldCharType="separate"/>
       </w:r>
-      <w:hyperlink w:anchor="_Toc192166883" w:history="1">
+      <w:hyperlink w:anchor="_Toc192585180" w:history="1">
         <w:r>
           <w:rPr>
             <w:rStyle w:val="af4"/>
@@ -481,7 +495,7 @@
             <w:noProof/>
             <w:webHidden/>
           </w:rPr>
-          <w:instrText xml:space="preserve"> PAGEREF _Toc192166883 \h </w:instrText>
+          <w:instrText xml:space="preserve"> PAGEREF _Toc192585180 \h </w:instrText>
         </w:r>
         <w:r>
           <w:rPr>
@@ -526,7 +540,7 @@
           <w:lang w:val="en-US"/>
         </w:rPr>
       </w:pPr>
-      <w:hyperlink w:anchor="_Toc192166884" w:history="1">
+      <w:hyperlink w:anchor="_Toc192585181" w:history="1">
         <w:r>
           <w:rPr>
             <w:rStyle w:val="af4"/>
@@ -570,7 +584,7 @@
             <w:noProof/>
             <w:webHidden/>
           </w:rPr>
-          <w:instrText xml:space="preserve"> PAGEREF _Toc192166884 \h </w:instrText>
+          <w:instrText xml:space="preserve"> PAGEREF _Toc192585181 \h </w:instrText>
         </w:r>
         <w:r>
           <w:rPr>
@@ -615,7 +629,7 @@
           <w:lang w:val="en-US"/>
         </w:rPr>
       </w:pPr>
-      <w:hyperlink w:anchor="_Toc192166885" w:history="1">
+      <w:hyperlink w:anchor="_Toc192585182" w:history="1">
         <w:r>
           <w:rPr>
             <w:rStyle w:val="af4"/>
@@ -659,7 +673,7 @@
             <w:noProof/>
             <w:webHidden/>
           </w:rPr>
-          <w:instrText xml:space="preserve"> PAGEREF _Toc192166885 \h </w:instrText>
+          <w:instrText xml:space="preserve"> PAGEREF _Toc192585182 \h </w:instrText>
         </w:r>
         <w:r>
           <w:rPr>
@@ -704,7 +718,7 @@
           <w:lang w:val="en-US"/>
         </w:rPr>
       </w:pPr>
-      <w:hyperlink w:anchor="_Toc192166886" w:history="1">
+      <w:hyperlink w:anchor="_Toc192585183" w:history="1">
         <w:r>
           <w:rPr>
             <w:rStyle w:val="af4"/>
@@ -748,7 +762,7 @@
             <w:noProof/>
             <w:webHidden/>
           </w:rPr>
-          <w:instrText xml:space="preserve"> PAGEREF _Toc192166886 \h </w:instrText>
+          <w:instrText xml:space="preserve"> PAGEREF _Toc192585183 \h </w:instrText>
         </w:r>
         <w:r>
           <w:rPr>
@@ -793,7 +807,7 @@
           <w:lang w:val="en-US"/>
         </w:rPr>
       </w:pPr>
-      <w:hyperlink w:anchor="_Toc192166887" w:history="1">
+      <w:hyperlink w:anchor="_Toc192585184" w:history="1">
         <w:r>
           <w:rPr>
             <w:rStyle w:val="af4"/>
@@ -837,7 +851,7 @@
             <w:noProof/>
             <w:webHidden/>
           </w:rPr>
-          <w:instrText xml:space="preserve"> PAGEREF _Toc192166887 \h </w:instrText>
+          <w:instrText xml:space="preserve"> PAGEREF _Toc192585184 \h </w:instrText>
         </w:r>
         <w:r>
           <w:rPr>
@@ -882,7 +896,7 @@
           <w:lang w:val="en-US"/>
         </w:rPr>
       </w:pPr>
-      <w:hyperlink w:anchor="_Toc192166888" w:history="1">
+      <w:hyperlink w:anchor="_Toc192585185" w:history="1">
         <w:r>
           <w:rPr>
             <w:rStyle w:val="af4"/>
@@ -926,7 +940,7 @@
             <w:noProof/>
             <w:webHidden/>
           </w:rPr>
-          <w:instrText xml:space="preserve"> PAGEREF _Toc192166888 \h </w:instrText>
+          <w:instrText xml:space="preserve"> PAGEREF _Toc192585185 \h </w:instrText>
         </w:r>
         <w:r>
           <w:rPr>
@@ -971,7 +985,7 @@
           <w:lang w:val="en-US"/>
         </w:rPr>
       </w:pPr>
-      <w:hyperlink w:anchor="_Toc192166889" w:history="1">
+      <w:hyperlink w:anchor="_Toc192585186" w:history="1">
         <w:r>
           <w:rPr>
             <w:rStyle w:val="af4"/>
@@ -1015,7 +1029,7 @@
             <w:noProof/>
             <w:webHidden/>
           </w:rPr>
-          <w:instrText xml:space="preserve"> PAGEREF _Toc192166889 \h </w:instrText>
+          <w:instrText xml:space="preserve"> PAGEREF _Toc192585186 \h </w:instrText>
         </w:r>
         <w:r>
           <w:rPr>
@@ -1060,7 +1074,7 @@
           <w:lang w:val="en-US"/>
         </w:rPr>
       </w:pPr>
-      <w:hyperlink w:anchor="_Toc192166890" w:history="1">
+      <w:hyperlink w:anchor="_Toc192585187" w:history="1">
         <w:r>
           <w:rPr>
             <w:rStyle w:val="af4"/>
@@ -1104,7 +1118,7 @@
             <w:noProof/>
             <w:webHidden/>
           </w:rPr>
-          <w:instrText xml:space="preserve"> PAGEREF _Toc192166890 \h </w:instrText>
+          <w:instrText xml:space="preserve"> PAGEREF _Toc192585187 \h </w:instrText>
         </w:r>
         <w:r>
           <w:rPr>
@@ -1150,7 +1164,7 @@
           <w:lang w:val="en-US"/>
         </w:rPr>
       </w:pPr>
-      <w:hyperlink w:anchor="_Toc192166891" w:history="1">
+      <w:hyperlink w:anchor="_Toc192585188" w:history="1">
         <w:r>
           <w:rPr>
             <w:rStyle w:val="af4"/>
@@ -1173,7 +1187,7 @@
             <w:rStyle w:val="af4"/>
             <w:noProof/>
           </w:rPr>
-          <w:t>ПОДКЛЮЧЕНИЕ ИСПЫТАТЕЛЬНОЙ УСТАНОВКИ К УСТРОЙСТВУ</w:t>
+          <w:t>ПРОГРАММА И МЕТОДИКИ ПРОВЕДЕНИЯ ИСПЫТАНИЙ</w:t>
         </w:r>
         <w:r>
           <w:rPr>
@@ -1194,7 +1208,7 @@
             <w:noProof/>
             <w:webHidden/>
           </w:rPr>
-          <w:instrText xml:space="preserve"> PAGEREF _Toc192166891 \h </w:instrText>
+          <w:instrText xml:space="preserve"> PAGEREF _Toc192585188 \h </w:instrText>
         </w:r>
         <w:r>
           <w:rPr>
@@ -1239,7 +1253,7 @@
           <w:lang w:val="en-US"/>
         </w:rPr>
       </w:pPr>
-      <w:hyperlink w:anchor="_Toc192166892" w:history="1">
+      <w:hyperlink w:anchor="_Toc192585189" w:history="1">
         <w:r>
           <w:rPr>
             <w:rStyle w:val="af4"/>
@@ -1283,7 +1297,7 @@
             <w:noProof/>
             <w:webHidden/>
           </w:rPr>
-          <w:instrText xml:space="preserve"> PAGEREF _Toc192166892 \h </w:instrText>
+          <w:instrText xml:space="preserve"> PAGEREF _Toc192585189 \h </w:instrText>
         </w:r>
         <w:r>
           <w:rPr>
@@ -1328,7 +1342,7 @@
           <w:lang w:val="en-US"/>
         </w:rPr>
       </w:pPr>
-      <w:hyperlink w:anchor="_Toc192166893" w:history="1">
+      <w:hyperlink w:anchor="_Toc192585190" w:history="1">
         <w:r>
           <w:rPr>
             <w:rStyle w:val="af4"/>
@@ -1372,7 +1386,7 @@
             <w:noProof/>
             <w:webHidden/>
           </w:rPr>
-          <w:instrText xml:space="preserve"> PAGEREF _Toc192166893 \h </w:instrText>
+          <w:instrText xml:space="preserve"> PAGEREF _Toc192585190 \h </w:instrText>
         </w:r>
         <w:r>
           <w:rPr>
@@ -1393,6 +1407,718 @@
             <w:webHidden/>
           </w:rPr>
           <w:t>5</w:t>
+        </w:r>
+        <w:r>
+          <w:rPr>
+            <w:noProof/>
+            <w:webHidden/>
+          </w:rPr>
+          <w:fldChar w:fldCharType="end"/>
+        </w:r>
+      </w:hyperlink>
+    </w:p>
+    <w:p>
+      <w:pPr>
+        <w:pStyle w:val="22"/>
+        <w:tabs>
+          <w:tab w:val="left" w:pos="1100"/>
+        </w:tabs>
+        <w:rPr>
+          <w:rFonts w:asciiTheme="minorHAnsi" w:eastAsiaTheme="minorEastAsia" w:hAnsiTheme="minorHAnsi"/>
+          <w:noProof/>
+          <w:color w:val="auto"/>
+          <w:sz w:val="22"/>
+          <w:lang w:val="en-US"/>
+        </w:rPr>
+      </w:pPr>
+      <w:hyperlink w:anchor="_Toc192585191" w:history="1">
+        <w:r>
+          <w:rPr>
+            <w:rStyle w:val="af4"/>
+            <w:noProof/>
+          </w:rPr>
+          <w:t>2.3</w:t>
+        </w:r>
+        <w:r>
+          <w:rPr>
+            <w:rFonts w:asciiTheme="minorHAnsi" w:eastAsiaTheme="minorEastAsia" w:hAnsiTheme="minorHAnsi"/>
+            <w:noProof/>
+            <w:color w:val="auto"/>
+            <w:sz w:val="22"/>
+            <w:lang w:val="en-US"/>
+          </w:rPr>
+          <w:tab/>
+        </w:r>
+        <w:r>
+          <w:rPr>
+            <w:rStyle w:val="af4"/>
+            <w:noProof/>
+          </w:rPr>
+          <w:t>Проверка функциональных клавиш и светодиодов</w:t>
+        </w:r>
+        <w:r>
+          <w:rPr>
+            <w:noProof/>
+            <w:webHidden/>
+          </w:rPr>
+          <w:tab/>
+        </w:r>
+        <w:r>
+          <w:rPr>
+            <w:noProof/>
+            <w:webHidden/>
+          </w:rPr>
+          <w:fldChar w:fldCharType="begin"/>
+        </w:r>
+        <w:r>
+          <w:rPr>
+            <w:noProof/>
+            <w:webHidden/>
+          </w:rPr>
+          <w:instrText xml:space="preserve"> PAGEREF _Toc192585191 \h </w:instrText>
+        </w:r>
+        <w:r>
+          <w:rPr>
+            <w:noProof/>
+            <w:webHidden/>
+          </w:rPr>
+        </w:r>
+        <w:r>
+          <w:rPr>
+            <w:noProof/>
+            <w:webHidden/>
+          </w:rPr>
+          <w:fldChar w:fldCharType="separate"/>
+        </w:r>
+        <w:r>
+          <w:rPr>
+            <w:noProof/>
+            <w:webHidden/>
+          </w:rPr>
+          <w:t>6</w:t>
+        </w:r>
+        <w:r>
+          <w:rPr>
+            <w:noProof/>
+            <w:webHidden/>
+          </w:rPr>
+          <w:fldChar w:fldCharType="end"/>
+        </w:r>
+      </w:hyperlink>
+    </w:p>
+    <w:p>
+      <w:pPr>
+        <w:pStyle w:val="22"/>
+        <w:tabs>
+          <w:tab w:val="left" w:pos="1100"/>
+        </w:tabs>
+        <w:rPr>
+          <w:rFonts w:asciiTheme="minorHAnsi" w:eastAsiaTheme="minorEastAsia" w:hAnsiTheme="minorHAnsi"/>
+          <w:noProof/>
+          <w:color w:val="auto"/>
+          <w:sz w:val="22"/>
+          <w:lang w:val="en-US"/>
+        </w:rPr>
+      </w:pPr>
+      <w:hyperlink w:anchor="_Toc192585192" w:history="1">
+        <w:r>
+          <w:rPr>
+            <w:rStyle w:val="af4"/>
+            <w:noProof/>
+          </w:rPr>
+          <w:t>2.4</w:t>
+        </w:r>
+        <w:r>
+          <w:rPr>
+            <w:rFonts w:asciiTheme="minorHAnsi" w:eastAsiaTheme="minorEastAsia" w:hAnsiTheme="minorHAnsi"/>
+            <w:noProof/>
+            <w:color w:val="auto"/>
+            <w:sz w:val="22"/>
+            <w:lang w:val="en-US"/>
+          </w:rPr>
+          <w:tab/>
+        </w:r>
+        <w:r>
+          <w:rPr>
+            <w:rStyle w:val="af4"/>
+            <w:noProof/>
+          </w:rPr>
+          <w:t>Проверка взаимодействия функций блоков МТЗ, КЦН НН1, КЦН НН2,</w:t>
+        </w:r>
+        <w:r>
+          <w:rPr>
+            <w:noProof/>
+            <w:webHidden/>
+          </w:rPr>
+          <w:tab/>
+        </w:r>
+        <w:r>
+          <w:rPr>
+            <w:noProof/>
+            <w:webHidden/>
+          </w:rPr>
+          <w:fldChar w:fldCharType="begin"/>
+        </w:r>
+        <w:r>
+          <w:rPr>
+            <w:noProof/>
+            <w:webHidden/>
+          </w:rPr>
+          <w:instrText xml:space="preserve"> PAGEREF _Toc192585192 \h </w:instrText>
+        </w:r>
+        <w:r>
+          <w:rPr>
+            <w:noProof/>
+            <w:webHidden/>
+          </w:rPr>
+        </w:r>
+        <w:r>
+          <w:rPr>
+            <w:noProof/>
+            <w:webHidden/>
+          </w:rPr>
+          <w:fldChar w:fldCharType="separate"/>
+        </w:r>
+        <w:r>
+          <w:rPr>
+            <w:noProof/>
+            <w:webHidden/>
+          </w:rPr>
+          <w:t>8</w:t>
+        </w:r>
+        <w:r>
+          <w:rPr>
+            <w:noProof/>
+            <w:webHidden/>
+          </w:rPr>
+          <w:fldChar w:fldCharType="end"/>
+        </w:r>
+      </w:hyperlink>
+    </w:p>
+    <w:p>
+      <w:pPr>
+        <w:pStyle w:val="22"/>
+        <w:tabs>
+          <w:tab w:val="left" w:pos="1100"/>
+        </w:tabs>
+        <w:rPr>
+          <w:rFonts w:asciiTheme="minorHAnsi" w:eastAsiaTheme="minorEastAsia" w:hAnsiTheme="minorHAnsi"/>
+          <w:noProof/>
+          <w:color w:val="auto"/>
+          <w:sz w:val="22"/>
+          <w:lang w:val="en-US"/>
+        </w:rPr>
+      </w:pPr>
+      <w:hyperlink w:anchor="_Toc192585193" w:history="1">
+        <w:r>
+          <w:rPr>
+            <w:rStyle w:val="af4"/>
+            <w:noProof/>
+          </w:rPr>
+          <w:t>2.5</w:t>
+        </w:r>
+        <w:r>
+          <w:rPr>
+            <w:rFonts w:asciiTheme="minorHAnsi" w:eastAsiaTheme="minorEastAsia" w:hAnsiTheme="minorHAnsi"/>
+            <w:noProof/>
+            <w:color w:val="auto"/>
+            <w:sz w:val="22"/>
+            <w:lang w:val="en-US"/>
+          </w:rPr>
+          <w:tab/>
+        </w:r>
+        <w:r>
+          <w:rPr>
+            <w:rStyle w:val="af4"/>
+            <w:noProof/>
+          </w:rPr>
+          <w:t>Проверка функций КЦН НН1, КЦН НН2</w:t>
+        </w:r>
+        <w:r>
+          <w:rPr>
+            <w:noProof/>
+            <w:webHidden/>
+          </w:rPr>
+          <w:tab/>
+        </w:r>
+        <w:r>
+          <w:rPr>
+            <w:noProof/>
+            <w:webHidden/>
+          </w:rPr>
+          <w:fldChar w:fldCharType="begin"/>
+        </w:r>
+        <w:r>
+          <w:rPr>
+            <w:noProof/>
+            <w:webHidden/>
+          </w:rPr>
+          <w:instrText xml:space="preserve"> PAGEREF _Toc192585193 \h </w:instrText>
+        </w:r>
+        <w:r>
+          <w:rPr>
+            <w:noProof/>
+            <w:webHidden/>
+          </w:rPr>
+        </w:r>
+        <w:r>
+          <w:rPr>
+            <w:noProof/>
+            <w:webHidden/>
+          </w:rPr>
+          <w:fldChar w:fldCharType="separate"/>
+        </w:r>
+        <w:r>
+          <w:rPr>
+            <w:noProof/>
+            <w:webHidden/>
+          </w:rPr>
+          <w:t>12</w:t>
+        </w:r>
+        <w:r>
+          <w:rPr>
+            <w:noProof/>
+            <w:webHidden/>
+          </w:rPr>
+          <w:fldChar w:fldCharType="end"/>
+        </w:r>
+      </w:hyperlink>
+    </w:p>
+    <w:p>
+      <w:pPr>
+        <w:pStyle w:val="22"/>
+        <w:tabs>
+          <w:tab w:val="left" w:pos="1100"/>
+        </w:tabs>
+        <w:rPr>
+          <w:rFonts w:asciiTheme="minorHAnsi" w:eastAsiaTheme="minorEastAsia" w:hAnsiTheme="minorHAnsi"/>
+          <w:noProof/>
+          <w:color w:val="auto"/>
+          <w:sz w:val="22"/>
+          <w:lang w:val="en-US"/>
+        </w:rPr>
+      </w:pPr>
+      <w:hyperlink w:anchor="_Toc192585194" w:history="1">
+        <w:r>
+          <w:rPr>
+            <w:rStyle w:val="af4"/>
+            <w:noProof/>
+          </w:rPr>
+          <w:t>2.6</w:t>
+        </w:r>
+        <w:r>
+          <w:rPr>
+            <w:rFonts w:asciiTheme="minorHAnsi" w:eastAsiaTheme="minorEastAsia" w:hAnsiTheme="minorHAnsi"/>
+            <w:noProof/>
+            <w:color w:val="auto"/>
+            <w:sz w:val="22"/>
+            <w:lang w:val="en-US"/>
+          </w:rPr>
+          <w:tab/>
+        </w:r>
+        <w:r>
+          <w:rPr>
+            <w:rStyle w:val="af4"/>
+            <w:noProof/>
+          </w:rPr>
+          <w:t>Проверка функций КПОН1, КПОН2</w:t>
+        </w:r>
+        <w:r>
+          <w:rPr>
+            <w:noProof/>
+            <w:webHidden/>
+          </w:rPr>
+          <w:tab/>
+        </w:r>
+        <w:r>
+          <w:rPr>
+            <w:noProof/>
+            <w:webHidden/>
+          </w:rPr>
+          <w:fldChar w:fldCharType="begin"/>
+        </w:r>
+        <w:r>
+          <w:rPr>
+            <w:noProof/>
+            <w:webHidden/>
+          </w:rPr>
+          <w:instrText xml:space="preserve"> PAGEREF _Toc192585194 \h </w:instrText>
+        </w:r>
+        <w:r>
+          <w:rPr>
+            <w:noProof/>
+            <w:webHidden/>
+          </w:rPr>
+        </w:r>
+        <w:r>
+          <w:rPr>
+            <w:noProof/>
+            <w:webHidden/>
+          </w:rPr>
+          <w:fldChar w:fldCharType="separate"/>
+        </w:r>
+        <w:r>
+          <w:rPr>
+            <w:noProof/>
+            <w:webHidden/>
+          </w:rPr>
+          <w:t>21</w:t>
+        </w:r>
+        <w:r>
+          <w:rPr>
+            <w:noProof/>
+            <w:webHidden/>
+          </w:rPr>
+          <w:fldChar w:fldCharType="end"/>
+        </w:r>
+      </w:hyperlink>
+    </w:p>
+    <w:p>
+      <w:pPr>
+        <w:pStyle w:val="22"/>
+        <w:tabs>
+          <w:tab w:val="left" w:pos="1100"/>
+        </w:tabs>
+        <w:rPr>
+          <w:rFonts w:asciiTheme="minorHAnsi" w:eastAsiaTheme="minorEastAsia" w:hAnsiTheme="minorHAnsi"/>
+          <w:noProof/>
+          <w:color w:val="auto"/>
+          <w:sz w:val="22"/>
+          <w:lang w:val="en-US"/>
+        </w:rPr>
+      </w:pPr>
+      <w:hyperlink w:anchor="_Toc192585195" w:history="1">
+        <w:r>
+          <w:rPr>
+            <w:rStyle w:val="af4"/>
+            <w:noProof/>
+          </w:rPr>
+          <w:t>2.7</w:t>
+        </w:r>
+        <w:r>
+          <w:rPr>
+            <w:rFonts w:asciiTheme="minorHAnsi" w:eastAsiaTheme="minorEastAsia" w:hAnsiTheme="minorHAnsi"/>
+            <w:noProof/>
+            <w:color w:val="auto"/>
+            <w:sz w:val="22"/>
+            <w:lang w:val="en-US"/>
+          </w:rPr>
+          <w:tab/>
+        </w:r>
+        <w:r>
+          <w:rPr>
+            <w:rStyle w:val="af4"/>
+            <w:noProof/>
+          </w:rPr>
+          <w:t>Проверка функции БНТ</w:t>
+        </w:r>
+        <w:r>
+          <w:rPr>
+            <w:noProof/>
+            <w:webHidden/>
+          </w:rPr>
+          <w:tab/>
+        </w:r>
+        <w:r>
+          <w:rPr>
+            <w:noProof/>
+            <w:webHidden/>
+          </w:rPr>
+          <w:fldChar w:fldCharType="begin"/>
+        </w:r>
+        <w:r>
+          <w:rPr>
+            <w:noProof/>
+            <w:webHidden/>
+          </w:rPr>
+          <w:instrText xml:space="preserve"> PAGEREF _Toc192585195 \h </w:instrText>
+        </w:r>
+        <w:r>
+          <w:rPr>
+            <w:noProof/>
+            <w:webHidden/>
+          </w:rPr>
+        </w:r>
+        <w:r>
+          <w:rPr>
+            <w:noProof/>
+            <w:webHidden/>
+          </w:rPr>
+          <w:fldChar w:fldCharType="separate"/>
+        </w:r>
+        <w:r>
+          <w:rPr>
+            <w:noProof/>
+            <w:webHidden/>
+          </w:rPr>
+          <w:t>38</w:t>
+        </w:r>
+        <w:r>
+          <w:rPr>
+            <w:noProof/>
+            <w:webHidden/>
+          </w:rPr>
+          <w:fldChar w:fldCharType="end"/>
+        </w:r>
+      </w:hyperlink>
+    </w:p>
+    <w:p>
+      <w:pPr>
+        <w:pStyle w:val="22"/>
+        <w:tabs>
+          <w:tab w:val="left" w:pos="1100"/>
+        </w:tabs>
+        <w:rPr>
+          <w:rFonts w:asciiTheme="minorHAnsi" w:eastAsiaTheme="minorEastAsia" w:hAnsiTheme="minorHAnsi"/>
+          <w:noProof/>
+          <w:color w:val="auto"/>
+          <w:sz w:val="22"/>
+          <w:lang w:val="en-US"/>
+        </w:rPr>
+      </w:pPr>
+      <w:hyperlink w:anchor="_Toc192585196" w:history="1">
+        <w:r>
+          <w:rPr>
+            <w:rStyle w:val="af4"/>
+            <w:noProof/>
+          </w:rPr>
+          <w:t>2.8</w:t>
+        </w:r>
+        <w:r>
+          <w:rPr>
+            <w:rFonts w:asciiTheme="minorHAnsi" w:eastAsiaTheme="minorEastAsia" w:hAnsiTheme="minorHAnsi"/>
+            <w:noProof/>
+            <w:color w:val="auto"/>
+            <w:sz w:val="22"/>
+            <w:lang w:val="en-US"/>
+          </w:rPr>
+          <w:tab/>
+        </w:r>
+        <w:r>
+          <w:rPr>
+            <w:rStyle w:val="af4"/>
+            <w:noProof/>
+          </w:rPr>
+          <w:t>Проверка функции МТЗ 1 ступень</w:t>
+        </w:r>
+        <w:r>
+          <w:rPr>
+            <w:noProof/>
+            <w:webHidden/>
+          </w:rPr>
+          <w:tab/>
+        </w:r>
+        <w:r>
+          <w:rPr>
+            <w:noProof/>
+            <w:webHidden/>
+          </w:rPr>
+          <w:fldChar w:fldCharType="begin"/>
+        </w:r>
+        <w:r>
+          <w:rPr>
+            <w:noProof/>
+            <w:webHidden/>
+          </w:rPr>
+          <w:instrText xml:space="preserve"> PAGEREF _Toc192585196 \h </w:instrText>
+        </w:r>
+        <w:r>
+          <w:rPr>
+            <w:noProof/>
+            <w:webHidden/>
+          </w:rPr>
+        </w:r>
+        <w:r>
+          <w:rPr>
+            <w:noProof/>
+            <w:webHidden/>
+          </w:rPr>
+          <w:fldChar w:fldCharType="separate"/>
+        </w:r>
+        <w:r>
+          <w:rPr>
+            <w:noProof/>
+            <w:webHidden/>
+          </w:rPr>
+          <w:t>75</w:t>
+        </w:r>
+        <w:r>
+          <w:rPr>
+            <w:noProof/>
+            <w:webHidden/>
+          </w:rPr>
+          <w:fldChar w:fldCharType="end"/>
+        </w:r>
+      </w:hyperlink>
+    </w:p>
+    <w:p>
+      <w:pPr>
+        <w:pStyle w:val="22"/>
+        <w:tabs>
+          <w:tab w:val="left" w:pos="1100"/>
+        </w:tabs>
+        <w:rPr>
+          <w:rFonts w:asciiTheme="minorHAnsi" w:eastAsiaTheme="minorEastAsia" w:hAnsiTheme="minorHAnsi"/>
+          <w:noProof/>
+          <w:color w:val="auto"/>
+          <w:sz w:val="22"/>
+          <w:lang w:val="en-US"/>
+        </w:rPr>
+      </w:pPr>
+      <w:hyperlink w:anchor="_Toc192585197" w:history="1">
+        <w:r>
+          <w:rPr>
+            <w:rStyle w:val="af4"/>
+            <w:noProof/>
+          </w:rPr>
+          <w:t>2.9</w:t>
+        </w:r>
+        <w:r>
+          <w:rPr>
+            <w:rFonts w:asciiTheme="minorHAnsi" w:eastAsiaTheme="minorEastAsia" w:hAnsiTheme="minorHAnsi"/>
+            <w:noProof/>
+            <w:color w:val="auto"/>
+            <w:sz w:val="22"/>
+            <w:lang w:val="en-US"/>
+          </w:rPr>
+          <w:tab/>
+        </w:r>
+        <w:r>
+          <w:rPr>
+            <w:rStyle w:val="af4"/>
+            <w:noProof/>
+          </w:rPr>
+          <w:t>Проверка функции МТЗ 2 ступень</w:t>
+        </w:r>
+        <w:r>
+          <w:rPr>
+            <w:noProof/>
+            <w:webHidden/>
+          </w:rPr>
+          <w:tab/>
+        </w:r>
+        <w:r>
+          <w:rPr>
+            <w:noProof/>
+            <w:webHidden/>
+          </w:rPr>
+          <w:fldChar w:fldCharType="begin"/>
+        </w:r>
+        <w:r>
+          <w:rPr>
+            <w:noProof/>
+            <w:webHidden/>
+          </w:rPr>
+          <w:instrText xml:space="preserve"> PAGEREF _Toc192585197 \h </w:instrText>
+        </w:r>
+        <w:r>
+          <w:rPr>
+            <w:noProof/>
+            <w:webHidden/>
+          </w:rPr>
+        </w:r>
+        <w:r>
+          <w:rPr>
+            <w:noProof/>
+            <w:webHidden/>
+          </w:rPr>
+          <w:fldChar w:fldCharType="separate"/>
+        </w:r>
+        <w:r>
+          <w:rPr>
+            <w:noProof/>
+            <w:webHidden/>
+          </w:rPr>
+          <w:t>126</w:t>
+        </w:r>
+        <w:r>
+          <w:rPr>
+            <w:noProof/>
+            <w:webHidden/>
+          </w:rPr>
+          <w:fldChar w:fldCharType="end"/>
+        </w:r>
+      </w:hyperlink>
+    </w:p>
+    <w:p>
+      <w:pPr>
+        <w:pStyle w:val="22"/>
+        <w:tabs>
+          <w:tab w:val="left" w:pos="1320"/>
+        </w:tabs>
+        <w:rPr>
+          <w:rFonts w:asciiTheme="minorHAnsi" w:eastAsiaTheme="minorEastAsia" w:hAnsiTheme="minorHAnsi"/>
+          <w:noProof/>
+          <w:color w:val="auto"/>
+          <w:sz w:val="22"/>
+          <w:lang w:val="en-US"/>
+        </w:rPr>
+      </w:pPr>
+      <w:hyperlink w:anchor="_Toc192585198" w:history="1">
+        <w:r>
+          <w:rPr>
+            <w:rStyle w:val="af4"/>
+            <w:noProof/>
+          </w:rPr>
+          <w:t>2.10</w:t>
+        </w:r>
+        <w:r>
+          <w:rPr>
+            <w:rFonts w:asciiTheme="minorHAnsi" w:eastAsiaTheme="minorEastAsia" w:hAnsiTheme="minorHAnsi"/>
+            <w:noProof/>
+            <w:color w:val="auto"/>
+            <w:sz w:val="22"/>
+            <w:lang w:val="en-US"/>
+          </w:rPr>
+          <w:tab/>
+        </w:r>
+        <w:r>
+          <w:rPr>
+            <w:rStyle w:val="af4"/>
+            <w:noProof/>
+          </w:rPr>
+          <w:t>Проверка МТЗ 3 ступень</w:t>
+        </w:r>
+        <w:r>
+          <w:rPr>
+            <w:noProof/>
+            <w:webHidden/>
+          </w:rPr>
+          <w:tab/>
+        </w:r>
+        <w:r>
+          <w:rPr>
+            <w:noProof/>
+            <w:webHidden/>
+          </w:rPr>
+          <w:fldChar w:fldCharType="begin"/>
+        </w:r>
+        <w:r>
+          <w:rPr>
+            <w:noProof/>
+            <w:webHidden/>
+          </w:rPr>
+          <w:instrText xml:space="preserve"> PAGEREF _Toc192585198 \h </w:instrText>
+        </w:r>
+        <w:r>
+          <w:rPr>
+            <w:noProof/>
+            <w:webHidden/>
+          </w:rPr>
+        </w:r>
+        <w:r>
+          <w:rPr>
+            <w:noProof/>
+            <w:webHidden/>
+          </w:rPr>
+          <w:fldChar w:fldCharType="separate"/>
+        </w:r>
+        <w:r>
+          <w:rPr>
+            <w:noProof/>
+            <w:webHidden/>
+          </w:rPr>
+          <w:t>174</w:t>
         </w:r>
         <w:r>
           <w:rPr>
@@ -1418,7 +2144,7 @@
           <w:lang w:val="en-US"/>
         </w:rPr>
       </w:pPr>
-      <w:hyperlink w:anchor="_Toc192166894" w:history="1">
+      <w:hyperlink w:anchor="_Toc192585199" w:history="1">
         <w:r>
           <w:rPr>
             <w:rStyle w:val="af4"/>
@@ -1441,7 +2167,7 @@
             <w:rStyle w:val="af4"/>
             <w:noProof/>
           </w:rPr>
-          <w:t>ПРОГРАММА И МЕТОДИКИ ПРОВЕДЕНИЯ ИСПЫТАНИЙ</w:t>
+          <w:t>РЕЗУЛЬТАТЫ ИСПЫТАНИЙ</w:t>
         </w:r>
         <w:r>
           <w:rPr>
@@ -1462,7 +2188,7 @@
             <w:noProof/>
             <w:webHidden/>
           </w:rPr>
-          <w:instrText xml:space="preserve"> PAGEREF _Toc192166894 \h </w:instrText>
+          <w:instrText xml:space="preserve"> PAGEREF _Toc192585199 \h </w:instrText>
         </w:r>
         <w:r>
           <w:rPr>
@@ -1482,7 +2208,7 @@
             <w:noProof/>
             <w:webHidden/>
           </w:rPr>
-          <w:t>6</w:t>
+          <w:t>222</w:t>
         </w:r>
         <w:r>
           <w:rPr>
@@ -1507,7 +2233,7 @@
           <w:lang w:val="en-US"/>
         </w:rPr>
       </w:pPr>
-      <w:hyperlink w:anchor="_Toc192166895" w:history="1">
+      <w:hyperlink w:anchor="_Toc192585200" w:history="1">
         <w:r>
           <w:rPr>
             <w:rStyle w:val="af4"/>
@@ -1530,7 +2256,7 @@
             <w:rStyle w:val="af4"/>
             <w:noProof/>
           </w:rPr>
-          <w:t>Общая часть</w:t>
+          <w:t>Результат проверки функций КЦН НН1, КЦН НН2</w:t>
         </w:r>
         <w:r>
           <w:rPr>
@@ -1551,7 +2277,7 @@
             <w:noProof/>
             <w:webHidden/>
           </w:rPr>
-          <w:instrText xml:space="preserve"> PAGEREF _Toc192166895 \h </w:instrText>
+          <w:instrText xml:space="preserve"> PAGEREF _Toc192585200 \h </w:instrText>
         </w:r>
         <w:r>
           <w:rPr>
@@ -1571,7 +2297,7 @@
             <w:noProof/>
             <w:webHidden/>
           </w:rPr>
-          <w:t>6</w:t>
+          <w:t>222</w:t>
         </w:r>
         <w:r>
           <w:rPr>
@@ -1596,7 +2322,7 @@
           <w:lang w:val="en-US"/>
         </w:rPr>
       </w:pPr>
-      <w:hyperlink w:anchor="_Toc192166896" w:history="1">
+      <w:hyperlink w:anchor="_Toc192585201" w:history="1">
         <w:r>
           <w:rPr>
             <w:rStyle w:val="af4"/>
@@ -1619,7 +2345,7 @@
             <w:rStyle w:val="af4"/>
             <w:noProof/>
           </w:rPr>
-          <w:t>Проверка КЦН</w:t>
+          <w:t>Результат проверки функций КПОН1, КПОН2</w:t>
         </w:r>
         <w:r>
           <w:rPr>
@@ -1640,7 +2366,7 @@
             <w:noProof/>
             <w:webHidden/>
           </w:rPr>
-          <w:instrText xml:space="preserve"> PAGEREF _Toc192166896 \h </w:instrText>
+          <w:instrText xml:space="preserve"> PAGEREF _Toc192585201 \h </w:instrText>
         </w:r>
         <w:r>
           <w:rPr>
@@ -1660,7 +2386,7 @@
             <w:noProof/>
             <w:webHidden/>
           </w:rPr>
-          <w:t>10</w:t>
+          <w:t>222</w:t>
         </w:r>
         <w:r>
           <w:rPr>
@@ -1685,7 +2411,7 @@
           <w:lang w:val="en-US"/>
         </w:rPr>
       </w:pPr>
-      <w:hyperlink w:anchor="_Toc192166897" w:history="1">
+      <w:hyperlink w:anchor="_Toc192585202" w:history="1">
         <w:r>
           <w:rPr>
             <w:rStyle w:val="af4"/>
@@ -1708,7 +2434,7 @@
             <w:rStyle w:val="af4"/>
             <w:noProof/>
           </w:rPr>
-          <w:t>Проверка КПОН</w:t>
+          <w:t>Результат проверки функции БНТ</w:t>
         </w:r>
         <w:r>
           <w:rPr>
@@ -1729,7 +2455,7 @@
             <w:noProof/>
             <w:webHidden/>
           </w:rPr>
-          <w:instrText xml:space="preserve"> PAGEREF _Toc192166897 \h </w:instrText>
+          <w:instrText xml:space="preserve"> PAGEREF _Toc192585202 \h </w:instrText>
         </w:r>
         <w:r>
           <w:rPr>
@@ -1749,7 +2475,7 @@
             <w:noProof/>
             <w:webHidden/>
           </w:rPr>
-          <w:t>20</w:t>
+          <w:t>223</w:t>
         </w:r>
         <w:r>
           <w:rPr>
@@ -1774,7 +2500,7 @@
           <w:lang w:val="en-US"/>
         </w:rPr>
       </w:pPr>
-      <w:hyperlink w:anchor="_Toc192166898" w:history="1">
+      <w:hyperlink w:anchor="_Toc192585203" w:history="1">
         <w:r>
           <w:rPr>
             <w:rStyle w:val="af4"/>
@@ -1797,7 +2523,7 @@
             <w:rStyle w:val="af4"/>
             <w:noProof/>
           </w:rPr>
-          <w:t>Проверка БНТ</w:t>
+          <w:t>Результат проверки функции МТЗ 1 ступень</w:t>
         </w:r>
         <w:r>
           <w:rPr>
@@ -1818,7 +2544,7 @@
             <w:noProof/>
             <w:webHidden/>
           </w:rPr>
-          <w:instrText xml:space="preserve"> PAGEREF _Toc192166898 \h </w:instrText>
+          <w:instrText xml:space="preserve"> PAGEREF _Toc192585203 \h </w:instrText>
         </w:r>
         <w:r>
           <w:rPr>
@@ -1838,7 +2564,7 @@
             <w:noProof/>
             <w:webHidden/>
           </w:rPr>
-          <w:t>38</w:t>
+          <w:t>224</w:t>
         </w:r>
         <w:r>
           <w:rPr>
@@ -1863,7 +2589,7 @@
           <w:lang w:val="en-US"/>
         </w:rPr>
       </w:pPr>
-      <w:hyperlink w:anchor="_Toc192166899" w:history="1">
+      <w:hyperlink w:anchor="_Toc192585204" w:history="1">
         <w:r>
           <w:rPr>
             <w:rStyle w:val="af4"/>
@@ -1886,7 +2612,7 @@
             <w:rStyle w:val="af4"/>
             <w:noProof/>
           </w:rPr>
-          <w:t>Проверка МТЗ 1 ступень</w:t>
+          <w:t>Результат проверки функции МТЗ 2 ступень</w:t>
         </w:r>
         <w:r>
           <w:rPr>
@@ -1907,7 +2633,7 @@
             <w:noProof/>
             <w:webHidden/>
           </w:rPr>
-          <w:instrText xml:space="preserve"> PAGEREF _Toc192166899 \h </w:instrText>
+          <w:instrText xml:space="preserve"> PAGEREF _Toc192585204 \h </w:instrText>
         </w:r>
         <w:r>
           <w:rPr>
@@ -1927,7 +2653,7 @@
             <w:noProof/>
             <w:webHidden/>
           </w:rPr>
-          <w:t>76</w:t>
+          <w:t>225</w:t>
         </w:r>
         <w:r>
           <w:rPr>
@@ -1952,7 +2678,7 @@
           <w:lang w:val="en-US"/>
         </w:rPr>
       </w:pPr>
-      <w:hyperlink w:anchor="_Toc192166900" w:history="1">
+      <w:hyperlink w:anchor="_Toc192585205" w:history="1">
         <w:r>
           <w:rPr>
             <w:rStyle w:val="af4"/>
@@ -1975,7 +2701,7 @@
             <w:rStyle w:val="af4"/>
             <w:noProof/>
           </w:rPr>
-          <w:t>Проверка МТЗ 2 ступень</w:t>
+          <w:t>Результат проверки функции МТЗ 3 ступень</w:t>
         </w:r>
         <w:r>
           <w:rPr>
@@ -1996,7 +2722,7 @@
             <w:noProof/>
             <w:webHidden/>
           </w:rPr>
-          <w:instrText xml:space="preserve"> PAGEREF _Toc192166900 \h </w:instrText>
+          <w:instrText xml:space="preserve"> PAGEREF _Toc192585205 \h </w:instrText>
         </w:r>
         <w:r>
           <w:rPr>
@@ -2016,96 +2742,7 @@
             <w:noProof/>
             <w:webHidden/>
           </w:rPr>
-          <w:t>129</w:t>
-        </w:r>
-        <w:r>
-          <w:rPr>
-            <w:noProof/>
-            <w:webHidden/>
-          </w:rPr>
-          <w:fldChar w:fldCharType="end"/>
-        </w:r>
-      </w:hyperlink>
-    </w:p>
-    <w:p>
-      <w:pPr>
-        <w:pStyle w:val="22"/>
-        <w:tabs>
-          <w:tab w:val="left" w:pos="1100"/>
-        </w:tabs>
-        <w:rPr>
-          <w:rFonts w:asciiTheme="minorHAnsi" w:eastAsiaTheme="minorEastAsia" w:hAnsiTheme="minorHAnsi"/>
-          <w:noProof/>
-          <w:color w:val="auto"/>
-          <w:sz w:val="22"/>
-          <w:lang w:val="en-US"/>
-        </w:rPr>
-      </w:pPr>
-      <w:hyperlink w:anchor="_Toc192166901" w:history="1">
-        <w:r>
-          <w:rPr>
-            <w:rStyle w:val="af4"/>
-            <w:noProof/>
-          </w:rPr>
-          <w:t>3.7</w:t>
-        </w:r>
-        <w:r>
-          <w:rPr>
-            <w:rFonts w:asciiTheme="minorHAnsi" w:eastAsiaTheme="minorEastAsia" w:hAnsiTheme="minorHAnsi"/>
-            <w:noProof/>
-            <w:color w:val="auto"/>
-            <w:sz w:val="22"/>
-            <w:lang w:val="en-US"/>
-          </w:rPr>
-          <w:tab/>
-        </w:r>
-        <w:r>
-          <w:rPr>
-            <w:rStyle w:val="af4"/>
-            <w:noProof/>
-          </w:rPr>
-          <w:t>Проверка МТЗ 3 ступень</w:t>
-        </w:r>
-        <w:r>
-          <w:rPr>
-            <w:noProof/>
-            <w:webHidden/>
-          </w:rPr>
-          <w:tab/>
-        </w:r>
-        <w:r>
-          <w:rPr>
-            <w:noProof/>
-            <w:webHidden/>
-          </w:rPr>
-          <w:fldChar w:fldCharType="begin"/>
-        </w:r>
-        <w:r>
-          <w:rPr>
-            <w:noProof/>
-            <w:webHidden/>
-          </w:rPr>
-          <w:instrText xml:space="preserve"> PAGEREF _Toc192166901 \h </w:instrText>
-        </w:r>
-        <w:r>
-          <w:rPr>
-            <w:noProof/>
-            <w:webHidden/>
-          </w:rPr>
-        </w:r>
-        <w:r>
-          <w:rPr>
-            <w:noProof/>
-            <w:webHidden/>
-          </w:rPr>
-          <w:fldChar w:fldCharType="separate"/>
-        </w:r>
-        <w:r>
-          <w:rPr>
-            <w:noProof/>
-            <w:webHidden/>
-          </w:rPr>
-          <w:t>178</w:t>
+          <w:t>227</w:t>
         </w:r>
         <w:r>
           <w:rPr>
@@ -2166,7 +2803,7 @@
         <w:lastRenderedPageBreak/>
         <w:tab/>
       </w:r>
-      <w:bookmarkStart w:id="0" w:name="_Toc192166883"/>
+      <w:bookmarkStart w:id="0" w:name="_Toc192585180"/>
       <w:r>
         <w:t>ОБЩИЕ СВЕДЕНИЯ</w:t>
       </w:r>
@@ -2176,7 +2813,7 @@
       <w:pPr>
         <w:pStyle w:val="2"/>
       </w:pPr>
-      <w:bookmarkStart w:id="1" w:name="_Toc192166884"/>
+      <w:bookmarkStart w:id="1" w:name="_Toc192585181"/>
       <w:r>
         <w:t>Цель проведения испытаний</w:t>
       </w:r>
@@ -2194,7 +2831,7 @@
       <w:pPr>
         <w:pStyle w:val="2"/>
       </w:pPr>
-      <w:bookmarkStart w:id="2" w:name="_Toc192166885"/>
+      <w:bookmarkStart w:id="2" w:name="_Toc192585182"/>
       <w:r>
         <w:t>Место</w:t>
       </w:r>
@@ -2341,7 +2978,7 @@
       <w:pPr>
         <w:pStyle w:val="2"/>
       </w:pPr>
-      <w:bookmarkStart w:id="3" w:name="_Toc192166886"/>
+      <w:bookmarkStart w:id="3" w:name="_Toc192585183"/>
       <w:r>
         <w:t>Информация об объекте испытаний</w:t>
       </w:r>
@@ -2679,7 +3316,7 @@
       <w:pPr>
         <w:pStyle w:val="2"/>
       </w:pPr>
-      <w:bookmarkStart w:id="4" w:name="_Toc192166887"/>
+      <w:bookmarkStart w:id="4" w:name="_Toc192585184"/>
       <w:r>
         <w:t>Период проведения испытаний</w:t>
       </w:r>
@@ -2706,7 +3343,7 @@
       <w:pPr>
         <w:pStyle w:val="2"/>
       </w:pPr>
-      <w:bookmarkStart w:id="5" w:name="_Toc192166888"/>
+      <w:bookmarkStart w:id="5" w:name="_Toc192585185"/>
       <w:r>
         <w:t>Условия проведения испытаний и измерений</w:t>
       </w:r>
@@ -2724,7 +3361,7 @@
       <w:pPr>
         <w:pStyle w:val="2"/>
       </w:pPr>
-      <w:bookmarkStart w:id="6" w:name="_Toc192166889"/>
+      <w:bookmarkStart w:id="6" w:name="_Toc192585186"/>
       <w:r>
         <w:t>Нормативная документация</w:t>
       </w:r>
@@ -2745,7 +3382,7 @@
       <w:pPr>
         <w:pStyle w:val="2"/>
       </w:pPr>
-      <w:bookmarkStart w:id="7" w:name="_Toc192166890"/>
+      <w:bookmarkStart w:id="7" w:name="_Toc192585187"/>
       <w:r>
         <w:lastRenderedPageBreak/>
         <w:t>Перечень используемых средств измерений (СИ), испытательного оборудования (ИО) и вспомогательного оборудования (ВО)</w:t>
@@ -4256,10 +4893,10 @@
       <w:pPr>
         <w:pStyle w:val="1"/>
       </w:pPr>
-      <w:bookmarkStart w:id="8" w:name="_Toc192166891"/>
+      <w:bookmarkStart w:id="8" w:name="_Toc192585188"/>
       <w:r>
         <w:lastRenderedPageBreak/>
-        <w:t>ПОДКЛЮЧЕНИЕ ИСПЫТАТЕЛЬНОЙ УСТАНОВКИ К УСТРОЙСТВУ</w:t>
+        <w:t>ПРОГРАММА И МЕТОДИКИ ПРОВЕДЕНИЯ ИСПЫТАНИЙ</w:t>
       </w:r>
       <w:bookmarkEnd w:id="8"/>
     </w:p>
@@ -4267,7 +4904,7 @@
       <w:pPr>
         <w:pStyle w:val="2"/>
       </w:pPr>
-      <w:bookmarkStart w:id="9" w:name="_Toc192166892"/>
+      <w:bookmarkStart w:id="9" w:name="_Toc192585189"/>
       <w:r>
         <w:t>Подключение аналоговых цепей к устройству</w:t>
       </w:r>
@@ -4281,30 +4918,40 @@
         <w:t xml:space="preserve">Подключение аналоговых цепей производится в соответствии с рисунком  </w:t>
       </w:r>
       <w:r>
+        <w:rPr>
+          <w:highlight w:val="yellow"/>
+        </w:rPr>
         <w:fldChar w:fldCharType="begin"/>
       </w:r>
       <w:r>
+        <w:rPr>
+          <w:highlight w:val="yellow"/>
+        </w:rPr>
         <w:instrText xml:space="preserve"> REF _Ref191625740 \r \h  \* MERGEFORMAT </w:instrText>
       </w:r>
       <w:r>
+        <w:rPr>
+          <w:highlight w:val="yellow"/>
+        </w:rPr>
+      </w:r>
+      <w:r>
+        <w:rPr>
+          <w:highlight w:val="yellow"/>
+        </w:rPr>
         <w:fldChar w:fldCharType="separate"/>
       </w:r>
       <w:r>
         <w:rPr>
-          <w:vanish/>
+          <w:b/>
+          <w:bCs/>
+          <w:highlight w:val="yellow"/>
         </w:rPr>
-        <w:t xml:space="preserve">Рисунок </w:t>
-      </w:r>
-      <w:r>
-        <w:t>2.1</w:t>
+        <w:t>Ошибка! Источник ссылки не найден.</w:t>
       </w:r>
       <w:r>
         <w:rPr>
-          <w:vanish/>
+          <w:highlight w:val="yellow"/>
         </w:rPr>
-        <w:t xml:space="preserve"> - </w:t>
-      </w:r>
-      <w:r>
         <w:fldChar w:fldCharType="end"/>
       </w:r>
       <w:r>
@@ -4339,10 +4986,10 @@
             <v:path o:extrusionok="f" gradientshapeok="t" o:connecttype="rect"/>
             <o:lock v:ext="edit" aspectratio="t"/>
           </v:shapetype>
-          <v:shape id="_x0000_i1025" type="#_x0000_t75" style="width:223pt;height:224.05pt" o:ole="">
+          <v:shape id="_x0000_i1025" type="#_x0000_t75" style="width:199.9pt;height:200.4pt" o:ole="">
             <v:imagedata r:id="rId10" o:title=""/>
           </v:shape>
-          <o:OLEObject Type="Embed" ProgID="Acrobat.Document.DC" ShapeID="_x0000_i1025" DrawAspect="Content" ObjectID="_1802843034" r:id="rId11"/>
+          <o:OLEObject Type="Embed" ProgID="Acrobat.Document.DC" ShapeID="_x0000_i1025" DrawAspect="Content" ObjectID="_1803207699" r:id="rId11"/>
         </w:object>
       </w:r>
     </w:p>
@@ -4350,21 +4997,19 @@
       <w:pPr>
         <w:pStyle w:val="a1"/>
       </w:pPr>
-      <w:bookmarkStart w:id="10" w:name="_Ref191625740"/>
       <w:r>
         <w:t>Схема подключения аналоговых цепей для проверки устройства ЮНИТ-М300</w:t>
       </w:r>
-      <w:bookmarkEnd w:id="10"/>
     </w:p>
     <w:p>
       <w:pPr>
         <w:pStyle w:val="2"/>
       </w:pPr>
-      <w:bookmarkStart w:id="11" w:name="_Toc192166893"/>
+      <w:bookmarkStart w:id="10" w:name="_Toc192585190"/>
       <w:r>
         <w:t>Подключение дискретных входных и выходных цепей устройства</w:t>
       </w:r>
-      <w:bookmarkEnd w:id="11"/>
+      <w:bookmarkEnd w:id="10"/>
     </w:p>
     <w:p>
       <w:pPr>
@@ -4383,10 +5028,10 @@
       </w:pPr>
       <w:r>
         <w:object w:dxaOrig="19650" w:dyaOrig="13425">
-          <v:shape id="_x0000_i1026" type="#_x0000_t75" style="width:430.4pt;height:295.5pt" o:ole="">
+          <v:shape id="_x0000_i1026" type="#_x0000_t75" style="width:411.6pt;height:283.15pt" o:ole="">
             <v:imagedata r:id="rId12" o:title=""/>
           </v:shape>
-          <o:OLEObject Type="Embed" ProgID="Acrobat.Document.DC" ShapeID="_x0000_i1026" DrawAspect="Content" ObjectID="_1802843035" r:id="rId13"/>
+          <o:OLEObject Type="Embed" ProgID="Acrobat.Document.DC" ShapeID="_x0000_i1026" DrawAspect="Content" ObjectID="_1803207700" r:id="rId13"/>
         </w:object>
       </w:r>
     </w:p>
@@ -4400,24 +5045,3526 @@
     </w:p>
     <w:p>
       <w:pPr>
-        <w:pStyle w:val="1"/>
+        <w:pStyle w:val="2"/>
       </w:pPr>
-      <w:bookmarkStart w:id="12" w:name="_Toc192166894"/>
+      <w:bookmarkStart w:id="11" w:name="_Toc192585191"/>
       <w:r>
         <w:lastRenderedPageBreak/>
-        <w:t>ПРОГРАММА И МЕТОДИКИ ПРОВЕДЕНИЯ ИСПЫТАНИЙ</w:t>
+        <w:t>Проверка функциональных клавиш и светодиодов</w:t>
+      </w:r>
+      <w:bookmarkEnd w:id="11"/>
+    </w:p>
+    <w:p>
+      <w:pPr>
+        <w:pStyle w:val="3"/>
+      </w:pPr>
+      <w:r>
+        <w:t>Цель испытаний</w:t>
+      </w:r>
+    </w:p>
+    <w:p>
+      <w:pPr>
+        <w:pStyle w:val="4"/>
+      </w:pPr>
+      <w:r>
+        <w:t xml:space="preserve">  </w:t>
+      </w:r>
+      <w:r>
+        <w:t>Контроль правильности подключения виртуальных ключей и кнопок, а также физических функциональных клавиш и светодиодов в логике ФСУ. Проверки</w:t>
+      </w:r>
+      <w:r>
+        <w:t xml:space="preserve"> в составе данного подраздела</w:t>
+      </w:r>
+      <w:r>
+        <w:t xml:space="preserve"> могут быть проведены с </w:t>
+      </w:r>
+      <w:r>
+        <w:t>и</w:t>
+      </w:r>
+      <w:r>
+        <w:t>с</w:t>
+      </w:r>
+      <w:r>
+        <w:t xml:space="preserve">пользованием </w:t>
+      </w:r>
+      <w:r>
+        <w:t>ИО типа «</w:t>
+      </w:r>
+      <w:r>
+        <w:t>РЕТОМ-51</w:t>
+      </w:r>
+      <w:r>
+        <w:t>»</w:t>
+      </w:r>
+      <w:r>
+        <w:t>.</w:t>
+      </w:r>
+    </w:p>
+    <w:p>
+      <w:pPr>
+        <w:pStyle w:val="3"/>
+      </w:pPr>
+      <w:r>
+        <w:t>Назначение функциональных клавиш</w:t>
+      </w:r>
+    </w:p>
+    <w:p>
+      <w:pPr>
+        <w:pStyle w:val="4"/>
+      </w:pPr>
+      <w:r>
+        <w:t xml:space="preserve">Назначение ФК на внутренние сигналы </w:t>
+      </w:r>
+      <w:r>
+        <w:rPr>
+          <w:highlight w:val="yellow"/>
+        </w:rPr>
+        <w:t>виртуальных ключей (ВКл)</w:t>
+      </w:r>
+      <w:r>
+        <w:t xml:space="preserve"> </w:t>
+      </w:r>
+      <w:r>
+        <w:t>устройства ЮНИТ-М300 производит</w:t>
+      </w:r>
+      <w:r>
+        <w:t xml:space="preserve">ся при помощи подключенного ПК с установленным ПО «ЮНИТ-СЕРВИС» в инструменте «Настройка светодиодов и ФК». Режим работы виртуального ключа в местном управлении настраивается в </w:t>
+      </w:r>
+      <w:r>
+        <w:rPr>
+          <w:highlight w:val="red"/>
+        </w:rPr>
+        <w:t>адрес настройки</w:t>
+      </w:r>
+      <w:r>
+        <w:t xml:space="preserve">. Назначение и настойка режима работы производится в соответствии с таблицей </w:t>
+      </w:r>
+      <w:r>
+        <w:fldChar w:fldCharType="begin"/>
+      </w:r>
+      <w:r>
+        <w:instrText xml:space="preserve"> REF _Ref191627316 \r \h  \* MERGEFORMAT </w:instrText>
+      </w:r>
+      <w:r>
+        <w:fldChar w:fldCharType="separate"/>
+      </w:r>
+      <w:r>
+        <w:rPr>
+          <w:vanish/>
+        </w:rPr>
+        <w:t xml:space="preserve">Таблица </w:t>
+      </w:r>
+      <w:r>
+        <w:t>2.1</w:t>
+      </w:r>
+      <w:r>
+        <w:rPr>
+          <w:vanish/>
+        </w:rPr>
+        <w:t xml:space="preserve"> -</w:t>
+      </w:r>
+      <w:r>
+        <w:fldChar w:fldCharType="end"/>
+      </w:r>
+      <w:r>
+        <w:t>. Где, ВК – виртуальный ключ, МУ – местное управление.</w:t>
+      </w:r>
+    </w:p>
+    <w:p>
+      <w:pPr>
+        <w:pStyle w:val="a"/>
+      </w:pPr>
+      <w:bookmarkStart w:id="12" w:name="_Ref191627316"/>
+      <w:r>
+        <w:t>Назначение функциональных клавиш устройства ЮНИТ-ИЧМ</w:t>
       </w:r>
       <w:bookmarkEnd w:id="12"/>
+    </w:p>
+    <w:tbl>
+      <w:tblPr>
+        <w:tblStyle w:val="21"/>
+        <w:tblW w:w="0" w:type="auto"/>
+        <w:tblLook w:val="04A0" w:firstRow="1" w:lastRow="0" w:firstColumn="1" w:lastColumn="0" w:noHBand="0" w:noVBand="1"/>
+      </w:tblPr>
+      <w:tblGrid>
+        <w:gridCol w:w="1373"/>
+        <w:gridCol w:w="1663"/>
+        <w:gridCol w:w="6569"/>
+      </w:tblGrid>
+      <w:tr>
+        <w:trPr>
+          <w:cnfStyle w:val="100000000000" w:firstRow="1" w:lastRow="0" w:firstColumn="0" w:lastColumn="0" w:oddVBand="0" w:evenVBand="0" w:oddHBand="0" w:evenHBand="0" w:firstRowFirstColumn="0" w:firstRowLastColumn="0" w:lastRowFirstColumn="0" w:lastRowLastColumn="0"/>
+        </w:trPr>
+        <w:tc>
+          <w:tcPr>
+            <w:tcW w:w="1373" w:type="dxa"/>
+            <w:vAlign w:val="top"/>
+          </w:tcPr>
+          <w:p>
+            <w:pPr>
+              <w:rPr>
+                <w:b w:val="0"/>
+              </w:rPr>
+            </w:pPr>
+            <w:r>
+              <w:rPr>
+                <w:b w:val="0"/>
+              </w:rPr>
+              <w:t>ФК</w:t>
+            </w:r>
+          </w:p>
+        </w:tc>
+        <w:tc>
+          <w:tcPr>
+            <w:tcW w:w="1663" w:type="dxa"/>
+            <w:vAlign w:val="top"/>
+          </w:tcPr>
+          <w:p>
+            <w:pPr>
+              <w:rPr>
+                <w:b w:val="0"/>
+              </w:rPr>
+            </w:pPr>
+            <w:r>
+              <w:rPr>
+                <w:b w:val="0"/>
+              </w:rPr>
+              <w:t>Режим МУ ВК</w:t>
+            </w:r>
+          </w:p>
+        </w:tc>
+        <w:tc>
+          <w:tcPr>
+            <w:tcW w:w="6569" w:type="dxa"/>
+            <w:vAlign w:val="top"/>
+          </w:tcPr>
+          <w:p>
+            <w:pPr>
+              <w:rPr>
+                <w:b w:val="0"/>
+              </w:rPr>
+            </w:pPr>
+            <w:r>
+              <w:rPr>
+                <w:b w:val="0"/>
+              </w:rPr>
+              <w:t>Наименование сигнала на ФСУ</w:t>
+            </w:r>
+          </w:p>
+        </w:tc>
+      </w:tr>
+      <w:tr>
+        <w:tc>
+          <w:tcPr>
+            <w:tcW w:w="1373" w:type="dxa"/>
+          </w:tcPr>
+          <w:p>
+            <w:pPr>
+              <w:pStyle w:val="af0"/>
+            </w:pPr>
+            <w:r>
+              <w:t>1</w:t>
+            </w:r>
+          </w:p>
+        </w:tc>
+        <w:tc>
+          <w:tcPr>
+            <w:tcW w:w="1663" w:type="dxa"/>
+          </w:tcPr>
+          <w:p>
+            <w:pPr>
+              <w:rPr>
+                <w:sz w:val="22"/>
+              </w:rPr>
+            </w:pPr>
+            <w:r>
+              <w:rPr>
+                <w:sz w:val="22"/>
+              </w:rPr>
+              <w:t>От ИЧМ</w:t>
+            </w:r>
+          </w:p>
+        </w:tc>
+        <w:tc>
+          <w:tcPr>
+            <w:tcW w:w="6569" w:type="dxa"/>
+            <w:shd w:val="clear" w:color="auto" w:fill="auto"/>
+          </w:tcPr>
+          <w:p>
+            <w:pPr>
+              <w:jc w:val="left"/>
+              <w:rPr>
+                <w:sz w:val="22"/>
+                <w:highlight w:val="red"/>
+              </w:rPr>
+            </w:pPr>
+            <w:r>
+              <w:rPr>
+                <w:sz w:val="22"/>
+                <w:highlight w:val="red"/>
+              </w:rPr>
+              <w:t>Режим управления устройством М/Д</w:t>
+            </w:r>
+          </w:p>
+        </w:tc>
+      </w:tr>
+      <w:tr>
+        <w:tc>
+          <w:tcPr>
+            <w:tcW w:w="1373" w:type="dxa"/>
+          </w:tcPr>
+          <w:p>
+            <w:pPr>
+              <w:pStyle w:val="af0"/>
+            </w:pPr>
+            <w:r>
+              <w:t>2</w:t>
+            </w:r>
+          </w:p>
+        </w:tc>
+        <w:tc>
+          <w:tcPr>
+            <w:tcW w:w="1663" w:type="dxa"/>
+          </w:tcPr>
+          <w:p>
+            <w:pPr>
+              <w:rPr>
+                <w:sz w:val="22"/>
+              </w:rPr>
+            </w:pPr>
+            <w:r>
+              <w:rPr>
+                <w:sz w:val="22"/>
+              </w:rPr>
+              <w:t>От ИЧМ</w:t>
+            </w:r>
+          </w:p>
+        </w:tc>
+        <w:tc>
+          <w:tcPr>
+            <w:tcW w:w="6569" w:type="dxa"/>
+            <w:shd w:val="clear" w:color="auto" w:fill="auto"/>
+          </w:tcPr>
+          <w:p>
+            <w:pPr>
+              <w:jc w:val="left"/>
+              <w:rPr>
+                <w:sz w:val="22"/>
+              </w:rPr>
+            </w:pPr>
+            <w:r>
+              <w:rPr>
+                <w:sz w:val="22"/>
+              </w:rPr>
+              <w:t>Вывод терминала</w:t>
+            </w:r>
+          </w:p>
+        </w:tc>
+      </w:tr>
+      <w:tr>
+        <w:tc>
+          <w:tcPr>
+            <w:tcW w:w="1373" w:type="dxa"/>
+          </w:tcPr>
+          <w:p>
+            <w:pPr>
+              <w:pStyle w:val="af0"/>
+            </w:pPr>
+            <w:r>
+              <w:t>3</w:t>
+            </w:r>
+          </w:p>
+        </w:tc>
+        <w:tc>
+          <w:tcPr>
+            <w:tcW w:w="1663" w:type="dxa"/>
+          </w:tcPr>
+          <w:p>
+            <w:pPr>
+              <w:rPr>
+                <w:sz w:val="22"/>
+              </w:rPr>
+            </w:pPr>
+            <w:r>
+              <w:rPr>
+                <w:sz w:val="22"/>
+              </w:rPr>
+              <w:t>От ИЧМ</w:t>
+            </w:r>
+          </w:p>
+        </w:tc>
+        <w:tc>
+          <w:tcPr>
+            <w:tcW w:w="6569" w:type="dxa"/>
+            <w:shd w:val="clear" w:color="auto" w:fill="auto"/>
+          </w:tcPr>
+          <w:p>
+            <w:pPr>
+              <w:jc w:val="left"/>
+              <w:rPr>
+                <w:sz w:val="22"/>
+              </w:rPr>
+            </w:pPr>
+            <w:r>
+              <w:rPr>
+                <w:sz w:val="22"/>
+              </w:rPr>
+              <w:t>ОВ МТЗ</w:t>
+            </w:r>
+          </w:p>
+        </w:tc>
+      </w:tr>
+      <w:tr>
+        <w:tc>
+          <w:tcPr>
+            <w:tcW w:w="1373" w:type="dxa"/>
+          </w:tcPr>
+          <w:p>
+            <w:pPr>
+              <w:pStyle w:val="af0"/>
+            </w:pPr>
+            <w:r>
+              <w:t>4</w:t>
+            </w:r>
+          </w:p>
+        </w:tc>
+        <w:tc>
+          <w:tcPr>
+            <w:tcW w:w="1663" w:type="dxa"/>
+          </w:tcPr>
+          <w:p>
+            <w:pPr>
+              <w:rPr>
+                <w:sz w:val="22"/>
+              </w:rPr>
+            </w:pPr>
+            <w:r>
+              <w:rPr>
+                <w:sz w:val="22"/>
+              </w:rPr>
+              <w:t>От ИЧМ</w:t>
+            </w:r>
+          </w:p>
+        </w:tc>
+        <w:tc>
+          <w:tcPr>
+            <w:tcW w:w="6569" w:type="dxa"/>
+            <w:shd w:val="clear" w:color="auto" w:fill="auto"/>
+          </w:tcPr>
+          <w:p>
+            <w:pPr>
+              <w:jc w:val="left"/>
+              <w:rPr>
+                <w:sz w:val="22"/>
+              </w:rPr>
+            </w:pPr>
+            <w:r>
+              <w:rPr>
+                <w:sz w:val="22"/>
+              </w:rPr>
+              <w:t>ОВ МТЗ 1</w:t>
+            </w:r>
+            <w:r>
+              <w:rPr>
+                <w:sz w:val="22"/>
+              </w:rPr>
+              <w:t xml:space="preserve"> ст</w:t>
+            </w:r>
+          </w:p>
+        </w:tc>
+      </w:tr>
+      <w:tr>
+        <w:tc>
+          <w:tcPr>
+            <w:tcW w:w="1373" w:type="dxa"/>
+          </w:tcPr>
+          <w:p>
+            <w:pPr>
+              <w:pStyle w:val="af0"/>
+            </w:pPr>
+            <w:r>
+              <w:t>5</w:t>
+            </w:r>
+          </w:p>
+        </w:tc>
+        <w:tc>
+          <w:tcPr>
+            <w:tcW w:w="1663" w:type="dxa"/>
+          </w:tcPr>
+          <w:p>
+            <w:pPr>
+              <w:rPr>
+                <w:sz w:val="22"/>
+              </w:rPr>
+            </w:pPr>
+            <w:r>
+              <w:rPr>
+                <w:sz w:val="22"/>
+              </w:rPr>
+              <w:t>От ИЧМ</w:t>
+            </w:r>
+          </w:p>
+        </w:tc>
+        <w:tc>
+          <w:tcPr>
+            <w:tcW w:w="6569" w:type="dxa"/>
+            <w:shd w:val="clear" w:color="auto" w:fill="auto"/>
+          </w:tcPr>
+          <w:p>
+            <w:pPr>
+              <w:jc w:val="left"/>
+              <w:rPr>
+                <w:sz w:val="22"/>
+              </w:rPr>
+            </w:pPr>
+            <w:r>
+              <w:rPr>
+                <w:sz w:val="22"/>
+              </w:rPr>
+              <w:t>МТЗ 1</w:t>
+            </w:r>
+            <w:r>
+              <w:rPr>
+                <w:sz w:val="22"/>
+              </w:rPr>
+              <w:t xml:space="preserve"> ст</w:t>
+            </w:r>
+            <w:r>
+              <w:rPr>
+                <w:sz w:val="22"/>
+              </w:rPr>
+              <w:t xml:space="preserve"> на сигн</w:t>
+            </w:r>
+          </w:p>
+        </w:tc>
+      </w:tr>
+      <w:tr>
+        <w:tc>
+          <w:tcPr>
+            <w:tcW w:w="1373" w:type="dxa"/>
+          </w:tcPr>
+          <w:p>
+            <w:pPr>
+              <w:pStyle w:val="af0"/>
+            </w:pPr>
+            <w:r>
+              <w:t>6</w:t>
+            </w:r>
+          </w:p>
+        </w:tc>
+        <w:tc>
+          <w:tcPr>
+            <w:tcW w:w="1663" w:type="dxa"/>
+          </w:tcPr>
+          <w:p>
+            <w:pPr>
+              <w:rPr>
+                <w:sz w:val="22"/>
+              </w:rPr>
+            </w:pPr>
+            <w:r>
+              <w:rPr>
+                <w:sz w:val="22"/>
+              </w:rPr>
+              <w:t>От ИЧМ</w:t>
+            </w:r>
+          </w:p>
+        </w:tc>
+        <w:tc>
+          <w:tcPr>
+            <w:tcW w:w="6569" w:type="dxa"/>
+          </w:tcPr>
+          <w:p>
+            <w:pPr>
+              <w:jc w:val="left"/>
+              <w:rPr>
+                <w:sz w:val="22"/>
+              </w:rPr>
+            </w:pPr>
+            <w:r>
+              <w:rPr>
+                <w:sz w:val="22"/>
+              </w:rPr>
+              <w:t>ОВ МТЗ 2</w:t>
+            </w:r>
+            <w:r>
+              <w:rPr>
+                <w:sz w:val="22"/>
+              </w:rPr>
+              <w:t xml:space="preserve"> ст</w:t>
+            </w:r>
+          </w:p>
+        </w:tc>
+      </w:tr>
+      <w:tr>
+        <w:tc>
+          <w:tcPr>
+            <w:tcW w:w="1373" w:type="dxa"/>
+          </w:tcPr>
+          <w:p>
+            <w:pPr>
+              <w:pStyle w:val="af0"/>
+            </w:pPr>
+            <w:r>
+              <w:t>7</w:t>
+            </w:r>
+          </w:p>
+        </w:tc>
+        <w:tc>
+          <w:tcPr>
+            <w:tcW w:w="1663" w:type="dxa"/>
+          </w:tcPr>
+          <w:p>
+            <w:pPr>
+              <w:rPr>
+                <w:sz w:val="22"/>
+              </w:rPr>
+            </w:pPr>
+            <w:r>
+              <w:rPr>
+                <w:sz w:val="22"/>
+              </w:rPr>
+              <w:t>От ИЧМ</w:t>
+            </w:r>
+          </w:p>
+        </w:tc>
+        <w:tc>
+          <w:tcPr>
+            <w:tcW w:w="6569" w:type="dxa"/>
+          </w:tcPr>
+          <w:p>
+            <w:pPr>
+              <w:jc w:val="left"/>
+              <w:rPr>
+                <w:sz w:val="22"/>
+              </w:rPr>
+            </w:pPr>
+            <w:r>
+              <w:rPr>
+                <w:sz w:val="22"/>
+              </w:rPr>
+              <w:t>МТЗ 2 ст</w:t>
+            </w:r>
+            <w:r>
+              <w:rPr>
+                <w:sz w:val="22"/>
+              </w:rPr>
+              <w:t xml:space="preserve"> на сигн</w:t>
+            </w:r>
+          </w:p>
+        </w:tc>
+      </w:tr>
+      <w:tr>
+        <w:tc>
+          <w:tcPr>
+            <w:tcW w:w="1373" w:type="dxa"/>
+          </w:tcPr>
+          <w:p>
+            <w:pPr>
+              <w:pStyle w:val="af0"/>
+            </w:pPr>
+            <w:r>
+              <w:t>8</w:t>
+            </w:r>
+          </w:p>
+        </w:tc>
+        <w:tc>
+          <w:tcPr>
+            <w:tcW w:w="1663" w:type="dxa"/>
+          </w:tcPr>
+          <w:p>
+            <w:pPr>
+              <w:rPr>
+                <w:sz w:val="22"/>
+              </w:rPr>
+            </w:pPr>
+            <w:r>
+              <w:rPr>
+                <w:sz w:val="22"/>
+              </w:rPr>
+              <w:t>От ИЧМ</w:t>
+            </w:r>
+          </w:p>
+        </w:tc>
+        <w:tc>
+          <w:tcPr>
+            <w:tcW w:w="6569" w:type="dxa"/>
+          </w:tcPr>
+          <w:p>
+            <w:pPr>
+              <w:jc w:val="left"/>
+              <w:rPr>
+                <w:sz w:val="22"/>
+              </w:rPr>
+            </w:pPr>
+            <w:r>
+              <w:rPr>
+                <w:sz w:val="22"/>
+              </w:rPr>
+              <w:t>ОВ МТЗ 3 ст</w:t>
+            </w:r>
+          </w:p>
+        </w:tc>
+      </w:tr>
+      <w:tr>
+        <w:tc>
+          <w:tcPr>
+            <w:tcW w:w="1373" w:type="dxa"/>
+          </w:tcPr>
+          <w:p>
+            <w:pPr>
+              <w:pStyle w:val="af0"/>
+            </w:pPr>
+            <w:r>
+              <w:t>9</w:t>
+            </w:r>
+          </w:p>
+        </w:tc>
+        <w:tc>
+          <w:tcPr>
+            <w:tcW w:w="1663" w:type="dxa"/>
+          </w:tcPr>
+          <w:p>
+            <w:pPr>
+              <w:rPr>
+                <w:sz w:val="22"/>
+              </w:rPr>
+            </w:pPr>
+            <w:r>
+              <w:rPr>
+                <w:sz w:val="22"/>
+              </w:rPr>
+              <w:t>От ИЧМ</w:t>
+            </w:r>
+          </w:p>
+        </w:tc>
+        <w:tc>
+          <w:tcPr>
+            <w:tcW w:w="6569" w:type="dxa"/>
+          </w:tcPr>
+          <w:p>
+            <w:pPr>
+              <w:jc w:val="left"/>
+              <w:rPr>
+                <w:sz w:val="22"/>
+              </w:rPr>
+            </w:pPr>
+            <w:r>
+              <w:rPr>
+                <w:sz w:val="22"/>
+              </w:rPr>
+              <w:t>МТЗ 3</w:t>
+            </w:r>
+            <w:r>
+              <w:rPr>
+                <w:sz w:val="22"/>
+              </w:rPr>
+              <w:t xml:space="preserve"> ст</w:t>
+            </w:r>
+            <w:r>
+              <w:rPr>
+                <w:sz w:val="22"/>
+              </w:rPr>
+              <w:t xml:space="preserve"> на сигн</w:t>
+            </w:r>
+          </w:p>
+        </w:tc>
+      </w:tr>
+      <w:tr>
+        <w:tc>
+          <w:tcPr>
+            <w:tcW w:w="1373" w:type="dxa"/>
+          </w:tcPr>
+          <w:p>
+            <w:pPr>
+              <w:pStyle w:val="af0"/>
+            </w:pPr>
+            <w:r>
+              <w:t>10</w:t>
+            </w:r>
+          </w:p>
+        </w:tc>
+        <w:tc>
+          <w:tcPr>
+            <w:tcW w:w="1663" w:type="dxa"/>
+          </w:tcPr>
+          <w:p>
+            <w:pPr>
+              <w:rPr>
+                <w:sz w:val="22"/>
+              </w:rPr>
+            </w:pPr>
+            <w:r>
+              <w:rPr>
+                <w:sz w:val="22"/>
+              </w:rPr>
+              <w:t>От ИЧМ</w:t>
+            </w:r>
+          </w:p>
+        </w:tc>
+        <w:tc>
+          <w:tcPr>
+            <w:tcW w:w="6569" w:type="dxa"/>
+          </w:tcPr>
+          <w:p>
+            <w:pPr>
+              <w:jc w:val="left"/>
+              <w:rPr>
+                <w:sz w:val="22"/>
+              </w:rPr>
+            </w:pPr>
+            <w:r>
+              <w:rPr>
+                <w:sz w:val="22"/>
+              </w:rPr>
+              <w:t>ОВ КЦН1</w:t>
+            </w:r>
+          </w:p>
+        </w:tc>
+      </w:tr>
+      <w:tr>
+        <w:tc>
+          <w:tcPr>
+            <w:tcW w:w="1373" w:type="dxa"/>
+          </w:tcPr>
+          <w:p>
+            <w:pPr>
+              <w:pStyle w:val="af0"/>
+            </w:pPr>
+            <w:r>
+              <w:t>11</w:t>
+            </w:r>
+          </w:p>
+        </w:tc>
+        <w:tc>
+          <w:tcPr>
+            <w:tcW w:w="1663" w:type="dxa"/>
+          </w:tcPr>
+          <w:p>
+            <w:pPr>
+              <w:rPr>
+                <w:sz w:val="22"/>
+              </w:rPr>
+            </w:pPr>
+            <w:r>
+              <w:rPr>
+                <w:sz w:val="22"/>
+              </w:rPr>
+              <w:t>От ИЧМ</w:t>
+            </w:r>
+          </w:p>
+        </w:tc>
+        <w:tc>
+          <w:tcPr>
+            <w:tcW w:w="6569" w:type="dxa"/>
+          </w:tcPr>
+          <w:p>
+            <w:pPr>
+              <w:jc w:val="left"/>
+              <w:rPr>
+                <w:sz w:val="22"/>
+              </w:rPr>
+            </w:pPr>
+            <w:r>
+              <w:rPr>
+                <w:sz w:val="22"/>
+              </w:rPr>
+              <w:t>ОВ КЦН2</w:t>
+            </w:r>
+          </w:p>
+        </w:tc>
+      </w:tr>
+      <w:tr>
+        <w:tc>
+          <w:tcPr>
+            <w:tcW w:w="1373" w:type="dxa"/>
+          </w:tcPr>
+          <w:p>
+            <w:pPr>
+              <w:pStyle w:val="af0"/>
+            </w:pPr>
+            <w:r>
+              <w:t>12</w:t>
+            </w:r>
+          </w:p>
+        </w:tc>
+        <w:tc>
+          <w:tcPr>
+            <w:tcW w:w="1663" w:type="dxa"/>
+          </w:tcPr>
+          <w:p>
+            <w:pPr>
+              <w:rPr>
+                <w:sz w:val="22"/>
+              </w:rPr>
+            </w:pPr>
+            <w:r>
+              <w:rPr>
+                <w:sz w:val="22"/>
+              </w:rPr>
+              <w:t>От ИЧМ</w:t>
+            </w:r>
+          </w:p>
+        </w:tc>
+        <w:tc>
+          <w:tcPr>
+            <w:tcW w:w="6569" w:type="dxa"/>
+          </w:tcPr>
+          <w:p>
+            <w:pPr>
+              <w:jc w:val="left"/>
+              <w:rPr>
+                <w:sz w:val="22"/>
+              </w:rPr>
+            </w:pPr>
+            <w:r>
+              <w:rPr>
+                <w:sz w:val="22"/>
+              </w:rPr>
+              <w:t>ОВ ЛО Т</w:t>
+            </w:r>
+          </w:p>
+        </w:tc>
+      </w:tr>
+      <w:tr>
+        <w:tc>
+          <w:tcPr>
+            <w:tcW w:w="1373" w:type="dxa"/>
+          </w:tcPr>
+          <w:p>
+            <w:pPr>
+              <w:pStyle w:val="af0"/>
+            </w:pPr>
+            <w:r>
+              <w:t>13</w:t>
+            </w:r>
+          </w:p>
+        </w:tc>
+        <w:tc>
+          <w:tcPr>
+            <w:tcW w:w="1663" w:type="dxa"/>
+          </w:tcPr>
+          <w:p>
+            <w:pPr>
+              <w:rPr>
+                <w:sz w:val="22"/>
+              </w:rPr>
+            </w:pPr>
+            <w:r>
+              <w:rPr>
+                <w:sz w:val="22"/>
+              </w:rPr>
+              <w:t>От ИЧМ</w:t>
+            </w:r>
+          </w:p>
+        </w:tc>
+        <w:tc>
+          <w:tcPr>
+            <w:tcW w:w="6569" w:type="dxa"/>
+          </w:tcPr>
+          <w:p>
+            <w:pPr>
+              <w:jc w:val="left"/>
+              <w:rPr>
+                <w:sz w:val="22"/>
+              </w:rPr>
+            </w:pPr>
+            <w:r>
+              <w:rPr>
+                <w:sz w:val="22"/>
+              </w:rPr>
+              <w:t>ОВ ЛО Т / ЛО</w:t>
+            </w:r>
+          </w:p>
+        </w:tc>
+      </w:tr>
+      <w:tr>
+        <w:tc>
+          <w:tcPr>
+            <w:tcW w:w="1373" w:type="dxa"/>
+          </w:tcPr>
+          <w:p>
+            <w:pPr>
+              <w:pStyle w:val="af0"/>
+            </w:pPr>
+            <w:r>
+              <w:t>14</w:t>
+            </w:r>
+          </w:p>
+        </w:tc>
+        <w:tc>
+          <w:tcPr>
+            <w:tcW w:w="1663" w:type="dxa"/>
+          </w:tcPr>
+          <w:p>
+            <w:pPr>
+              <w:rPr>
+                <w:sz w:val="22"/>
+              </w:rPr>
+            </w:pPr>
+            <w:r>
+              <w:rPr>
+                <w:sz w:val="22"/>
+              </w:rPr>
+              <w:t>От ИЧМ</w:t>
+            </w:r>
+          </w:p>
+        </w:tc>
+        <w:tc>
+          <w:tcPr>
+            <w:tcW w:w="6569" w:type="dxa"/>
+          </w:tcPr>
+          <w:p>
+            <w:pPr>
+              <w:jc w:val="left"/>
+              <w:rPr>
+                <w:sz w:val="22"/>
+              </w:rPr>
+            </w:pPr>
+            <w:r>
+              <w:rPr>
+                <w:sz w:val="22"/>
+              </w:rPr>
+              <w:t>ОВ ЛО Т / ЗАПВ</w:t>
+            </w:r>
+          </w:p>
+        </w:tc>
+      </w:tr>
+      <w:tr>
+        <w:tc>
+          <w:tcPr>
+            <w:tcW w:w="1373" w:type="dxa"/>
+          </w:tcPr>
+          <w:p>
+            <w:pPr>
+              <w:pStyle w:val="af0"/>
+            </w:pPr>
+            <w:r>
+              <w:t>15</w:t>
+            </w:r>
+          </w:p>
+        </w:tc>
+        <w:tc>
+          <w:tcPr>
+            <w:tcW w:w="1663" w:type="dxa"/>
+          </w:tcPr>
+          <w:p>
+            <w:pPr>
+              <w:rPr>
+                <w:sz w:val="22"/>
+              </w:rPr>
+            </w:pPr>
+            <w:r>
+              <w:rPr>
+                <w:sz w:val="22"/>
+              </w:rPr>
+              <w:t>От ИЧМ</w:t>
+            </w:r>
+          </w:p>
+        </w:tc>
+        <w:tc>
+          <w:tcPr>
+            <w:tcW w:w="6569" w:type="dxa"/>
+          </w:tcPr>
+          <w:p>
+            <w:pPr>
+              <w:jc w:val="left"/>
+              <w:rPr>
+                <w:sz w:val="22"/>
+              </w:rPr>
+            </w:pPr>
+            <w:r>
+              <w:rPr>
+                <w:sz w:val="22"/>
+              </w:rPr>
+              <w:t>ОВ ЛО Т / ЗАВР</w:t>
+            </w:r>
+          </w:p>
+        </w:tc>
+      </w:tr>
+      <w:tr>
+        <w:tc>
+          <w:tcPr>
+            <w:tcW w:w="1373" w:type="dxa"/>
+          </w:tcPr>
+          <w:p>
+            <w:pPr>
+              <w:pStyle w:val="af0"/>
+            </w:pPr>
+            <w:r>
+              <w:t>16</w:t>
+            </w:r>
+          </w:p>
+        </w:tc>
+        <w:tc>
+          <w:tcPr>
+            <w:tcW w:w="1663" w:type="dxa"/>
+          </w:tcPr>
+          <w:p>
+            <w:pPr>
+              <w:rPr>
+                <w:sz w:val="22"/>
+              </w:rPr>
+            </w:pPr>
+            <w:r>
+              <w:rPr>
+                <w:sz w:val="22"/>
+              </w:rPr>
+              <w:t>От ИЧМ</w:t>
+            </w:r>
+          </w:p>
+        </w:tc>
+        <w:tc>
+          <w:tcPr>
+            <w:tcW w:w="6569" w:type="dxa"/>
+          </w:tcPr>
+          <w:p>
+            <w:pPr>
+              <w:jc w:val="left"/>
+              <w:rPr>
+                <w:sz w:val="22"/>
+              </w:rPr>
+            </w:pPr>
+            <w:r>
+              <w:rPr>
+                <w:sz w:val="22"/>
+              </w:rPr>
+              <w:t>-</w:t>
+            </w:r>
+          </w:p>
+        </w:tc>
+      </w:tr>
+    </w:tbl>
+    <w:p>
+      <w:pPr>
+        <w:pStyle w:val="3"/>
+      </w:pPr>
+      <w:r>
+        <w:t>Назначение светодиодов</w:t>
+      </w:r>
+    </w:p>
+    <w:p>
+      <w:pPr>
+        <w:pStyle w:val="4"/>
+      </w:pPr>
+      <w:r>
+        <w:t xml:space="preserve">Назначение светодиодов на внутренние сигналы логики устройства ЮНИТ-М300 производится при помощи подключенного ПК с установленным ПО «ЮНИТ-СЕРВИС» в инструменте «Настройка светодиодов и ФК». Назначение и настойка режима работы производится в соответствии с </w:t>
+      </w:r>
+      <w:r>
+        <w:rPr>
+          <w:highlight w:val="red"/>
+        </w:rPr>
+        <w:t xml:space="preserve">таблицей </w:t>
+      </w:r>
+      <w:r>
+        <w:rPr>
+          <w:highlight w:val="red"/>
+        </w:rPr>
+        <w:fldChar w:fldCharType="begin"/>
+      </w:r>
+      <w:r>
+        <w:rPr>
+          <w:highlight w:val="red"/>
+        </w:rPr>
+        <w:instrText xml:space="preserve"> REF _Ref191627316 \r \h  \* MERGEFORMAT </w:instrText>
+      </w:r>
+      <w:r>
+        <w:rPr>
+          <w:highlight w:val="red"/>
+        </w:rPr>
+      </w:r>
+      <w:r>
+        <w:rPr>
+          <w:highlight w:val="red"/>
+        </w:rPr>
+        <w:fldChar w:fldCharType="separate"/>
+      </w:r>
+      <w:r>
+        <w:rPr>
+          <w:vanish/>
+          <w:highlight w:val="red"/>
+        </w:rPr>
+        <w:t xml:space="preserve">Таблица </w:t>
+      </w:r>
+      <w:r>
+        <w:rPr>
+          <w:highlight w:val="red"/>
+        </w:rPr>
+        <w:t>2.1</w:t>
+      </w:r>
+      <w:r>
+        <w:rPr>
+          <w:vanish/>
+          <w:highlight w:val="red"/>
+        </w:rPr>
+        <w:t xml:space="preserve"> -</w:t>
+      </w:r>
+      <w:r>
+        <w:rPr>
+          <w:highlight w:val="red"/>
+        </w:rPr>
+        <w:fldChar w:fldCharType="end"/>
+      </w:r>
+      <w:r>
+        <w:t xml:space="preserve">. </w:t>
+      </w:r>
+    </w:p>
+    <w:p>
+      <w:pPr>
+        <w:pStyle w:val="a"/>
+      </w:pPr>
+      <w:r>
+        <w:t xml:space="preserve">Назначение </w:t>
+      </w:r>
+      <w:r>
+        <w:t>светодиодов</w:t>
+      </w:r>
+      <w:r>
+        <w:t xml:space="preserve"> устройства ЮНИТ-ИЧМ</w:t>
+      </w:r>
+      <w:r>
+        <w:t xml:space="preserve"> для проверки ступеней МТЗ</w:t>
+      </w:r>
+    </w:p>
+    <w:tbl>
+      <w:tblPr>
+        <w:tblStyle w:val="21"/>
+        <w:tblW w:w="0" w:type="auto"/>
+        <w:tblLook w:val="04A0" w:firstRow="1" w:lastRow="0" w:firstColumn="1" w:lastColumn="0" w:noHBand="0" w:noVBand="1"/>
+      </w:tblPr>
+      <w:tblGrid>
+        <w:gridCol w:w="1413"/>
+        <w:gridCol w:w="1559"/>
+        <w:gridCol w:w="6633"/>
+      </w:tblGrid>
+      <w:tr>
+        <w:trPr>
+          <w:cnfStyle w:val="100000000000" w:firstRow="1" w:lastRow="0" w:firstColumn="0" w:lastColumn="0" w:oddVBand="0" w:evenVBand="0" w:oddHBand="0" w:evenHBand="0" w:firstRowFirstColumn="0" w:firstRowLastColumn="0" w:lastRowFirstColumn="0" w:lastRowLastColumn="0"/>
+        </w:trPr>
+        <w:tc>
+          <w:tcPr>
+            <w:tcW w:w="1413" w:type="dxa"/>
+          </w:tcPr>
+          <w:p>
+            <w:pPr>
+              <w:rPr>
+                <w:b w:val="0"/>
+              </w:rPr>
+            </w:pPr>
+            <w:r>
+              <w:rPr>
+                <w:b w:val="0"/>
+              </w:rPr>
+              <w:t>СД</w:t>
+            </w:r>
+          </w:p>
+        </w:tc>
+        <w:tc>
+          <w:tcPr>
+            <w:tcW w:w="1559" w:type="dxa"/>
+          </w:tcPr>
+          <w:p>
+            <w:pPr>
+              <w:rPr>
+                <w:b w:val="0"/>
+              </w:rPr>
+            </w:pPr>
+            <w:r>
+              <w:rPr>
+                <w:b w:val="0"/>
+              </w:rPr>
+              <w:t xml:space="preserve">Режим </w:t>
+            </w:r>
+            <w:r>
+              <w:rPr>
+                <w:b w:val="0"/>
+              </w:rPr>
+              <w:t xml:space="preserve">работы </w:t>
+            </w:r>
+            <w:r>
+              <w:rPr>
+                <w:b w:val="0"/>
+              </w:rPr>
+              <w:t>СД</w:t>
+            </w:r>
+          </w:p>
+        </w:tc>
+        <w:tc>
+          <w:tcPr>
+            <w:tcW w:w="6633" w:type="dxa"/>
+          </w:tcPr>
+          <w:p>
+            <w:pPr>
+              <w:rPr>
+                <w:b w:val="0"/>
+              </w:rPr>
+            </w:pPr>
+            <w:r>
+              <w:rPr>
+                <w:b w:val="0"/>
+              </w:rPr>
+              <w:t>Наименование сигнала на ФСУ</w:t>
+            </w:r>
+          </w:p>
+        </w:tc>
+      </w:tr>
+      <w:tr>
+        <w:tc>
+          <w:tcPr>
+            <w:tcW w:w="1413" w:type="dxa"/>
+          </w:tcPr>
+          <w:p>
+            <w:pPr>
+              <w:pStyle w:val="af0"/>
+            </w:pPr>
+            <w:r>
+              <w:t>1</w:t>
+            </w:r>
+          </w:p>
+        </w:tc>
+        <w:tc>
+          <w:tcPr>
+            <w:tcW w:w="1559" w:type="dxa"/>
+          </w:tcPr>
+          <w:p>
+            <w:pPr>
+              <w:rPr>
+                <w:sz w:val="22"/>
+              </w:rPr>
+            </w:pPr>
+            <w:r>
+              <w:rPr>
+                <w:sz w:val="22"/>
+              </w:rPr>
+              <w:t>БФ</w:t>
+            </w:r>
+          </w:p>
+        </w:tc>
+        <w:tc>
+          <w:tcPr>
+            <w:tcW w:w="6633" w:type="dxa"/>
+            <w:shd w:val="clear" w:color="auto" w:fill="auto"/>
+          </w:tcPr>
+          <w:p>
+            <w:pPr>
+              <w:jc w:val="left"/>
+              <w:rPr>
+                <w:sz w:val="22"/>
+                <w:highlight w:val="red"/>
+              </w:rPr>
+            </w:pPr>
+            <w:r>
+              <w:rPr>
+                <w:sz w:val="22"/>
+              </w:rPr>
+              <w:t>МТЗ 1 ст: Ввод</w:t>
+            </w:r>
+          </w:p>
+        </w:tc>
+      </w:tr>
+      <w:tr>
+        <w:tc>
+          <w:tcPr>
+            <w:tcW w:w="1413" w:type="dxa"/>
+          </w:tcPr>
+          <w:p>
+            <w:pPr>
+              <w:pStyle w:val="af0"/>
+            </w:pPr>
+            <w:r>
+              <w:t>2</w:t>
+            </w:r>
+          </w:p>
+        </w:tc>
+        <w:tc>
+          <w:tcPr>
+            <w:tcW w:w="1559" w:type="dxa"/>
+          </w:tcPr>
+          <w:p>
+            <w:pPr>
+              <w:rPr>
+                <w:sz w:val="22"/>
+              </w:rPr>
+            </w:pPr>
+            <w:r>
+              <w:rPr>
+                <w:sz w:val="22"/>
+              </w:rPr>
+              <w:t>БФ</w:t>
+            </w:r>
+          </w:p>
+        </w:tc>
+        <w:tc>
+          <w:tcPr>
+            <w:tcW w:w="6633" w:type="dxa"/>
+            <w:shd w:val="clear" w:color="auto" w:fill="auto"/>
+          </w:tcPr>
+          <w:p>
+            <w:pPr>
+              <w:jc w:val="left"/>
+              <w:rPr>
+                <w:sz w:val="22"/>
+              </w:rPr>
+            </w:pPr>
+            <w:r>
+              <w:rPr>
+                <w:sz w:val="22"/>
+              </w:rPr>
+              <w:t>МТЗ 1 ст: Оперативный вывод</w:t>
+            </w:r>
+          </w:p>
+        </w:tc>
+      </w:tr>
+      <w:tr>
+        <w:tc>
+          <w:tcPr>
+            <w:tcW w:w="1413" w:type="dxa"/>
+          </w:tcPr>
+          <w:p>
+            <w:pPr>
+              <w:pStyle w:val="af0"/>
+            </w:pPr>
+            <w:r>
+              <w:t>3</w:t>
+            </w:r>
+          </w:p>
+        </w:tc>
+        <w:tc>
+          <w:tcPr>
+            <w:tcW w:w="1559" w:type="dxa"/>
+          </w:tcPr>
+          <w:p>
+            <w:pPr>
+              <w:rPr>
+                <w:sz w:val="22"/>
+              </w:rPr>
+            </w:pPr>
+            <w:r>
+              <w:rPr>
+                <w:sz w:val="22"/>
+              </w:rPr>
+              <w:t>БФ</w:t>
+            </w:r>
+          </w:p>
+        </w:tc>
+        <w:tc>
+          <w:tcPr>
+            <w:tcW w:w="6633" w:type="dxa"/>
+            <w:shd w:val="clear" w:color="auto" w:fill="auto"/>
+          </w:tcPr>
+          <w:p>
+            <w:pPr>
+              <w:jc w:val="left"/>
+              <w:rPr>
+                <w:sz w:val="22"/>
+              </w:rPr>
+            </w:pPr>
+            <w:r>
+              <w:rPr>
+                <w:sz w:val="22"/>
+              </w:rPr>
+              <w:t>МТЗ 1 ст: Пуск</w:t>
+            </w:r>
+          </w:p>
+        </w:tc>
+      </w:tr>
+      <w:tr>
+        <w:tc>
+          <w:tcPr>
+            <w:tcW w:w="1413" w:type="dxa"/>
+          </w:tcPr>
+          <w:p>
+            <w:pPr>
+              <w:pStyle w:val="af0"/>
+            </w:pPr>
+            <w:r>
+              <w:t>4</w:t>
+            </w:r>
+          </w:p>
+        </w:tc>
+        <w:tc>
+          <w:tcPr>
+            <w:tcW w:w="1559" w:type="dxa"/>
+          </w:tcPr>
+          <w:p>
+            <w:pPr>
+              <w:rPr>
+                <w:sz w:val="22"/>
+              </w:rPr>
+            </w:pPr>
+            <w:r>
+              <w:rPr>
+                <w:sz w:val="22"/>
+              </w:rPr>
+              <w:t>СФ</w:t>
+            </w:r>
+          </w:p>
+        </w:tc>
+        <w:tc>
+          <w:tcPr>
+            <w:tcW w:w="6633" w:type="dxa"/>
+            <w:shd w:val="clear" w:color="auto" w:fill="auto"/>
+          </w:tcPr>
+          <w:p>
+            <w:pPr>
+              <w:jc w:val="left"/>
+              <w:rPr>
+                <w:sz w:val="22"/>
+              </w:rPr>
+            </w:pPr>
+            <w:r>
+              <w:rPr>
+                <w:sz w:val="22"/>
+              </w:rPr>
+              <w:t xml:space="preserve">МТЗ 1 ст: Срабатывание </w:t>
+            </w:r>
+          </w:p>
+        </w:tc>
+      </w:tr>
+      <w:tr>
+        <w:tc>
+          <w:tcPr>
+            <w:tcW w:w="1413" w:type="dxa"/>
+          </w:tcPr>
+          <w:p>
+            <w:pPr>
+              <w:pStyle w:val="af0"/>
+            </w:pPr>
+            <w:r>
+              <w:t>5</w:t>
+            </w:r>
+          </w:p>
+        </w:tc>
+        <w:tc>
+          <w:tcPr>
+            <w:tcW w:w="1559" w:type="dxa"/>
+          </w:tcPr>
+          <w:p>
+            <w:pPr>
+              <w:rPr>
+                <w:sz w:val="22"/>
+              </w:rPr>
+            </w:pPr>
+            <w:r>
+              <w:rPr>
+                <w:sz w:val="22"/>
+              </w:rPr>
+              <w:t>СФ</w:t>
+            </w:r>
+          </w:p>
+        </w:tc>
+        <w:tc>
+          <w:tcPr>
+            <w:tcW w:w="6633" w:type="dxa"/>
+            <w:shd w:val="clear" w:color="auto" w:fill="auto"/>
+          </w:tcPr>
+          <w:p>
+            <w:pPr>
+              <w:jc w:val="left"/>
+              <w:rPr>
+                <w:sz w:val="22"/>
+              </w:rPr>
+            </w:pPr>
+            <w:r>
+              <w:rPr>
+                <w:sz w:val="22"/>
+              </w:rPr>
+              <w:t>МТЗ 1 ст: Срабатывание сигн</w:t>
+            </w:r>
+          </w:p>
+        </w:tc>
+      </w:tr>
+      <w:tr>
+        <w:tc>
+          <w:tcPr>
+            <w:tcW w:w="1413" w:type="dxa"/>
+          </w:tcPr>
+          <w:p>
+            <w:pPr>
+              <w:pStyle w:val="af0"/>
+            </w:pPr>
+            <w:r>
+              <w:t>6</w:t>
+            </w:r>
+          </w:p>
+        </w:tc>
+        <w:tc>
+          <w:tcPr>
+            <w:tcW w:w="1559" w:type="dxa"/>
+          </w:tcPr>
+          <w:p>
+            <w:pPr>
+              <w:rPr>
+                <w:sz w:val="22"/>
+              </w:rPr>
+            </w:pPr>
+            <w:r>
+              <w:rPr>
+                <w:sz w:val="22"/>
+              </w:rPr>
+              <w:t>БФ</w:t>
+            </w:r>
+          </w:p>
+        </w:tc>
+        <w:tc>
+          <w:tcPr>
+            <w:tcW w:w="6633" w:type="dxa"/>
+          </w:tcPr>
+          <w:p>
+            <w:pPr>
+              <w:jc w:val="left"/>
+              <w:rPr>
+                <w:sz w:val="22"/>
+                <w:highlight w:val="red"/>
+              </w:rPr>
+            </w:pPr>
+            <w:r>
+              <w:rPr>
+                <w:sz w:val="22"/>
+              </w:rPr>
+              <w:t xml:space="preserve">МТЗ </w:t>
+            </w:r>
+            <w:r>
+              <w:rPr>
+                <w:sz w:val="22"/>
+              </w:rPr>
+              <w:t>2</w:t>
+            </w:r>
+            <w:r>
+              <w:rPr>
+                <w:sz w:val="22"/>
+              </w:rPr>
+              <w:t xml:space="preserve"> ст: Ввод</w:t>
+            </w:r>
+          </w:p>
+        </w:tc>
+      </w:tr>
+      <w:tr>
+        <w:tc>
+          <w:tcPr>
+            <w:tcW w:w="1413" w:type="dxa"/>
+          </w:tcPr>
+          <w:p>
+            <w:pPr>
+              <w:pStyle w:val="af0"/>
+            </w:pPr>
+            <w:r>
+              <w:t>7</w:t>
+            </w:r>
+          </w:p>
+        </w:tc>
+        <w:tc>
+          <w:tcPr>
+            <w:tcW w:w="1559" w:type="dxa"/>
+          </w:tcPr>
+          <w:p>
+            <w:pPr>
+              <w:rPr>
+                <w:sz w:val="22"/>
+              </w:rPr>
+            </w:pPr>
+            <w:r>
+              <w:rPr>
+                <w:sz w:val="22"/>
+              </w:rPr>
+              <w:t>БФ</w:t>
+            </w:r>
+          </w:p>
+        </w:tc>
+        <w:tc>
+          <w:tcPr>
+            <w:tcW w:w="6633" w:type="dxa"/>
+          </w:tcPr>
+          <w:p>
+            <w:pPr>
+              <w:jc w:val="left"/>
+              <w:rPr>
+                <w:sz w:val="22"/>
+              </w:rPr>
+            </w:pPr>
+            <w:r>
+              <w:rPr>
+                <w:sz w:val="22"/>
+              </w:rPr>
+              <w:t xml:space="preserve">МТЗ </w:t>
+            </w:r>
+            <w:r>
+              <w:rPr>
+                <w:sz w:val="22"/>
+              </w:rPr>
+              <w:t>2</w:t>
+            </w:r>
+            <w:r>
+              <w:rPr>
+                <w:sz w:val="22"/>
+              </w:rPr>
+              <w:t xml:space="preserve"> ст: Оперативный вывод</w:t>
+            </w:r>
+          </w:p>
+        </w:tc>
+      </w:tr>
+      <w:tr>
+        <w:tc>
+          <w:tcPr>
+            <w:tcW w:w="1413" w:type="dxa"/>
+          </w:tcPr>
+          <w:p>
+            <w:pPr>
+              <w:pStyle w:val="af0"/>
+            </w:pPr>
+            <w:r>
+              <w:t>8</w:t>
+            </w:r>
+          </w:p>
+        </w:tc>
+        <w:tc>
+          <w:tcPr>
+            <w:tcW w:w="1559" w:type="dxa"/>
+          </w:tcPr>
+          <w:p>
+            <w:pPr>
+              <w:rPr>
+                <w:sz w:val="22"/>
+              </w:rPr>
+            </w:pPr>
+            <w:r>
+              <w:rPr>
+                <w:sz w:val="22"/>
+              </w:rPr>
+              <w:t>БФ</w:t>
+            </w:r>
+          </w:p>
+        </w:tc>
+        <w:tc>
+          <w:tcPr>
+            <w:tcW w:w="6633" w:type="dxa"/>
+          </w:tcPr>
+          <w:p>
+            <w:pPr>
+              <w:jc w:val="left"/>
+              <w:rPr>
+                <w:sz w:val="22"/>
+              </w:rPr>
+            </w:pPr>
+            <w:r>
+              <w:rPr>
+                <w:sz w:val="22"/>
+              </w:rPr>
+              <w:t>МТЗ 2 ст: Пуск</w:t>
+            </w:r>
+          </w:p>
+        </w:tc>
+      </w:tr>
+      <w:tr>
+        <w:tc>
+          <w:tcPr>
+            <w:tcW w:w="1413" w:type="dxa"/>
+          </w:tcPr>
+          <w:p>
+            <w:pPr>
+              <w:pStyle w:val="af0"/>
+            </w:pPr>
+            <w:r>
+              <w:lastRenderedPageBreak/>
+              <w:t>9</w:t>
+            </w:r>
+          </w:p>
+        </w:tc>
+        <w:tc>
+          <w:tcPr>
+            <w:tcW w:w="1559" w:type="dxa"/>
+          </w:tcPr>
+          <w:p>
+            <w:pPr>
+              <w:rPr>
+                <w:sz w:val="22"/>
+              </w:rPr>
+            </w:pPr>
+            <w:r>
+              <w:rPr>
+                <w:sz w:val="22"/>
+              </w:rPr>
+              <w:t>СФ</w:t>
+            </w:r>
+          </w:p>
+        </w:tc>
+        <w:tc>
+          <w:tcPr>
+            <w:tcW w:w="6633" w:type="dxa"/>
+          </w:tcPr>
+          <w:p>
+            <w:pPr>
+              <w:jc w:val="left"/>
+              <w:rPr>
+                <w:sz w:val="22"/>
+              </w:rPr>
+            </w:pPr>
+            <w:r>
+              <w:rPr>
+                <w:sz w:val="22"/>
+              </w:rPr>
+              <w:t xml:space="preserve">МТЗ </w:t>
+            </w:r>
+            <w:r>
+              <w:rPr>
+                <w:sz w:val="22"/>
+              </w:rPr>
+              <w:t>2</w:t>
+            </w:r>
+            <w:r>
+              <w:rPr>
+                <w:sz w:val="22"/>
+              </w:rPr>
+              <w:t xml:space="preserve"> ст: Срабатывание </w:t>
+            </w:r>
+          </w:p>
+        </w:tc>
+      </w:tr>
+      <w:tr>
+        <w:tc>
+          <w:tcPr>
+            <w:tcW w:w="1413" w:type="dxa"/>
+          </w:tcPr>
+          <w:p>
+            <w:pPr>
+              <w:pStyle w:val="af0"/>
+            </w:pPr>
+            <w:r>
+              <w:t>10</w:t>
+            </w:r>
+          </w:p>
+        </w:tc>
+        <w:tc>
+          <w:tcPr>
+            <w:tcW w:w="1559" w:type="dxa"/>
+          </w:tcPr>
+          <w:p>
+            <w:pPr>
+              <w:rPr>
+                <w:sz w:val="22"/>
+              </w:rPr>
+            </w:pPr>
+            <w:r>
+              <w:rPr>
+                <w:sz w:val="22"/>
+              </w:rPr>
+              <w:t>СФ</w:t>
+            </w:r>
+          </w:p>
+        </w:tc>
+        <w:tc>
+          <w:tcPr>
+            <w:tcW w:w="6633" w:type="dxa"/>
+          </w:tcPr>
+          <w:p>
+            <w:pPr>
+              <w:jc w:val="left"/>
+              <w:rPr>
+                <w:sz w:val="22"/>
+              </w:rPr>
+            </w:pPr>
+            <w:r>
+              <w:rPr>
+                <w:sz w:val="22"/>
+              </w:rPr>
+              <w:t xml:space="preserve">МТЗ </w:t>
+            </w:r>
+            <w:r>
+              <w:rPr>
+                <w:sz w:val="22"/>
+              </w:rPr>
+              <w:t>2</w:t>
+            </w:r>
+            <w:r>
+              <w:rPr>
+                <w:sz w:val="22"/>
+              </w:rPr>
+              <w:t xml:space="preserve"> ст: Срабатывание сигн</w:t>
+            </w:r>
+          </w:p>
+        </w:tc>
+      </w:tr>
+      <w:tr>
+        <w:tc>
+          <w:tcPr>
+            <w:tcW w:w="1413" w:type="dxa"/>
+          </w:tcPr>
+          <w:p>
+            <w:pPr>
+              <w:pStyle w:val="af0"/>
+            </w:pPr>
+            <w:r>
+              <w:t>11</w:t>
+            </w:r>
+          </w:p>
+        </w:tc>
+        <w:tc>
+          <w:tcPr>
+            <w:tcW w:w="1559" w:type="dxa"/>
+          </w:tcPr>
+          <w:p>
+            <w:pPr>
+              <w:rPr>
+                <w:sz w:val="22"/>
+              </w:rPr>
+            </w:pPr>
+            <w:r>
+              <w:rPr>
+                <w:sz w:val="22"/>
+              </w:rPr>
+              <w:t>БФ</w:t>
+            </w:r>
+          </w:p>
+        </w:tc>
+        <w:tc>
+          <w:tcPr>
+            <w:tcW w:w="6633" w:type="dxa"/>
+          </w:tcPr>
+          <w:p>
+            <w:pPr>
+              <w:jc w:val="left"/>
+              <w:rPr>
+                <w:sz w:val="22"/>
+                <w:highlight w:val="red"/>
+              </w:rPr>
+            </w:pPr>
+            <w:r>
+              <w:rPr>
+                <w:sz w:val="22"/>
+              </w:rPr>
+              <w:t xml:space="preserve">МТЗ </w:t>
+            </w:r>
+            <w:r>
+              <w:rPr>
+                <w:sz w:val="22"/>
+              </w:rPr>
+              <w:t>3</w:t>
+            </w:r>
+            <w:r>
+              <w:rPr>
+                <w:sz w:val="22"/>
+              </w:rPr>
+              <w:t xml:space="preserve"> ст: Ввод</w:t>
+            </w:r>
+          </w:p>
+        </w:tc>
+      </w:tr>
+      <w:tr>
+        <w:tc>
+          <w:tcPr>
+            <w:tcW w:w="1413" w:type="dxa"/>
+          </w:tcPr>
+          <w:p>
+            <w:pPr>
+              <w:pStyle w:val="af0"/>
+            </w:pPr>
+            <w:r>
+              <w:t>12</w:t>
+            </w:r>
+          </w:p>
+        </w:tc>
+        <w:tc>
+          <w:tcPr>
+            <w:tcW w:w="1559" w:type="dxa"/>
+          </w:tcPr>
+          <w:p>
+            <w:pPr>
+              <w:rPr>
+                <w:sz w:val="22"/>
+              </w:rPr>
+            </w:pPr>
+            <w:r>
+              <w:rPr>
+                <w:sz w:val="22"/>
+              </w:rPr>
+              <w:t>БФ</w:t>
+            </w:r>
+          </w:p>
+        </w:tc>
+        <w:tc>
+          <w:tcPr>
+            <w:tcW w:w="6633" w:type="dxa"/>
+          </w:tcPr>
+          <w:p>
+            <w:pPr>
+              <w:jc w:val="left"/>
+              <w:rPr>
+                <w:sz w:val="22"/>
+              </w:rPr>
+            </w:pPr>
+            <w:r>
+              <w:rPr>
+                <w:sz w:val="22"/>
+              </w:rPr>
+              <w:t xml:space="preserve">МТЗ </w:t>
+            </w:r>
+            <w:r>
+              <w:rPr>
+                <w:sz w:val="22"/>
+              </w:rPr>
+              <w:t>3</w:t>
+            </w:r>
+            <w:r>
+              <w:rPr>
+                <w:sz w:val="22"/>
+              </w:rPr>
+              <w:t xml:space="preserve"> ст: Оперативный вывод</w:t>
+            </w:r>
+          </w:p>
+        </w:tc>
+      </w:tr>
+      <w:tr>
+        <w:tc>
+          <w:tcPr>
+            <w:tcW w:w="1413" w:type="dxa"/>
+          </w:tcPr>
+          <w:p>
+            <w:pPr>
+              <w:pStyle w:val="af0"/>
+            </w:pPr>
+            <w:r>
+              <w:t>13</w:t>
+            </w:r>
+          </w:p>
+        </w:tc>
+        <w:tc>
+          <w:tcPr>
+            <w:tcW w:w="1559" w:type="dxa"/>
+          </w:tcPr>
+          <w:p>
+            <w:pPr>
+              <w:rPr>
+                <w:sz w:val="22"/>
+              </w:rPr>
+            </w:pPr>
+            <w:r>
+              <w:rPr>
+                <w:sz w:val="22"/>
+              </w:rPr>
+              <w:t>БФ</w:t>
+            </w:r>
+          </w:p>
+        </w:tc>
+        <w:tc>
+          <w:tcPr>
+            <w:tcW w:w="6633" w:type="dxa"/>
+          </w:tcPr>
+          <w:p>
+            <w:pPr>
+              <w:jc w:val="left"/>
+              <w:rPr>
+                <w:sz w:val="22"/>
+              </w:rPr>
+            </w:pPr>
+            <w:r>
+              <w:rPr>
+                <w:sz w:val="22"/>
+              </w:rPr>
+              <w:t>МТЗ 3 ст: Пуск</w:t>
+            </w:r>
+          </w:p>
+        </w:tc>
+      </w:tr>
+      <w:tr>
+        <w:tc>
+          <w:tcPr>
+            <w:tcW w:w="1413" w:type="dxa"/>
+          </w:tcPr>
+          <w:p>
+            <w:pPr>
+              <w:pStyle w:val="af0"/>
+            </w:pPr>
+            <w:r>
+              <w:t>14</w:t>
+            </w:r>
+          </w:p>
+        </w:tc>
+        <w:tc>
+          <w:tcPr>
+            <w:tcW w:w="1559" w:type="dxa"/>
+          </w:tcPr>
+          <w:p>
+            <w:pPr>
+              <w:rPr>
+                <w:sz w:val="22"/>
+              </w:rPr>
+            </w:pPr>
+            <w:r>
+              <w:rPr>
+                <w:sz w:val="22"/>
+              </w:rPr>
+              <w:t>СФ</w:t>
+            </w:r>
+          </w:p>
+        </w:tc>
+        <w:tc>
+          <w:tcPr>
+            <w:tcW w:w="6633" w:type="dxa"/>
+          </w:tcPr>
+          <w:p>
+            <w:pPr>
+              <w:jc w:val="left"/>
+              <w:rPr>
+                <w:sz w:val="22"/>
+              </w:rPr>
+            </w:pPr>
+            <w:r>
+              <w:rPr>
+                <w:sz w:val="22"/>
+              </w:rPr>
+              <w:t xml:space="preserve">МТЗ </w:t>
+            </w:r>
+            <w:r>
+              <w:rPr>
+                <w:sz w:val="22"/>
+              </w:rPr>
+              <w:t>3</w:t>
+            </w:r>
+            <w:r>
+              <w:rPr>
+                <w:sz w:val="22"/>
+              </w:rPr>
+              <w:t xml:space="preserve"> ст: Срабатывание </w:t>
+            </w:r>
+          </w:p>
+        </w:tc>
+      </w:tr>
+      <w:tr>
+        <w:tc>
+          <w:tcPr>
+            <w:tcW w:w="1413" w:type="dxa"/>
+          </w:tcPr>
+          <w:p>
+            <w:pPr>
+              <w:pStyle w:val="af0"/>
+            </w:pPr>
+            <w:r>
+              <w:t>15</w:t>
+            </w:r>
+          </w:p>
+        </w:tc>
+        <w:tc>
+          <w:tcPr>
+            <w:tcW w:w="1559" w:type="dxa"/>
+          </w:tcPr>
+          <w:p>
+            <w:pPr>
+              <w:rPr>
+                <w:sz w:val="22"/>
+              </w:rPr>
+            </w:pPr>
+            <w:r>
+              <w:rPr>
+                <w:sz w:val="22"/>
+              </w:rPr>
+              <w:t>СФ</w:t>
+            </w:r>
+          </w:p>
+        </w:tc>
+        <w:tc>
+          <w:tcPr>
+            <w:tcW w:w="6633" w:type="dxa"/>
+          </w:tcPr>
+          <w:p>
+            <w:pPr>
+              <w:jc w:val="left"/>
+              <w:rPr>
+                <w:sz w:val="22"/>
+              </w:rPr>
+            </w:pPr>
+            <w:r>
+              <w:rPr>
+                <w:sz w:val="22"/>
+              </w:rPr>
+              <w:t xml:space="preserve">МТЗ </w:t>
+            </w:r>
+            <w:r>
+              <w:rPr>
+                <w:sz w:val="22"/>
+              </w:rPr>
+              <w:t>3</w:t>
+            </w:r>
+            <w:r>
+              <w:rPr>
+                <w:sz w:val="22"/>
+              </w:rPr>
+              <w:t xml:space="preserve"> ст: Срабатывание сигн</w:t>
+            </w:r>
+          </w:p>
+        </w:tc>
+      </w:tr>
+      <w:tr>
+        <w:tc>
+          <w:tcPr>
+            <w:tcW w:w="1413" w:type="dxa"/>
+          </w:tcPr>
+          <w:p>
+            <w:pPr>
+              <w:pStyle w:val="af0"/>
+            </w:pPr>
+            <w:r>
+              <w:t>16</w:t>
+            </w:r>
+          </w:p>
+        </w:tc>
+        <w:tc>
+          <w:tcPr>
+            <w:tcW w:w="1559" w:type="dxa"/>
+          </w:tcPr>
+          <w:p>
+            <w:pPr>
+              <w:rPr>
+                <w:sz w:val="22"/>
+              </w:rPr>
+            </w:pPr>
+            <w:r>
+              <w:rPr>
+                <w:sz w:val="22"/>
+              </w:rPr>
+              <w:t>БФ</w:t>
+            </w:r>
+          </w:p>
+        </w:tc>
+        <w:tc>
+          <w:tcPr>
+            <w:tcW w:w="6633" w:type="dxa"/>
+          </w:tcPr>
+          <w:p>
+            <w:pPr>
+              <w:jc w:val="left"/>
+              <w:rPr>
+                <w:sz w:val="22"/>
+              </w:rPr>
+            </w:pPr>
+            <w:r>
+              <w:rPr>
+                <w:sz w:val="22"/>
+              </w:rPr>
+              <w:t>МТЗ: Пуск</w:t>
+            </w:r>
+          </w:p>
+        </w:tc>
+      </w:tr>
+    </w:tbl>
+    <w:p>
+      <w:pPr>
+        <w:pStyle w:val="a"/>
+      </w:pPr>
+      <w:r>
+        <w:t>Назначение светодиодов устройства ЮНИТ-ИЧМ для проверки</w:t>
+      </w:r>
+      <w:r>
+        <w:t xml:space="preserve"> дополнительных функций</w:t>
+      </w:r>
+      <w:r>
+        <w:t xml:space="preserve"> МТЗ и КЦН НН</w:t>
+      </w:r>
+    </w:p>
+    <w:tbl>
+      <w:tblPr>
+        <w:tblStyle w:val="21"/>
+        <w:tblW w:w="0" w:type="auto"/>
+        <w:tblLook w:val="04A0" w:firstRow="1" w:lastRow="0" w:firstColumn="1" w:lastColumn="0" w:noHBand="0" w:noVBand="1"/>
+      </w:tblPr>
+      <w:tblGrid>
+        <w:gridCol w:w="704"/>
+        <w:gridCol w:w="1276"/>
+        <w:gridCol w:w="7625"/>
+      </w:tblGrid>
+      <w:tr>
+        <w:trPr>
+          <w:cnfStyle w:val="100000000000" w:firstRow="1" w:lastRow="0" w:firstColumn="0" w:lastColumn="0" w:oddVBand="0" w:evenVBand="0" w:oddHBand="0" w:evenHBand="0" w:firstRowFirstColumn="0" w:firstRowLastColumn="0" w:lastRowFirstColumn="0" w:lastRowLastColumn="0"/>
+        </w:trPr>
+        <w:tc>
+          <w:tcPr>
+            <w:tcW w:w="704" w:type="dxa"/>
+          </w:tcPr>
+          <w:p>
+            <w:pPr>
+              <w:rPr>
+                <w:b w:val="0"/>
+              </w:rPr>
+            </w:pPr>
+            <w:r>
+              <w:rPr>
+                <w:b w:val="0"/>
+              </w:rPr>
+              <w:t>СД</w:t>
+            </w:r>
+          </w:p>
+        </w:tc>
+        <w:tc>
+          <w:tcPr>
+            <w:tcW w:w="1276" w:type="dxa"/>
+          </w:tcPr>
+          <w:p>
+            <w:pPr>
+              <w:rPr>
+                <w:b w:val="0"/>
+              </w:rPr>
+            </w:pPr>
+            <w:r>
+              <w:rPr>
+                <w:b w:val="0"/>
+              </w:rPr>
+              <w:t>Режим</w:t>
+            </w:r>
+            <w:r>
+              <w:rPr>
+                <w:b w:val="0"/>
+              </w:rPr>
+              <w:t xml:space="preserve"> работы</w:t>
+            </w:r>
+            <w:r>
+              <w:rPr>
+                <w:b w:val="0"/>
+              </w:rPr>
+              <w:t xml:space="preserve"> </w:t>
+            </w:r>
+            <w:r>
+              <w:rPr>
+                <w:b w:val="0"/>
+              </w:rPr>
+              <w:t>СД</w:t>
+            </w:r>
+          </w:p>
+        </w:tc>
+        <w:tc>
+          <w:tcPr>
+            <w:tcW w:w="7625" w:type="dxa"/>
+          </w:tcPr>
+          <w:p>
+            <w:pPr>
+              <w:rPr>
+                <w:b w:val="0"/>
+              </w:rPr>
+            </w:pPr>
+            <w:r>
+              <w:rPr>
+                <w:b w:val="0"/>
+              </w:rPr>
+              <w:t>Наименование сигнала на ФСУ</w:t>
+            </w:r>
+          </w:p>
+        </w:tc>
+      </w:tr>
+      <w:tr>
+        <w:tc>
+          <w:tcPr>
+            <w:tcW w:w="704" w:type="dxa"/>
+          </w:tcPr>
+          <w:p>
+            <w:pPr>
+              <w:pStyle w:val="af0"/>
+            </w:pPr>
+            <w:r>
+              <w:t>1</w:t>
+            </w:r>
+          </w:p>
+        </w:tc>
+        <w:tc>
+          <w:tcPr>
+            <w:tcW w:w="1276" w:type="dxa"/>
+          </w:tcPr>
+          <w:p>
+            <w:pPr>
+              <w:rPr>
+                <w:sz w:val="22"/>
+              </w:rPr>
+            </w:pPr>
+            <w:r>
+              <w:rPr>
+                <w:sz w:val="22"/>
+              </w:rPr>
+              <w:t>БФ</w:t>
+            </w:r>
+          </w:p>
+        </w:tc>
+        <w:tc>
+          <w:tcPr>
+            <w:tcW w:w="7625" w:type="dxa"/>
+            <w:shd w:val="clear" w:color="auto" w:fill="auto"/>
+          </w:tcPr>
+          <w:p>
+            <w:pPr>
+              <w:jc w:val="left"/>
+              <w:rPr>
+                <w:sz w:val="22"/>
+                <w:highlight w:val="red"/>
+              </w:rPr>
+            </w:pPr>
+            <w:r>
+              <w:rPr>
+                <w:sz w:val="22"/>
+              </w:rPr>
+              <w:t>КПОН1: Пуск</w:t>
+            </w:r>
+          </w:p>
+        </w:tc>
+      </w:tr>
+      <w:tr>
+        <w:tc>
+          <w:tcPr>
+            <w:tcW w:w="704" w:type="dxa"/>
+          </w:tcPr>
+          <w:p>
+            <w:pPr>
+              <w:pStyle w:val="af0"/>
+            </w:pPr>
+            <w:r>
+              <w:t>2</w:t>
+            </w:r>
+          </w:p>
+        </w:tc>
+        <w:tc>
+          <w:tcPr>
+            <w:tcW w:w="1276" w:type="dxa"/>
+            <w:vAlign w:val="top"/>
+          </w:tcPr>
+          <w:p>
+            <w:r>
+              <w:rPr>
+                <w:sz w:val="22"/>
+              </w:rPr>
+              <w:t>БФ</w:t>
+            </w:r>
+          </w:p>
+        </w:tc>
+        <w:tc>
+          <w:tcPr>
+            <w:tcW w:w="7625" w:type="dxa"/>
+            <w:shd w:val="clear" w:color="auto" w:fill="auto"/>
+          </w:tcPr>
+          <w:p>
+            <w:pPr>
+              <w:jc w:val="left"/>
+              <w:rPr>
+                <w:sz w:val="22"/>
+              </w:rPr>
+            </w:pPr>
+            <w:r>
+              <w:rPr>
+                <w:sz w:val="22"/>
+              </w:rPr>
+              <w:t>КПОН</w:t>
+            </w:r>
+            <w:r>
+              <w:rPr>
+                <w:sz w:val="22"/>
+              </w:rPr>
+              <w:t>2</w:t>
+            </w:r>
+            <w:r>
+              <w:rPr>
+                <w:sz w:val="22"/>
+              </w:rPr>
+              <w:t>: Пуск</w:t>
+            </w:r>
+          </w:p>
+        </w:tc>
+      </w:tr>
+      <w:tr>
+        <w:tc>
+          <w:tcPr>
+            <w:tcW w:w="704" w:type="dxa"/>
+          </w:tcPr>
+          <w:p>
+            <w:pPr>
+              <w:pStyle w:val="af0"/>
+            </w:pPr>
+            <w:r>
+              <w:t>3</w:t>
+            </w:r>
+          </w:p>
+        </w:tc>
+        <w:tc>
+          <w:tcPr>
+            <w:tcW w:w="1276" w:type="dxa"/>
+            <w:vAlign w:val="top"/>
+          </w:tcPr>
+          <w:p>
+            <w:r>
+              <w:rPr>
+                <w:sz w:val="22"/>
+              </w:rPr>
+              <w:t>БФ</w:t>
+            </w:r>
+          </w:p>
+        </w:tc>
+        <w:tc>
+          <w:tcPr>
+            <w:tcW w:w="7625" w:type="dxa"/>
+            <w:shd w:val="clear" w:color="auto" w:fill="auto"/>
+          </w:tcPr>
+          <w:p>
+            <w:pPr>
+              <w:jc w:val="left"/>
+              <w:rPr>
+                <w:sz w:val="22"/>
+              </w:rPr>
+            </w:pPr>
+            <w:r>
+              <w:rPr>
+                <w:sz w:val="22"/>
+              </w:rPr>
+              <w:t>БНТ: Пуск</w:t>
+            </w:r>
+          </w:p>
+        </w:tc>
+      </w:tr>
+      <w:tr>
+        <w:tc>
+          <w:tcPr>
+            <w:tcW w:w="704" w:type="dxa"/>
+          </w:tcPr>
+          <w:p>
+            <w:pPr>
+              <w:pStyle w:val="af0"/>
+            </w:pPr>
+            <w:r>
+              <w:t>4</w:t>
+            </w:r>
+          </w:p>
+        </w:tc>
+        <w:tc>
+          <w:tcPr>
+            <w:tcW w:w="1276" w:type="dxa"/>
+          </w:tcPr>
+          <w:p>
+            <w:pPr>
+              <w:rPr>
+                <w:sz w:val="22"/>
+              </w:rPr>
+            </w:pPr>
+            <w:r>
+              <w:rPr>
+                <w:sz w:val="22"/>
+              </w:rPr>
+              <w:t>БФ</w:t>
+            </w:r>
+          </w:p>
+        </w:tc>
+        <w:tc>
+          <w:tcPr>
+            <w:tcW w:w="7625" w:type="dxa"/>
+            <w:shd w:val="clear" w:color="auto" w:fill="auto"/>
+          </w:tcPr>
+          <w:p>
+            <w:pPr>
+              <w:jc w:val="left"/>
+              <w:rPr>
+                <w:sz w:val="22"/>
+              </w:rPr>
+            </w:pPr>
+            <w:r>
+              <w:rPr>
+                <w:sz w:val="22"/>
+              </w:rPr>
+              <w:t>БЛЗШ: Блокировка</w:t>
+            </w:r>
+          </w:p>
+        </w:tc>
+      </w:tr>
+      <w:tr>
+        <w:tc>
+          <w:tcPr>
+            <w:tcW w:w="704" w:type="dxa"/>
+          </w:tcPr>
+          <w:p>
+            <w:pPr>
+              <w:pStyle w:val="af0"/>
+            </w:pPr>
+            <w:r>
+              <w:t>5</w:t>
+            </w:r>
+          </w:p>
+        </w:tc>
+        <w:tc>
+          <w:tcPr>
+            <w:tcW w:w="1276" w:type="dxa"/>
+            <w:vAlign w:val="top"/>
+          </w:tcPr>
+          <w:p>
+            <w:r>
+              <w:rPr>
+                <w:sz w:val="22"/>
+              </w:rPr>
+              <w:t>БФ</w:t>
+            </w:r>
+          </w:p>
+        </w:tc>
+        <w:tc>
+          <w:tcPr>
+            <w:tcW w:w="7625" w:type="dxa"/>
+            <w:shd w:val="clear" w:color="auto" w:fill="auto"/>
+          </w:tcPr>
+          <w:p>
+            <w:pPr>
+              <w:jc w:val="left"/>
+              <w:rPr>
+                <w:sz w:val="22"/>
+                <w:highlight w:val="red"/>
+              </w:rPr>
+            </w:pPr>
+            <w:r>
+              <w:rPr>
+                <w:sz w:val="22"/>
+              </w:rPr>
+              <w:t>КЦН1: Ввод</w:t>
+            </w:r>
+          </w:p>
+        </w:tc>
+      </w:tr>
+      <w:tr>
+        <w:tc>
+          <w:tcPr>
+            <w:tcW w:w="704" w:type="dxa"/>
+          </w:tcPr>
+          <w:p>
+            <w:pPr>
+              <w:pStyle w:val="af0"/>
+            </w:pPr>
+            <w:r>
+              <w:t>6</w:t>
+            </w:r>
+          </w:p>
+        </w:tc>
+        <w:tc>
+          <w:tcPr>
+            <w:tcW w:w="1276" w:type="dxa"/>
+            <w:vAlign w:val="top"/>
+          </w:tcPr>
+          <w:p>
+            <w:r>
+              <w:rPr>
+                <w:sz w:val="22"/>
+              </w:rPr>
+              <w:t>БФ</w:t>
+            </w:r>
+          </w:p>
+        </w:tc>
+        <w:tc>
+          <w:tcPr>
+            <w:tcW w:w="7625" w:type="dxa"/>
+          </w:tcPr>
+          <w:p>
+            <w:pPr>
+              <w:jc w:val="left"/>
+              <w:rPr>
+                <w:sz w:val="22"/>
+              </w:rPr>
+            </w:pPr>
+            <w:r>
+              <w:rPr>
+                <w:sz w:val="22"/>
+              </w:rPr>
+              <w:t>КЦН1: Оперативный вывод</w:t>
+            </w:r>
+          </w:p>
+        </w:tc>
+      </w:tr>
+      <w:tr>
+        <w:tc>
+          <w:tcPr>
+            <w:tcW w:w="704" w:type="dxa"/>
+          </w:tcPr>
+          <w:p>
+            <w:pPr>
+              <w:pStyle w:val="af0"/>
+            </w:pPr>
+            <w:r>
+              <w:t>7</w:t>
+            </w:r>
+          </w:p>
+        </w:tc>
+        <w:tc>
+          <w:tcPr>
+            <w:tcW w:w="1276" w:type="dxa"/>
+          </w:tcPr>
+          <w:p>
+            <w:pPr>
+              <w:rPr>
+                <w:sz w:val="22"/>
+              </w:rPr>
+            </w:pPr>
+            <w:r>
+              <w:rPr>
+                <w:sz w:val="22"/>
+              </w:rPr>
+              <w:t>БФ</w:t>
+            </w:r>
+          </w:p>
+        </w:tc>
+        <w:tc>
+          <w:tcPr>
+            <w:tcW w:w="7625" w:type="dxa"/>
+          </w:tcPr>
+          <w:p>
+            <w:pPr>
+              <w:jc w:val="left"/>
+              <w:rPr>
+                <w:sz w:val="22"/>
+              </w:rPr>
+            </w:pPr>
+            <w:r>
+              <w:rPr>
+                <w:sz w:val="22"/>
+              </w:rPr>
+              <w:t>КЦН1: Пуск</w:t>
+            </w:r>
+          </w:p>
+        </w:tc>
+      </w:tr>
+      <w:tr>
+        <w:tc>
+          <w:tcPr>
+            <w:tcW w:w="704" w:type="dxa"/>
+          </w:tcPr>
+          <w:p>
+            <w:pPr>
+              <w:pStyle w:val="af0"/>
+            </w:pPr>
+            <w:r>
+              <w:t>8</w:t>
+            </w:r>
+          </w:p>
+        </w:tc>
+        <w:tc>
+          <w:tcPr>
+            <w:tcW w:w="1276" w:type="dxa"/>
+            <w:vAlign w:val="top"/>
+          </w:tcPr>
+          <w:p>
+            <w:r>
+              <w:rPr>
+                <w:sz w:val="22"/>
+              </w:rPr>
+              <w:t>БФ</w:t>
+            </w:r>
+          </w:p>
+        </w:tc>
+        <w:tc>
+          <w:tcPr>
+            <w:tcW w:w="7625" w:type="dxa"/>
+          </w:tcPr>
+          <w:p>
+            <w:pPr>
+              <w:jc w:val="left"/>
+              <w:rPr>
+                <w:sz w:val="22"/>
+              </w:rPr>
+            </w:pPr>
+            <w:r>
+              <w:rPr>
+                <w:sz w:val="22"/>
+              </w:rPr>
+              <w:t>КЦН1: Неисправность ЦН</w:t>
+            </w:r>
+          </w:p>
+        </w:tc>
+      </w:tr>
+      <w:tr>
+        <w:tc>
+          <w:tcPr>
+            <w:tcW w:w="704" w:type="dxa"/>
+          </w:tcPr>
+          <w:p>
+            <w:pPr>
+              <w:pStyle w:val="af0"/>
+            </w:pPr>
+            <w:r>
+              <w:t>9</w:t>
+            </w:r>
+          </w:p>
+        </w:tc>
+        <w:tc>
+          <w:tcPr>
+            <w:tcW w:w="1276" w:type="dxa"/>
+            <w:vAlign w:val="top"/>
+          </w:tcPr>
+          <w:p>
+            <w:r>
+              <w:rPr>
+                <w:sz w:val="22"/>
+              </w:rPr>
+              <w:t>БФ</w:t>
+            </w:r>
+          </w:p>
+        </w:tc>
+        <w:tc>
+          <w:tcPr>
+            <w:tcW w:w="7625" w:type="dxa"/>
+          </w:tcPr>
+          <w:p>
+            <w:pPr>
+              <w:jc w:val="left"/>
+              <w:rPr>
+                <w:sz w:val="22"/>
+                <w:highlight w:val="red"/>
+              </w:rPr>
+            </w:pPr>
+            <w:r>
+              <w:rPr>
+                <w:sz w:val="22"/>
+              </w:rPr>
+              <w:t>КЦН</w:t>
+            </w:r>
+            <w:r>
+              <w:rPr>
+                <w:sz w:val="22"/>
+              </w:rPr>
+              <w:t>2</w:t>
+            </w:r>
+            <w:r>
+              <w:rPr>
+                <w:sz w:val="22"/>
+              </w:rPr>
+              <w:t>: Ввод</w:t>
+            </w:r>
+          </w:p>
+        </w:tc>
+      </w:tr>
+      <w:tr>
+        <w:tc>
+          <w:tcPr>
+            <w:tcW w:w="704" w:type="dxa"/>
+          </w:tcPr>
+          <w:p>
+            <w:pPr>
+              <w:pStyle w:val="af0"/>
+            </w:pPr>
+            <w:r>
+              <w:t>10</w:t>
+            </w:r>
+          </w:p>
+        </w:tc>
+        <w:tc>
+          <w:tcPr>
+            <w:tcW w:w="1276" w:type="dxa"/>
+          </w:tcPr>
+          <w:p>
+            <w:pPr>
+              <w:rPr>
+                <w:sz w:val="22"/>
+              </w:rPr>
+            </w:pPr>
+            <w:r>
+              <w:rPr>
+                <w:sz w:val="22"/>
+              </w:rPr>
+              <w:t>БФ</w:t>
+            </w:r>
+          </w:p>
+        </w:tc>
+        <w:tc>
+          <w:tcPr>
+            <w:tcW w:w="7625" w:type="dxa"/>
+          </w:tcPr>
+          <w:p>
+            <w:pPr>
+              <w:jc w:val="left"/>
+              <w:rPr>
+                <w:sz w:val="22"/>
+              </w:rPr>
+            </w:pPr>
+            <w:r>
+              <w:rPr>
+                <w:sz w:val="22"/>
+              </w:rPr>
+              <w:t>КЦН</w:t>
+            </w:r>
+            <w:r>
+              <w:rPr>
+                <w:sz w:val="22"/>
+              </w:rPr>
+              <w:t>2</w:t>
+            </w:r>
+            <w:r>
+              <w:rPr>
+                <w:sz w:val="22"/>
+              </w:rPr>
+              <w:t>: Оперативный вывод</w:t>
+            </w:r>
+          </w:p>
+        </w:tc>
+      </w:tr>
+      <w:tr>
+        <w:tc>
+          <w:tcPr>
+            <w:tcW w:w="704" w:type="dxa"/>
+          </w:tcPr>
+          <w:p>
+            <w:pPr>
+              <w:pStyle w:val="af0"/>
+            </w:pPr>
+            <w:r>
+              <w:t>11</w:t>
+            </w:r>
+          </w:p>
+        </w:tc>
+        <w:tc>
+          <w:tcPr>
+            <w:tcW w:w="1276" w:type="dxa"/>
+            <w:vAlign w:val="top"/>
+          </w:tcPr>
+          <w:p>
+            <w:r>
+              <w:rPr>
+                <w:sz w:val="22"/>
+              </w:rPr>
+              <w:t>БФ</w:t>
+            </w:r>
+          </w:p>
+        </w:tc>
+        <w:tc>
+          <w:tcPr>
+            <w:tcW w:w="7625" w:type="dxa"/>
+          </w:tcPr>
+          <w:p>
+            <w:pPr>
+              <w:jc w:val="left"/>
+              <w:rPr>
+                <w:sz w:val="22"/>
+              </w:rPr>
+            </w:pPr>
+            <w:r>
+              <w:rPr>
+                <w:sz w:val="22"/>
+              </w:rPr>
+              <w:t>КЦН</w:t>
+            </w:r>
+            <w:r>
+              <w:rPr>
+                <w:sz w:val="22"/>
+              </w:rPr>
+              <w:t>2</w:t>
+            </w:r>
+            <w:r>
+              <w:rPr>
+                <w:sz w:val="22"/>
+              </w:rPr>
+              <w:t>: Пуск</w:t>
+            </w:r>
+          </w:p>
+        </w:tc>
+      </w:tr>
+      <w:tr>
+        <w:tc>
+          <w:tcPr>
+            <w:tcW w:w="704" w:type="dxa"/>
+          </w:tcPr>
+          <w:p>
+            <w:pPr>
+              <w:pStyle w:val="af0"/>
+            </w:pPr>
+            <w:r>
+              <w:t>12</w:t>
+            </w:r>
+          </w:p>
+        </w:tc>
+        <w:tc>
+          <w:tcPr>
+            <w:tcW w:w="1276" w:type="dxa"/>
+            <w:vAlign w:val="top"/>
+          </w:tcPr>
+          <w:p>
+            <w:r>
+              <w:rPr>
+                <w:sz w:val="22"/>
+              </w:rPr>
+              <w:t>БФ</w:t>
+            </w:r>
+          </w:p>
+        </w:tc>
+        <w:tc>
+          <w:tcPr>
+            <w:tcW w:w="7625" w:type="dxa"/>
+          </w:tcPr>
+          <w:p>
+            <w:pPr>
+              <w:jc w:val="left"/>
+              <w:rPr>
+                <w:sz w:val="22"/>
+              </w:rPr>
+            </w:pPr>
+            <w:r>
+              <w:rPr>
+                <w:sz w:val="22"/>
+              </w:rPr>
+              <w:t>КЦН</w:t>
+            </w:r>
+            <w:r>
+              <w:rPr>
+                <w:sz w:val="22"/>
+              </w:rPr>
+              <w:t>2</w:t>
+            </w:r>
+            <w:r>
+              <w:rPr>
+                <w:sz w:val="22"/>
+              </w:rPr>
+              <w:t>: Неисправность ЦН</w:t>
+            </w:r>
+          </w:p>
+        </w:tc>
+      </w:tr>
+      <w:tr>
+        <w:tc>
+          <w:tcPr>
+            <w:tcW w:w="704" w:type="dxa"/>
+          </w:tcPr>
+          <w:p>
+            <w:pPr>
+              <w:pStyle w:val="af0"/>
+            </w:pPr>
+            <w:r>
+              <w:t>13</w:t>
+            </w:r>
+          </w:p>
+        </w:tc>
+        <w:tc>
+          <w:tcPr>
+            <w:tcW w:w="1276" w:type="dxa"/>
+          </w:tcPr>
+          <w:p>
+            <w:pPr>
+              <w:rPr>
+                <w:sz w:val="22"/>
+              </w:rPr>
+            </w:pPr>
+            <w:r>
+              <w:rPr>
+                <w:sz w:val="22"/>
+              </w:rPr>
+              <w:t>-</w:t>
+            </w:r>
+          </w:p>
+        </w:tc>
+        <w:tc>
+          <w:tcPr>
+            <w:tcW w:w="7625" w:type="dxa"/>
+          </w:tcPr>
+          <w:p>
+            <w:pPr>
+              <w:jc w:val="left"/>
+              <w:rPr>
+                <w:sz w:val="22"/>
+              </w:rPr>
+            </w:pPr>
+            <w:r>
+              <w:rPr>
+                <w:sz w:val="22"/>
+              </w:rPr>
+              <w:t>-</w:t>
+            </w:r>
+          </w:p>
+        </w:tc>
+      </w:tr>
+      <w:tr>
+        <w:tc>
+          <w:tcPr>
+            <w:tcW w:w="704" w:type="dxa"/>
+          </w:tcPr>
+          <w:p>
+            <w:pPr>
+              <w:pStyle w:val="af0"/>
+            </w:pPr>
+            <w:r>
+              <w:t>14</w:t>
+            </w:r>
+          </w:p>
+        </w:tc>
+        <w:tc>
+          <w:tcPr>
+            <w:tcW w:w="1276" w:type="dxa"/>
+          </w:tcPr>
+          <w:p>
+            <w:pPr>
+              <w:rPr>
+                <w:sz w:val="22"/>
+              </w:rPr>
+            </w:pPr>
+            <w:r>
+              <w:rPr>
+                <w:sz w:val="22"/>
+              </w:rPr>
+              <w:t>-</w:t>
+            </w:r>
+          </w:p>
+        </w:tc>
+        <w:tc>
+          <w:tcPr>
+            <w:tcW w:w="7625" w:type="dxa"/>
+          </w:tcPr>
+          <w:p>
+            <w:pPr>
+              <w:jc w:val="left"/>
+              <w:rPr>
+                <w:sz w:val="22"/>
+              </w:rPr>
+            </w:pPr>
+            <w:r>
+              <w:rPr>
+                <w:sz w:val="22"/>
+              </w:rPr>
+              <w:t>-</w:t>
+            </w:r>
+          </w:p>
+        </w:tc>
+      </w:tr>
+      <w:tr>
+        <w:tc>
+          <w:tcPr>
+            <w:tcW w:w="704" w:type="dxa"/>
+          </w:tcPr>
+          <w:p>
+            <w:pPr>
+              <w:pStyle w:val="af0"/>
+            </w:pPr>
+            <w:r>
+              <w:t>15</w:t>
+            </w:r>
+          </w:p>
+        </w:tc>
+        <w:tc>
+          <w:tcPr>
+            <w:tcW w:w="1276" w:type="dxa"/>
+          </w:tcPr>
+          <w:p>
+            <w:pPr>
+              <w:rPr>
+                <w:sz w:val="22"/>
+              </w:rPr>
+            </w:pPr>
+            <w:r>
+              <w:rPr>
+                <w:sz w:val="22"/>
+              </w:rPr>
+              <w:t>-</w:t>
+            </w:r>
+          </w:p>
+        </w:tc>
+        <w:tc>
+          <w:tcPr>
+            <w:tcW w:w="7625" w:type="dxa"/>
+          </w:tcPr>
+          <w:p>
+            <w:pPr>
+              <w:jc w:val="left"/>
+              <w:rPr>
+                <w:sz w:val="22"/>
+              </w:rPr>
+            </w:pPr>
+            <w:r>
+              <w:rPr>
+                <w:sz w:val="22"/>
+              </w:rPr>
+              <w:t>-</w:t>
+            </w:r>
+          </w:p>
+        </w:tc>
+      </w:tr>
+      <w:tr>
+        <w:tc>
+          <w:tcPr>
+            <w:tcW w:w="704" w:type="dxa"/>
+          </w:tcPr>
+          <w:p>
+            <w:pPr>
+              <w:pStyle w:val="af0"/>
+            </w:pPr>
+            <w:r>
+              <w:t>16</w:t>
+            </w:r>
+          </w:p>
+        </w:tc>
+        <w:tc>
+          <w:tcPr>
+            <w:tcW w:w="1276" w:type="dxa"/>
+          </w:tcPr>
+          <w:p>
+            <w:pPr>
+              <w:rPr>
+                <w:sz w:val="22"/>
+              </w:rPr>
+            </w:pPr>
+            <w:r>
+              <w:rPr>
+                <w:sz w:val="22"/>
+              </w:rPr>
+              <w:t>-</w:t>
+            </w:r>
+          </w:p>
+        </w:tc>
+        <w:tc>
+          <w:tcPr>
+            <w:tcW w:w="7625" w:type="dxa"/>
+          </w:tcPr>
+          <w:p>
+            <w:pPr>
+              <w:jc w:val="left"/>
+              <w:rPr>
+                <w:sz w:val="22"/>
+              </w:rPr>
+            </w:pPr>
+            <w:r>
+              <w:rPr>
+                <w:sz w:val="22"/>
+              </w:rPr>
+              <w:t>-</w:t>
+            </w:r>
+          </w:p>
+        </w:tc>
+      </w:tr>
+    </w:tbl>
+    <w:p>
+      <w:pPr>
+        <w:pStyle w:val="3"/>
+      </w:pPr>
+      <w:r>
+        <w:t>Методика проверки</w:t>
+      </w:r>
+      <w:r>
+        <w:t xml:space="preserve"> СД и ФК КЦН НН</w:t>
+      </w:r>
+    </w:p>
+    <w:p>
+      <w:pPr>
+        <w:pStyle w:val="a5"/>
+      </w:pPr>
+      <w:r>
+        <w:t>Для проверки СД и ФК в устройство</w:t>
+      </w:r>
+      <w:r>
+        <w:t xml:space="preserve"> ЮНИТ-М300</w:t>
+      </w:r>
+      <w:r>
+        <w:t xml:space="preserve"> загружаются параметры 1 режима (см. пункт </w:t>
+      </w:r>
+      <w:r>
+        <w:fldChar w:fldCharType="begin"/>
+      </w:r>
+      <w:r>
+        <w:instrText xml:space="preserve"> REF _Ref192580234 \r \h </w:instrText>
+      </w:r>
+      <w:r>
+        <w:fldChar w:fldCharType="separate"/>
+      </w:r>
+      <w:r>
+        <w:t>2.5.2</w:t>
+      </w:r>
+      <w:r>
+        <w:fldChar w:fldCharType="end"/>
+      </w:r>
+      <w:r>
+        <w:t>) и подаются аналоговые сигналы режимов 1 (</w:t>
+      </w:r>
+      <w:r>
+        <w:t xml:space="preserve">нормальный режим - </w:t>
+      </w:r>
+      <w:r>
+        <w:t>КЦН НН не сработано) и режима 4 (</w:t>
+      </w:r>
+      <w:r>
+        <w:t>режим срабатывания - о</w:t>
+      </w:r>
+      <w:r>
+        <w:t>ба КЦН сработаны)</w:t>
+      </w:r>
+      <w:r>
+        <w:t xml:space="preserve"> из таблицы </w:t>
+      </w:r>
+      <w:r>
+        <w:fldChar w:fldCharType="begin"/>
+      </w:r>
+      <w:r>
+        <w:instrText xml:space="preserve"> REF _Ref192580393 \r \h  \* MERGEFORMAT </w:instrText>
+      </w:r>
+      <w:r>
+        <w:fldChar w:fldCharType="separate"/>
+      </w:r>
+      <w:r>
+        <w:rPr>
+          <w:vanish/>
+        </w:rPr>
+        <w:t xml:space="preserve">Таблица </w:t>
+      </w:r>
+      <w:r>
+        <w:t>2.14</w:t>
+      </w:r>
+      <w:r>
+        <w:rPr>
+          <w:vanish/>
+        </w:rPr>
+        <w:t xml:space="preserve"> -</w:t>
+      </w:r>
+      <w:r>
+        <w:fldChar w:fldCharType="end"/>
+      </w:r>
+      <w:r>
+        <w:t xml:space="preserve">. </w:t>
+      </w:r>
+      <w:r>
+        <w:t>При этом контролируется правильность работы светодиодов и функциональных клавиш в различных комбинациях</w:t>
+      </w:r>
+      <w:r>
+        <w:t>:</w:t>
+      </w:r>
+    </w:p>
+    <w:p>
+      <w:pPr>
+        <w:pStyle w:val="a5"/>
+      </w:pPr>
+      <w:r>
+        <w:t>1. Оперативный ввод/вывод КЦН НН1, КЦН НН2 в нормальном режиме и в режиме срабатывания.</w:t>
+      </w:r>
+    </w:p>
+    <w:p>
+      <w:pPr>
+        <w:pStyle w:val="a5"/>
+      </w:pPr>
+      <w:r>
+        <w:t xml:space="preserve">2. </w:t>
+      </w:r>
+      <w:r>
+        <w:t>Появление сигнализации пуска, неисправности ЦН на светодиодах в режиме срабатывания и отсутствие сигнализации в нормальном режиме.</w:t>
+      </w:r>
+    </w:p>
+    <w:p>
+      <w:pPr>
+        <w:pStyle w:val="3"/>
+        <w:rPr>
+          <w:highlight w:val="yellow"/>
+        </w:rPr>
+      </w:pPr>
+      <w:r>
+        <w:rPr>
+          <w:highlight w:val="yellow"/>
+        </w:rPr>
+        <w:t>Методика проверки СД и ФК МТЗ</w:t>
+      </w:r>
+    </w:p>
+    <w:p>
+      <w:pPr>
+        <w:pStyle w:val="a5"/>
+        <w:rPr>
+          <w:highlight w:val="yellow"/>
+        </w:rPr>
+      </w:pPr>
+      <w:r>
+        <w:rPr>
+          <w:highlight w:val="yellow"/>
+        </w:rPr>
+        <w:t xml:space="preserve">Для проверки СД и ФК в устройство ЮНИТ-М300 загружаются параметры 1 режима (см. пункт </w:t>
+      </w:r>
+      <w:r>
+        <w:rPr>
+          <w:highlight w:val="yellow"/>
+        </w:rPr>
+        <w:fldChar w:fldCharType="begin"/>
+      </w:r>
+      <w:r>
+        <w:rPr>
+          <w:highlight w:val="yellow"/>
+        </w:rPr>
+        <w:instrText xml:space="preserve"> REF _Ref192580234 \r \h </w:instrText>
+      </w:r>
+      <w:r>
+        <w:rPr>
+          <w:highlight w:val="yellow"/>
+        </w:rPr>
+        <w:instrText xml:space="preserve"> \* MERGEFORMAT </w:instrText>
+      </w:r>
+      <w:r>
+        <w:rPr>
+          <w:highlight w:val="yellow"/>
+        </w:rPr>
+      </w:r>
+      <w:r>
+        <w:rPr>
+          <w:highlight w:val="yellow"/>
+        </w:rPr>
+        <w:fldChar w:fldCharType="separate"/>
+      </w:r>
+      <w:r>
+        <w:rPr>
+          <w:highlight w:val="yellow"/>
+        </w:rPr>
+        <w:t>2.5.2</w:t>
+      </w:r>
+      <w:r>
+        <w:rPr>
+          <w:highlight w:val="yellow"/>
+        </w:rPr>
+        <w:fldChar w:fldCharType="end"/>
+      </w:r>
+      <w:r>
+        <w:rPr>
+          <w:highlight w:val="yellow"/>
+        </w:rPr>
+        <w:t xml:space="preserve">) и подаются аналоговые сигналы режимов 1 (нормальный режим </w:t>
+      </w:r>
+      <w:r>
+        <w:rPr>
+          <w:highlight w:val="yellow"/>
+        </w:rPr>
+        <w:t>–</w:t>
+      </w:r>
+      <w:r>
+        <w:rPr>
+          <w:highlight w:val="yellow"/>
+        </w:rPr>
+        <w:t xml:space="preserve"> </w:t>
+      </w:r>
+      <w:r>
+        <w:rPr>
+          <w:highlight w:val="yellow"/>
+        </w:rPr>
+        <w:t>ни одна ступень МТЗ</w:t>
+      </w:r>
+      <w:r>
+        <w:rPr>
+          <w:highlight w:val="yellow"/>
+        </w:rPr>
+        <w:t xml:space="preserve"> не сработан</w:t>
+      </w:r>
+      <w:r>
+        <w:rPr>
+          <w:highlight w:val="yellow"/>
+        </w:rPr>
+        <w:t>а</w:t>
+      </w:r>
+      <w:r>
+        <w:rPr>
+          <w:highlight w:val="yellow"/>
+        </w:rPr>
+        <w:t xml:space="preserve">) и режима 4 (режим срабатывания - оба КЦН сработаны) из таблицы </w:t>
+      </w:r>
+      <w:r>
+        <w:rPr>
+          <w:highlight w:val="yellow"/>
+        </w:rPr>
+        <w:fldChar w:fldCharType="begin"/>
+      </w:r>
+      <w:r>
+        <w:rPr>
+          <w:highlight w:val="yellow"/>
+        </w:rPr>
+        <w:instrText xml:space="preserve"> REF _Ref192580393 \r \h  \* MERGEFORMAT </w:instrText>
+      </w:r>
+      <w:r>
+        <w:rPr>
+          <w:highlight w:val="yellow"/>
+        </w:rPr>
+      </w:r>
+      <w:r>
+        <w:rPr>
+          <w:highlight w:val="yellow"/>
+        </w:rPr>
+        <w:fldChar w:fldCharType="separate"/>
+      </w:r>
+      <w:r>
+        <w:rPr>
+          <w:vanish/>
+          <w:highlight w:val="yellow"/>
+        </w:rPr>
+        <w:t xml:space="preserve">Таблица </w:t>
+      </w:r>
+      <w:r>
+        <w:rPr>
+          <w:highlight w:val="yellow"/>
+        </w:rPr>
+        <w:t>2.14</w:t>
+      </w:r>
+      <w:r>
+        <w:rPr>
+          <w:vanish/>
+          <w:highlight w:val="yellow"/>
+        </w:rPr>
+        <w:t xml:space="preserve"> -</w:t>
+      </w:r>
+      <w:r>
+        <w:rPr>
+          <w:highlight w:val="yellow"/>
+        </w:rPr>
+        <w:fldChar w:fldCharType="end"/>
+      </w:r>
+      <w:r>
+        <w:rPr>
+          <w:highlight w:val="yellow"/>
+        </w:rPr>
+        <w:t>. При этом контролируется правильность работы светодиодов и функциональных клавиш в различных комбинациях:</w:t>
+      </w:r>
+    </w:p>
+    <w:p>
+      <w:pPr>
+        <w:pStyle w:val="a5"/>
+        <w:rPr>
+          <w:highlight w:val="yellow"/>
+        </w:rPr>
+      </w:pPr>
+      <w:r>
+        <w:rPr>
+          <w:highlight w:val="yellow"/>
+        </w:rPr>
+        <w:t>1. Оперативный ввод/вывод КЦН НН1, КЦН НН2 в нормальном режиме и в режиме срабатывания.</w:t>
+      </w:r>
+    </w:p>
+    <w:p>
+      <w:pPr>
+        <w:pStyle w:val="a5"/>
+      </w:pPr>
+      <w:r>
+        <w:rPr>
+          <w:highlight w:val="yellow"/>
+        </w:rPr>
+        <w:lastRenderedPageBreak/>
+        <w:t>2. Появление сигнализации пуска, неисправности ЦН на светодиодах в режиме срабатывания и отсутствие сигнализации в нормальном режиме.</w:t>
+      </w:r>
     </w:p>
     <w:p>
       <w:pPr>
         <w:pStyle w:val="2"/>
       </w:pPr>
-      <w:bookmarkStart w:id="13" w:name="_Toc192166895"/>
+      <w:bookmarkStart w:id="13" w:name="_Toc192585192"/>
       <w:r>
-        <w:t>Общая часть</w:t>
+        <w:t>Проверка взаимодействия функций блоков МТЗ, КЦН НН1, КЦН НН2,</w:t>
       </w:r>
       <w:bookmarkEnd w:id="13"/>
+      <w:r>
+        <w:t xml:space="preserve">  </w:t>
+      </w:r>
+    </w:p>
+    <w:p>
+      <w:pPr>
+        <w:pStyle w:val="3"/>
+      </w:pPr>
+      <w:r>
+        <w:t>Цель испытаний</w:t>
+      </w:r>
+    </w:p>
+    <w:p>
+      <w:pPr>
+        <w:pStyle w:val="4"/>
+      </w:pPr>
+      <w:r>
+        <w:t xml:space="preserve">  </w:t>
+      </w:r>
+      <w:r>
+        <w:t xml:space="preserve">Контроль правильности выполнения логических взаимосвязей между функциональными блоками МТЗ, КЦН НН, ЛО Т, ПС. Проверки в составе данного подраздела проводятся с </w:t>
+      </w:r>
+      <w:r>
+        <w:t>использованием ИО типа «РЕТОМ-</w:t>
+      </w:r>
+      <w:r>
+        <w:t>7</w:t>
+      </w:r>
+      <w:r>
+        <w:t>1»</w:t>
+      </w:r>
+      <w:r>
+        <w:t>.</w:t>
+      </w:r>
     </w:p>
     <w:p>
       <w:pPr>
@@ -4450,7 +8597,7 @@
         <w:t xml:space="preserve">Таблица </w:t>
       </w:r>
       <w:r>
-        <w:t>3.1</w:t>
+        <w:t>2.5</w:t>
       </w:r>
       <w:r>
         <w:rPr>
@@ -6240,6 +10387,7 @@
         <w:pStyle w:val="a"/>
       </w:pPr>
       <w:r>
+        <w:lastRenderedPageBreak/>
         <w:t>Назначение дискретных входов</w:t>
       </w:r>
       <w:r>
@@ -6465,7 +10613,6 @@
               <w:pStyle w:val="af0"/>
             </w:pPr>
             <w:r>
-              <w:lastRenderedPageBreak/>
               <w:t>М3.</w:t>
             </w:r>
             <w:r>
@@ -8945,1060 +13092,7 @@
         <w:pStyle w:val="3"/>
       </w:pPr>
       <w:r>
-        <w:t xml:space="preserve">Назначение функциональных клавиш устройства ЮНИТ-ИЧМ для проверки </w:t>
-      </w:r>
-      <w:r>
-        <w:t xml:space="preserve">ФСУ в части </w:t>
-      </w:r>
-      <w:r>
-        <w:t xml:space="preserve">МТЗ  </w:t>
-      </w:r>
-    </w:p>
-    <w:p>
-      <w:pPr>
-        <w:pStyle w:val="a5"/>
-      </w:pPr>
-      <w:r>
-        <w:t xml:space="preserve">Назначение ФК на внутренние сигналы </w:t>
-      </w:r>
-      <w:r>
-        <w:rPr>
-          <w:highlight w:val="yellow"/>
-        </w:rPr>
-        <w:t>виртуальных ключей (ВКл)</w:t>
-      </w:r>
-      <w:r>
-        <w:t xml:space="preserve"> устройства ЮНИТ-М300 производиться при помощи подключенного ПК с установленным ПО «ЮНИТ-СЕРВИС» в инструменте </w:t>
-      </w:r>
-      <w:r>
         <w:lastRenderedPageBreak/>
-        <w:t xml:space="preserve">«Настройка светодиодов и ФК». Режим работы виртуального ключа в местном управлении настраивается в </w:t>
-      </w:r>
-      <w:r>
-        <w:rPr>
-          <w:highlight w:val="red"/>
-        </w:rPr>
-        <w:t>адрес настройки</w:t>
-      </w:r>
-      <w:r>
-        <w:t xml:space="preserve">. Назначение и настойка режима работы производится в соответствии с таблицей </w:t>
-      </w:r>
-      <w:r>
-        <w:fldChar w:fldCharType="begin"/>
-      </w:r>
-      <w:r>
-        <w:instrText xml:space="preserve"> REF _Ref191627316 \r \h  \* MERGEFORMAT </w:instrText>
-      </w:r>
-      <w:r>
-        <w:fldChar w:fldCharType="separate"/>
-      </w:r>
-      <w:r>
-        <w:rPr>
-          <w:vanish/>
-        </w:rPr>
-        <w:t xml:space="preserve">Таблица </w:t>
-      </w:r>
-      <w:r>
-        <w:t>3.3</w:t>
-      </w:r>
-      <w:r>
-        <w:rPr>
-          <w:vanish/>
-        </w:rPr>
-        <w:t xml:space="preserve"> -</w:t>
-      </w:r>
-      <w:r>
-        <w:fldChar w:fldCharType="end"/>
-      </w:r>
-      <w:r>
-        <w:t>. Где, ВК – виртуальный ключ, МУ – местное управление.</w:t>
-      </w:r>
-    </w:p>
-    <w:p>
-      <w:pPr>
-        <w:pStyle w:val="a"/>
-      </w:pPr>
-      <w:bookmarkStart w:id="15" w:name="_Ref191627316"/>
-      <w:r>
-        <w:t>Назначение функциональных клавиш</w:t>
-      </w:r>
-      <w:r>
-        <w:t xml:space="preserve"> устройства ЮНИТ-ИЧМ</w:t>
-      </w:r>
-      <w:bookmarkEnd w:id="15"/>
-    </w:p>
-    <w:tbl>
-      <w:tblPr>
-        <w:tblStyle w:val="21"/>
-        <w:tblW w:w="0" w:type="auto"/>
-        <w:tblLook w:val="04A0" w:firstRow="1" w:lastRow="0" w:firstColumn="1" w:lastColumn="0" w:noHBand="0" w:noVBand="1"/>
-      </w:tblPr>
-      <w:tblGrid>
-        <w:gridCol w:w="1373"/>
-        <w:gridCol w:w="1663"/>
-        <w:gridCol w:w="6569"/>
-      </w:tblGrid>
-      <w:tr>
-        <w:trPr>
-          <w:cnfStyle w:val="100000000000" w:firstRow="1" w:lastRow="0" w:firstColumn="0" w:lastColumn="0" w:oddVBand="0" w:evenVBand="0" w:oddHBand="0" w:evenHBand="0" w:firstRowFirstColumn="0" w:firstRowLastColumn="0" w:lastRowFirstColumn="0" w:lastRowLastColumn="0"/>
-        </w:trPr>
-        <w:tc>
-          <w:tcPr>
-            <w:tcW w:w="1413" w:type="dxa"/>
-            <w:vAlign w:val="top"/>
-          </w:tcPr>
-          <w:p>
-            <w:pPr>
-              <w:rPr>
-                <w:b w:val="0"/>
-              </w:rPr>
-            </w:pPr>
-            <w:r>
-              <w:rPr>
-                <w:b w:val="0"/>
-              </w:rPr>
-              <w:t>ФК</w:t>
-            </w:r>
-          </w:p>
-        </w:tc>
-        <w:tc>
-          <w:tcPr>
-            <w:tcW w:w="1701" w:type="dxa"/>
-            <w:vAlign w:val="top"/>
-          </w:tcPr>
-          <w:p>
-            <w:pPr>
-              <w:rPr>
-                <w:b w:val="0"/>
-              </w:rPr>
-            </w:pPr>
-            <w:r>
-              <w:rPr>
-                <w:b w:val="0"/>
-              </w:rPr>
-              <w:t>Режим МУ ВК</w:t>
-            </w:r>
-          </w:p>
-        </w:tc>
-        <w:tc>
-          <w:tcPr>
-            <w:tcW w:w="6797" w:type="dxa"/>
-            <w:vAlign w:val="top"/>
-          </w:tcPr>
-          <w:p>
-            <w:pPr>
-              <w:rPr>
-                <w:b w:val="0"/>
-              </w:rPr>
-            </w:pPr>
-            <w:r>
-              <w:rPr>
-                <w:b w:val="0"/>
-              </w:rPr>
-              <w:t>Наименование сигнала на ФСУ</w:t>
-            </w:r>
-          </w:p>
-        </w:tc>
-      </w:tr>
-      <w:tr>
-        <w:tc>
-          <w:tcPr>
-            <w:tcW w:w="1413" w:type="dxa"/>
-          </w:tcPr>
-          <w:p>
-            <w:pPr>
-              <w:pStyle w:val="af0"/>
-            </w:pPr>
-            <w:r>
-              <w:t>1</w:t>
-            </w:r>
-          </w:p>
-        </w:tc>
-        <w:tc>
-          <w:tcPr>
-            <w:tcW w:w="1701" w:type="dxa"/>
-          </w:tcPr>
-          <w:p>
-            <w:pPr>
-              <w:rPr>
-                <w:sz w:val="22"/>
-              </w:rPr>
-            </w:pPr>
-            <w:r>
-              <w:rPr>
-                <w:sz w:val="22"/>
-              </w:rPr>
-              <w:t>От ИЧМ</w:t>
-            </w:r>
-          </w:p>
-        </w:tc>
-        <w:tc>
-          <w:tcPr>
-            <w:tcW w:w="6797" w:type="dxa"/>
-            <w:shd w:val="clear" w:color="auto" w:fill="auto"/>
-          </w:tcPr>
-          <w:p>
-            <w:pPr>
-              <w:jc w:val="left"/>
-              <w:rPr>
-                <w:sz w:val="22"/>
-                <w:highlight w:val="red"/>
-              </w:rPr>
-            </w:pPr>
-            <w:r>
-              <w:rPr>
-                <w:sz w:val="22"/>
-                <w:highlight w:val="red"/>
-              </w:rPr>
-              <w:t>Режим управления устройством М/Д</w:t>
-            </w:r>
-          </w:p>
-        </w:tc>
-      </w:tr>
-      <w:tr>
-        <w:tc>
-          <w:tcPr>
-            <w:tcW w:w="1413" w:type="dxa"/>
-          </w:tcPr>
-          <w:p>
-            <w:pPr>
-              <w:pStyle w:val="af0"/>
-            </w:pPr>
-            <w:r>
-              <w:t>2</w:t>
-            </w:r>
-          </w:p>
-        </w:tc>
-        <w:tc>
-          <w:tcPr>
-            <w:tcW w:w="1701" w:type="dxa"/>
-          </w:tcPr>
-          <w:p>
-            <w:pPr>
-              <w:rPr>
-                <w:sz w:val="22"/>
-              </w:rPr>
-            </w:pPr>
-            <w:r>
-              <w:rPr>
-                <w:sz w:val="22"/>
-              </w:rPr>
-              <w:t>От ИЧМ</w:t>
-            </w:r>
-          </w:p>
-        </w:tc>
-        <w:tc>
-          <w:tcPr>
-            <w:tcW w:w="6797" w:type="dxa"/>
-            <w:shd w:val="clear" w:color="auto" w:fill="auto"/>
-          </w:tcPr>
-          <w:p>
-            <w:pPr>
-              <w:jc w:val="left"/>
-              <w:rPr>
-                <w:sz w:val="22"/>
-              </w:rPr>
-            </w:pPr>
-            <w:r>
-              <w:rPr>
-                <w:sz w:val="22"/>
-              </w:rPr>
-              <w:t>Вывод терминала</w:t>
-            </w:r>
-          </w:p>
-        </w:tc>
-      </w:tr>
-      <w:tr>
-        <w:tc>
-          <w:tcPr>
-            <w:tcW w:w="1413" w:type="dxa"/>
-          </w:tcPr>
-          <w:p>
-            <w:pPr>
-              <w:pStyle w:val="af0"/>
-            </w:pPr>
-            <w:r>
-              <w:t>3</w:t>
-            </w:r>
-          </w:p>
-        </w:tc>
-        <w:tc>
-          <w:tcPr>
-            <w:tcW w:w="1701" w:type="dxa"/>
-          </w:tcPr>
-          <w:p>
-            <w:pPr>
-              <w:rPr>
-                <w:sz w:val="22"/>
-              </w:rPr>
-            </w:pPr>
-            <w:r>
-              <w:rPr>
-                <w:sz w:val="22"/>
-              </w:rPr>
-              <w:t>От ИЧМ</w:t>
-            </w:r>
-          </w:p>
-        </w:tc>
-        <w:tc>
-          <w:tcPr>
-            <w:tcW w:w="6797" w:type="dxa"/>
-            <w:shd w:val="clear" w:color="auto" w:fill="auto"/>
-          </w:tcPr>
-          <w:p>
-            <w:pPr>
-              <w:jc w:val="left"/>
-              <w:rPr>
-                <w:sz w:val="22"/>
-              </w:rPr>
-            </w:pPr>
-            <w:r>
-              <w:rPr>
-                <w:sz w:val="22"/>
-              </w:rPr>
-              <w:t>ОВ МТЗ</w:t>
-            </w:r>
-          </w:p>
-        </w:tc>
-      </w:tr>
-      <w:tr>
-        <w:tc>
-          <w:tcPr>
-            <w:tcW w:w="1413" w:type="dxa"/>
-          </w:tcPr>
-          <w:p>
-            <w:pPr>
-              <w:pStyle w:val="af0"/>
-            </w:pPr>
-            <w:r>
-              <w:t>4</w:t>
-            </w:r>
-          </w:p>
-        </w:tc>
-        <w:tc>
-          <w:tcPr>
-            <w:tcW w:w="1701" w:type="dxa"/>
-          </w:tcPr>
-          <w:p>
-            <w:pPr>
-              <w:rPr>
-                <w:sz w:val="22"/>
-              </w:rPr>
-            </w:pPr>
-            <w:r>
-              <w:rPr>
-                <w:sz w:val="22"/>
-              </w:rPr>
-              <w:t>От ИЧМ</w:t>
-            </w:r>
-          </w:p>
-        </w:tc>
-        <w:tc>
-          <w:tcPr>
-            <w:tcW w:w="6797" w:type="dxa"/>
-            <w:shd w:val="clear" w:color="auto" w:fill="auto"/>
-          </w:tcPr>
-          <w:p>
-            <w:pPr>
-              <w:jc w:val="left"/>
-              <w:rPr>
-                <w:sz w:val="22"/>
-              </w:rPr>
-            </w:pPr>
-            <w:r>
-              <w:rPr>
-                <w:sz w:val="22"/>
-              </w:rPr>
-              <w:t>ОВ МТЗ 1</w:t>
-            </w:r>
-            <w:r>
-              <w:rPr>
-                <w:sz w:val="22"/>
-              </w:rPr>
-              <w:t xml:space="preserve"> ст</w:t>
-            </w:r>
-          </w:p>
-        </w:tc>
-      </w:tr>
-      <w:tr>
-        <w:tc>
-          <w:tcPr>
-            <w:tcW w:w="1413" w:type="dxa"/>
-          </w:tcPr>
-          <w:p>
-            <w:pPr>
-              <w:pStyle w:val="af0"/>
-            </w:pPr>
-            <w:r>
-              <w:t>5</w:t>
-            </w:r>
-          </w:p>
-        </w:tc>
-        <w:tc>
-          <w:tcPr>
-            <w:tcW w:w="1701" w:type="dxa"/>
-          </w:tcPr>
-          <w:p>
-            <w:pPr>
-              <w:rPr>
-                <w:sz w:val="22"/>
-              </w:rPr>
-            </w:pPr>
-            <w:r>
-              <w:rPr>
-                <w:sz w:val="22"/>
-              </w:rPr>
-              <w:t>От ИЧМ</w:t>
-            </w:r>
-          </w:p>
-        </w:tc>
-        <w:tc>
-          <w:tcPr>
-            <w:tcW w:w="6797" w:type="dxa"/>
-            <w:shd w:val="clear" w:color="auto" w:fill="auto"/>
-          </w:tcPr>
-          <w:p>
-            <w:pPr>
-              <w:jc w:val="left"/>
-              <w:rPr>
-                <w:sz w:val="22"/>
-              </w:rPr>
-            </w:pPr>
-            <w:r>
-              <w:rPr>
-                <w:sz w:val="22"/>
-              </w:rPr>
-              <w:t>МТЗ 1</w:t>
-            </w:r>
-            <w:r>
-              <w:rPr>
-                <w:sz w:val="22"/>
-              </w:rPr>
-              <w:t xml:space="preserve"> ст</w:t>
-            </w:r>
-            <w:r>
-              <w:rPr>
-                <w:sz w:val="22"/>
-              </w:rPr>
-              <w:t xml:space="preserve"> на сигн</w:t>
-            </w:r>
-          </w:p>
-        </w:tc>
-      </w:tr>
-      <w:tr>
-        <w:tc>
-          <w:tcPr>
-            <w:tcW w:w="1413" w:type="dxa"/>
-          </w:tcPr>
-          <w:p>
-            <w:pPr>
-              <w:pStyle w:val="af0"/>
-            </w:pPr>
-            <w:r>
-              <w:t>6</w:t>
-            </w:r>
-          </w:p>
-        </w:tc>
-        <w:tc>
-          <w:tcPr>
-            <w:tcW w:w="1701" w:type="dxa"/>
-          </w:tcPr>
-          <w:p>
-            <w:pPr>
-              <w:rPr>
-                <w:sz w:val="22"/>
-              </w:rPr>
-            </w:pPr>
-            <w:r>
-              <w:rPr>
-                <w:sz w:val="22"/>
-              </w:rPr>
-              <w:t>От ИЧМ</w:t>
-            </w:r>
-          </w:p>
-        </w:tc>
-        <w:tc>
-          <w:tcPr>
-            <w:tcW w:w="6797" w:type="dxa"/>
-          </w:tcPr>
-          <w:p>
-            <w:pPr>
-              <w:jc w:val="left"/>
-              <w:rPr>
-                <w:sz w:val="22"/>
-              </w:rPr>
-            </w:pPr>
-            <w:r>
-              <w:rPr>
-                <w:sz w:val="22"/>
-              </w:rPr>
-              <w:t>ОВ МТЗ 2</w:t>
-            </w:r>
-            <w:r>
-              <w:rPr>
-                <w:sz w:val="22"/>
-              </w:rPr>
-              <w:t xml:space="preserve"> ст</w:t>
-            </w:r>
-          </w:p>
-        </w:tc>
-      </w:tr>
-      <w:tr>
-        <w:tc>
-          <w:tcPr>
-            <w:tcW w:w="1413" w:type="dxa"/>
-          </w:tcPr>
-          <w:p>
-            <w:pPr>
-              <w:pStyle w:val="af0"/>
-            </w:pPr>
-            <w:r>
-              <w:t>7</w:t>
-            </w:r>
-          </w:p>
-        </w:tc>
-        <w:tc>
-          <w:tcPr>
-            <w:tcW w:w="1701" w:type="dxa"/>
-          </w:tcPr>
-          <w:p>
-            <w:pPr>
-              <w:rPr>
-                <w:sz w:val="22"/>
-              </w:rPr>
-            </w:pPr>
-            <w:r>
-              <w:rPr>
-                <w:sz w:val="22"/>
-              </w:rPr>
-              <w:t>От ИЧМ</w:t>
-            </w:r>
-          </w:p>
-        </w:tc>
-        <w:tc>
-          <w:tcPr>
-            <w:tcW w:w="6797" w:type="dxa"/>
-          </w:tcPr>
-          <w:p>
-            <w:pPr>
-              <w:jc w:val="left"/>
-              <w:rPr>
-                <w:sz w:val="22"/>
-              </w:rPr>
-            </w:pPr>
-            <w:r>
-              <w:rPr>
-                <w:sz w:val="22"/>
-              </w:rPr>
-              <w:t>МТЗ 2 ст</w:t>
-            </w:r>
-            <w:r>
-              <w:rPr>
-                <w:sz w:val="22"/>
-              </w:rPr>
-              <w:t xml:space="preserve"> на сигн</w:t>
-            </w:r>
-          </w:p>
-        </w:tc>
-      </w:tr>
-      <w:tr>
-        <w:tc>
-          <w:tcPr>
-            <w:tcW w:w="1413" w:type="dxa"/>
-          </w:tcPr>
-          <w:p>
-            <w:pPr>
-              <w:pStyle w:val="af0"/>
-            </w:pPr>
-            <w:r>
-              <w:t>8</w:t>
-            </w:r>
-          </w:p>
-        </w:tc>
-        <w:tc>
-          <w:tcPr>
-            <w:tcW w:w="1701" w:type="dxa"/>
-          </w:tcPr>
-          <w:p>
-            <w:pPr>
-              <w:rPr>
-                <w:sz w:val="22"/>
-              </w:rPr>
-            </w:pPr>
-            <w:r>
-              <w:rPr>
-                <w:sz w:val="22"/>
-              </w:rPr>
-              <w:t>От ИЧМ</w:t>
-            </w:r>
-          </w:p>
-        </w:tc>
-        <w:tc>
-          <w:tcPr>
-            <w:tcW w:w="6797" w:type="dxa"/>
-          </w:tcPr>
-          <w:p>
-            <w:pPr>
-              <w:jc w:val="left"/>
-              <w:rPr>
-                <w:sz w:val="22"/>
-              </w:rPr>
-            </w:pPr>
-            <w:r>
-              <w:rPr>
-                <w:sz w:val="22"/>
-              </w:rPr>
-              <w:t>ОВ МТЗ 3 ст</w:t>
-            </w:r>
-          </w:p>
-        </w:tc>
-      </w:tr>
-      <w:tr>
-        <w:tc>
-          <w:tcPr>
-            <w:tcW w:w="1413" w:type="dxa"/>
-          </w:tcPr>
-          <w:p>
-            <w:pPr>
-              <w:pStyle w:val="af0"/>
-            </w:pPr>
-            <w:r>
-              <w:t>9</w:t>
-            </w:r>
-          </w:p>
-        </w:tc>
-        <w:tc>
-          <w:tcPr>
-            <w:tcW w:w="1701" w:type="dxa"/>
-          </w:tcPr>
-          <w:p>
-            <w:pPr>
-              <w:rPr>
-                <w:sz w:val="22"/>
-              </w:rPr>
-            </w:pPr>
-            <w:r>
-              <w:rPr>
-                <w:sz w:val="22"/>
-              </w:rPr>
-              <w:t>От ИЧМ</w:t>
-            </w:r>
-          </w:p>
-        </w:tc>
-        <w:tc>
-          <w:tcPr>
-            <w:tcW w:w="6797" w:type="dxa"/>
-          </w:tcPr>
-          <w:p>
-            <w:pPr>
-              <w:jc w:val="left"/>
-              <w:rPr>
-                <w:sz w:val="22"/>
-              </w:rPr>
-            </w:pPr>
-            <w:r>
-              <w:rPr>
-                <w:sz w:val="22"/>
-              </w:rPr>
-              <w:t>МТЗ 3</w:t>
-            </w:r>
-            <w:r>
-              <w:rPr>
-                <w:sz w:val="22"/>
-              </w:rPr>
-              <w:t xml:space="preserve"> ст</w:t>
-            </w:r>
-            <w:r>
-              <w:rPr>
-                <w:sz w:val="22"/>
-              </w:rPr>
-              <w:t xml:space="preserve"> на сигн</w:t>
-            </w:r>
-          </w:p>
-        </w:tc>
-      </w:tr>
-      <w:tr>
-        <w:tc>
-          <w:tcPr>
-            <w:tcW w:w="1413" w:type="dxa"/>
-          </w:tcPr>
-          <w:p>
-            <w:pPr>
-              <w:pStyle w:val="af0"/>
-            </w:pPr>
-            <w:r>
-              <w:t>10</w:t>
-            </w:r>
-          </w:p>
-        </w:tc>
-        <w:tc>
-          <w:tcPr>
-            <w:tcW w:w="1701" w:type="dxa"/>
-          </w:tcPr>
-          <w:p>
-            <w:pPr>
-              <w:rPr>
-                <w:sz w:val="22"/>
-              </w:rPr>
-            </w:pPr>
-            <w:r>
-              <w:rPr>
-                <w:sz w:val="22"/>
-              </w:rPr>
-              <w:t>От ИЧМ</w:t>
-            </w:r>
-          </w:p>
-        </w:tc>
-        <w:tc>
-          <w:tcPr>
-            <w:tcW w:w="6797" w:type="dxa"/>
-          </w:tcPr>
-          <w:p>
-            <w:pPr>
-              <w:jc w:val="left"/>
-              <w:rPr>
-                <w:sz w:val="22"/>
-                <w:highlight w:val="red"/>
-              </w:rPr>
-            </w:pPr>
-            <w:r>
-              <w:rPr>
-                <w:sz w:val="22"/>
-                <w:highlight w:val="red"/>
-              </w:rPr>
-              <w:t>ОВ КЦН1</w:t>
-            </w:r>
-          </w:p>
-        </w:tc>
-      </w:tr>
-      <w:tr>
-        <w:tc>
-          <w:tcPr>
-            <w:tcW w:w="1413" w:type="dxa"/>
-          </w:tcPr>
-          <w:p>
-            <w:pPr>
-              <w:pStyle w:val="af0"/>
-            </w:pPr>
-            <w:r>
-              <w:t>11</w:t>
-            </w:r>
-          </w:p>
-        </w:tc>
-        <w:tc>
-          <w:tcPr>
-            <w:tcW w:w="1701" w:type="dxa"/>
-          </w:tcPr>
-          <w:p>
-            <w:pPr>
-              <w:rPr>
-                <w:sz w:val="22"/>
-              </w:rPr>
-            </w:pPr>
-            <w:r>
-              <w:rPr>
-                <w:sz w:val="22"/>
-              </w:rPr>
-              <w:t>От ИЧМ</w:t>
-            </w:r>
-          </w:p>
-        </w:tc>
-        <w:tc>
-          <w:tcPr>
-            <w:tcW w:w="6797" w:type="dxa"/>
-          </w:tcPr>
-          <w:p>
-            <w:pPr>
-              <w:jc w:val="left"/>
-              <w:rPr>
-                <w:sz w:val="22"/>
-                <w:highlight w:val="red"/>
-              </w:rPr>
-            </w:pPr>
-            <w:r>
-              <w:rPr>
-                <w:sz w:val="22"/>
-                <w:highlight w:val="red"/>
-              </w:rPr>
-              <w:t>ОВ КЦН2</w:t>
-            </w:r>
-          </w:p>
-        </w:tc>
-      </w:tr>
-      <w:tr>
-        <w:tc>
-          <w:tcPr>
-            <w:tcW w:w="1413" w:type="dxa"/>
-          </w:tcPr>
-          <w:p>
-            <w:pPr>
-              <w:pStyle w:val="af0"/>
-            </w:pPr>
-            <w:r>
-              <w:t>12</w:t>
-            </w:r>
-          </w:p>
-        </w:tc>
-        <w:tc>
-          <w:tcPr>
-            <w:tcW w:w="1701" w:type="dxa"/>
-          </w:tcPr>
-          <w:p>
-            <w:pPr>
-              <w:rPr>
-                <w:sz w:val="22"/>
-              </w:rPr>
-            </w:pPr>
-            <w:r>
-              <w:rPr>
-                <w:sz w:val="22"/>
-              </w:rPr>
-              <w:t>От ИЧМ</w:t>
-            </w:r>
-          </w:p>
-        </w:tc>
-        <w:tc>
-          <w:tcPr>
-            <w:tcW w:w="6797" w:type="dxa"/>
-          </w:tcPr>
-          <w:p>
-            <w:pPr>
-              <w:jc w:val="left"/>
-              <w:rPr>
-                <w:sz w:val="22"/>
-                <w:highlight w:val="red"/>
-              </w:rPr>
-            </w:pPr>
-            <w:r>
-              <w:rPr>
-                <w:sz w:val="22"/>
-                <w:highlight w:val="red"/>
-              </w:rPr>
-              <w:t>ОВ ЛО Т</w:t>
-            </w:r>
-          </w:p>
-        </w:tc>
-      </w:tr>
-      <w:tr>
-        <w:tc>
-          <w:tcPr>
-            <w:tcW w:w="1413" w:type="dxa"/>
-          </w:tcPr>
-          <w:p>
-            <w:pPr>
-              <w:pStyle w:val="af0"/>
-            </w:pPr>
-            <w:r>
-              <w:t>13</w:t>
-            </w:r>
-          </w:p>
-        </w:tc>
-        <w:tc>
-          <w:tcPr>
-            <w:tcW w:w="1701" w:type="dxa"/>
-          </w:tcPr>
-          <w:p>
-            <w:pPr>
-              <w:rPr>
-                <w:sz w:val="22"/>
-              </w:rPr>
-            </w:pPr>
-            <w:r>
-              <w:rPr>
-                <w:sz w:val="22"/>
-              </w:rPr>
-              <w:t>От ИЧМ</w:t>
-            </w:r>
-          </w:p>
-        </w:tc>
-        <w:tc>
-          <w:tcPr>
-            <w:tcW w:w="6797" w:type="dxa"/>
-          </w:tcPr>
-          <w:p>
-            <w:pPr>
-              <w:jc w:val="left"/>
-              <w:rPr>
-                <w:sz w:val="22"/>
-                <w:highlight w:val="red"/>
-              </w:rPr>
-            </w:pPr>
-            <w:r>
-              <w:rPr>
-                <w:sz w:val="22"/>
-                <w:highlight w:val="red"/>
-              </w:rPr>
-              <w:t>ОВ ЛО Т / ЛО</w:t>
-            </w:r>
-          </w:p>
-        </w:tc>
-      </w:tr>
-      <w:tr>
-        <w:tc>
-          <w:tcPr>
-            <w:tcW w:w="1413" w:type="dxa"/>
-          </w:tcPr>
-          <w:p>
-            <w:pPr>
-              <w:pStyle w:val="af0"/>
-            </w:pPr>
-            <w:r>
-              <w:t>14</w:t>
-            </w:r>
-          </w:p>
-        </w:tc>
-        <w:tc>
-          <w:tcPr>
-            <w:tcW w:w="1701" w:type="dxa"/>
-          </w:tcPr>
-          <w:p>
-            <w:pPr>
-              <w:rPr>
-                <w:sz w:val="22"/>
-              </w:rPr>
-            </w:pPr>
-            <w:r>
-              <w:rPr>
-                <w:sz w:val="22"/>
-              </w:rPr>
-              <w:t>От ИЧМ</w:t>
-            </w:r>
-          </w:p>
-        </w:tc>
-        <w:tc>
-          <w:tcPr>
-            <w:tcW w:w="6797" w:type="dxa"/>
-          </w:tcPr>
-          <w:p>
-            <w:pPr>
-              <w:jc w:val="left"/>
-              <w:rPr>
-                <w:sz w:val="22"/>
-                <w:highlight w:val="red"/>
-              </w:rPr>
-            </w:pPr>
-            <w:r>
-              <w:rPr>
-                <w:sz w:val="22"/>
-                <w:highlight w:val="red"/>
-              </w:rPr>
-              <w:t>ОВ ЛО Т / ЗАПВ</w:t>
-            </w:r>
-          </w:p>
-        </w:tc>
-      </w:tr>
-      <w:tr>
-        <w:tc>
-          <w:tcPr>
-            <w:tcW w:w="1413" w:type="dxa"/>
-          </w:tcPr>
-          <w:p>
-            <w:pPr>
-              <w:pStyle w:val="af0"/>
-            </w:pPr>
-            <w:r>
-              <w:t>15</w:t>
-            </w:r>
-          </w:p>
-        </w:tc>
-        <w:tc>
-          <w:tcPr>
-            <w:tcW w:w="1701" w:type="dxa"/>
-          </w:tcPr>
-          <w:p>
-            <w:pPr>
-              <w:rPr>
-                <w:sz w:val="22"/>
-              </w:rPr>
-            </w:pPr>
-            <w:r>
-              <w:rPr>
-                <w:sz w:val="22"/>
-              </w:rPr>
-              <w:t>От ИЧМ</w:t>
-            </w:r>
-          </w:p>
-        </w:tc>
-        <w:tc>
-          <w:tcPr>
-            <w:tcW w:w="6797" w:type="dxa"/>
-          </w:tcPr>
-          <w:p>
-            <w:pPr>
-              <w:jc w:val="left"/>
-              <w:rPr>
-                <w:sz w:val="22"/>
-                <w:highlight w:val="red"/>
-              </w:rPr>
-            </w:pPr>
-            <w:r>
-              <w:rPr>
-                <w:sz w:val="22"/>
-                <w:highlight w:val="red"/>
-              </w:rPr>
-              <w:t>ОВ ЛО Т / ЗАВР</w:t>
-            </w:r>
-          </w:p>
-        </w:tc>
-      </w:tr>
-      <w:tr>
-        <w:tc>
-          <w:tcPr>
-            <w:tcW w:w="1413" w:type="dxa"/>
-          </w:tcPr>
-          <w:p>
-            <w:pPr>
-              <w:pStyle w:val="af0"/>
-            </w:pPr>
-            <w:r>
-              <w:t>16</w:t>
-            </w:r>
-          </w:p>
-        </w:tc>
-        <w:tc>
-          <w:tcPr>
-            <w:tcW w:w="1701" w:type="dxa"/>
-          </w:tcPr>
-          <w:p>
-            <w:pPr>
-              <w:rPr>
-                <w:sz w:val="22"/>
-              </w:rPr>
-            </w:pPr>
-            <w:r>
-              <w:rPr>
-                <w:sz w:val="22"/>
-              </w:rPr>
-              <w:t>От ИЧМ</w:t>
-            </w:r>
-          </w:p>
-        </w:tc>
-        <w:tc>
-          <w:tcPr>
-            <w:tcW w:w="6797" w:type="dxa"/>
-          </w:tcPr>
-          <w:p>
-            <w:pPr>
-              <w:jc w:val="left"/>
-              <w:rPr>
-                <w:sz w:val="22"/>
-              </w:rPr>
-            </w:pPr>
-            <w:r>
-              <w:rPr>
-                <w:sz w:val="22"/>
-              </w:rPr>
-              <w:t>-</w:t>
-            </w:r>
-          </w:p>
-        </w:tc>
-      </w:tr>
-    </w:tbl>
-    <w:p>
-      <w:pPr>
-        <w:pStyle w:val="3"/>
-      </w:pPr>
-      <w:r>
         <w:t>Назначение выходных реле устройств ЮНИТ-М300 для проверки</w:t>
       </w:r>
       <w:r>
@@ -10022,30 +13116,40 @@
         <w:t xml:space="preserve">Назначение внутренних сигналов функциональной логики на выходные реле устройства ЮНИТ-М300 производится при помощи подключенного ПК с установленным ПО «ЮНИТ-СЕРВИС» в инструменте «Матрица входов и выходных реле». Назначение производится в соответствии с таблицей </w:t>
       </w:r>
       <w:r>
+        <w:rPr>
+          <w:highlight w:val="red"/>
+        </w:rPr>
         <w:fldChar w:fldCharType="begin"/>
       </w:r>
       <w:r>
+        <w:rPr>
+          <w:highlight w:val="red"/>
+        </w:rPr>
         <w:instrText xml:space="preserve"> REF _Ref191627623 \r \h  \* MERGEFORMAT </w:instrText>
       </w:r>
       <w:r>
+        <w:rPr>
+          <w:highlight w:val="red"/>
+        </w:rPr>
+      </w:r>
+      <w:r>
+        <w:rPr>
+          <w:highlight w:val="red"/>
+        </w:rPr>
         <w:fldChar w:fldCharType="separate"/>
       </w:r>
       <w:r>
         <w:rPr>
-          <w:vanish/>
+          <w:b/>
+          <w:bCs/>
+          <w:highlight w:val="red"/>
         </w:rPr>
-        <w:t xml:space="preserve">Таблица </w:t>
-      </w:r>
-      <w:r>
-        <w:t>3.4</w:t>
+        <w:t>Ошибка! Источник ссылки не найден.</w:t>
       </w:r>
       <w:r>
         <w:rPr>
-          <w:vanish/>
+          <w:highlight w:val="red"/>
         </w:rPr>
-        <w:t xml:space="preserve"> -</w:t>
-      </w:r>
-      <w:r>
         <w:fldChar w:fldCharType="end"/>
       </w:r>
       <w:r>
@@ -11362,11 +14466,11 @@
       <w:pPr>
         <w:pStyle w:val="a"/>
       </w:pPr>
-      <w:bookmarkStart w:id="16" w:name="_Ref191631805"/>
+      <w:bookmarkStart w:id="15" w:name="_Ref191631805"/>
       <w:r>
         <w:t>Выходные реле устройства ЮНИТ-М300 для проверки БНТ</w:t>
       </w:r>
-      <w:bookmarkEnd w:id="16"/>
+      <w:bookmarkEnd w:id="15"/>
     </w:p>
     <w:tbl>
       <w:tblPr>
@@ -11398,7 +14502,6 @@
               <w:rPr>
                 <w:b w:val="0"/>
               </w:rPr>
-              <w:lastRenderedPageBreak/>
               <w:t>Клеммы на устройстве</w:t>
             </w:r>
           </w:p>
@@ -12683,6 +15786,7 @@
               <w:rPr>
                 <w:b w:val="0"/>
               </w:rPr>
+              <w:lastRenderedPageBreak/>
               <w:t>Клеммы на устройстве</w:t>
             </w:r>
           </w:p>
@@ -14684,7 +17788,6 @@
               <w:pStyle w:val="af0"/>
             </w:pPr>
             <w:r>
-              <w:lastRenderedPageBreak/>
               <w:t>М10.</w:t>
             </w:r>
             <w:r>
@@ -15979,6 +19082,7 @@
               <w:pStyle w:val="af0"/>
             </w:pPr>
             <w:r>
+              <w:lastRenderedPageBreak/>
               <w:t>М10.</w:t>
             </w:r>
             <w:r>
@@ -16531,8 +19635,8 @@
         </w:numPr>
         <w:ind w:left="709"/>
       </w:pPr>
-      <w:bookmarkStart w:id="17" w:name="_GoBack"/>
-      <w:bookmarkEnd w:id="17"/>
+      <w:bookmarkStart w:id="16" w:name="_GoBack"/>
+      <w:bookmarkEnd w:id="16"/>
     </w:p>
     <w:sectPr>
       <w:headerReference w:type="default" r:id="rId14"/>
@@ -16978,14 +20082,27 @@
           <w:r>
             <w:t>/</w:t>
           </w:r>
-          <w:fldSimple w:instr=" NUMPAGES   \* MERGEFORMAT ">
-            <w:r>
-              <w:rPr>
-                <w:noProof/>
-              </w:rPr>
-              <w:t>10</w:t>
-            </w:r>
-          </w:fldSimple>
+          <w:r>
+            <w:fldChar w:fldCharType="begin"/>
+          </w:r>
+          <w:r>
+            <w:instrText xml:space="preserve"> NUMPAGES   \* MERGEFORMAT </w:instrText>
+          </w:r>
+          <w:r>
+            <w:fldChar w:fldCharType="separate"/>
+          </w:r>
+          <w:r>
+            <w:rPr>
+              <w:noProof/>
+            </w:rPr>
+            <w:t>12</w:t>
+          </w:r>
+          <w:r>
+            <w:rPr>
+              <w:noProof/>
+            </w:rPr>
+            <w:fldChar w:fldCharType="end"/>
+          </w:r>
         </w:p>
       </w:tc>
     </w:tr>
@@ -17062,7 +20179,7 @@
             <w:rPr>
               <w:noProof/>
             </w:rPr>
-            <w:t>10</w:t>
+            <w:t>12</w:t>
           </w:r>
           <w:r>
             <w:fldChar w:fldCharType="end"/>
@@ -17070,27 +20187,14 @@
           <w:r>
             <w:t xml:space="preserve"> из </w:t>
           </w:r>
-          <w:r>
-            <w:fldChar w:fldCharType="begin"/>
-          </w:r>
-          <w:r>
-            <w:instrText xml:space="preserve"> NUMPAGES </w:instrText>
-          </w:r>
-          <w:r>
-            <w:fldChar w:fldCharType="separate"/>
-          </w:r>
-          <w:r>
-            <w:rPr>
-              <w:noProof/>
-            </w:rPr>
-            <w:t>10</w:t>
-          </w:r>
-          <w:r>
-            <w:rPr>
-              <w:noProof/>
-            </w:rPr>
-            <w:fldChar w:fldCharType="end"/>
-          </w:r>
+          <w:fldSimple w:instr=" NUMPAGES ">
+            <w:r>
+              <w:rPr>
+                <w:noProof/>
+              </w:rPr>
+              <w:t>12</w:t>
+            </w:r>
+          </w:fldSimple>
           <w:r>
             <w:t xml:space="preserve"> </w:t>
           </w:r>
@@ -17754,6 +20858,9 @@
     <w:abstractNumId w:val="10"/>
   </w:num>
   <w:num w:numId="30">
+    <w:abstractNumId w:val="10"/>
+  </w:num>
+  <w:num w:numId="31">
     <w:abstractNumId w:val="10"/>
   </w:num>
 </w:numbering>
@@ -19215,7 +22322,7 @@
 </file>
 
 <file path=customXml/itemProps1.xml><?xml version="1.0" encoding="utf-8"?>
-<ds:datastoreItem xmlns:ds="http://schemas.openxmlformats.org/officeDocument/2006/customXml" ds:itemID="{D9D60C4F-35DE-4F40-80F6-B541536C2DF6}">
+<ds:datastoreItem xmlns:ds="http://schemas.openxmlformats.org/officeDocument/2006/customXml" ds:itemID="{58E3C4F5-E52A-4C8A-813C-392CD3BDF60E}">
   <ds:schemaRefs>
     <ds:schemaRef ds:uri="http://schemas.openxmlformats.org/officeDocument/2006/bibliography"/>
   </ds:schemaRefs>

--- a/mode_docx_gen/template.docx
+++ b/mode_docx_gen/template.docx
@@ -451,7 +451,7 @@
       <w:r>
         <w:fldChar w:fldCharType="separate"/>
       </w:r>
-      <w:hyperlink w:anchor="_Toc192585180" w:history="1">
+      <w:hyperlink w:anchor="_Toc192675546" w:history="1">
         <w:r>
           <w:rPr>
             <w:rStyle w:val="af4"/>
@@ -495,7 +495,7 @@
             <w:noProof/>
             <w:webHidden/>
           </w:rPr>
-          <w:instrText xml:space="preserve"> PAGEREF _Toc192585180 \h </w:instrText>
+          <w:instrText xml:space="preserve"> PAGEREF _Toc192675546 \h </w:instrText>
         </w:r>
         <w:r>
           <w:rPr>
@@ -540,7 +540,7 @@
           <w:lang w:val="en-US"/>
         </w:rPr>
       </w:pPr>
-      <w:hyperlink w:anchor="_Toc192585181" w:history="1">
+      <w:hyperlink w:anchor="_Toc192675547" w:history="1">
         <w:r>
           <w:rPr>
             <w:rStyle w:val="af4"/>
@@ -584,7 +584,7 @@
             <w:noProof/>
             <w:webHidden/>
           </w:rPr>
-          <w:instrText xml:space="preserve"> PAGEREF _Toc192585181 \h </w:instrText>
+          <w:instrText xml:space="preserve"> PAGEREF _Toc192675547 \h </w:instrText>
         </w:r>
         <w:r>
           <w:rPr>
@@ -629,7 +629,7 @@
           <w:lang w:val="en-US"/>
         </w:rPr>
       </w:pPr>
-      <w:hyperlink w:anchor="_Toc192585182" w:history="1">
+      <w:hyperlink w:anchor="_Toc192675548" w:history="1">
         <w:r>
           <w:rPr>
             <w:rStyle w:val="af4"/>
@@ -673,7 +673,7 @@
             <w:noProof/>
             <w:webHidden/>
           </w:rPr>
-          <w:instrText xml:space="preserve"> PAGEREF _Toc192585182 \h </w:instrText>
+          <w:instrText xml:space="preserve"> PAGEREF _Toc192675548 \h </w:instrText>
         </w:r>
         <w:r>
           <w:rPr>
@@ -718,7 +718,7 @@
           <w:lang w:val="en-US"/>
         </w:rPr>
       </w:pPr>
-      <w:hyperlink w:anchor="_Toc192585183" w:history="1">
+      <w:hyperlink w:anchor="_Toc192675549" w:history="1">
         <w:r>
           <w:rPr>
             <w:rStyle w:val="af4"/>
@@ -762,7 +762,7 @@
             <w:noProof/>
             <w:webHidden/>
           </w:rPr>
-          <w:instrText xml:space="preserve"> PAGEREF _Toc192585183 \h </w:instrText>
+          <w:instrText xml:space="preserve"> PAGEREF _Toc192675549 \h </w:instrText>
         </w:r>
         <w:r>
           <w:rPr>
@@ -807,7 +807,7 @@
           <w:lang w:val="en-US"/>
         </w:rPr>
       </w:pPr>
-      <w:hyperlink w:anchor="_Toc192585184" w:history="1">
+      <w:hyperlink w:anchor="_Toc192675550" w:history="1">
         <w:r>
           <w:rPr>
             <w:rStyle w:val="af4"/>
@@ -851,7 +851,7 @@
             <w:noProof/>
             <w:webHidden/>
           </w:rPr>
-          <w:instrText xml:space="preserve"> PAGEREF _Toc192585184 \h </w:instrText>
+          <w:instrText xml:space="preserve"> PAGEREF _Toc192675550 \h </w:instrText>
         </w:r>
         <w:r>
           <w:rPr>
@@ -896,7 +896,7 @@
           <w:lang w:val="en-US"/>
         </w:rPr>
       </w:pPr>
-      <w:hyperlink w:anchor="_Toc192585185" w:history="1">
+      <w:hyperlink w:anchor="_Toc192675551" w:history="1">
         <w:r>
           <w:rPr>
             <w:rStyle w:val="af4"/>
@@ -940,7 +940,7 @@
             <w:noProof/>
             <w:webHidden/>
           </w:rPr>
-          <w:instrText xml:space="preserve"> PAGEREF _Toc192585185 \h </w:instrText>
+          <w:instrText xml:space="preserve"> PAGEREF _Toc192675551 \h </w:instrText>
         </w:r>
         <w:r>
           <w:rPr>
@@ -985,7 +985,7 @@
           <w:lang w:val="en-US"/>
         </w:rPr>
       </w:pPr>
-      <w:hyperlink w:anchor="_Toc192585186" w:history="1">
+      <w:hyperlink w:anchor="_Toc192675552" w:history="1">
         <w:r>
           <w:rPr>
             <w:rStyle w:val="af4"/>
@@ -1029,7 +1029,7 @@
             <w:noProof/>
             <w:webHidden/>
           </w:rPr>
-          <w:instrText xml:space="preserve"> PAGEREF _Toc192585186 \h </w:instrText>
+          <w:instrText xml:space="preserve"> PAGEREF _Toc192675552 \h </w:instrText>
         </w:r>
         <w:r>
           <w:rPr>
@@ -1074,7 +1074,7 @@
           <w:lang w:val="en-US"/>
         </w:rPr>
       </w:pPr>
-      <w:hyperlink w:anchor="_Toc192585187" w:history="1">
+      <w:hyperlink w:anchor="_Toc192675553" w:history="1">
         <w:r>
           <w:rPr>
             <w:rStyle w:val="af4"/>
@@ -1118,7 +1118,7 @@
             <w:noProof/>
             <w:webHidden/>
           </w:rPr>
-          <w:instrText xml:space="preserve"> PAGEREF _Toc192585187 \h </w:instrText>
+          <w:instrText xml:space="preserve"> PAGEREF _Toc192675553 \h </w:instrText>
         </w:r>
         <w:r>
           <w:rPr>
@@ -1164,7 +1164,7 @@
           <w:lang w:val="en-US"/>
         </w:rPr>
       </w:pPr>
-      <w:hyperlink w:anchor="_Toc192585188" w:history="1">
+      <w:hyperlink w:anchor="_Toc192675554" w:history="1">
         <w:r>
           <w:rPr>
             <w:rStyle w:val="af4"/>
@@ -1208,7 +1208,7 @@
             <w:noProof/>
             <w:webHidden/>
           </w:rPr>
-          <w:instrText xml:space="preserve"> PAGEREF _Toc192585188 \h </w:instrText>
+          <w:instrText xml:space="preserve"> PAGEREF _Toc192675554 \h </w:instrText>
         </w:r>
         <w:r>
           <w:rPr>
@@ -1253,7 +1253,7 @@
           <w:lang w:val="en-US"/>
         </w:rPr>
       </w:pPr>
-      <w:hyperlink w:anchor="_Toc192585189" w:history="1">
+      <w:hyperlink w:anchor="_Toc192675555" w:history="1">
         <w:r>
           <w:rPr>
             <w:rStyle w:val="af4"/>
@@ -1297,7 +1297,7 @@
             <w:noProof/>
             <w:webHidden/>
           </w:rPr>
-          <w:instrText xml:space="preserve"> PAGEREF _Toc192585189 \h </w:instrText>
+          <w:instrText xml:space="preserve"> PAGEREF _Toc192675555 \h </w:instrText>
         </w:r>
         <w:r>
           <w:rPr>
@@ -1342,7 +1342,7 @@
           <w:lang w:val="en-US"/>
         </w:rPr>
       </w:pPr>
-      <w:hyperlink w:anchor="_Toc192585190" w:history="1">
+      <w:hyperlink w:anchor="_Toc192675556" w:history="1">
         <w:r>
           <w:rPr>
             <w:rStyle w:val="af4"/>
@@ -1386,7 +1386,7 @@
             <w:noProof/>
             <w:webHidden/>
           </w:rPr>
-          <w:instrText xml:space="preserve"> PAGEREF _Toc192585190 \h </w:instrText>
+          <w:instrText xml:space="preserve"> PAGEREF _Toc192675556 \h </w:instrText>
         </w:r>
         <w:r>
           <w:rPr>
@@ -1431,7 +1431,7 @@
           <w:lang w:val="en-US"/>
         </w:rPr>
       </w:pPr>
-      <w:hyperlink w:anchor="_Toc192585191" w:history="1">
+      <w:hyperlink w:anchor="_Toc192675557" w:history="1">
         <w:r>
           <w:rPr>
             <w:rStyle w:val="af4"/>
@@ -1475,7 +1475,7 @@
             <w:noProof/>
             <w:webHidden/>
           </w:rPr>
-          <w:instrText xml:space="preserve"> PAGEREF _Toc192585191 \h </w:instrText>
+          <w:instrText xml:space="preserve"> PAGEREF _Toc192675557 \h </w:instrText>
         </w:r>
         <w:r>
           <w:rPr>
@@ -1520,7 +1520,7 @@
           <w:lang w:val="en-US"/>
         </w:rPr>
       </w:pPr>
-      <w:hyperlink w:anchor="_Toc192585192" w:history="1">
+      <w:hyperlink w:anchor="_Toc192675558" w:history="1">
         <w:r>
           <w:rPr>
             <w:rStyle w:val="af4"/>
@@ -1543,7 +1543,21 @@
             <w:rStyle w:val="af4"/>
             <w:noProof/>
           </w:rPr>
-          <w:t>Проверка взаимодействия функций блоков МТЗ, КЦН НН1, КЦН НН2,</w:t>
+          <w:t>Проверка взаимодействия фун</w:t>
+        </w:r>
+        <w:r>
+          <w:rPr>
+            <w:rStyle w:val="af4"/>
+            <w:noProof/>
+          </w:rPr>
+          <w:t>к</w:t>
+        </w:r>
+        <w:r>
+          <w:rPr>
+            <w:rStyle w:val="af4"/>
+            <w:noProof/>
+          </w:rPr>
+          <w:t>ций блоков МТЗ, КЦН НН1, КЦН НН2,</w:t>
         </w:r>
         <w:r>
           <w:rPr>
@@ -1564,7 +1578,7 @@
             <w:noProof/>
             <w:webHidden/>
           </w:rPr>
-          <w:instrText xml:space="preserve"> PAGEREF _Toc192585192 \h </w:instrText>
+          <w:instrText xml:space="preserve"> PAGEREF _Toc192675558 \h </w:instrText>
         </w:r>
         <w:r>
           <w:rPr>
@@ -1585,1164 +1599,6 @@
             <w:webHidden/>
           </w:rPr>
           <w:t>8</w:t>
-        </w:r>
-        <w:r>
-          <w:rPr>
-            <w:noProof/>
-            <w:webHidden/>
-          </w:rPr>
-          <w:fldChar w:fldCharType="end"/>
-        </w:r>
-      </w:hyperlink>
-    </w:p>
-    <w:p>
-      <w:pPr>
-        <w:pStyle w:val="22"/>
-        <w:tabs>
-          <w:tab w:val="left" w:pos="1100"/>
-        </w:tabs>
-        <w:rPr>
-          <w:rFonts w:asciiTheme="minorHAnsi" w:eastAsiaTheme="minorEastAsia" w:hAnsiTheme="minorHAnsi"/>
-          <w:noProof/>
-          <w:color w:val="auto"/>
-          <w:sz w:val="22"/>
-          <w:lang w:val="en-US"/>
-        </w:rPr>
-      </w:pPr>
-      <w:hyperlink w:anchor="_Toc192585193" w:history="1">
-        <w:r>
-          <w:rPr>
-            <w:rStyle w:val="af4"/>
-            <w:noProof/>
-          </w:rPr>
-          <w:t>2.5</w:t>
-        </w:r>
-        <w:r>
-          <w:rPr>
-            <w:rFonts w:asciiTheme="minorHAnsi" w:eastAsiaTheme="minorEastAsia" w:hAnsiTheme="minorHAnsi"/>
-            <w:noProof/>
-            <w:color w:val="auto"/>
-            <w:sz w:val="22"/>
-            <w:lang w:val="en-US"/>
-          </w:rPr>
-          <w:tab/>
-        </w:r>
-        <w:r>
-          <w:rPr>
-            <w:rStyle w:val="af4"/>
-            <w:noProof/>
-          </w:rPr>
-          <w:t>Проверка функций КЦН НН1, КЦН НН2</w:t>
-        </w:r>
-        <w:r>
-          <w:rPr>
-            <w:noProof/>
-            <w:webHidden/>
-          </w:rPr>
-          <w:tab/>
-        </w:r>
-        <w:r>
-          <w:rPr>
-            <w:noProof/>
-            <w:webHidden/>
-          </w:rPr>
-          <w:fldChar w:fldCharType="begin"/>
-        </w:r>
-        <w:r>
-          <w:rPr>
-            <w:noProof/>
-            <w:webHidden/>
-          </w:rPr>
-          <w:instrText xml:space="preserve"> PAGEREF _Toc192585193 \h </w:instrText>
-        </w:r>
-        <w:r>
-          <w:rPr>
-            <w:noProof/>
-            <w:webHidden/>
-          </w:rPr>
-        </w:r>
-        <w:r>
-          <w:rPr>
-            <w:noProof/>
-            <w:webHidden/>
-          </w:rPr>
-          <w:fldChar w:fldCharType="separate"/>
-        </w:r>
-        <w:r>
-          <w:rPr>
-            <w:noProof/>
-            <w:webHidden/>
-          </w:rPr>
-          <w:t>12</w:t>
-        </w:r>
-        <w:r>
-          <w:rPr>
-            <w:noProof/>
-            <w:webHidden/>
-          </w:rPr>
-          <w:fldChar w:fldCharType="end"/>
-        </w:r>
-      </w:hyperlink>
-    </w:p>
-    <w:p>
-      <w:pPr>
-        <w:pStyle w:val="22"/>
-        <w:tabs>
-          <w:tab w:val="left" w:pos="1100"/>
-        </w:tabs>
-        <w:rPr>
-          <w:rFonts w:asciiTheme="minorHAnsi" w:eastAsiaTheme="minorEastAsia" w:hAnsiTheme="minorHAnsi"/>
-          <w:noProof/>
-          <w:color w:val="auto"/>
-          <w:sz w:val="22"/>
-          <w:lang w:val="en-US"/>
-        </w:rPr>
-      </w:pPr>
-      <w:hyperlink w:anchor="_Toc192585194" w:history="1">
-        <w:r>
-          <w:rPr>
-            <w:rStyle w:val="af4"/>
-            <w:noProof/>
-          </w:rPr>
-          <w:t>2.6</w:t>
-        </w:r>
-        <w:r>
-          <w:rPr>
-            <w:rFonts w:asciiTheme="minorHAnsi" w:eastAsiaTheme="minorEastAsia" w:hAnsiTheme="minorHAnsi"/>
-            <w:noProof/>
-            <w:color w:val="auto"/>
-            <w:sz w:val="22"/>
-            <w:lang w:val="en-US"/>
-          </w:rPr>
-          <w:tab/>
-        </w:r>
-        <w:r>
-          <w:rPr>
-            <w:rStyle w:val="af4"/>
-            <w:noProof/>
-          </w:rPr>
-          <w:t>Проверка функций КПОН1, КПОН2</w:t>
-        </w:r>
-        <w:r>
-          <w:rPr>
-            <w:noProof/>
-            <w:webHidden/>
-          </w:rPr>
-          <w:tab/>
-        </w:r>
-        <w:r>
-          <w:rPr>
-            <w:noProof/>
-            <w:webHidden/>
-          </w:rPr>
-          <w:fldChar w:fldCharType="begin"/>
-        </w:r>
-        <w:r>
-          <w:rPr>
-            <w:noProof/>
-            <w:webHidden/>
-          </w:rPr>
-          <w:instrText xml:space="preserve"> PAGEREF _Toc192585194 \h </w:instrText>
-        </w:r>
-        <w:r>
-          <w:rPr>
-            <w:noProof/>
-            <w:webHidden/>
-          </w:rPr>
-        </w:r>
-        <w:r>
-          <w:rPr>
-            <w:noProof/>
-            <w:webHidden/>
-          </w:rPr>
-          <w:fldChar w:fldCharType="separate"/>
-        </w:r>
-        <w:r>
-          <w:rPr>
-            <w:noProof/>
-            <w:webHidden/>
-          </w:rPr>
-          <w:t>21</w:t>
-        </w:r>
-        <w:r>
-          <w:rPr>
-            <w:noProof/>
-            <w:webHidden/>
-          </w:rPr>
-          <w:fldChar w:fldCharType="end"/>
-        </w:r>
-      </w:hyperlink>
-    </w:p>
-    <w:p>
-      <w:pPr>
-        <w:pStyle w:val="22"/>
-        <w:tabs>
-          <w:tab w:val="left" w:pos="1100"/>
-        </w:tabs>
-        <w:rPr>
-          <w:rFonts w:asciiTheme="minorHAnsi" w:eastAsiaTheme="minorEastAsia" w:hAnsiTheme="minorHAnsi"/>
-          <w:noProof/>
-          <w:color w:val="auto"/>
-          <w:sz w:val="22"/>
-          <w:lang w:val="en-US"/>
-        </w:rPr>
-      </w:pPr>
-      <w:hyperlink w:anchor="_Toc192585195" w:history="1">
-        <w:r>
-          <w:rPr>
-            <w:rStyle w:val="af4"/>
-            <w:noProof/>
-          </w:rPr>
-          <w:t>2.7</w:t>
-        </w:r>
-        <w:r>
-          <w:rPr>
-            <w:rFonts w:asciiTheme="minorHAnsi" w:eastAsiaTheme="minorEastAsia" w:hAnsiTheme="minorHAnsi"/>
-            <w:noProof/>
-            <w:color w:val="auto"/>
-            <w:sz w:val="22"/>
-            <w:lang w:val="en-US"/>
-          </w:rPr>
-          <w:tab/>
-        </w:r>
-        <w:r>
-          <w:rPr>
-            <w:rStyle w:val="af4"/>
-            <w:noProof/>
-          </w:rPr>
-          <w:t>Проверка функции БНТ</w:t>
-        </w:r>
-        <w:r>
-          <w:rPr>
-            <w:noProof/>
-            <w:webHidden/>
-          </w:rPr>
-          <w:tab/>
-        </w:r>
-        <w:r>
-          <w:rPr>
-            <w:noProof/>
-            <w:webHidden/>
-          </w:rPr>
-          <w:fldChar w:fldCharType="begin"/>
-        </w:r>
-        <w:r>
-          <w:rPr>
-            <w:noProof/>
-            <w:webHidden/>
-          </w:rPr>
-          <w:instrText xml:space="preserve"> PAGEREF _Toc192585195 \h </w:instrText>
-        </w:r>
-        <w:r>
-          <w:rPr>
-            <w:noProof/>
-            <w:webHidden/>
-          </w:rPr>
-        </w:r>
-        <w:r>
-          <w:rPr>
-            <w:noProof/>
-            <w:webHidden/>
-          </w:rPr>
-          <w:fldChar w:fldCharType="separate"/>
-        </w:r>
-        <w:r>
-          <w:rPr>
-            <w:noProof/>
-            <w:webHidden/>
-          </w:rPr>
-          <w:t>38</w:t>
-        </w:r>
-        <w:r>
-          <w:rPr>
-            <w:noProof/>
-            <w:webHidden/>
-          </w:rPr>
-          <w:fldChar w:fldCharType="end"/>
-        </w:r>
-      </w:hyperlink>
-    </w:p>
-    <w:p>
-      <w:pPr>
-        <w:pStyle w:val="22"/>
-        <w:tabs>
-          <w:tab w:val="left" w:pos="1100"/>
-        </w:tabs>
-        <w:rPr>
-          <w:rFonts w:asciiTheme="minorHAnsi" w:eastAsiaTheme="minorEastAsia" w:hAnsiTheme="minorHAnsi"/>
-          <w:noProof/>
-          <w:color w:val="auto"/>
-          <w:sz w:val="22"/>
-          <w:lang w:val="en-US"/>
-        </w:rPr>
-      </w:pPr>
-      <w:hyperlink w:anchor="_Toc192585196" w:history="1">
-        <w:r>
-          <w:rPr>
-            <w:rStyle w:val="af4"/>
-            <w:noProof/>
-          </w:rPr>
-          <w:t>2.8</w:t>
-        </w:r>
-        <w:r>
-          <w:rPr>
-            <w:rFonts w:asciiTheme="minorHAnsi" w:eastAsiaTheme="minorEastAsia" w:hAnsiTheme="minorHAnsi"/>
-            <w:noProof/>
-            <w:color w:val="auto"/>
-            <w:sz w:val="22"/>
-            <w:lang w:val="en-US"/>
-          </w:rPr>
-          <w:tab/>
-        </w:r>
-        <w:r>
-          <w:rPr>
-            <w:rStyle w:val="af4"/>
-            <w:noProof/>
-          </w:rPr>
-          <w:t>Проверка функции МТЗ 1 ступень</w:t>
-        </w:r>
-        <w:r>
-          <w:rPr>
-            <w:noProof/>
-            <w:webHidden/>
-          </w:rPr>
-          <w:tab/>
-        </w:r>
-        <w:r>
-          <w:rPr>
-            <w:noProof/>
-            <w:webHidden/>
-          </w:rPr>
-          <w:fldChar w:fldCharType="begin"/>
-        </w:r>
-        <w:r>
-          <w:rPr>
-            <w:noProof/>
-            <w:webHidden/>
-          </w:rPr>
-          <w:instrText xml:space="preserve"> PAGEREF _Toc192585196 \h </w:instrText>
-        </w:r>
-        <w:r>
-          <w:rPr>
-            <w:noProof/>
-            <w:webHidden/>
-          </w:rPr>
-        </w:r>
-        <w:r>
-          <w:rPr>
-            <w:noProof/>
-            <w:webHidden/>
-          </w:rPr>
-          <w:fldChar w:fldCharType="separate"/>
-        </w:r>
-        <w:r>
-          <w:rPr>
-            <w:noProof/>
-            <w:webHidden/>
-          </w:rPr>
-          <w:t>75</w:t>
-        </w:r>
-        <w:r>
-          <w:rPr>
-            <w:noProof/>
-            <w:webHidden/>
-          </w:rPr>
-          <w:fldChar w:fldCharType="end"/>
-        </w:r>
-      </w:hyperlink>
-    </w:p>
-    <w:p>
-      <w:pPr>
-        <w:pStyle w:val="22"/>
-        <w:tabs>
-          <w:tab w:val="left" w:pos="1100"/>
-        </w:tabs>
-        <w:rPr>
-          <w:rFonts w:asciiTheme="minorHAnsi" w:eastAsiaTheme="minorEastAsia" w:hAnsiTheme="minorHAnsi"/>
-          <w:noProof/>
-          <w:color w:val="auto"/>
-          <w:sz w:val="22"/>
-          <w:lang w:val="en-US"/>
-        </w:rPr>
-      </w:pPr>
-      <w:hyperlink w:anchor="_Toc192585197" w:history="1">
-        <w:r>
-          <w:rPr>
-            <w:rStyle w:val="af4"/>
-            <w:noProof/>
-          </w:rPr>
-          <w:t>2.9</w:t>
-        </w:r>
-        <w:r>
-          <w:rPr>
-            <w:rFonts w:asciiTheme="minorHAnsi" w:eastAsiaTheme="minorEastAsia" w:hAnsiTheme="minorHAnsi"/>
-            <w:noProof/>
-            <w:color w:val="auto"/>
-            <w:sz w:val="22"/>
-            <w:lang w:val="en-US"/>
-          </w:rPr>
-          <w:tab/>
-        </w:r>
-        <w:r>
-          <w:rPr>
-            <w:rStyle w:val="af4"/>
-            <w:noProof/>
-          </w:rPr>
-          <w:t>Проверка функции МТЗ 2 ступень</w:t>
-        </w:r>
-        <w:r>
-          <w:rPr>
-            <w:noProof/>
-            <w:webHidden/>
-          </w:rPr>
-          <w:tab/>
-        </w:r>
-        <w:r>
-          <w:rPr>
-            <w:noProof/>
-            <w:webHidden/>
-          </w:rPr>
-          <w:fldChar w:fldCharType="begin"/>
-        </w:r>
-        <w:r>
-          <w:rPr>
-            <w:noProof/>
-            <w:webHidden/>
-          </w:rPr>
-          <w:instrText xml:space="preserve"> PAGEREF _Toc192585197 \h </w:instrText>
-        </w:r>
-        <w:r>
-          <w:rPr>
-            <w:noProof/>
-            <w:webHidden/>
-          </w:rPr>
-        </w:r>
-        <w:r>
-          <w:rPr>
-            <w:noProof/>
-            <w:webHidden/>
-          </w:rPr>
-          <w:fldChar w:fldCharType="separate"/>
-        </w:r>
-        <w:r>
-          <w:rPr>
-            <w:noProof/>
-            <w:webHidden/>
-          </w:rPr>
-          <w:t>126</w:t>
-        </w:r>
-        <w:r>
-          <w:rPr>
-            <w:noProof/>
-            <w:webHidden/>
-          </w:rPr>
-          <w:fldChar w:fldCharType="end"/>
-        </w:r>
-      </w:hyperlink>
-    </w:p>
-    <w:p>
-      <w:pPr>
-        <w:pStyle w:val="22"/>
-        <w:tabs>
-          <w:tab w:val="left" w:pos="1320"/>
-        </w:tabs>
-        <w:rPr>
-          <w:rFonts w:asciiTheme="minorHAnsi" w:eastAsiaTheme="minorEastAsia" w:hAnsiTheme="minorHAnsi"/>
-          <w:noProof/>
-          <w:color w:val="auto"/>
-          <w:sz w:val="22"/>
-          <w:lang w:val="en-US"/>
-        </w:rPr>
-      </w:pPr>
-      <w:hyperlink w:anchor="_Toc192585198" w:history="1">
-        <w:r>
-          <w:rPr>
-            <w:rStyle w:val="af4"/>
-            <w:noProof/>
-          </w:rPr>
-          <w:t>2.10</w:t>
-        </w:r>
-        <w:r>
-          <w:rPr>
-            <w:rFonts w:asciiTheme="minorHAnsi" w:eastAsiaTheme="minorEastAsia" w:hAnsiTheme="minorHAnsi"/>
-            <w:noProof/>
-            <w:color w:val="auto"/>
-            <w:sz w:val="22"/>
-            <w:lang w:val="en-US"/>
-          </w:rPr>
-          <w:tab/>
-        </w:r>
-        <w:r>
-          <w:rPr>
-            <w:rStyle w:val="af4"/>
-            <w:noProof/>
-          </w:rPr>
-          <w:t>Проверка МТЗ 3 ступень</w:t>
-        </w:r>
-        <w:r>
-          <w:rPr>
-            <w:noProof/>
-            <w:webHidden/>
-          </w:rPr>
-          <w:tab/>
-        </w:r>
-        <w:r>
-          <w:rPr>
-            <w:noProof/>
-            <w:webHidden/>
-          </w:rPr>
-          <w:fldChar w:fldCharType="begin"/>
-        </w:r>
-        <w:r>
-          <w:rPr>
-            <w:noProof/>
-            <w:webHidden/>
-          </w:rPr>
-          <w:instrText xml:space="preserve"> PAGEREF _Toc192585198 \h </w:instrText>
-        </w:r>
-        <w:r>
-          <w:rPr>
-            <w:noProof/>
-            <w:webHidden/>
-          </w:rPr>
-        </w:r>
-        <w:r>
-          <w:rPr>
-            <w:noProof/>
-            <w:webHidden/>
-          </w:rPr>
-          <w:fldChar w:fldCharType="separate"/>
-        </w:r>
-        <w:r>
-          <w:rPr>
-            <w:noProof/>
-            <w:webHidden/>
-          </w:rPr>
-          <w:t>174</w:t>
-        </w:r>
-        <w:r>
-          <w:rPr>
-            <w:noProof/>
-            <w:webHidden/>
-          </w:rPr>
-          <w:fldChar w:fldCharType="end"/>
-        </w:r>
-      </w:hyperlink>
-    </w:p>
-    <w:p>
-      <w:pPr>
-        <w:pStyle w:val="12"/>
-        <w:tabs>
-          <w:tab w:val="left" w:pos="567"/>
-          <w:tab w:val="right" w:leader="dot" w:pos="9605"/>
-        </w:tabs>
-        <w:rPr>
-          <w:rFonts w:asciiTheme="minorHAnsi" w:eastAsiaTheme="minorEastAsia" w:hAnsiTheme="minorHAnsi"/>
-          <w:noProof/>
-          <w:color w:val="auto"/>
-          <w:sz w:val="22"/>
-          <w:lang w:val="en-US"/>
-        </w:rPr>
-      </w:pPr>
-      <w:hyperlink w:anchor="_Toc192585199" w:history="1">
-        <w:r>
-          <w:rPr>
-            <w:rStyle w:val="af4"/>
-            <w:noProof/>
-          </w:rPr>
-          <w:t>3.</w:t>
-        </w:r>
-        <w:r>
-          <w:rPr>
-            <w:rFonts w:asciiTheme="minorHAnsi" w:eastAsiaTheme="minorEastAsia" w:hAnsiTheme="minorHAnsi"/>
-            <w:noProof/>
-            <w:color w:val="auto"/>
-            <w:sz w:val="22"/>
-            <w:lang w:val="en-US"/>
-          </w:rPr>
-          <w:tab/>
-        </w:r>
-        <w:r>
-          <w:rPr>
-            <w:rStyle w:val="af4"/>
-            <w:noProof/>
-          </w:rPr>
-          <w:t>РЕЗУЛЬТАТЫ ИСПЫТАНИЙ</w:t>
-        </w:r>
-        <w:r>
-          <w:rPr>
-            <w:noProof/>
-            <w:webHidden/>
-          </w:rPr>
-          <w:tab/>
-        </w:r>
-        <w:r>
-          <w:rPr>
-            <w:noProof/>
-            <w:webHidden/>
-          </w:rPr>
-          <w:fldChar w:fldCharType="begin"/>
-        </w:r>
-        <w:r>
-          <w:rPr>
-            <w:noProof/>
-            <w:webHidden/>
-          </w:rPr>
-          <w:instrText xml:space="preserve"> PAGEREF _Toc192585199 \h </w:instrText>
-        </w:r>
-        <w:r>
-          <w:rPr>
-            <w:noProof/>
-            <w:webHidden/>
-          </w:rPr>
-        </w:r>
-        <w:r>
-          <w:rPr>
-            <w:noProof/>
-            <w:webHidden/>
-          </w:rPr>
-          <w:fldChar w:fldCharType="separate"/>
-        </w:r>
-        <w:r>
-          <w:rPr>
-            <w:noProof/>
-            <w:webHidden/>
-          </w:rPr>
-          <w:t>222</w:t>
-        </w:r>
-        <w:r>
-          <w:rPr>
-            <w:noProof/>
-            <w:webHidden/>
-          </w:rPr>
-          <w:fldChar w:fldCharType="end"/>
-        </w:r>
-      </w:hyperlink>
-    </w:p>
-    <w:p>
-      <w:pPr>
-        <w:pStyle w:val="22"/>
-        <w:tabs>
-          <w:tab w:val="left" w:pos="1100"/>
-        </w:tabs>
-        <w:rPr>
-          <w:rFonts w:asciiTheme="minorHAnsi" w:eastAsiaTheme="minorEastAsia" w:hAnsiTheme="minorHAnsi"/>
-          <w:noProof/>
-          <w:color w:val="auto"/>
-          <w:sz w:val="22"/>
-          <w:lang w:val="en-US"/>
-        </w:rPr>
-      </w:pPr>
-      <w:hyperlink w:anchor="_Toc192585200" w:history="1">
-        <w:r>
-          <w:rPr>
-            <w:rStyle w:val="af4"/>
-            <w:noProof/>
-          </w:rPr>
-          <w:t>3.1</w:t>
-        </w:r>
-        <w:r>
-          <w:rPr>
-            <w:rFonts w:asciiTheme="minorHAnsi" w:eastAsiaTheme="minorEastAsia" w:hAnsiTheme="minorHAnsi"/>
-            <w:noProof/>
-            <w:color w:val="auto"/>
-            <w:sz w:val="22"/>
-            <w:lang w:val="en-US"/>
-          </w:rPr>
-          <w:tab/>
-        </w:r>
-        <w:r>
-          <w:rPr>
-            <w:rStyle w:val="af4"/>
-            <w:noProof/>
-          </w:rPr>
-          <w:t>Результат проверки функций КЦН НН1, КЦН НН2</w:t>
-        </w:r>
-        <w:r>
-          <w:rPr>
-            <w:noProof/>
-            <w:webHidden/>
-          </w:rPr>
-          <w:tab/>
-        </w:r>
-        <w:r>
-          <w:rPr>
-            <w:noProof/>
-            <w:webHidden/>
-          </w:rPr>
-          <w:fldChar w:fldCharType="begin"/>
-        </w:r>
-        <w:r>
-          <w:rPr>
-            <w:noProof/>
-            <w:webHidden/>
-          </w:rPr>
-          <w:instrText xml:space="preserve"> PAGEREF _Toc192585200 \h </w:instrText>
-        </w:r>
-        <w:r>
-          <w:rPr>
-            <w:noProof/>
-            <w:webHidden/>
-          </w:rPr>
-        </w:r>
-        <w:r>
-          <w:rPr>
-            <w:noProof/>
-            <w:webHidden/>
-          </w:rPr>
-          <w:fldChar w:fldCharType="separate"/>
-        </w:r>
-        <w:r>
-          <w:rPr>
-            <w:noProof/>
-            <w:webHidden/>
-          </w:rPr>
-          <w:t>222</w:t>
-        </w:r>
-        <w:r>
-          <w:rPr>
-            <w:noProof/>
-            <w:webHidden/>
-          </w:rPr>
-          <w:fldChar w:fldCharType="end"/>
-        </w:r>
-      </w:hyperlink>
-    </w:p>
-    <w:p>
-      <w:pPr>
-        <w:pStyle w:val="22"/>
-        <w:tabs>
-          <w:tab w:val="left" w:pos="1100"/>
-        </w:tabs>
-        <w:rPr>
-          <w:rFonts w:asciiTheme="minorHAnsi" w:eastAsiaTheme="minorEastAsia" w:hAnsiTheme="minorHAnsi"/>
-          <w:noProof/>
-          <w:color w:val="auto"/>
-          <w:sz w:val="22"/>
-          <w:lang w:val="en-US"/>
-        </w:rPr>
-      </w:pPr>
-      <w:hyperlink w:anchor="_Toc192585201" w:history="1">
-        <w:r>
-          <w:rPr>
-            <w:rStyle w:val="af4"/>
-            <w:noProof/>
-          </w:rPr>
-          <w:t>3.2</w:t>
-        </w:r>
-        <w:r>
-          <w:rPr>
-            <w:rFonts w:asciiTheme="minorHAnsi" w:eastAsiaTheme="minorEastAsia" w:hAnsiTheme="minorHAnsi"/>
-            <w:noProof/>
-            <w:color w:val="auto"/>
-            <w:sz w:val="22"/>
-            <w:lang w:val="en-US"/>
-          </w:rPr>
-          <w:tab/>
-        </w:r>
-        <w:r>
-          <w:rPr>
-            <w:rStyle w:val="af4"/>
-            <w:noProof/>
-          </w:rPr>
-          <w:t>Результат проверки функций КПОН1, КПОН2</w:t>
-        </w:r>
-        <w:r>
-          <w:rPr>
-            <w:noProof/>
-            <w:webHidden/>
-          </w:rPr>
-          <w:tab/>
-        </w:r>
-        <w:r>
-          <w:rPr>
-            <w:noProof/>
-            <w:webHidden/>
-          </w:rPr>
-          <w:fldChar w:fldCharType="begin"/>
-        </w:r>
-        <w:r>
-          <w:rPr>
-            <w:noProof/>
-            <w:webHidden/>
-          </w:rPr>
-          <w:instrText xml:space="preserve"> PAGEREF _Toc192585201 \h </w:instrText>
-        </w:r>
-        <w:r>
-          <w:rPr>
-            <w:noProof/>
-            <w:webHidden/>
-          </w:rPr>
-        </w:r>
-        <w:r>
-          <w:rPr>
-            <w:noProof/>
-            <w:webHidden/>
-          </w:rPr>
-          <w:fldChar w:fldCharType="separate"/>
-        </w:r>
-        <w:r>
-          <w:rPr>
-            <w:noProof/>
-            <w:webHidden/>
-          </w:rPr>
-          <w:t>222</w:t>
-        </w:r>
-        <w:r>
-          <w:rPr>
-            <w:noProof/>
-            <w:webHidden/>
-          </w:rPr>
-          <w:fldChar w:fldCharType="end"/>
-        </w:r>
-      </w:hyperlink>
-    </w:p>
-    <w:p>
-      <w:pPr>
-        <w:pStyle w:val="22"/>
-        <w:tabs>
-          <w:tab w:val="left" w:pos="1100"/>
-        </w:tabs>
-        <w:rPr>
-          <w:rFonts w:asciiTheme="minorHAnsi" w:eastAsiaTheme="minorEastAsia" w:hAnsiTheme="minorHAnsi"/>
-          <w:noProof/>
-          <w:color w:val="auto"/>
-          <w:sz w:val="22"/>
-          <w:lang w:val="en-US"/>
-        </w:rPr>
-      </w:pPr>
-      <w:hyperlink w:anchor="_Toc192585202" w:history="1">
-        <w:r>
-          <w:rPr>
-            <w:rStyle w:val="af4"/>
-            <w:noProof/>
-          </w:rPr>
-          <w:t>3.3</w:t>
-        </w:r>
-        <w:r>
-          <w:rPr>
-            <w:rFonts w:asciiTheme="minorHAnsi" w:eastAsiaTheme="minorEastAsia" w:hAnsiTheme="minorHAnsi"/>
-            <w:noProof/>
-            <w:color w:val="auto"/>
-            <w:sz w:val="22"/>
-            <w:lang w:val="en-US"/>
-          </w:rPr>
-          <w:tab/>
-        </w:r>
-        <w:r>
-          <w:rPr>
-            <w:rStyle w:val="af4"/>
-            <w:noProof/>
-          </w:rPr>
-          <w:t>Результат проверки функции БНТ</w:t>
-        </w:r>
-        <w:r>
-          <w:rPr>
-            <w:noProof/>
-            <w:webHidden/>
-          </w:rPr>
-          <w:tab/>
-        </w:r>
-        <w:r>
-          <w:rPr>
-            <w:noProof/>
-            <w:webHidden/>
-          </w:rPr>
-          <w:fldChar w:fldCharType="begin"/>
-        </w:r>
-        <w:r>
-          <w:rPr>
-            <w:noProof/>
-            <w:webHidden/>
-          </w:rPr>
-          <w:instrText xml:space="preserve"> PAGEREF _Toc192585202 \h </w:instrText>
-        </w:r>
-        <w:r>
-          <w:rPr>
-            <w:noProof/>
-            <w:webHidden/>
-          </w:rPr>
-        </w:r>
-        <w:r>
-          <w:rPr>
-            <w:noProof/>
-            <w:webHidden/>
-          </w:rPr>
-          <w:fldChar w:fldCharType="separate"/>
-        </w:r>
-        <w:r>
-          <w:rPr>
-            <w:noProof/>
-            <w:webHidden/>
-          </w:rPr>
-          <w:t>223</w:t>
-        </w:r>
-        <w:r>
-          <w:rPr>
-            <w:noProof/>
-            <w:webHidden/>
-          </w:rPr>
-          <w:fldChar w:fldCharType="end"/>
-        </w:r>
-      </w:hyperlink>
-    </w:p>
-    <w:p>
-      <w:pPr>
-        <w:pStyle w:val="22"/>
-        <w:tabs>
-          <w:tab w:val="left" w:pos="1100"/>
-        </w:tabs>
-        <w:rPr>
-          <w:rFonts w:asciiTheme="minorHAnsi" w:eastAsiaTheme="minorEastAsia" w:hAnsiTheme="minorHAnsi"/>
-          <w:noProof/>
-          <w:color w:val="auto"/>
-          <w:sz w:val="22"/>
-          <w:lang w:val="en-US"/>
-        </w:rPr>
-      </w:pPr>
-      <w:hyperlink w:anchor="_Toc192585203" w:history="1">
-        <w:r>
-          <w:rPr>
-            <w:rStyle w:val="af4"/>
-            <w:noProof/>
-          </w:rPr>
-          <w:t>3.4</w:t>
-        </w:r>
-        <w:r>
-          <w:rPr>
-            <w:rFonts w:asciiTheme="minorHAnsi" w:eastAsiaTheme="minorEastAsia" w:hAnsiTheme="minorHAnsi"/>
-            <w:noProof/>
-            <w:color w:val="auto"/>
-            <w:sz w:val="22"/>
-            <w:lang w:val="en-US"/>
-          </w:rPr>
-          <w:tab/>
-        </w:r>
-        <w:r>
-          <w:rPr>
-            <w:rStyle w:val="af4"/>
-            <w:noProof/>
-          </w:rPr>
-          <w:t>Результат проверки функции МТЗ 1 ступень</w:t>
-        </w:r>
-        <w:r>
-          <w:rPr>
-            <w:noProof/>
-            <w:webHidden/>
-          </w:rPr>
-          <w:tab/>
-        </w:r>
-        <w:r>
-          <w:rPr>
-            <w:noProof/>
-            <w:webHidden/>
-          </w:rPr>
-          <w:fldChar w:fldCharType="begin"/>
-        </w:r>
-        <w:r>
-          <w:rPr>
-            <w:noProof/>
-            <w:webHidden/>
-          </w:rPr>
-          <w:instrText xml:space="preserve"> PAGEREF _Toc192585203 \h </w:instrText>
-        </w:r>
-        <w:r>
-          <w:rPr>
-            <w:noProof/>
-            <w:webHidden/>
-          </w:rPr>
-        </w:r>
-        <w:r>
-          <w:rPr>
-            <w:noProof/>
-            <w:webHidden/>
-          </w:rPr>
-          <w:fldChar w:fldCharType="separate"/>
-        </w:r>
-        <w:r>
-          <w:rPr>
-            <w:noProof/>
-            <w:webHidden/>
-          </w:rPr>
-          <w:t>224</w:t>
-        </w:r>
-        <w:r>
-          <w:rPr>
-            <w:noProof/>
-            <w:webHidden/>
-          </w:rPr>
-          <w:fldChar w:fldCharType="end"/>
-        </w:r>
-      </w:hyperlink>
-    </w:p>
-    <w:p>
-      <w:pPr>
-        <w:pStyle w:val="22"/>
-        <w:tabs>
-          <w:tab w:val="left" w:pos="1100"/>
-        </w:tabs>
-        <w:rPr>
-          <w:rFonts w:asciiTheme="minorHAnsi" w:eastAsiaTheme="minorEastAsia" w:hAnsiTheme="minorHAnsi"/>
-          <w:noProof/>
-          <w:color w:val="auto"/>
-          <w:sz w:val="22"/>
-          <w:lang w:val="en-US"/>
-        </w:rPr>
-      </w:pPr>
-      <w:hyperlink w:anchor="_Toc192585204" w:history="1">
-        <w:r>
-          <w:rPr>
-            <w:rStyle w:val="af4"/>
-            <w:noProof/>
-          </w:rPr>
-          <w:t>3.5</w:t>
-        </w:r>
-        <w:r>
-          <w:rPr>
-            <w:rFonts w:asciiTheme="minorHAnsi" w:eastAsiaTheme="minorEastAsia" w:hAnsiTheme="minorHAnsi"/>
-            <w:noProof/>
-            <w:color w:val="auto"/>
-            <w:sz w:val="22"/>
-            <w:lang w:val="en-US"/>
-          </w:rPr>
-          <w:tab/>
-        </w:r>
-        <w:r>
-          <w:rPr>
-            <w:rStyle w:val="af4"/>
-            <w:noProof/>
-          </w:rPr>
-          <w:t>Результат проверки функции МТЗ 2 ступень</w:t>
-        </w:r>
-        <w:r>
-          <w:rPr>
-            <w:noProof/>
-            <w:webHidden/>
-          </w:rPr>
-          <w:tab/>
-        </w:r>
-        <w:r>
-          <w:rPr>
-            <w:noProof/>
-            <w:webHidden/>
-          </w:rPr>
-          <w:fldChar w:fldCharType="begin"/>
-        </w:r>
-        <w:r>
-          <w:rPr>
-            <w:noProof/>
-            <w:webHidden/>
-          </w:rPr>
-          <w:instrText xml:space="preserve"> PAGEREF _Toc192585204 \h </w:instrText>
-        </w:r>
-        <w:r>
-          <w:rPr>
-            <w:noProof/>
-            <w:webHidden/>
-          </w:rPr>
-        </w:r>
-        <w:r>
-          <w:rPr>
-            <w:noProof/>
-            <w:webHidden/>
-          </w:rPr>
-          <w:fldChar w:fldCharType="separate"/>
-        </w:r>
-        <w:r>
-          <w:rPr>
-            <w:noProof/>
-            <w:webHidden/>
-          </w:rPr>
-          <w:t>225</w:t>
-        </w:r>
-        <w:r>
-          <w:rPr>
-            <w:noProof/>
-            <w:webHidden/>
-          </w:rPr>
-          <w:fldChar w:fldCharType="end"/>
-        </w:r>
-      </w:hyperlink>
-    </w:p>
-    <w:p>
-      <w:pPr>
-        <w:pStyle w:val="22"/>
-        <w:tabs>
-          <w:tab w:val="left" w:pos="1100"/>
-        </w:tabs>
-        <w:rPr>
-          <w:rFonts w:asciiTheme="minorHAnsi" w:eastAsiaTheme="minorEastAsia" w:hAnsiTheme="minorHAnsi"/>
-          <w:noProof/>
-          <w:color w:val="auto"/>
-          <w:sz w:val="22"/>
-          <w:lang w:val="en-US"/>
-        </w:rPr>
-      </w:pPr>
-      <w:hyperlink w:anchor="_Toc192585205" w:history="1">
-        <w:r>
-          <w:rPr>
-            <w:rStyle w:val="af4"/>
-            <w:noProof/>
-          </w:rPr>
-          <w:t>3.6</w:t>
-        </w:r>
-        <w:r>
-          <w:rPr>
-            <w:rFonts w:asciiTheme="minorHAnsi" w:eastAsiaTheme="minorEastAsia" w:hAnsiTheme="minorHAnsi"/>
-            <w:noProof/>
-            <w:color w:val="auto"/>
-            <w:sz w:val="22"/>
-            <w:lang w:val="en-US"/>
-          </w:rPr>
-          <w:tab/>
-        </w:r>
-        <w:r>
-          <w:rPr>
-            <w:rStyle w:val="af4"/>
-            <w:noProof/>
-          </w:rPr>
-          <w:t>Результат проверки функции МТЗ 3 ступень</w:t>
-        </w:r>
-        <w:r>
-          <w:rPr>
-            <w:noProof/>
-            <w:webHidden/>
-          </w:rPr>
-          <w:tab/>
-        </w:r>
-        <w:r>
-          <w:rPr>
-            <w:noProof/>
-            <w:webHidden/>
-          </w:rPr>
-          <w:fldChar w:fldCharType="begin"/>
-        </w:r>
-        <w:r>
-          <w:rPr>
-            <w:noProof/>
-            <w:webHidden/>
-          </w:rPr>
-          <w:instrText xml:space="preserve"> PAGEREF _Toc192585205 \h </w:instrText>
-        </w:r>
-        <w:r>
-          <w:rPr>
-            <w:noProof/>
-            <w:webHidden/>
-          </w:rPr>
-        </w:r>
-        <w:r>
-          <w:rPr>
-            <w:noProof/>
-            <w:webHidden/>
-          </w:rPr>
-          <w:fldChar w:fldCharType="separate"/>
-        </w:r>
-        <w:r>
-          <w:rPr>
-            <w:noProof/>
-            <w:webHidden/>
-          </w:rPr>
-          <w:t>227</w:t>
         </w:r>
         <w:r>
           <w:rPr>
@@ -2803,7 +1659,7 @@
         <w:lastRenderedPageBreak/>
         <w:tab/>
       </w:r>
-      <w:bookmarkStart w:id="0" w:name="_Toc192585180"/>
+      <w:bookmarkStart w:id="0" w:name="_Toc192675546"/>
       <w:r>
         <w:t>ОБЩИЕ СВЕДЕНИЯ</w:t>
       </w:r>
@@ -2813,7 +1669,7 @@
       <w:pPr>
         <w:pStyle w:val="2"/>
       </w:pPr>
-      <w:bookmarkStart w:id="1" w:name="_Toc192585181"/>
+      <w:bookmarkStart w:id="1" w:name="_Toc192675547"/>
       <w:r>
         <w:t>Цель проведения испытаний</w:t>
       </w:r>
@@ -2831,7 +1687,7 @@
       <w:pPr>
         <w:pStyle w:val="2"/>
       </w:pPr>
-      <w:bookmarkStart w:id="2" w:name="_Toc192585182"/>
+      <w:bookmarkStart w:id="2" w:name="_Toc192675548"/>
       <w:r>
         <w:t>Место</w:t>
       </w:r>
@@ -2978,7 +1834,7 @@
       <w:pPr>
         <w:pStyle w:val="2"/>
       </w:pPr>
-      <w:bookmarkStart w:id="3" w:name="_Toc192585183"/>
+      <w:bookmarkStart w:id="3" w:name="_Toc192675549"/>
       <w:r>
         <w:t>Информация об объекте испытаний</w:t>
       </w:r>
@@ -3316,7 +2172,7 @@
       <w:pPr>
         <w:pStyle w:val="2"/>
       </w:pPr>
-      <w:bookmarkStart w:id="4" w:name="_Toc192585184"/>
+      <w:bookmarkStart w:id="4" w:name="_Toc192675550"/>
       <w:r>
         <w:t>Период проведения испытаний</w:t>
       </w:r>
@@ -3343,7 +2199,7 @@
       <w:pPr>
         <w:pStyle w:val="2"/>
       </w:pPr>
-      <w:bookmarkStart w:id="5" w:name="_Toc192585185"/>
+      <w:bookmarkStart w:id="5" w:name="_Toc192675551"/>
       <w:r>
         <w:t>Условия проведения испытаний и измерений</w:t>
       </w:r>
@@ -3361,7 +2217,7 @@
       <w:pPr>
         <w:pStyle w:val="2"/>
       </w:pPr>
-      <w:bookmarkStart w:id="6" w:name="_Toc192585186"/>
+      <w:bookmarkStart w:id="6" w:name="_Toc192675552"/>
       <w:r>
         <w:t>Нормативная документация</w:t>
       </w:r>
@@ -3382,7 +2238,7 @@
       <w:pPr>
         <w:pStyle w:val="2"/>
       </w:pPr>
-      <w:bookmarkStart w:id="7" w:name="_Toc192585187"/>
+      <w:bookmarkStart w:id="7" w:name="_Toc192675553"/>
       <w:r>
         <w:lastRenderedPageBreak/>
         <w:t>Перечень используемых средств измерений (СИ), испытательного оборудования (ИО) и вспомогательного оборудования (ВО)</w:t>
@@ -4893,7 +3749,7 @@
       <w:pPr>
         <w:pStyle w:val="1"/>
       </w:pPr>
-      <w:bookmarkStart w:id="8" w:name="_Toc192585188"/>
+      <w:bookmarkStart w:id="8" w:name="_Toc192675554"/>
       <w:r>
         <w:lastRenderedPageBreak/>
         <w:t>ПРОГРАММА И МЕТОДИКИ ПРОВЕДЕНИЯ ИСПЫТАНИЙ</w:t>
@@ -4904,7 +3760,7 @@
       <w:pPr>
         <w:pStyle w:val="2"/>
       </w:pPr>
-      <w:bookmarkStart w:id="9" w:name="_Toc192585189"/>
+      <w:bookmarkStart w:id="9" w:name="_Toc192675555"/>
       <w:r>
         <w:t>Подключение аналоговых цепей к устройству</w:t>
       </w:r>
@@ -4989,7 +3845,7 @@
           <v:shape id="_x0000_i1025" type="#_x0000_t75" style="width:199.9pt;height:200.4pt" o:ole="">
             <v:imagedata r:id="rId10" o:title=""/>
           </v:shape>
-          <o:OLEObject Type="Embed" ProgID="Acrobat.Document.DC" ShapeID="_x0000_i1025" DrawAspect="Content" ObjectID="_1803207699" r:id="rId11"/>
+          <o:OLEObject Type="Embed" ProgID="Acrobat.Document.DC" ShapeID="_x0000_i1025" DrawAspect="Content" ObjectID="_1803288764" r:id="rId11"/>
         </w:object>
       </w:r>
     </w:p>
@@ -5005,7 +3861,7 @@
       <w:pPr>
         <w:pStyle w:val="2"/>
       </w:pPr>
-      <w:bookmarkStart w:id="10" w:name="_Toc192585190"/>
+      <w:bookmarkStart w:id="10" w:name="_Toc192675556"/>
       <w:r>
         <w:t>Подключение дискретных входных и выходных цепей устройства</w:t>
       </w:r>
@@ -5031,7 +3887,7 @@
           <v:shape id="_x0000_i1026" type="#_x0000_t75" style="width:411.6pt;height:283.15pt" o:ole="">
             <v:imagedata r:id="rId12" o:title=""/>
           </v:shape>
-          <o:OLEObject Type="Embed" ProgID="Acrobat.Document.DC" ShapeID="_x0000_i1026" DrawAspect="Content" ObjectID="_1803207700" r:id="rId13"/>
+          <o:OLEObject Type="Embed" ProgID="Acrobat.Document.DC" ShapeID="_x0000_i1026" DrawAspect="Content" ObjectID="_1803288765" r:id="rId13"/>
         </w:object>
       </w:r>
     </w:p>
@@ -5047,7 +3903,7 @@
       <w:pPr>
         <w:pStyle w:val="2"/>
       </w:pPr>
-      <w:bookmarkStart w:id="11" w:name="_Toc192585191"/>
+      <w:bookmarkStart w:id="11" w:name="_Toc192675557"/>
       <w:r>
         <w:lastRenderedPageBreak/>
         <w:t>Проверка функциональных клавиш и светодиодов</w:t>
@@ -8526,7 +7382,7 @@
       <w:pPr>
         <w:pStyle w:val="2"/>
       </w:pPr>
-      <w:bookmarkStart w:id="13" w:name="_Toc192585192"/>
+      <w:bookmarkStart w:id="13" w:name="_Toc192675558"/>
       <w:r>
         <w:t>Проверка взаимодействия функций блоков МТЗ, КЦН НН1, КЦН НН2,</w:t>
       </w:r>
@@ -10403,6 +9259,11 @@
       <w:r>
         <w:t>и</w:t>
       </w:r>
+      <w:r>
+        <w:t xml:space="preserve"> и общих цепей</w:t>
+      </w:r>
+      <w:bookmarkStart w:id="15" w:name="_GoBack"/>
+      <w:bookmarkEnd w:id="15"/>
     </w:p>
     <w:tbl>
       <w:tblPr>
@@ -13045,6 +11906,7 @@
               <w:pStyle w:val="af0"/>
             </w:pPr>
             <w:r>
+              <w:lastRenderedPageBreak/>
               <w:t>М3.</w:t>
             </w:r>
             <w:r>
@@ -13092,7 +11954,6 @@
         <w:pStyle w:val="3"/>
       </w:pPr>
       <w:r>
-        <w:lastRenderedPageBreak/>
         <w:t>Назначение выходных реле устройств ЮНИТ-М300 для проверки</w:t>
       </w:r>
       <w:r>
@@ -14466,11 +13327,11 @@
       <w:pPr>
         <w:pStyle w:val="a"/>
       </w:pPr>
-      <w:bookmarkStart w:id="15" w:name="_Ref191631805"/>
+      <w:bookmarkStart w:id="16" w:name="_Ref191631805"/>
       <w:r>
         <w:t>Выходные реле устройства ЮНИТ-М300 для проверки БНТ</w:t>
       </w:r>
-      <w:bookmarkEnd w:id="15"/>
+      <w:bookmarkEnd w:id="16"/>
     </w:p>
     <w:tbl>
       <w:tblPr>
@@ -15686,6 +14547,1322 @@
             </w:pPr>
             <w:r>
               <w:t>БНТ: Пуск ф.С</w:t>
+            </w:r>
+          </w:p>
+        </w:tc>
+      </w:tr>
+      <w:tr>
+        <w:tc>
+          <w:tcPr>
+            <w:tcW w:w="2479" w:type="dxa"/>
+          </w:tcPr>
+          <w:p>
+            <w:pPr>
+              <w:pStyle w:val="af0"/>
+            </w:pPr>
+            <w:r>
+              <w:t>М</w:t>
+            </w:r>
+            <w:r>
+              <w:rPr>
+                <w:lang w:val="en-US"/>
+              </w:rPr>
+              <w:t xml:space="preserve">1.XP:2 - </w:t>
+            </w:r>
+            <w:r>
+              <w:t>М</w:t>
+            </w:r>
+            <w:r>
+              <w:rPr>
+                <w:lang w:val="en-US"/>
+              </w:rPr>
+              <w:t>1.XP:1</w:t>
+            </w:r>
+          </w:p>
+        </w:tc>
+        <w:tc>
+          <w:tcPr>
+            <w:tcW w:w="2212" w:type="dxa"/>
+          </w:tcPr>
+          <w:p>
+            <w:pPr>
+              <w:pStyle w:val="af0"/>
+            </w:pPr>
+            <w:r>
+              <w:t>М1.К1</w:t>
+            </w:r>
+          </w:p>
+        </w:tc>
+        <w:tc>
+          <w:tcPr>
+            <w:tcW w:w="4914" w:type="dxa"/>
+          </w:tcPr>
+          <w:p>
+            <w:pPr>
+              <w:pStyle w:val="af0"/>
+              <w:jc w:val="left"/>
+            </w:pPr>
+            <w:r>
+              <w:t>ПС: Пуск</w:t>
+            </w:r>
+          </w:p>
+        </w:tc>
+      </w:tr>
+    </w:tbl>
+    <w:p>
+      <w:pPr>
+        <w:pStyle w:val="a"/>
+      </w:pPr>
+      <w:r>
+        <w:t xml:space="preserve">Выходные реле устройства ЮНИТ-М300 для проверки МТЗ </w:t>
+      </w:r>
+      <w:r>
+        <w:t>в части общих цепей</w:t>
+      </w:r>
+    </w:p>
+    <w:tbl>
+      <w:tblPr>
+        <w:tblStyle w:val="21"/>
+        <w:tblW w:w="0" w:type="auto"/>
+        <w:tblLook w:val="04A0" w:firstRow="1" w:lastRow="0" w:firstColumn="1" w:lastColumn="0" w:noHBand="0" w:noVBand="1"/>
+      </w:tblPr>
+      <w:tblGrid>
+        <w:gridCol w:w="2479"/>
+        <w:gridCol w:w="2212"/>
+        <w:gridCol w:w="4914"/>
+      </w:tblGrid>
+      <w:tr>
+        <w:trPr>
+          <w:cnfStyle w:val="100000000000" w:firstRow="1" w:lastRow="0" w:firstColumn="0" w:lastColumn="0" w:oddVBand="0" w:evenVBand="0" w:oddHBand="0" w:evenHBand="0" w:firstRowFirstColumn="0" w:firstRowLastColumn="0" w:lastRowFirstColumn="0" w:lastRowLastColumn="0"/>
+          <w:tblHeader/>
+        </w:trPr>
+        <w:tc>
+          <w:tcPr>
+            <w:tcW w:w="2479" w:type="dxa"/>
+          </w:tcPr>
+          <w:p>
+            <w:pPr>
+              <w:rPr>
+                <w:b w:val="0"/>
+              </w:rPr>
+            </w:pPr>
+            <w:r>
+              <w:rPr>
+                <w:b w:val="0"/>
+              </w:rPr>
+              <w:lastRenderedPageBreak/>
+              <w:t>Клеммы на устройстве</w:t>
+            </w:r>
+          </w:p>
+        </w:tc>
+        <w:tc>
+          <w:tcPr>
+            <w:tcW w:w="2212" w:type="dxa"/>
+          </w:tcPr>
+          <w:p>
+            <w:pPr>
+              <w:rPr>
+                <w:b w:val="0"/>
+              </w:rPr>
+            </w:pPr>
+            <w:r>
+              <w:rPr>
+                <w:b w:val="0"/>
+              </w:rPr>
+              <w:t>Номер выходного реле</w:t>
+            </w:r>
+          </w:p>
+        </w:tc>
+        <w:tc>
+          <w:tcPr>
+            <w:tcW w:w="4914" w:type="dxa"/>
+          </w:tcPr>
+          <w:p>
+            <w:pPr>
+              <w:rPr>
+                <w:b w:val="0"/>
+              </w:rPr>
+            </w:pPr>
+            <w:r>
+              <w:rPr>
+                <w:b w:val="0"/>
+              </w:rPr>
+              <w:t>Наименование сигнала на ФСУ</w:t>
+            </w:r>
+          </w:p>
+        </w:tc>
+      </w:tr>
+      <w:tr>
+        <w:tc>
+          <w:tcPr>
+            <w:tcW w:w="2479" w:type="dxa"/>
+          </w:tcPr>
+          <w:p>
+            <w:pPr>
+              <w:pStyle w:val="af0"/>
+            </w:pPr>
+            <w:r>
+              <w:t>М9.</w:t>
+            </w:r>
+            <w:r>
+              <w:rPr>
+                <w:lang w:val="en-US"/>
+              </w:rPr>
+              <w:t>X</w:t>
+            </w:r>
+            <w:r>
+              <w:t>В</w:t>
+            </w:r>
+            <w:r>
+              <w:rPr>
+                <w:lang w:val="en-US"/>
+              </w:rPr>
+              <w:t>:1</w:t>
+            </w:r>
+            <w:r>
+              <w:t xml:space="preserve"> – М9.</w:t>
+            </w:r>
+            <w:r>
+              <w:rPr>
+                <w:lang w:val="en-US"/>
+              </w:rPr>
+              <w:t>XB:2</w:t>
+            </w:r>
+          </w:p>
+        </w:tc>
+        <w:tc>
+          <w:tcPr>
+            <w:tcW w:w="2212" w:type="dxa"/>
+          </w:tcPr>
+          <w:p>
+            <w:pPr>
+              <w:pStyle w:val="af0"/>
+            </w:pPr>
+            <w:r>
+              <w:t>М9.К1</w:t>
+            </w:r>
+          </w:p>
+        </w:tc>
+        <w:tc>
+          <w:tcPr>
+            <w:tcW w:w="4914" w:type="dxa"/>
+            <w:shd w:val="clear" w:color="auto" w:fill="auto"/>
+          </w:tcPr>
+          <w:p>
+            <w:pPr>
+              <w:pStyle w:val="af0"/>
+              <w:jc w:val="left"/>
+            </w:pPr>
+            <w:r>
+              <w:t>МТЗ 1 ст: Пуск ф.А</w:t>
+            </w:r>
+          </w:p>
+        </w:tc>
+      </w:tr>
+      <w:tr>
+        <w:tc>
+          <w:tcPr>
+            <w:tcW w:w="2479" w:type="dxa"/>
+          </w:tcPr>
+          <w:p>
+            <w:pPr>
+              <w:pStyle w:val="af0"/>
+            </w:pPr>
+            <w:r>
+              <w:t>М9.</w:t>
+            </w:r>
+            <w:r>
+              <w:rPr>
+                <w:lang w:val="en-US"/>
+              </w:rPr>
+              <w:t>X</w:t>
+            </w:r>
+            <w:r>
+              <w:t>В:3 – М9.</w:t>
+            </w:r>
+            <w:r>
+              <w:rPr>
+                <w:lang w:val="en-US"/>
+              </w:rPr>
+              <w:t>XB</w:t>
+            </w:r>
+            <w:r>
+              <w:t>:4</w:t>
+            </w:r>
+          </w:p>
+        </w:tc>
+        <w:tc>
+          <w:tcPr>
+            <w:tcW w:w="2212" w:type="dxa"/>
+          </w:tcPr>
+          <w:p>
+            <w:pPr>
+              <w:pStyle w:val="af0"/>
+            </w:pPr>
+            <w:r>
+              <w:t>М9.К2</w:t>
+            </w:r>
+          </w:p>
+        </w:tc>
+        <w:tc>
+          <w:tcPr>
+            <w:tcW w:w="4914" w:type="dxa"/>
+            <w:shd w:val="clear" w:color="auto" w:fill="auto"/>
+          </w:tcPr>
+          <w:p>
+            <w:pPr>
+              <w:pStyle w:val="af0"/>
+              <w:jc w:val="left"/>
+            </w:pPr>
+            <w:r>
+              <w:t>МТЗ 1 ст: Пуск ф.В</w:t>
+            </w:r>
+          </w:p>
+        </w:tc>
+      </w:tr>
+      <w:tr>
+        <w:tc>
+          <w:tcPr>
+            <w:tcW w:w="2479" w:type="dxa"/>
+          </w:tcPr>
+          <w:p>
+            <w:pPr>
+              <w:pStyle w:val="af0"/>
+              <w:rPr>
+                <w:lang w:val="en-US"/>
+              </w:rPr>
+            </w:pPr>
+            <w:r>
+              <w:t>М9.</w:t>
+            </w:r>
+            <w:r>
+              <w:rPr>
+                <w:lang w:val="en-US"/>
+              </w:rPr>
+              <w:t>X</w:t>
+            </w:r>
+            <w:r>
+              <w:t>В:</w:t>
+            </w:r>
+            <w:r>
+              <w:rPr>
+                <w:lang w:val="en-US"/>
+              </w:rPr>
+              <w:t>7</w:t>
+            </w:r>
+            <w:r>
+              <w:t xml:space="preserve"> – М9.</w:t>
+            </w:r>
+            <w:r>
+              <w:rPr>
+                <w:lang w:val="en-US"/>
+              </w:rPr>
+              <w:t>XB</w:t>
+            </w:r>
+            <w:r>
+              <w:t>:</w:t>
+            </w:r>
+            <w:r>
+              <w:rPr>
+                <w:lang w:val="en-US"/>
+              </w:rPr>
+              <w:t>5</w:t>
+            </w:r>
+          </w:p>
+        </w:tc>
+        <w:tc>
+          <w:tcPr>
+            <w:tcW w:w="2212" w:type="dxa"/>
+          </w:tcPr>
+          <w:p>
+            <w:pPr>
+              <w:pStyle w:val="af0"/>
+            </w:pPr>
+            <w:r>
+              <w:t>М9.К3</w:t>
+            </w:r>
+          </w:p>
+        </w:tc>
+        <w:tc>
+          <w:tcPr>
+            <w:tcW w:w="4914" w:type="dxa"/>
+            <w:shd w:val="clear" w:color="auto" w:fill="auto"/>
+          </w:tcPr>
+          <w:p>
+            <w:pPr>
+              <w:pStyle w:val="af0"/>
+              <w:jc w:val="left"/>
+            </w:pPr>
+            <w:r>
+              <w:t>МТЗ 1 ст: Пуск ф.С</w:t>
+            </w:r>
+          </w:p>
+        </w:tc>
+      </w:tr>
+      <w:tr>
+        <w:tc>
+          <w:tcPr>
+            <w:tcW w:w="2479" w:type="dxa"/>
+          </w:tcPr>
+          <w:p>
+            <w:pPr>
+              <w:pStyle w:val="af0"/>
+              <w:rPr>
+                <w:lang w:val="en-US"/>
+              </w:rPr>
+            </w:pPr>
+            <w:r>
+              <w:t>М9.</w:t>
+            </w:r>
+            <w:r>
+              <w:rPr>
+                <w:lang w:val="en-US"/>
+              </w:rPr>
+              <w:t>X</w:t>
+            </w:r>
+            <w:r>
+              <w:t>В:</w:t>
+            </w:r>
+            <w:r>
+              <w:rPr>
+                <w:lang w:val="en-US"/>
+              </w:rPr>
+              <w:t>7</w:t>
+            </w:r>
+            <w:r>
+              <w:t xml:space="preserve"> – М9.</w:t>
+            </w:r>
+            <w:r>
+              <w:rPr>
+                <w:lang w:val="en-US"/>
+              </w:rPr>
+              <w:t>XB</w:t>
+            </w:r>
+            <w:r>
+              <w:t>:</w:t>
+            </w:r>
+            <w:r>
+              <w:rPr>
+                <w:lang w:val="en-US"/>
+              </w:rPr>
+              <w:t>6</w:t>
+            </w:r>
+          </w:p>
+        </w:tc>
+        <w:tc>
+          <w:tcPr>
+            <w:tcW w:w="2212" w:type="dxa"/>
+          </w:tcPr>
+          <w:p>
+            <w:pPr>
+              <w:pStyle w:val="af0"/>
+              <w:rPr>
+                <w:lang w:val="en-US"/>
+              </w:rPr>
+            </w:pPr>
+            <w:r>
+              <w:t>М9.К4</w:t>
+            </w:r>
+          </w:p>
+        </w:tc>
+        <w:tc>
+          <w:tcPr>
+            <w:tcW w:w="4914" w:type="dxa"/>
+            <w:shd w:val="clear" w:color="auto" w:fill="auto"/>
+          </w:tcPr>
+          <w:p>
+            <w:pPr>
+              <w:pStyle w:val="af0"/>
+              <w:jc w:val="left"/>
+            </w:pPr>
+            <w:r>
+              <w:t>МТЗ 2</w:t>
+            </w:r>
+            <w:r>
+              <w:t xml:space="preserve"> ст: Пуск ф.А</w:t>
+            </w:r>
+          </w:p>
+        </w:tc>
+      </w:tr>
+      <w:tr>
+        <w:tc>
+          <w:tcPr>
+            <w:tcW w:w="2479" w:type="dxa"/>
+          </w:tcPr>
+          <w:p>
+            <w:pPr>
+              <w:pStyle w:val="af0"/>
+              <w:rPr>
+                <w:lang w:val="en-US"/>
+              </w:rPr>
+            </w:pPr>
+            <w:r>
+              <w:t>М9.</w:t>
+            </w:r>
+            <w:r>
+              <w:rPr>
+                <w:lang w:val="en-US"/>
+              </w:rPr>
+              <w:t>X</w:t>
+            </w:r>
+            <w:r>
+              <w:t>В</w:t>
+            </w:r>
+            <w:r>
+              <w:rPr>
+                <w:lang w:val="en-US"/>
+              </w:rPr>
+              <w:t>:10</w:t>
+            </w:r>
+            <w:r>
+              <w:t xml:space="preserve"> – М9.</w:t>
+            </w:r>
+            <w:r>
+              <w:rPr>
+                <w:lang w:val="en-US"/>
+              </w:rPr>
+              <w:t>XB:8</w:t>
+            </w:r>
+          </w:p>
+        </w:tc>
+        <w:tc>
+          <w:tcPr>
+            <w:tcW w:w="2212" w:type="dxa"/>
+          </w:tcPr>
+          <w:p>
+            <w:pPr>
+              <w:pStyle w:val="af0"/>
+              <w:rPr>
+                <w:lang w:val="en-US"/>
+              </w:rPr>
+            </w:pPr>
+            <w:r>
+              <w:t>М9.К5</w:t>
+            </w:r>
+          </w:p>
+        </w:tc>
+        <w:tc>
+          <w:tcPr>
+            <w:tcW w:w="4914" w:type="dxa"/>
+            <w:shd w:val="clear" w:color="auto" w:fill="auto"/>
+          </w:tcPr>
+          <w:p>
+            <w:pPr>
+              <w:pStyle w:val="af0"/>
+              <w:jc w:val="left"/>
+            </w:pPr>
+            <w:r>
+              <w:t xml:space="preserve">МТЗ </w:t>
+            </w:r>
+            <w:r>
+              <w:t>2</w:t>
+            </w:r>
+            <w:r>
+              <w:t xml:space="preserve"> ст: Пуск ф.В</w:t>
+            </w:r>
+          </w:p>
+        </w:tc>
+      </w:tr>
+      <w:tr>
+        <w:tc>
+          <w:tcPr>
+            <w:tcW w:w="2479" w:type="dxa"/>
+          </w:tcPr>
+          <w:p>
+            <w:pPr>
+              <w:pStyle w:val="af0"/>
+              <w:rPr>
+                <w:lang w:val="en-US"/>
+              </w:rPr>
+            </w:pPr>
+            <w:r>
+              <w:t>М9</w:t>
+            </w:r>
+            <w:r>
+              <w:rPr>
+                <w:lang w:val="en-US"/>
+              </w:rPr>
+              <w:t>.X</w:t>
+            </w:r>
+            <w:r>
+              <w:t>В</w:t>
+            </w:r>
+            <w:r>
+              <w:rPr>
+                <w:lang w:val="en-US"/>
+              </w:rPr>
+              <w:t xml:space="preserve">:10 – </w:t>
+            </w:r>
+            <w:r>
+              <w:t>М9</w:t>
+            </w:r>
+            <w:r>
+              <w:rPr>
+                <w:lang w:val="en-US"/>
+              </w:rPr>
+              <w:t>.XB:9</w:t>
+            </w:r>
+          </w:p>
+        </w:tc>
+        <w:tc>
+          <w:tcPr>
+            <w:tcW w:w="2212" w:type="dxa"/>
+          </w:tcPr>
+          <w:p>
+            <w:pPr>
+              <w:pStyle w:val="af0"/>
+              <w:rPr>
+                <w:lang w:val="en-US"/>
+              </w:rPr>
+            </w:pPr>
+            <w:r>
+              <w:t>М9.К</w:t>
+            </w:r>
+            <w:r>
+              <w:rPr>
+                <w:lang w:val="en-US"/>
+              </w:rPr>
+              <w:t>6</w:t>
+            </w:r>
+          </w:p>
+        </w:tc>
+        <w:tc>
+          <w:tcPr>
+            <w:tcW w:w="4914" w:type="dxa"/>
+          </w:tcPr>
+          <w:p>
+            <w:pPr>
+              <w:pStyle w:val="af0"/>
+              <w:jc w:val="left"/>
+            </w:pPr>
+            <w:r>
+              <w:t xml:space="preserve">МТЗ </w:t>
+            </w:r>
+            <w:r>
+              <w:t>2</w:t>
+            </w:r>
+            <w:r>
+              <w:t xml:space="preserve"> ст: Пуск ф.С</w:t>
+            </w:r>
+          </w:p>
+        </w:tc>
+      </w:tr>
+      <w:tr>
+        <w:tc>
+          <w:tcPr>
+            <w:tcW w:w="2479" w:type="dxa"/>
+          </w:tcPr>
+          <w:p>
+            <w:pPr>
+              <w:pStyle w:val="af0"/>
+              <w:rPr>
+                <w:lang w:val="en-US"/>
+              </w:rPr>
+            </w:pPr>
+            <w:r>
+              <w:t>М9</w:t>
+            </w:r>
+            <w:r>
+              <w:rPr>
+                <w:lang w:val="en-US"/>
+              </w:rPr>
+              <w:t>.X</w:t>
+            </w:r>
+            <w:r>
+              <w:t>В</w:t>
+            </w:r>
+            <w:r>
+              <w:rPr>
+                <w:lang w:val="en-US"/>
+              </w:rPr>
+              <w:t xml:space="preserve">:13 – </w:t>
+            </w:r>
+            <w:r>
+              <w:t>М9</w:t>
+            </w:r>
+            <w:r>
+              <w:rPr>
+                <w:lang w:val="en-US"/>
+              </w:rPr>
+              <w:t>.XB:12</w:t>
+            </w:r>
+          </w:p>
+        </w:tc>
+        <w:tc>
+          <w:tcPr>
+            <w:tcW w:w="2212" w:type="dxa"/>
+          </w:tcPr>
+          <w:p>
+            <w:pPr>
+              <w:pStyle w:val="af0"/>
+              <w:rPr>
+                <w:lang w:val="en-US"/>
+              </w:rPr>
+            </w:pPr>
+            <w:r>
+              <w:t>М9.К</w:t>
+            </w:r>
+            <w:r>
+              <w:rPr>
+                <w:lang w:val="en-US"/>
+              </w:rPr>
+              <w:t>7</w:t>
+            </w:r>
+          </w:p>
+        </w:tc>
+        <w:tc>
+          <w:tcPr>
+            <w:tcW w:w="4914" w:type="dxa"/>
+          </w:tcPr>
+          <w:p>
+            <w:pPr>
+              <w:pStyle w:val="af0"/>
+              <w:jc w:val="left"/>
+            </w:pPr>
+            <w:r>
+              <w:t xml:space="preserve">МТЗ </w:t>
+            </w:r>
+            <w:r>
+              <w:t>3</w:t>
+            </w:r>
+            <w:r>
+              <w:t xml:space="preserve"> ст: Пуск ф.А</w:t>
+            </w:r>
+          </w:p>
+        </w:tc>
+      </w:tr>
+      <w:tr>
+        <w:tc>
+          <w:tcPr>
+            <w:tcW w:w="2479" w:type="dxa"/>
+          </w:tcPr>
+          <w:p>
+            <w:pPr>
+              <w:pStyle w:val="af0"/>
+              <w:rPr>
+                <w:lang w:val="en-US"/>
+              </w:rPr>
+            </w:pPr>
+            <w:r>
+              <w:t>М9</w:t>
+            </w:r>
+            <w:r>
+              <w:rPr>
+                <w:lang w:val="en-US"/>
+              </w:rPr>
+              <w:t>.X</w:t>
+            </w:r>
+            <w:r>
+              <w:t>В</w:t>
+            </w:r>
+            <w:r>
+              <w:rPr>
+                <w:lang w:val="en-US"/>
+              </w:rPr>
+              <w:t xml:space="preserve">:16 – </w:t>
+            </w:r>
+            <w:r>
+              <w:t>М9</w:t>
+            </w:r>
+            <w:r>
+              <w:rPr>
+                <w:lang w:val="en-US"/>
+              </w:rPr>
+              <w:t>.XB:15</w:t>
+            </w:r>
+          </w:p>
+        </w:tc>
+        <w:tc>
+          <w:tcPr>
+            <w:tcW w:w="2212" w:type="dxa"/>
+          </w:tcPr>
+          <w:p>
+            <w:pPr>
+              <w:pStyle w:val="af0"/>
+              <w:rPr>
+                <w:lang w:val="en-US"/>
+              </w:rPr>
+            </w:pPr>
+            <w:r>
+              <w:t>М9.К8</w:t>
+            </w:r>
+          </w:p>
+        </w:tc>
+        <w:tc>
+          <w:tcPr>
+            <w:tcW w:w="4914" w:type="dxa"/>
+          </w:tcPr>
+          <w:p>
+            <w:pPr>
+              <w:pStyle w:val="af0"/>
+              <w:jc w:val="left"/>
+            </w:pPr>
+            <w:r>
+              <w:t xml:space="preserve">МТЗ </w:t>
+            </w:r>
+            <w:r>
+              <w:t>3</w:t>
+            </w:r>
+            <w:r>
+              <w:t xml:space="preserve"> ст: Пуск ф.В</w:t>
+            </w:r>
+          </w:p>
+        </w:tc>
+      </w:tr>
+      <w:tr>
+        <w:tc>
+          <w:tcPr>
+            <w:tcW w:w="2479" w:type="dxa"/>
+          </w:tcPr>
+          <w:p>
+            <w:pPr>
+              <w:pStyle w:val="af0"/>
+            </w:pPr>
+            <w:r>
+              <w:t>М10.</w:t>
+            </w:r>
+            <w:r>
+              <w:rPr>
+                <w:lang w:val="en-US"/>
+              </w:rPr>
+              <w:t>X</w:t>
+            </w:r>
+            <w:r>
+              <w:t>В</w:t>
+            </w:r>
+            <w:r>
+              <w:rPr>
+                <w:lang w:val="en-US"/>
+              </w:rPr>
+              <w:t>:1</w:t>
+            </w:r>
+            <w:r>
+              <w:t xml:space="preserve"> – М10.</w:t>
+            </w:r>
+            <w:r>
+              <w:rPr>
+                <w:lang w:val="en-US"/>
+              </w:rPr>
+              <w:t>XB:2</w:t>
+            </w:r>
+          </w:p>
+        </w:tc>
+        <w:tc>
+          <w:tcPr>
+            <w:tcW w:w="2212" w:type="dxa"/>
+          </w:tcPr>
+          <w:p>
+            <w:pPr>
+              <w:pStyle w:val="af0"/>
+            </w:pPr>
+            <w:r>
+              <w:t>М10.К1</w:t>
+            </w:r>
+          </w:p>
+        </w:tc>
+        <w:tc>
+          <w:tcPr>
+            <w:tcW w:w="4914" w:type="dxa"/>
+          </w:tcPr>
+          <w:p>
+            <w:pPr>
+              <w:pStyle w:val="af0"/>
+              <w:jc w:val="left"/>
+            </w:pPr>
+            <w:r>
+              <w:t xml:space="preserve">МТЗ </w:t>
+            </w:r>
+            <w:r>
+              <w:t>3</w:t>
+            </w:r>
+            <w:r>
+              <w:t xml:space="preserve"> ст: Пуск ф.С</w:t>
+            </w:r>
+          </w:p>
+        </w:tc>
+      </w:tr>
+      <w:tr>
+        <w:tc>
+          <w:tcPr>
+            <w:tcW w:w="2479" w:type="dxa"/>
+          </w:tcPr>
+          <w:p>
+            <w:pPr>
+              <w:pStyle w:val="af0"/>
+            </w:pPr>
+            <w:r>
+              <w:t>М10.</w:t>
+            </w:r>
+            <w:r>
+              <w:rPr>
+                <w:lang w:val="en-US"/>
+              </w:rPr>
+              <w:t>X</w:t>
+            </w:r>
+            <w:r>
+              <w:t>В:3 – М10.</w:t>
+            </w:r>
+            <w:r>
+              <w:rPr>
+                <w:lang w:val="en-US"/>
+              </w:rPr>
+              <w:t>XB</w:t>
+            </w:r>
+            <w:r>
+              <w:t>:4</w:t>
+            </w:r>
+          </w:p>
+        </w:tc>
+        <w:tc>
+          <w:tcPr>
+            <w:tcW w:w="2212" w:type="dxa"/>
+          </w:tcPr>
+          <w:p>
+            <w:pPr>
+              <w:pStyle w:val="af0"/>
+            </w:pPr>
+            <w:r>
+              <w:t>М10.К2</w:t>
+            </w:r>
+          </w:p>
+        </w:tc>
+        <w:tc>
+          <w:tcPr>
+            <w:tcW w:w="4914" w:type="dxa"/>
+          </w:tcPr>
+          <w:p>
+            <w:pPr>
+              <w:pStyle w:val="af0"/>
+              <w:jc w:val="left"/>
+            </w:pPr>
+            <w:r>
+              <w:t>Резерв</w:t>
+            </w:r>
+          </w:p>
+        </w:tc>
+      </w:tr>
+      <w:tr>
+        <w:tc>
+          <w:tcPr>
+            <w:tcW w:w="2479" w:type="dxa"/>
+          </w:tcPr>
+          <w:p>
+            <w:pPr>
+              <w:pStyle w:val="af0"/>
+            </w:pPr>
+            <w:r>
+              <w:t>М10.</w:t>
+            </w:r>
+            <w:r>
+              <w:rPr>
+                <w:lang w:val="en-US"/>
+              </w:rPr>
+              <w:t>X</w:t>
+            </w:r>
+            <w:r>
+              <w:t>В:</w:t>
+            </w:r>
+            <w:r>
+              <w:rPr>
+                <w:lang w:val="en-US"/>
+              </w:rPr>
+              <w:t>7</w:t>
+            </w:r>
+            <w:r>
+              <w:t xml:space="preserve"> – М10.</w:t>
+            </w:r>
+            <w:r>
+              <w:rPr>
+                <w:lang w:val="en-US"/>
+              </w:rPr>
+              <w:t>XB</w:t>
+            </w:r>
+            <w:r>
+              <w:t>:</w:t>
+            </w:r>
+            <w:r>
+              <w:rPr>
+                <w:lang w:val="en-US"/>
+              </w:rPr>
+              <w:t>5</w:t>
+            </w:r>
+          </w:p>
+        </w:tc>
+        <w:tc>
+          <w:tcPr>
+            <w:tcW w:w="2212" w:type="dxa"/>
+          </w:tcPr>
+          <w:p>
+            <w:pPr>
+              <w:pStyle w:val="af0"/>
+            </w:pPr>
+            <w:r>
+              <w:t>М10.К3</w:t>
+            </w:r>
+          </w:p>
+        </w:tc>
+        <w:tc>
+          <w:tcPr>
+            <w:tcW w:w="4914" w:type="dxa"/>
+          </w:tcPr>
+          <w:p>
+            <w:pPr>
+              <w:pStyle w:val="af0"/>
+              <w:jc w:val="left"/>
+            </w:pPr>
+            <w:r>
+              <w:t>Резерв</w:t>
+            </w:r>
+          </w:p>
+        </w:tc>
+      </w:tr>
+      <w:tr>
+        <w:tc>
+          <w:tcPr>
+            <w:tcW w:w="2479" w:type="dxa"/>
+          </w:tcPr>
+          <w:p>
+            <w:pPr>
+              <w:pStyle w:val="af0"/>
+            </w:pPr>
+            <w:r>
+              <w:t>М10.</w:t>
+            </w:r>
+            <w:r>
+              <w:rPr>
+                <w:lang w:val="en-US"/>
+              </w:rPr>
+              <w:t>X</w:t>
+            </w:r>
+            <w:r>
+              <w:t>В:</w:t>
+            </w:r>
+            <w:r>
+              <w:rPr>
+                <w:lang w:val="en-US"/>
+              </w:rPr>
+              <w:t>7</w:t>
+            </w:r>
+            <w:r>
+              <w:t xml:space="preserve"> – М10.</w:t>
+            </w:r>
+            <w:r>
+              <w:rPr>
+                <w:lang w:val="en-US"/>
+              </w:rPr>
+              <w:t>XB</w:t>
+            </w:r>
+            <w:r>
+              <w:t>:</w:t>
+            </w:r>
+            <w:r>
+              <w:rPr>
+                <w:lang w:val="en-US"/>
+              </w:rPr>
+              <w:t>6</w:t>
+            </w:r>
+          </w:p>
+        </w:tc>
+        <w:tc>
+          <w:tcPr>
+            <w:tcW w:w="2212" w:type="dxa"/>
+          </w:tcPr>
+          <w:p>
+            <w:pPr>
+              <w:pStyle w:val="af0"/>
+            </w:pPr>
+            <w:r>
+              <w:t>М10.К4</w:t>
+            </w:r>
+          </w:p>
+        </w:tc>
+        <w:tc>
+          <w:tcPr>
+            <w:tcW w:w="4914" w:type="dxa"/>
+          </w:tcPr>
+          <w:p>
+            <w:pPr>
+              <w:pStyle w:val="af0"/>
+              <w:jc w:val="left"/>
+            </w:pPr>
+            <w:r>
+              <w:t>Резерв</w:t>
+            </w:r>
+          </w:p>
+        </w:tc>
+      </w:tr>
+      <w:tr>
+        <w:tc>
+          <w:tcPr>
+            <w:tcW w:w="2479" w:type="dxa"/>
+          </w:tcPr>
+          <w:p>
+            <w:pPr>
+              <w:pStyle w:val="af0"/>
+            </w:pPr>
+            <w:r>
+              <w:t>М10.</w:t>
+            </w:r>
+            <w:r>
+              <w:rPr>
+                <w:lang w:val="en-US"/>
+              </w:rPr>
+              <w:t>X</w:t>
+            </w:r>
+            <w:r>
+              <w:t>В</w:t>
+            </w:r>
+            <w:r>
+              <w:rPr>
+                <w:lang w:val="en-US"/>
+              </w:rPr>
+              <w:t>:10</w:t>
+            </w:r>
+            <w:r>
+              <w:t xml:space="preserve"> – М10.</w:t>
+            </w:r>
+            <w:r>
+              <w:rPr>
+                <w:lang w:val="en-US"/>
+              </w:rPr>
+              <w:t>XB:8</w:t>
+            </w:r>
+          </w:p>
+        </w:tc>
+        <w:tc>
+          <w:tcPr>
+            <w:tcW w:w="2212" w:type="dxa"/>
+          </w:tcPr>
+          <w:p>
+            <w:pPr>
+              <w:pStyle w:val="af0"/>
+            </w:pPr>
+            <w:r>
+              <w:t>М10.К5</w:t>
+            </w:r>
+          </w:p>
+        </w:tc>
+        <w:tc>
+          <w:tcPr>
+            <w:tcW w:w="4914" w:type="dxa"/>
+          </w:tcPr>
+          <w:p>
+            <w:pPr>
+              <w:pStyle w:val="af0"/>
+              <w:jc w:val="left"/>
+            </w:pPr>
+            <w:r>
+              <w:t>Резерв</w:t>
+            </w:r>
+          </w:p>
+        </w:tc>
+      </w:tr>
+      <w:tr>
+        <w:tc>
+          <w:tcPr>
+            <w:tcW w:w="2479" w:type="dxa"/>
+          </w:tcPr>
+          <w:p>
+            <w:pPr>
+              <w:pStyle w:val="af0"/>
+            </w:pPr>
+            <w:r>
+              <w:t>М10</w:t>
+            </w:r>
+            <w:r>
+              <w:rPr>
+                <w:lang w:val="en-US"/>
+              </w:rPr>
+              <w:t>.X</w:t>
+            </w:r>
+            <w:r>
+              <w:t>В</w:t>
+            </w:r>
+            <w:r>
+              <w:rPr>
+                <w:lang w:val="en-US"/>
+              </w:rPr>
+              <w:t xml:space="preserve">:10 – </w:t>
+            </w:r>
+            <w:r>
+              <w:t>М10</w:t>
+            </w:r>
+            <w:r>
+              <w:rPr>
+                <w:lang w:val="en-US"/>
+              </w:rPr>
+              <w:t>.XB:9</w:t>
+            </w:r>
+          </w:p>
+        </w:tc>
+        <w:tc>
+          <w:tcPr>
+            <w:tcW w:w="2212" w:type="dxa"/>
+          </w:tcPr>
+          <w:p>
+            <w:pPr>
+              <w:pStyle w:val="af0"/>
+            </w:pPr>
+            <w:r>
+              <w:t>М10.К</w:t>
+            </w:r>
+            <w:r>
+              <w:rPr>
+                <w:lang w:val="en-US"/>
+              </w:rPr>
+              <w:t>6</w:t>
+            </w:r>
+          </w:p>
+        </w:tc>
+        <w:tc>
+          <w:tcPr>
+            <w:tcW w:w="4914" w:type="dxa"/>
+          </w:tcPr>
+          <w:p>
+            <w:pPr>
+              <w:pStyle w:val="af0"/>
+              <w:jc w:val="left"/>
+            </w:pPr>
+            <w:r>
+              <w:t>Резерв</w:t>
+            </w:r>
+          </w:p>
+        </w:tc>
+      </w:tr>
+      <w:tr>
+        <w:tc>
+          <w:tcPr>
+            <w:tcW w:w="2479" w:type="dxa"/>
+          </w:tcPr>
+          <w:p>
+            <w:pPr>
+              <w:pStyle w:val="af0"/>
+            </w:pPr>
+            <w:r>
+              <w:t>М10</w:t>
+            </w:r>
+            <w:r>
+              <w:rPr>
+                <w:lang w:val="en-US"/>
+              </w:rPr>
+              <w:t>.X</w:t>
+            </w:r>
+            <w:r>
+              <w:t>В</w:t>
+            </w:r>
+            <w:r>
+              <w:rPr>
+                <w:lang w:val="en-US"/>
+              </w:rPr>
+              <w:t xml:space="preserve">:13 – </w:t>
+            </w:r>
+            <w:r>
+              <w:t>М10</w:t>
+            </w:r>
+            <w:r>
+              <w:rPr>
+                <w:lang w:val="en-US"/>
+              </w:rPr>
+              <w:t>.XB:12</w:t>
+            </w:r>
+          </w:p>
+        </w:tc>
+        <w:tc>
+          <w:tcPr>
+            <w:tcW w:w="2212" w:type="dxa"/>
+          </w:tcPr>
+          <w:p>
+            <w:pPr>
+              <w:pStyle w:val="af0"/>
+            </w:pPr>
+            <w:r>
+              <w:t>М10.К</w:t>
+            </w:r>
+            <w:r>
+              <w:rPr>
+                <w:lang w:val="en-US"/>
+              </w:rPr>
+              <w:t>7</w:t>
+            </w:r>
+          </w:p>
+        </w:tc>
+        <w:tc>
+          <w:tcPr>
+            <w:tcW w:w="4914" w:type="dxa"/>
+          </w:tcPr>
+          <w:p>
+            <w:pPr>
+              <w:pStyle w:val="af0"/>
+              <w:jc w:val="left"/>
+            </w:pPr>
+            <w:r>
+              <w:t>Резерв</w:t>
+            </w:r>
+          </w:p>
+        </w:tc>
+      </w:tr>
+      <w:tr>
+        <w:tc>
+          <w:tcPr>
+            <w:tcW w:w="2479" w:type="dxa"/>
+          </w:tcPr>
+          <w:p>
+            <w:pPr>
+              <w:pStyle w:val="af0"/>
+            </w:pPr>
+            <w:r>
+              <w:t>М10</w:t>
+            </w:r>
+            <w:r>
+              <w:rPr>
+                <w:lang w:val="en-US"/>
+              </w:rPr>
+              <w:t>.X</w:t>
+            </w:r>
+            <w:r>
+              <w:t>В</w:t>
+            </w:r>
+            <w:r>
+              <w:rPr>
+                <w:lang w:val="en-US"/>
+              </w:rPr>
+              <w:t xml:space="preserve">:16 – </w:t>
+            </w:r>
+            <w:r>
+              <w:t>М10</w:t>
+            </w:r>
+            <w:r>
+              <w:rPr>
+                <w:lang w:val="en-US"/>
+              </w:rPr>
+              <w:t>.XB:15</w:t>
+            </w:r>
+          </w:p>
+        </w:tc>
+        <w:tc>
+          <w:tcPr>
+            <w:tcW w:w="2212" w:type="dxa"/>
+          </w:tcPr>
+          <w:p>
+            <w:pPr>
+              <w:pStyle w:val="af0"/>
+            </w:pPr>
+            <w:r>
+              <w:t>М10.К8</w:t>
+            </w:r>
+          </w:p>
+        </w:tc>
+        <w:tc>
+          <w:tcPr>
+            <w:tcW w:w="4914" w:type="dxa"/>
+          </w:tcPr>
+          <w:p>
+            <w:pPr>
+              <w:pStyle w:val="af0"/>
+              <w:jc w:val="left"/>
+            </w:pPr>
+            <w:r>
+              <w:t>Резерв</w:t>
             </w:r>
           </w:p>
         </w:tc>
@@ -15786,7 +15963,6 @@
               <w:rPr>
                 <w:b w:val="0"/>
               </w:rPr>
-              <w:lastRenderedPageBreak/>
               <w:t>Клеммы на устройстве</w:t>
             </w:r>
           </w:p>
@@ -17788,6 +17964,7 @@
               <w:pStyle w:val="af0"/>
             </w:pPr>
             <w:r>
+              <w:lastRenderedPageBreak/>
               <w:t>М10.</w:t>
             </w:r>
             <w:r>
@@ -19082,7 +19259,6 @@
               <w:pStyle w:val="af0"/>
             </w:pPr>
             <w:r>
-              <w:lastRenderedPageBreak/>
               <w:t>М10.</w:t>
             </w:r>
             <w:r>
@@ -19635,8 +19811,6 @@
         </w:numPr>
         <w:ind w:left="709"/>
       </w:pPr>
-      <w:bookmarkStart w:id="16" w:name="_GoBack"/>
-      <w:bookmarkEnd w:id="16"/>
     </w:p>
     <w:sectPr>
       <w:headerReference w:type="default" r:id="rId14"/>
@@ -20082,27 +20256,14 @@
           <w:r>
             <w:t>/</w:t>
           </w:r>
-          <w:r>
-            <w:fldChar w:fldCharType="begin"/>
-          </w:r>
-          <w:r>
-            <w:instrText xml:space="preserve"> NUMPAGES   \* MERGEFORMAT </w:instrText>
-          </w:r>
-          <w:r>
-            <w:fldChar w:fldCharType="separate"/>
-          </w:r>
-          <w:r>
-            <w:rPr>
-              <w:noProof/>
-            </w:rPr>
-            <w:t>12</w:t>
-          </w:r>
-          <w:r>
-            <w:rPr>
-              <w:noProof/>
-            </w:rPr>
-            <w:fldChar w:fldCharType="end"/>
-          </w:r>
+          <w:fldSimple w:instr=" NUMPAGES   \* MERGEFORMAT ">
+            <w:r>
+              <w:rPr>
+                <w:noProof/>
+              </w:rPr>
+              <w:t>12</w:t>
+            </w:r>
+          </w:fldSimple>
         </w:p>
       </w:tc>
     </w:tr>
@@ -20179,7 +20340,7 @@
             <w:rPr>
               <w:noProof/>
             </w:rPr>
-            <w:t>12</w:t>
+            <w:t>9</w:t>
           </w:r>
           <w:r>
             <w:fldChar w:fldCharType="end"/>
@@ -20187,14 +20348,27 @@
           <w:r>
             <w:t xml:space="preserve"> из </w:t>
           </w:r>
-          <w:fldSimple w:instr=" NUMPAGES ">
-            <w:r>
-              <w:rPr>
-                <w:noProof/>
-              </w:rPr>
-              <w:t>12</w:t>
-            </w:r>
-          </w:fldSimple>
+          <w:r>
+            <w:fldChar w:fldCharType="begin"/>
+          </w:r>
+          <w:r>
+            <w:instrText xml:space="preserve"> NUMPAGES </w:instrText>
+          </w:r>
+          <w:r>
+            <w:fldChar w:fldCharType="separate"/>
+          </w:r>
+          <w:r>
+            <w:rPr>
+              <w:noProof/>
+            </w:rPr>
+            <w:t>12</w:t>
+          </w:r>
+          <w:r>
+            <w:rPr>
+              <w:noProof/>
+            </w:rPr>
+            <w:fldChar w:fldCharType="end"/>
+          </w:r>
           <w:r>
             <w:t xml:space="preserve"> </w:t>
           </w:r>
@@ -22322,7 +22496,7 @@
 </file>
 
 <file path=customXml/itemProps1.xml><?xml version="1.0" encoding="utf-8"?>
-<ds:datastoreItem xmlns:ds="http://schemas.openxmlformats.org/officeDocument/2006/customXml" ds:itemID="{58E3C4F5-E52A-4C8A-813C-392CD3BDF60E}">
+<ds:datastoreItem xmlns:ds="http://schemas.openxmlformats.org/officeDocument/2006/customXml" ds:itemID="{4EF36B47-1C4B-4C46-9088-D88F51B17353}">
   <ds:schemaRefs>
     <ds:schemaRef ds:uri="http://schemas.openxmlformats.org/officeDocument/2006/bibliography"/>
   </ds:schemaRefs>

--- a/mode_docx_gen/template.docx
+++ b/mode_docx_gen/template.docx
@@ -1543,21 +1543,7 @@
             <w:rStyle w:val="af4"/>
             <w:noProof/>
           </w:rPr>
-          <w:t>Проверка взаимодействия фун</w:t>
-        </w:r>
-        <w:r>
-          <w:rPr>
-            <w:rStyle w:val="af4"/>
-            <w:noProof/>
-          </w:rPr>
-          <w:t>к</w:t>
-        </w:r>
-        <w:r>
-          <w:rPr>
-            <w:rStyle w:val="af4"/>
-            <w:noProof/>
-          </w:rPr>
-          <w:t>ций блоков МТЗ, КЦН НН1, КЦН НН2,</w:t>
+          <w:t>Проверка взаимодействия функций блоков МТЗ, КЦН НН1, КЦН НН2,</w:t>
         </w:r>
         <w:r>
           <w:rPr>
@@ -3842,10 +3828,10 @@
             <v:path o:extrusionok="f" gradientshapeok="t" o:connecttype="rect"/>
             <o:lock v:ext="edit" aspectratio="t"/>
           </v:shapetype>
-          <v:shape id="_x0000_i1025" type="#_x0000_t75" style="width:199.9pt;height:200.4pt" o:ole="">
+          <v:shape id="_x0000_i1025" type="#_x0000_t75" style="width:199.85pt;height:200.45pt" o:ole="">
             <v:imagedata r:id="rId10" o:title=""/>
           </v:shape>
-          <o:OLEObject Type="Embed" ProgID="Acrobat.Document.DC" ShapeID="_x0000_i1025" DrawAspect="Content" ObjectID="_1803288764" r:id="rId11"/>
+          <o:OLEObject Type="Embed" ProgID="Acrobat.Document.DC" ShapeID="_x0000_i1025" DrawAspect="Content" ObjectID="_1803303525" r:id="rId11"/>
         </w:object>
       </w:r>
     </w:p>
@@ -3884,10 +3870,10 @@
       </w:pPr>
       <w:r>
         <w:object w:dxaOrig="19650" w:dyaOrig="13425">
-          <v:shape id="_x0000_i1026" type="#_x0000_t75" style="width:411.6pt;height:283.15pt" o:ole="">
+          <v:shape id="_x0000_i1026" type="#_x0000_t75" style="width:411.85pt;height:283.4pt" o:ole="">
             <v:imagedata r:id="rId12" o:title=""/>
           </v:shape>
-          <o:OLEObject Type="Embed" ProgID="Acrobat.Document.DC" ShapeID="_x0000_i1026" DrawAspect="Content" ObjectID="_1803288765" r:id="rId13"/>
+          <o:OLEObject Type="Embed" ProgID="Acrobat.Document.DC" ShapeID="_x0000_i1026" DrawAspect="Content" ObjectID="_1803303526" r:id="rId13"/>
         </w:object>
       </w:r>
     </w:p>
@@ -3917,6 +3903,8 @@
       <w:r>
         <w:t>Цель испытаний</w:t>
       </w:r>
+      <w:bookmarkStart w:id="12" w:name="_GoBack"/>
+      <w:bookmarkEnd w:id="12"/>
     </w:p>
     <w:p>
       <w:pPr>
@@ -4030,11 +4018,11 @@
       <w:pPr>
         <w:pStyle w:val="a"/>
       </w:pPr>
-      <w:bookmarkStart w:id="12" w:name="_Ref191627316"/>
+      <w:bookmarkStart w:id="13" w:name="_Ref191627316"/>
       <w:r>
         <w:t>Назначение функциональных клавиш устройства ЮНИТ-ИЧМ</w:t>
       </w:r>
-      <w:bookmarkEnd w:id="12"/>
+      <w:bookmarkEnd w:id="13"/>
     </w:p>
     <w:tbl>
       <w:tblPr>
@@ -7382,11 +7370,11 @@
       <w:pPr>
         <w:pStyle w:val="2"/>
       </w:pPr>
-      <w:bookmarkStart w:id="13" w:name="_Toc192675558"/>
+      <w:bookmarkStart w:id="14" w:name="_Toc192675558"/>
       <w:r>
         <w:t>Проверка взаимодействия функций блоков МТЗ, КЦН НН1, КЦН НН2,</w:t>
       </w:r>
-      <w:bookmarkEnd w:id="13"/>
+      <w:bookmarkEnd w:id="14"/>
       <w:r>
         <w:t xml:space="preserve">  </w:t>
       </w:r>
@@ -8358,7 +8346,7 @@
       <w:pPr>
         <w:pStyle w:val="a"/>
       </w:pPr>
-      <w:bookmarkStart w:id="14" w:name="_Ref191625992"/>
+      <w:bookmarkStart w:id="15" w:name="_Ref191625992"/>
       <w:r>
         <w:t>Назначение дискретных входов</w:t>
       </w:r>
@@ -9255,15 +9243,13 @@
       <w:r>
         <w:t xml:space="preserve"> ступен</w:t>
       </w:r>
-      <w:bookmarkEnd w:id="14"/>
+      <w:bookmarkEnd w:id="15"/>
       <w:r>
         <w:t>и</w:t>
       </w:r>
       <w:r>
         <w:t xml:space="preserve"> и общих цепей</w:t>
       </w:r>
-      <w:bookmarkStart w:id="15" w:name="_GoBack"/>
-      <w:bookmarkEnd w:id="15"/>
     </w:p>
     <w:tbl>
       <w:tblPr>
@@ -20340,7 +20326,7 @@
             <w:rPr>
               <w:noProof/>
             </w:rPr>
-            <w:t>9</w:t>
+            <w:t>6</w:t>
           </w:r>
           <w:r>
             <w:fldChar w:fldCharType="end"/>
@@ -20389,7 +20375,7 @@
   <w:abstractNum w:abstractNumId="0" w15:restartNumberingAfterBreak="0">
     <w:nsid w:val="FFFFFF7C"/>
     <w:multiLevelType w:val="singleLevel"/>
-    <w:tmpl w:val="50DA12F2"/>
+    <w:tmpl w:val="F3DA8930"/>
     <w:lvl w:ilvl="0">
       <w:start w:val="1"/>
       <w:numFmt w:val="decimal"/>
@@ -20406,7 +20392,7 @@
   <w:abstractNum w:abstractNumId="1" w15:restartNumberingAfterBreak="0">
     <w:nsid w:val="FFFFFF7D"/>
     <w:multiLevelType w:val="singleLevel"/>
-    <w:tmpl w:val="CD8E412A"/>
+    <w:tmpl w:val="4BE06616"/>
     <w:lvl w:ilvl="0">
       <w:start w:val="1"/>
       <w:numFmt w:val="decimal"/>
@@ -20423,7 +20409,7 @@
   <w:abstractNum w:abstractNumId="2" w15:restartNumberingAfterBreak="0">
     <w:nsid w:val="FFFFFF7E"/>
     <w:multiLevelType w:val="singleLevel"/>
-    <w:tmpl w:val="E8709D3E"/>
+    <w:tmpl w:val="D65C4102"/>
     <w:lvl w:ilvl="0">
       <w:start w:val="1"/>
       <w:numFmt w:val="decimal"/>
@@ -20440,7 +20426,7 @@
   <w:abstractNum w:abstractNumId="3" w15:restartNumberingAfterBreak="0">
     <w:nsid w:val="FFFFFF7F"/>
     <w:multiLevelType w:val="singleLevel"/>
-    <w:tmpl w:val="CC962926"/>
+    <w:tmpl w:val="FDBE2DAE"/>
     <w:lvl w:ilvl="0">
       <w:start w:val="1"/>
       <w:numFmt w:val="decimal"/>
@@ -20457,7 +20443,7 @@
   <w:abstractNum w:abstractNumId="4" w15:restartNumberingAfterBreak="0">
     <w:nsid w:val="FFFFFF80"/>
     <w:multiLevelType w:val="singleLevel"/>
-    <w:tmpl w:val="A4F6E550"/>
+    <w:tmpl w:val="64C669FC"/>
     <w:lvl w:ilvl="0">
       <w:start w:val="1"/>
       <w:numFmt w:val="bullet"/>
@@ -20477,7 +20463,7 @@
   <w:abstractNum w:abstractNumId="5" w15:restartNumberingAfterBreak="0">
     <w:nsid w:val="FFFFFF81"/>
     <w:multiLevelType w:val="singleLevel"/>
-    <w:tmpl w:val="7B6C3F02"/>
+    <w:tmpl w:val="93BE80F2"/>
     <w:lvl w:ilvl="0">
       <w:start w:val="1"/>
       <w:numFmt w:val="bullet"/>
@@ -20497,7 +20483,7 @@
   <w:abstractNum w:abstractNumId="6" w15:restartNumberingAfterBreak="0">
     <w:nsid w:val="FFFFFF82"/>
     <w:multiLevelType w:val="singleLevel"/>
-    <w:tmpl w:val="95A2EA5C"/>
+    <w:tmpl w:val="AD10D68E"/>
     <w:lvl w:ilvl="0">
       <w:start w:val="1"/>
       <w:numFmt w:val="bullet"/>
@@ -20517,7 +20503,7 @@
   <w:abstractNum w:abstractNumId="7" w15:restartNumberingAfterBreak="0">
     <w:nsid w:val="FFFFFF83"/>
     <w:multiLevelType w:val="singleLevel"/>
-    <w:tmpl w:val="34900308"/>
+    <w:tmpl w:val="5954797A"/>
     <w:lvl w:ilvl="0">
       <w:start w:val="1"/>
       <w:numFmt w:val="bullet"/>
@@ -20537,7 +20523,7 @@
   <w:abstractNum w:abstractNumId="8" w15:restartNumberingAfterBreak="0">
     <w:nsid w:val="FFFFFF88"/>
     <w:multiLevelType w:val="singleLevel"/>
-    <w:tmpl w:val="B6E4F3C0"/>
+    <w:tmpl w:val="85AEF48A"/>
     <w:lvl w:ilvl="0">
       <w:start w:val="1"/>
       <w:numFmt w:val="decimal"/>
@@ -20554,7 +20540,7 @@
   <w:abstractNum w:abstractNumId="9" w15:restartNumberingAfterBreak="0">
     <w:nsid w:val="FFFFFF89"/>
     <w:multiLevelType w:val="singleLevel"/>
-    <w:tmpl w:val="E1BA4366"/>
+    <w:tmpl w:val="B9DE2372"/>
     <w:lvl w:ilvl="0">
       <w:start w:val="1"/>
       <w:numFmt w:val="bullet"/>
@@ -20574,7 +20560,7 @@
   <w:abstractNum w:abstractNumId="10" w15:restartNumberingAfterBreak="0">
     <w:nsid w:val="40205166"/>
     <w:multiLevelType w:val="multilevel"/>
-    <w:tmpl w:val="565A2A00"/>
+    <w:tmpl w:val="E24CF84E"/>
     <w:lvl w:ilvl="0">
       <w:start w:val="1"/>
       <w:numFmt w:val="decimal"/>
@@ -20601,12 +20587,10 @@
       <w:start w:val="1"/>
       <w:numFmt w:val="decimal"/>
       <w:pStyle w:val="2"/>
+      <w:suff w:val="space"/>
       <w:lvlText w:val="%1.%2"/>
       <w:lvlJc w:val="left"/>
       <w:pPr>
-        <w:tabs>
-          <w:tab w:val="num" w:pos="709"/>
-        </w:tabs>
         <w:ind w:left="0" w:firstLine="709"/>
       </w:pPr>
       <w:rPr>
@@ -20617,12 +20601,10 @@
       <w:start w:val="1"/>
       <w:numFmt w:val="decimal"/>
       <w:pStyle w:val="3"/>
+      <w:suff w:val="space"/>
       <w:lvlText w:val="%1.%2.%3"/>
       <w:lvlJc w:val="left"/>
       <w:pPr>
-        <w:tabs>
-          <w:tab w:val="num" w:pos="709"/>
-        </w:tabs>
         <w:ind w:left="0" w:firstLine="709"/>
       </w:pPr>
       <w:rPr>
@@ -20634,12 +20616,10 @@
       <w:start w:val="1"/>
       <w:numFmt w:val="decimal"/>
       <w:pStyle w:val="4"/>
+      <w:suff w:val="space"/>
       <w:lvlText w:val="%1.%2.%3.%4"/>
       <w:lvlJc w:val="left"/>
       <w:pPr>
-        <w:tabs>
-          <w:tab w:val="num" w:pos="709"/>
-        </w:tabs>
         <w:ind w:left="0" w:firstLine="709"/>
       </w:pPr>
       <w:rPr>
@@ -22496,7 +22476,7 @@
 </file>
 
 <file path=customXml/itemProps1.xml><?xml version="1.0" encoding="utf-8"?>
-<ds:datastoreItem xmlns:ds="http://schemas.openxmlformats.org/officeDocument/2006/customXml" ds:itemID="{4EF36B47-1C4B-4C46-9088-D88F51B17353}">
+<ds:datastoreItem xmlns:ds="http://schemas.openxmlformats.org/officeDocument/2006/customXml" ds:itemID="{485A032B-3294-4097-B655-C40E265FFEA3}">
   <ds:schemaRefs>
     <ds:schemaRef ds:uri="http://schemas.openxmlformats.org/officeDocument/2006/bibliography"/>
   </ds:schemaRefs>

--- a/mode_docx_gen/template.docx
+++ b/mode_docx_gen/template.docx
@@ -3831,7 +3831,7 @@
           <v:shape id="_x0000_i1025" type="#_x0000_t75" style="width:199.85pt;height:200.45pt" o:ole="">
             <v:imagedata r:id="rId10" o:title=""/>
           </v:shape>
-          <o:OLEObject Type="Embed" ProgID="Acrobat.Document.DC" ShapeID="_x0000_i1025" DrawAspect="Content" ObjectID="_1803303525" r:id="rId11"/>
+          <o:OLEObject Type="Embed" ProgID="Acrobat.Document.DC" ShapeID="_x0000_i1025" DrawAspect="Content" ObjectID="_1803370448" r:id="rId11"/>
         </w:object>
       </w:r>
     </w:p>
@@ -3873,7 +3873,7 @@
           <v:shape id="_x0000_i1026" type="#_x0000_t75" style="width:411.85pt;height:283.4pt" o:ole="">
             <v:imagedata r:id="rId12" o:title=""/>
           </v:shape>
-          <o:OLEObject Type="Embed" ProgID="Acrobat.Document.DC" ShapeID="_x0000_i1026" DrawAspect="Content" ObjectID="_1803303526" r:id="rId13"/>
+          <o:OLEObject Type="Embed" ProgID="Acrobat.Document.DC" ShapeID="_x0000_i1026" DrawAspect="Content" ObjectID="_1803370449" r:id="rId13"/>
         </w:object>
       </w:r>
     </w:p>
@@ -3903,8 +3903,6 @@
       <w:r>
         <w:t>Цель испытаний</w:t>
       </w:r>
-      <w:bookmarkStart w:id="12" w:name="_GoBack"/>
-      <w:bookmarkEnd w:id="12"/>
     </w:p>
     <w:p>
       <w:pPr>
@@ -4018,11 +4016,11 @@
       <w:pPr>
         <w:pStyle w:val="a"/>
       </w:pPr>
-      <w:bookmarkStart w:id="13" w:name="_Ref191627316"/>
+      <w:bookmarkStart w:id="12" w:name="_Ref191627316"/>
       <w:r>
         <w:t>Назначение функциональных клавиш устройства ЮНИТ-ИЧМ</w:t>
       </w:r>
-      <w:bookmarkEnd w:id="13"/>
+      <w:bookmarkEnd w:id="12"/>
     </w:p>
     <w:tbl>
       <w:tblPr>
@@ -7370,11 +7368,11 @@
       <w:pPr>
         <w:pStyle w:val="2"/>
       </w:pPr>
-      <w:bookmarkStart w:id="14" w:name="_Toc192675558"/>
+      <w:bookmarkStart w:id="13" w:name="_Toc192675558"/>
       <w:r>
         <w:t>Проверка взаимодействия функций блоков МТЗ, КЦН НН1, КЦН НН2,</w:t>
       </w:r>
-      <w:bookmarkEnd w:id="14"/>
+      <w:bookmarkEnd w:id="13"/>
       <w:r>
         <w:t xml:space="preserve">  </w:t>
       </w:r>
@@ -7467,6 +7465,909 @@
         <w:t xml:space="preserve"> </w:t>
       </w:r>
       <w:r>
+        <w:t xml:space="preserve">ЮНИТ-М300 для проверки </w:t>
+      </w:r>
+      <w:r>
+        <w:t>БНТ</w:t>
+      </w:r>
+    </w:p>
+    <w:tbl>
+      <w:tblPr>
+        <w:tblStyle w:val="21"/>
+        <w:tblW w:w="0" w:type="auto"/>
+        <w:tblLook w:val="04A0" w:firstRow="1" w:lastRow="0" w:firstColumn="1" w:lastColumn="0" w:noHBand="0" w:noVBand="1"/>
+      </w:tblPr>
+      <w:tblGrid>
+        <w:gridCol w:w="2482"/>
+        <w:gridCol w:w="2062"/>
+        <w:gridCol w:w="5061"/>
+      </w:tblGrid>
+      <w:tr>
+        <w:trPr>
+          <w:cnfStyle w:val="100000000000" w:firstRow="1" w:lastRow="0" w:firstColumn="0" w:lastColumn="0" w:oddVBand="0" w:evenVBand="0" w:oddHBand="0" w:evenHBand="0" w:firstRowFirstColumn="0" w:firstRowLastColumn="0" w:lastRowFirstColumn="0" w:lastRowLastColumn="0"/>
+        </w:trPr>
+        <w:tc>
+          <w:tcPr>
+            <w:tcW w:w="2482" w:type="dxa"/>
+          </w:tcPr>
+          <w:p>
+            <w:pPr>
+              <w:rPr>
+                <w:b w:val="0"/>
+                <w:sz w:val="22"/>
+              </w:rPr>
+            </w:pPr>
+            <w:r>
+              <w:rPr>
+                <w:b w:val="0"/>
+                <w:sz w:val="22"/>
+              </w:rPr>
+              <w:t>Клемма на устройстве ЮНИТ-М300</w:t>
+            </w:r>
+          </w:p>
+        </w:tc>
+        <w:tc>
+          <w:tcPr>
+            <w:tcW w:w="2062" w:type="dxa"/>
+          </w:tcPr>
+          <w:p>
+            <w:pPr>
+              <w:rPr>
+                <w:b w:val="0"/>
+                <w:sz w:val="22"/>
+              </w:rPr>
+            </w:pPr>
+            <w:r>
+              <w:rPr>
+                <w:b w:val="0"/>
+                <w:sz w:val="22"/>
+              </w:rPr>
+              <w:t xml:space="preserve">Номер ДВ </w:t>
+            </w:r>
+          </w:p>
+        </w:tc>
+        <w:tc>
+          <w:tcPr>
+            <w:tcW w:w="5061" w:type="dxa"/>
+          </w:tcPr>
+          <w:p>
+            <w:pPr>
+              <w:rPr>
+                <w:b w:val="0"/>
+                <w:sz w:val="22"/>
+              </w:rPr>
+            </w:pPr>
+            <w:r>
+              <w:rPr>
+                <w:b w:val="0"/>
+                <w:sz w:val="22"/>
+              </w:rPr>
+              <w:t>Наименование сигнала на ФСУ</w:t>
+            </w:r>
+          </w:p>
+        </w:tc>
+      </w:tr>
+      <w:tr>
+        <w:tc>
+          <w:tcPr>
+            <w:tcW w:w="2482" w:type="dxa"/>
+          </w:tcPr>
+          <w:p>
+            <w:pPr>
+              <w:pStyle w:val="af0"/>
+            </w:pPr>
+            <w:r>
+              <w:t>М3.</w:t>
+            </w:r>
+            <w:r>
+              <w:rPr>
+                <w:lang w:val="en-US"/>
+              </w:rPr>
+              <w:t>XB</w:t>
+            </w:r>
+            <w:r>
+              <w:t>:1</w:t>
+            </w:r>
+          </w:p>
+        </w:tc>
+        <w:tc>
+          <w:tcPr>
+            <w:tcW w:w="2062" w:type="dxa"/>
+          </w:tcPr>
+          <w:p>
+            <w:pPr>
+              <w:pStyle w:val="af0"/>
+            </w:pPr>
+            <w:r>
+              <w:t>М3.</w:t>
+            </w:r>
+            <w:r>
+              <w:t>1</w:t>
+            </w:r>
+          </w:p>
+        </w:tc>
+        <w:tc>
+          <w:tcPr>
+            <w:tcW w:w="5061" w:type="dxa"/>
+          </w:tcPr>
+          <w:p>
+            <w:pPr>
+              <w:pStyle w:val="af0"/>
+              <w:jc w:val="left"/>
+            </w:pPr>
+            <w:r>
+              <w:t>Вывод терминала</w:t>
+            </w:r>
+          </w:p>
+        </w:tc>
+      </w:tr>
+      <w:tr>
+        <w:tc>
+          <w:tcPr>
+            <w:tcW w:w="2482" w:type="dxa"/>
+          </w:tcPr>
+          <w:p>
+            <w:pPr>
+              <w:pStyle w:val="af0"/>
+            </w:pPr>
+            <w:r>
+              <w:t>М3.</w:t>
+            </w:r>
+            <w:r>
+              <w:rPr>
+                <w:lang w:val="en-US"/>
+              </w:rPr>
+              <w:t>XB</w:t>
+            </w:r>
+            <w:r>
+              <w:t>:</w:t>
+            </w:r>
+            <w:r>
+              <w:t>2</w:t>
+            </w:r>
+          </w:p>
+        </w:tc>
+        <w:tc>
+          <w:tcPr>
+            <w:tcW w:w="2062" w:type="dxa"/>
+          </w:tcPr>
+          <w:p>
+            <w:pPr>
+              <w:pStyle w:val="af0"/>
+            </w:pPr>
+            <w:r>
+              <w:t>М3.</w:t>
+            </w:r>
+            <w:r>
+              <w:t>2</w:t>
+            </w:r>
+          </w:p>
+        </w:tc>
+        <w:tc>
+          <w:tcPr>
+            <w:tcW w:w="5061" w:type="dxa"/>
+          </w:tcPr>
+          <w:p>
+            <w:pPr>
+              <w:pStyle w:val="af0"/>
+              <w:jc w:val="left"/>
+            </w:pPr>
+            <w:r>
+              <w:t>ОВ МТЗ</w:t>
+            </w:r>
+          </w:p>
+        </w:tc>
+      </w:tr>
+      <w:tr>
+        <w:tc>
+          <w:tcPr>
+            <w:tcW w:w="2482" w:type="dxa"/>
+          </w:tcPr>
+          <w:p>
+            <w:pPr>
+              <w:pStyle w:val="af0"/>
+            </w:pPr>
+            <w:r>
+              <w:t>М3.</w:t>
+            </w:r>
+            <w:r>
+              <w:rPr>
+                <w:lang w:val="en-US"/>
+              </w:rPr>
+              <w:t>XB:</w:t>
+            </w:r>
+            <w:r>
+              <w:t>3</w:t>
+            </w:r>
+          </w:p>
+        </w:tc>
+        <w:tc>
+          <w:tcPr>
+            <w:tcW w:w="2062" w:type="dxa"/>
+          </w:tcPr>
+          <w:p>
+            <w:pPr>
+              <w:pStyle w:val="af0"/>
+              <w:rPr>
+                <w:lang w:val="en-US"/>
+              </w:rPr>
+            </w:pPr>
+            <w:r>
+              <w:t>М3.</w:t>
+            </w:r>
+            <w:r>
+              <w:rPr>
+                <w:lang w:val="en-US"/>
+              </w:rPr>
+              <w:t>3</w:t>
+            </w:r>
+          </w:p>
+        </w:tc>
+        <w:tc>
+          <w:tcPr>
+            <w:tcW w:w="5061" w:type="dxa"/>
+          </w:tcPr>
+          <w:p>
+            <w:pPr>
+              <w:pStyle w:val="af0"/>
+              <w:jc w:val="left"/>
+            </w:pPr>
+            <w:r>
+              <w:t xml:space="preserve">ОВ </w:t>
+            </w:r>
+            <w:r>
+              <w:t>МТЗ 1 ст</w:t>
+            </w:r>
+            <w:bookmarkStart w:id="14" w:name="_GoBack"/>
+            <w:bookmarkEnd w:id="14"/>
+          </w:p>
+        </w:tc>
+      </w:tr>
+      <w:tr>
+        <w:tc>
+          <w:tcPr>
+            <w:tcW w:w="2482" w:type="dxa"/>
+          </w:tcPr>
+          <w:p>
+            <w:pPr>
+              <w:pStyle w:val="af0"/>
+            </w:pPr>
+            <w:r>
+              <w:t>М3</w:t>
+            </w:r>
+            <w:r>
+              <w:rPr>
+                <w:lang w:val="en-US"/>
+              </w:rPr>
+              <w:t>.XB:</w:t>
+            </w:r>
+            <w:r>
+              <w:t>4</w:t>
+            </w:r>
+          </w:p>
+        </w:tc>
+        <w:tc>
+          <w:tcPr>
+            <w:tcW w:w="2062" w:type="dxa"/>
+          </w:tcPr>
+          <w:p>
+            <w:pPr>
+              <w:pStyle w:val="af0"/>
+              <w:rPr>
+                <w:lang w:val="en-US"/>
+              </w:rPr>
+            </w:pPr>
+            <w:r>
+              <w:t>М3</w:t>
+            </w:r>
+            <w:r>
+              <w:rPr>
+                <w:lang w:val="en-US"/>
+              </w:rPr>
+              <w:t>.4</w:t>
+            </w:r>
+          </w:p>
+        </w:tc>
+        <w:tc>
+          <w:tcPr>
+            <w:tcW w:w="5061" w:type="dxa"/>
+          </w:tcPr>
+          <w:p>
+            <w:pPr>
+              <w:pStyle w:val="af0"/>
+              <w:jc w:val="left"/>
+            </w:pPr>
+            <w:r>
+              <w:t xml:space="preserve">ОВ </w:t>
+            </w:r>
+            <w:r>
+              <w:t xml:space="preserve">МТЗ </w:t>
+            </w:r>
+            <w:r>
+              <w:t xml:space="preserve">2 </w:t>
+            </w:r>
+            <w:r>
+              <w:t>ст</w:t>
+            </w:r>
+          </w:p>
+        </w:tc>
+      </w:tr>
+      <w:tr>
+        <w:tc>
+          <w:tcPr>
+            <w:tcW w:w="2482" w:type="dxa"/>
+          </w:tcPr>
+          <w:p>
+            <w:pPr>
+              <w:pStyle w:val="af0"/>
+            </w:pPr>
+            <w:r>
+              <w:t>М3</w:t>
+            </w:r>
+            <w:r>
+              <w:rPr>
+                <w:lang w:val="en-US"/>
+              </w:rPr>
+              <w:t>.XB:</w:t>
+            </w:r>
+            <w:r>
+              <w:t>5</w:t>
+            </w:r>
+          </w:p>
+        </w:tc>
+        <w:tc>
+          <w:tcPr>
+            <w:tcW w:w="2062" w:type="dxa"/>
+          </w:tcPr>
+          <w:p>
+            <w:pPr>
+              <w:pStyle w:val="af0"/>
+              <w:rPr>
+                <w:lang w:val="en-US"/>
+              </w:rPr>
+            </w:pPr>
+            <w:r>
+              <w:t>М3</w:t>
+            </w:r>
+            <w:r>
+              <w:rPr>
+                <w:lang w:val="en-US"/>
+              </w:rPr>
+              <w:t>.5</w:t>
+            </w:r>
+          </w:p>
+        </w:tc>
+        <w:tc>
+          <w:tcPr>
+            <w:tcW w:w="5061" w:type="dxa"/>
+          </w:tcPr>
+          <w:p>
+            <w:pPr>
+              <w:pStyle w:val="af0"/>
+              <w:jc w:val="left"/>
+            </w:pPr>
+            <w:r>
+              <w:t xml:space="preserve">ОВ </w:t>
+            </w:r>
+            <w:r>
+              <w:t xml:space="preserve">МТЗ </w:t>
+            </w:r>
+            <w:r>
+              <w:t>3</w:t>
+            </w:r>
+            <w:r>
+              <w:t xml:space="preserve"> ст</w:t>
+            </w:r>
+          </w:p>
+        </w:tc>
+      </w:tr>
+      <w:tr>
+        <w:tc>
+          <w:tcPr>
+            <w:tcW w:w="2482" w:type="dxa"/>
+          </w:tcPr>
+          <w:p>
+            <w:pPr>
+              <w:pStyle w:val="af0"/>
+              <w:rPr>
+                <w:lang w:val="en-US"/>
+              </w:rPr>
+            </w:pPr>
+            <w:r>
+              <w:t>М</w:t>
+            </w:r>
+            <w:r>
+              <w:rPr>
+                <w:lang w:val="en-US"/>
+              </w:rPr>
+              <w:t>3.XB:6</w:t>
+            </w:r>
+          </w:p>
+        </w:tc>
+        <w:tc>
+          <w:tcPr>
+            <w:tcW w:w="2062" w:type="dxa"/>
+          </w:tcPr>
+          <w:p>
+            <w:pPr>
+              <w:pStyle w:val="af0"/>
+              <w:rPr>
+                <w:lang w:val="en-US"/>
+              </w:rPr>
+            </w:pPr>
+            <w:r>
+              <w:t>М</w:t>
+            </w:r>
+            <w:r>
+              <w:rPr>
+                <w:lang w:val="en-US"/>
+              </w:rPr>
+              <w:t>3.6</w:t>
+            </w:r>
+          </w:p>
+        </w:tc>
+        <w:tc>
+          <w:tcPr>
+            <w:tcW w:w="5061" w:type="dxa"/>
+          </w:tcPr>
+          <w:p>
+            <w:pPr>
+              <w:pStyle w:val="af0"/>
+              <w:jc w:val="left"/>
+            </w:pPr>
+            <w:r>
+              <w:t>Резерв</w:t>
+            </w:r>
+          </w:p>
+        </w:tc>
+      </w:tr>
+      <w:tr>
+        <w:tc>
+          <w:tcPr>
+            <w:tcW w:w="2482" w:type="dxa"/>
+          </w:tcPr>
+          <w:p>
+            <w:pPr>
+              <w:pStyle w:val="af0"/>
+              <w:rPr>
+                <w:lang w:val="en-US"/>
+              </w:rPr>
+            </w:pPr>
+            <w:r>
+              <w:t>М</w:t>
+            </w:r>
+            <w:r>
+              <w:rPr>
+                <w:lang w:val="en-US"/>
+              </w:rPr>
+              <w:t>3.XB:7</w:t>
+            </w:r>
+          </w:p>
+        </w:tc>
+        <w:tc>
+          <w:tcPr>
+            <w:tcW w:w="2062" w:type="dxa"/>
+          </w:tcPr>
+          <w:p>
+            <w:pPr>
+              <w:pStyle w:val="af0"/>
+              <w:rPr>
+                <w:lang w:val="en-US"/>
+              </w:rPr>
+            </w:pPr>
+            <w:r>
+              <w:t>М</w:t>
+            </w:r>
+            <w:r>
+              <w:rPr>
+                <w:lang w:val="en-US"/>
+              </w:rPr>
+              <w:t>3.7</w:t>
+            </w:r>
+          </w:p>
+        </w:tc>
+        <w:tc>
+          <w:tcPr>
+            <w:tcW w:w="5061" w:type="dxa"/>
+          </w:tcPr>
+          <w:p>
+            <w:pPr>
+              <w:pStyle w:val="af0"/>
+              <w:jc w:val="left"/>
+            </w:pPr>
+            <w:r>
+              <w:t>Резерв</w:t>
+            </w:r>
+          </w:p>
+        </w:tc>
+      </w:tr>
+      <w:tr>
+        <w:tc>
+          <w:tcPr>
+            <w:tcW w:w="2482" w:type="dxa"/>
+          </w:tcPr>
+          <w:p>
+            <w:pPr>
+              <w:pStyle w:val="af0"/>
+              <w:rPr>
+                <w:lang w:val="en-US"/>
+              </w:rPr>
+            </w:pPr>
+            <w:r>
+              <w:t>М</w:t>
+            </w:r>
+            <w:r>
+              <w:rPr>
+                <w:lang w:val="en-US"/>
+              </w:rPr>
+              <w:t>3.XB:9</w:t>
+            </w:r>
+          </w:p>
+        </w:tc>
+        <w:tc>
+          <w:tcPr>
+            <w:tcW w:w="2062" w:type="dxa"/>
+          </w:tcPr>
+          <w:p>
+            <w:pPr>
+              <w:pStyle w:val="af0"/>
+              <w:rPr>
+                <w:lang w:val="en-US"/>
+              </w:rPr>
+            </w:pPr>
+            <w:r>
+              <w:t>М</w:t>
+            </w:r>
+            <w:r>
+              <w:rPr>
+                <w:lang w:val="en-US"/>
+              </w:rPr>
+              <w:t>3.8</w:t>
+            </w:r>
+          </w:p>
+        </w:tc>
+        <w:tc>
+          <w:tcPr>
+            <w:tcW w:w="5061" w:type="dxa"/>
+          </w:tcPr>
+          <w:p>
+            <w:pPr>
+              <w:pStyle w:val="af0"/>
+              <w:jc w:val="left"/>
+            </w:pPr>
+            <w:r>
+              <w:t>Резерв</w:t>
+            </w:r>
+          </w:p>
+        </w:tc>
+      </w:tr>
+      <w:tr>
+        <w:tc>
+          <w:tcPr>
+            <w:tcW w:w="2482" w:type="dxa"/>
+          </w:tcPr>
+          <w:p>
+            <w:pPr>
+              <w:pStyle w:val="af0"/>
+              <w:rPr>
+                <w:lang w:val="en-US"/>
+              </w:rPr>
+            </w:pPr>
+            <w:r>
+              <w:t>М</w:t>
+            </w:r>
+            <w:r>
+              <w:rPr>
+                <w:lang w:val="en-US"/>
+              </w:rPr>
+              <w:t>3.XB:10</w:t>
+            </w:r>
+          </w:p>
+        </w:tc>
+        <w:tc>
+          <w:tcPr>
+            <w:tcW w:w="2062" w:type="dxa"/>
+          </w:tcPr>
+          <w:p>
+            <w:pPr>
+              <w:pStyle w:val="af0"/>
+              <w:rPr>
+                <w:lang w:val="en-US"/>
+              </w:rPr>
+            </w:pPr>
+            <w:r>
+              <w:t>М</w:t>
+            </w:r>
+            <w:r>
+              <w:rPr>
+                <w:lang w:val="en-US"/>
+              </w:rPr>
+              <w:t>3.9</w:t>
+            </w:r>
+          </w:p>
+        </w:tc>
+        <w:tc>
+          <w:tcPr>
+            <w:tcW w:w="5061" w:type="dxa"/>
+          </w:tcPr>
+          <w:p>
+            <w:pPr>
+              <w:pStyle w:val="af0"/>
+              <w:jc w:val="left"/>
+            </w:pPr>
+            <w:r>
+              <w:t>Резерв</w:t>
+            </w:r>
+          </w:p>
+        </w:tc>
+      </w:tr>
+      <w:tr>
+        <w:tc>
+          <w:tcPr>
+            <w:tcW w:w="2482" w:type="dxa"/>
+          </w:tcPr>
+          <w:p>
+            <w:pPr>
+              <w:pStyle w:val="af0"/>
+            </w:pPr>
+            <w:r>
+              <w:t>М</w:t>
+            </w:r>
+            <w:r>
+              <w:rPr>
+                <w:lang w:val="en-US"/>
+              </w:rPr>
+              <w:t>3.XB:</w:t>
+            </w:r>
+            <w:r>
+              <w:t>11</w:t>
+            </w:r>
+          </w:p>
+        </w:tc>
+        <w:tc>
+          <w:tcPr>
+            <w:tcW w:w="2062" w:type="dxa"/>
+          </w:tcPr>
+          <w:p>
+            <w:pPr>
+              <w:pStyle w:val="af0"/>
+            </w:pPr>
+            <w:r>
+              <w:t>М3.10</w:t>
+            </w:r>
+          </w:p>
+        </w:tc>
+        <w:tc>
+          <w:tcPr>
+            <w:tcW w:w="5061" w:type="dxa"/>
+          </w:tcPr>
+          <w:p>
+            <w:pPr>
+              <w:pStyle w:val="af0"/>
+              <w:jc w:val="left"/>
+            </w:pPr>
+            <w:r>
+              <w:t>Резерв</w:t>
+            </w:r>
+          </w:p>
+        </w:tc>
+      </w:tr>
+      <w:tr>
+        <w:tc>
+          <w:tcPr>
+            <w:tcW w:w="2482" w:type="dxa"/>
+          </w:tcPr>
+          <w:p>
+            <w:pPr>
+              <w:pStyle w:val="af0"/>
+            </w:pPr>
+            <w:r>
+              <w:t>М3.</w:t>
+            </w:r>
+            <w:r>
+              <w:rPr>
+                <w:lang w:val="en-US"/>
+              </w:rPr>
+              <w:t>XB:</w:t>
+            </w:r>
+            <w:r>
+              <w:t>12</w:t>
+            </w:r>
+          </w:p>
+        </w:tc>
+        <w:tc>
+          <w:tcPr>
+            <w:tcW w:w="2062" w:type="dxa"/>
+          </w:tcPr>
+          <w:p>
+            <w:pPr>
+              <w:pStyle w:val="af0"/>
+            </w:pPr>
+            <w:r>
+              <w:t>М3.11</w:t>
+            </w:r>
+          </w:p>
+        </w:tc>
+        <w:tc>
+          <w:tcPr>
+            <w:tcW w:w="5061" w:type="dxa"/>
+          </w:tcPr>
+          <w:p>
+            <w:pPr>
+              <w:pStyle w:val="af0"/>
+              <w:jc w:val="left"/>
+            </w:pPr>
+            <w:r>
+              <w:t>Резерв</w:t>
+            </w:r>
+          </w:p>
+        </w:tc>
+      </w:tr>
+      <w:tr>
+        <w:tc>
+          <w:tcPr>
+            <w:tcW w:w="2482" w:type="dxa"/>
+          </w:tcPr>
+          <w:p>
+            <w:pPr>
+              <w:pStyle w:val="af0"/>
+            </w:pPr>
+            <w:r>
+              <w:t>М3.</w:t>
+            </w:r>
+            <w:r>
+              <w:rPr>
+                <w:lang w:val="en-US"/>
+              </w:rPr>
+              <w:t>XB:</w:t>
+            </w:r>
+            <w:r>
+              <w:t>13</w:t>
+            </w:r>
+          </w:p>
+        </w:tc>
+        <w:tc>
+          <w:tcPr>
+            <w:tcW w:w="2062" w:type="dxa"/>
+          </w:tcPr>
+          <w:p>
+            <w:pPr>
+              <w:pStyle w:val="af0"/>
+            </w:pPr>
+            <w:r>
+              <w:t>М3.12</w:t>
+            </w:r>
+          </w:p>
+        </w:tc>
+        <w:tc>
+          <w:tcPr>
+            <w:tcW w:w="5061" w:type="dxa"/>
+          </w:tcPr>
+          <w:p>
+            <w:pPr>
+              <w:pStyle w:val="af0"/>
+              <w:jc w:val="left"/>
+            </w:pPr>
+            <w:r>
+              <w:t>Резерв</w:t>
+            </w:r>
+          </w:p>
+        </w:tc>
+      </w:tr>
+      <w:tr>
+        <w:tc>
+          <w:tcPr>
+            <w:tcW w:w="2482" w:type="dxa"/>
+          </w:tcPr>
+          <w:p>
+            <w:pPr>
+              <w:pStyle w:val="af0"/>
+            </w:pPr>
+            <w:r>
+              <w:t>М3.</w:t>
+            </w:r>
+            <w:r>
+              <w:rPr>
+                <w:lang w:val="en-US"/>
+              </w:rPr>
+              <w:t>XB</w:t>
+            </w:r>
+            <w:r>
+              <w:t>:14</w:t>
+            </w:r>
+          </w:p>
+        </w:tc>
+        <w:tc>
+          <w:tcPr>
+            <w:tcW w:w="2062" w:type="dxa"/>
+          </w:tcPr>
+          <w:p>
+            <w:pPr>
+              <w:pStyle w:val="af0"/>
+            </w:pPr>
+            <w:r>
+              <w:t>М3.13</w:t>
+            </w:r>
+          </w:p>
+        </w:tc>
+        <w:tc>
+          <w:tcPr>
+            <w:tcW w:w="5061" w:type="dxa"/>
+          </w:tcPr>
+          <w:p>
+            <w:pPr>
+              <w:pStyle w:val="af0"/>
+              <w:jc w:val="left"/>
+            </w:pPr>
+            <w:r>
+              <w:t>Резерв</w:t>
+            </w:r>
+          </w:p>
+        </w:tc>
+      </w:tr>
+      <w:tr>
+        <w:tc>
+          <w:tcPr>
+            <w:tcW w:w="2482" w:type="dxa"/>
+          </w:tcPr>
+          <w:p>
+            <w:pPr>
+              <w:pStyle w:val="af0"/>
+            </w:pPr>
+            <w:r>
+              <w:t>М3.</w:t>
+            </w:r>
+            <w:r>
+              <w:rPr>
+                <w:lang w:val="en-US"/>
+              </w:rPr>
+              <w:t>XB</w:t>
+            </w:r>
+            <w:r>
+              <w:t>:15</w:t>
+            </w:r>
+          </w:p>
+        </w:tc>
+        <w:tc>
+          <w:tcPr>
+            <w:tcW w:w="2062" w:type="dxa"/>
+          </w:tcPr>
+          <w:p>
+            <w:pPr>
+              <w:pStyle w:val="af0"/>
+            </w:pPr>
+            <w:r>
+              <w:t>М3.14</w:t>
+            </w:r>
+          </w:p>
+        </w:tc>
+        <w:tc>
+          <w:tcPr>
+            <w:tcW w:w="5061" w:type="dxa"/>
+          </w:tcPr>
+          <w:p>
+            <w:pPr>
+              <w:pStyle w:val="af0"/>
+              <w:jc w:val="left"/>
+            </w:pPr>
+            <w:r>
+              <w:t>Резерв</w:t>
+            </w:r>
+          </w:p>
+        </w:tc>
+      </w:tr>
+    </w:tbl>
+    <w:p>
+      <w:pPr>
+        <w:pStyle w:val="a"/>
+      </w:pPr>
+      <w:r>
+        <w:t>Назначение дискретных входов</w:t>
+      </w:r>
+      <w:r>
+        <w:t xml:space="preserve"> </w:t>
+      </w:r>
+      <w:r>
         <w:t>ЮНИТ-М300 для проверки КЦН НН</w:t>
       </w:r>
       <w:r>
@@ -8348,6 +9249,7 @@
       </w:pPr>
       <w:bookmarkStart w:id="15" w:name="_Ref191625992"/>
       <w:r>
+        <w:lastRenderedPageBreak/>
         <w:t>Назначение дискретных входов</w:t>
       </w:r>
       <w:r>
@@ -9231,7 +10133,6 @@
         <w:pStyle w:val="a"/>
       </w:pPr>
       <w:r>
-        <w:lastRenderedPageBreak/>
         <w:t>Назначение дискретных входов</w:t>
       </w:r>
       <w:r>
@@ -10986,6 +11887,7 @@
               <w:pStyle w:val="af0"/>
             </w:pPr>
             <w:r>
+              <w:lastRenderedPageBreak/>
               <w:t>М3.</w:t>
             </w:r>
             <w:r>
@@ -11892,7 +12794,6 @@
               <w:pStyle w:val="af0"/>
             </w:pPr>
             <w:r>
-              <w:lastRenderedPageBreak/>
               <w:t>М3.</w:t>
             </w:r>
             <w:r>
@@ -13467,6 +14368,7 @@
               <w:pStyle w:val="af0"/>
             </w:pPr>
             <w:r>
+              <w:lastRenderedPageBreak/>
               <w:t>М9.</w:t>
             </w:r>
             <w:r>
@@ -14636,7 +15538,6 @@
               <w:rPr>
                 <w:b w:val="0"/>
               </w:rPr>
-              <w:lastRenderedPageBreak/>
               <w:t>Клеммы на устройстве</w:t>
             </w:r>
           </w:p>
@@ -16716,6 +17617,7 @@
               <w:pStyle w:val="af0"/>
             </w:pPr>
             <w:r>
+              <w:lastRenderedPageBreak/>
               <w:t>М10.</w:t>
             </w:r>
             <w:r>
@@ -17950,7 +18852,6 @@
               <w:pStyle w:val="af0"/>
             </w:pPr>
             <w:r>
-              <w:lastRenderedPageBreak/>
               <w:t>М10.</w:t>
             </w:r>
             <w:r>
@@ -20242,14 +21143,27 @@
           <w:r>
             <w:t>/</w:t>
           </w:r>
-          <w:fldSimple w:instr=" NUMPAGES   \* MERGEFORMAT ">
-            <w:r>
-              <w:rPr>
-                <w:noProof/>
-              </w:rPr>
-              <w:t>12</w:t>
-            </w:r>
-          </w:fldSimple>
+          <w:r>
+            <w:fldChar w:fldCharType="begin"/>
+          </w:r>
+          <w:r>
+            <w:instrText xml:space="preserve"> NUMPAGES   \* MERGEFORMAT </w:instrText>
+          </w:r>
+          <w:r>
+            <w:fldChar w:fldCharType="separate"/>
+          </w:r>
+          <w:r>
+            <w:rPr>
+              <w:noProof/>
+            </w:rPr>
+            <w:t>12</w:t>
+          </w:r>
+          <w:r>
+            <w:rPr>
+              <w:noProof/>
+            </w:rPr>
+            <w:fldChar w:fldCharType="end"/>
+          </w:r>
         </w:p>
       </w:tc>
     </w:tr>
@@ -20326,7 +21240,7 @@
             <w:rPr>
               <w:noProof/>
             </w:rPr>
-            <w:t>6</w:t>
+            <w:t>12</w:t>
           </w:r>
           <w:r>
             <w:fldChar w:fldCharType="end"/>
@@ -20334,27 +21248,14 @@
           <w:r>
             <w:t xml:space="preserve"> из </w:t>
           </w:r>
-          <w:r>
-            <w:fldChar w:fldCharType="begin"/>
-          </w:r>
-          <w:r>
-            <w:instrText xml:space="preserve"> NUMPAGES </w:instrText>
-          </w:r>
-          <w:r>
-            <w:fldChar w:fldCharType="separate"/>
-          </w:r>
-          <w:r>
-            <w:rPr>
-              <w:noProof/>
-            </w:rPr>
-            <w:t>12</w:t>
-          </w:r>
-          <w:r>
-            <w:rPr>
-              <w:noProof/>
-            </w:rPr>
-            <w:fldChar w:fldCharType="end"/>
-          </w:r>
+          <w:fldSimple w:instr=" NUMPAGES ">
+            <w:r>
+              <w:rPr>
+                <w:noProof/>
+              </w:rPr>
+              <w:t>12</w:t>
+            </w:r>
+          </w:fldSimple>
           <w:r>
             <w:t xml:space="preserve"> </w:t>
           </w:r>
@@ -22476,7 +23377,7 @@
 </file>
 
 <file path=customXml/itemProps1.xml><?xml version="1.0" encoding="utf-8"?>
-<ds:datastoreItem xmlns:ds="http://schemas.openxmlformats.org/officeDocument/2006/customXml" ds:itemID="{485A032B-3294-4097-B655-C40E265FFEA3}">
+<ds:datastoreItem xmlns:ds="http://schemas.openxmlformats.org/officeDocument/2006/customXml" ds:itemID="{B6E4FA53-B8F7-4316-863E-A126010E82E0}">
   <ds:schemaRefs>
     <ds:schemaRef ds:uri="http://schemas.openxmlformats.org/officeDocument/2006/bibliography"/>
   </ds:schemaRefs>

--- a/mode_docx_gen/template.docx
+++ b/mode_docx_gen/template.docx
@@ -3831,7 +3831,7 @@
           <v:shape id="_x0000_i1025" type="#_x0000_t75" style="width:199.85pt;height:200.45pt" o:ole="">
             <v:imagedata r:id="rId10" o:title=""/>
           </v:shape>
-          <o:OLEObject Type="Embed" ProgID="Acrobat.Document.DC" ShapeID="_x0000_i1025" DrawAspect="Content" ObjectID="_1803370448" r:id="rId11"/>
+          <o:OLEObject Type="Embed" ProgID="Acrobat.Document.DC" ShapeID="_x0000_i1025" DrawAspect="Content" ObjectID="_1803382577" r:id="rId11"/>
         </w:object>
       </w:r>
     </w:p>
@@ -3873,7 +3873,7 @@
           <v:shape id="_x0000_i1026" type="#_x0000_t75" style="width:411.85pt;height:283.4pt" o:ole="">
             <v:imagedata r:id="rId12" o:title=""/>
           </v:shape>
-          <o:OLEObject Type="Embed" ProgID="Acrobat.Document.DC" ShapeID="_x0000_i1026" DrawAspect="Content" ObjectID="_1803370449" r:id="rId13"/>
+          <o:OLEObject Type="Embed" ProgID="Acrobat.Document.DC" ShapeID="_x0000_i1026" DrawAspect="Content" ObjectID="_1803382578" r:id="rId13"/>
         </w:object>
       </w:r>
     </w:p>
@@ -7465,10 +7465,7 @@
         <w:t xml:space="preserve"> </w:t>
       </w:r>
       <w:r>
-        <w:t xml:space="preserve">ЮНИТ-М300 для проверки </w:t>
-      </w:r>
-      <w:r>
-        <w:t>БНТ</w:t>
+        <w:t>ЮНИТ-М300 для проверки БНТ</w:t>
       </w:r>
     </w:p>
     <w:tbl>
@@ -7718,8 +7715,6 @@
             <w:r>
               <w:t>МТЗ 1 ст</w:t>
             </w:r>
-            <w:bookmarkStart w:id="14" w:name="_GoBack"/>
-            <w:bookmarkEnd w:id="14"/>
           </w:p>
         </w:tc>
       </w:tr>
@@ -7781,13 +7776,7 @@
               <w:t xml:space="preserve">ОВ </w:t>
             </w:r>
             <w:r>
-              <w:t xml:space="preserve">МТЗ </w:t>
-            </w:r>
-            <w:r>
-              <w:t xml:space="preserve">2 </w:t>
-            </w:r>
-            <w:r>
-              <w:t>ст</w:t>
+              <w:t>МТЗ 2 ст</w:t>
             </w:r>
           </w:p>
         </w:tc>
@@ -7850,13 +7839,7 @@
               <w:t xml:space="preserve">ОВ </w:t>
             </w:r>
             <w:r>
-              <w:t xml:space="preserve">МТЗ </w:t>
-            </w:r>
-            <w:r>
-              <w:t>3</w:t>
-            </w:r>
-            <w:r>
-              <w:t xml:space="preserve"> ст</w:t>
+              <w:t>МТЗ 3 ст</w:t>
             </w:r>
           </w:p>
         </w:tc>
@@ -8499,6 +8482,63 @@
               <w:jc w:val="left"/>
             </w:pPr>
             <w:r>
+              <w:t>Вывод терминала</w:t>
+            </w:r>
+          </w:p>
+        </w:tc>
+      </w:tr>
+      <w:tr>
+        <w:tc>
+          <w:tcPr>
+            <w:tcW w:w="2482" w:type="dxa"/>
+          </w:tcPr>
+          <w:p>
+            <w:pPr>
+              <w:pStyle w:val="af0"/>
+            </w:pPr>
+            <w:r>
+              <w:t>М3.</w:t>
+            </w:r>
+            <w:r>
+              <w:rPr>
+                <w:lang w:val="en-US"/>
+              </w:rPr>
+              <w:t>XB</w:t>
+            </w:r>
+            <w:r>
+              <w:t>:</w:t>
+            </w:r>
+            <w:r>
+              <w:t>2</w:t>
+            </w:r>
+          </w:p>
+        </w:tc>
+        <w:tc>
+          <w:tcPr>
+            <w:tcW w:w="2062" w:type="dxa"/>
+          </w:tcPr>
+          <w:p>
+            <w:pPr>
+              <w:pStyle w:val="af0"/>
+            </w:pPr>
+            <w:r>
+              <w:t>М3.</w:t>
+            </w:r>
+            <w:r>
+              <w:t>2</w:t>
+            </w:r>
+          </w:p>
+        </w:tc>
+        <w:tc>
+          <w:tcPr>
+            <w:tcW w:w="5061" w:type="dxa"/>
+          </w:tcPr>
+          <w:p>
+            <w:pPr>
+              <w:pStyle w:val="af0"/>
+              <w:jc w:val="left"/>
+            </w:pPr>
+            <w:r>
               <w:t>ОВ КЦН1</w:t>
             </w:r>
           </w:p>
@@ -8520,14 +8560,136 @@
               <w:rPr>
                 <w:lang w:val="en-US"/>
               </w:rPr>
-              <w:t>XB</w:t>
-            </w:r>
-            <w:r>
-              <w:t>:</w:t>
+              <w:t>XB:</w:t>
+            </w:r>
+            <w:r>
+              <w:t>3</w:t>
+            </w:r>
+          </w:p>
+        </w:tc>
+        <w:tc>
+          <w:tcPr>
+            <w:tcW w:w="2062" w:type="dxa"/>
+          </w:tcPr>
+          <w:p>
+            <w:pPr>
+              <w:pStyle w:val="af0"/>
+              <w:rPr>
+                <w:lang w:val="en-US"/>
+              </w:rPr>
+            </w:pPr>
+            <w:r>
+              <w:t>М3.</w:t>
+            </w:r>
+            <w:r>
+              <w:rPr>
+                <w:lang w:val="en-US"/>
+              </w:rPr>
+              <w:t>3</w:t>
+            </w:r>
+          </w:p>
+        </w:tc>
+        <w:tc>
+          <w:tcPr>
+            <w:tcW w:w="5061" w:type="dxa"/>
+          </w:tcPr>
+          <w:p>
+            <w:pPr>
+              <w:pStyle w:val="af0"/>
+              <w:jc w:val="left"/>
+            </w:pPr>
+            <w:r>
+              <w:t>Срабатывание внешнего БНН1</w:t>
+            </w:r>
+          </w:p>
+        </w:tc>
+      </w:tr>
+      <w:tr>
+        <w:tc>
+          <w:tcPr>
+            <w:tcW w:w="2482" w:type="dxa"/>
+          </w:tcPr>
+          <w:p>
+            <w:pPr>
+              <w:pStyle w:val="af0"/>
+            </w:pPr>
+            <w:r>
+              <w:t>М3</w:t>
+            </w:r>
+            <w:r>
+              <w:rPr>
+                <w:lang w:val="en-US"/>
+              </w:rPr>
+              <w:t>.XB:</w:t>
+            </w:r>
+            <w:r>
+              <w:t>4</w:t>
+            </w:r>
+          </w:p>
+        </w:tc>
+        <w:tc>
+          <w:tcPr>
+            <w:tcW w:w="2062" w:type="dxa"/>
+          </w:tcPr>
+          <w:p>
+            <w:pPr>
+              <w:pStyle w:val="af0"/>
+              <w:rPr>
+                <w:lang w:val="en-US"/>
+              </w:rPr>
+            </w:pPr>
+            <w:r>
+              <w:t>М3</w:t>
+            </w:r>
+            <w:r>
+              <w:rPr>
+                <w:lang w:val="en-US"/>
+              </w:rPr>
+              <w:t>.4</w:t>
+            </w:r>
+          </w:p>
+        </w:tc>
+        <w:tc>
+          <w:tcPr>
+            <w:tcW w:w="5061" w:type="dxa"/>
+          </w:tcPr>
+          <w:p>
+            <w:pPr>
+              <w:pStyle w:val="af0"/>
+              <w:jc w:val="left"/>
+            </w:pPr>
+            <w:r>
+              <w:t>ОВ КЦН</w:t>
             </w:r>
             <w:r>
               <w:t>2</w:t>
             </w:r>
+            <w:bookmarkStart w:id="14" w:name="_GoBack"/>
+            <w:bookmarkEnd w:id="14"/>
+          </w:p>
+        </w:tc>
+      </w:tr>
+      <w:tr>
+        <w:tc>
+          <w:tcPr>
+            <w:tcW w:w="2482" w:type="dxa"/>
+          </w:tcPr>
+          <w:p>
+            <w:pPr>
+              <w:pStyle w:val="af0"/>
+            </w:pPr>
+            <w:r>
+              <w:t>М3</w:t>
+            </w:r>
+            <w:r>
+              <w:rPr>
+                <w:lang w:val="en-US"/>
+              </w:rPr>
+              <w:t>.XB:</w:t>
+            </w:r>
+            <w:r>
+              <w:t>5</w:t>
+            </w:r>
           </w:p>
         </w:tc>
         <w:tc>
@@ -8537,212 +8699,35 @@
           <w:p>
             <w:pPr>
               <w:pStyle w:val="af0"/>
-            </w:pPr>
-            <w:r>
-              <w:t>М3.</w:t>
+              <w:rPr>
+                <w:lang w:val="en-US"/>
+              </w:rPr>
+            </w:pPr>
+            <w:r>
+              <w:t>М3</w:t>
+            </w:r>
+            <w:r>
+              <w:rPr>
+                <w:lang w:val="en-US"/>
+              </w:rPr>
+              <w:t>.5</w:t>
+            </w:r>
+          </w:p>
+        </w:tc>
+        <w:tc>
+          <w:tcPr>
+            <w:tcW w:w="5061" w:type="dxa"/>
+          </w:tcPr>
+          <w:p>
+            <w:pPr>
+              <w:pStyle w:val="af0"/>
+              <w:jc w:val="left"/>
+            </w:pPr>
+            <w:r>
+              <w:t>Срабатывание внешнего БНН</w:t>
             </w:r>
             <w:r>
               <w:t>2</w:t>
-            </w:r>
-          </w:p>
-        </w:tc>
-        <w:tc>
-          <w:tcPr>
-            <w:tcW w:w="5061" w:type="dxa"/>
-          </w:tcPr>
-          <w:p>
-            <w:pPr>
-              <w:pStyle w:val="af0"/>
-              <w:jc w:val="left"/>
-            </w:pPr>
-            <w:r>
-              <w:t>Срабатывание внешнего БНН1</w:t>
-            </w:r>
-          </w:p>
-        </w:tc>
-      </w:tr>
-      <w:tr>
-        <w:tc>
-          <w:tcPr>
-            <w:tcW w:w="2482" w:type="dxa"/>
-          </w:tcPr>
-          <w:p>
-            <w:pPr>
-              <w:pStyle w:val="af0"/>
-            </w:pPr>
-            <w:r>
-              <w:t>М3.</w:t>
-            </w:r>
-            <w:r>
-              <w:rPr>
-                <w:lang w:val="en-US"/>
-              </w:rPr>
-              <w:t>XB:</w:t>
-            </w:r>
-            <w:r>
-              <w:t>3</w:t>
-            </w:r>
-          </w:p>
-        </w:tc>
-        <w:tc>
-          <w:tcPr>
-            <w:tcW w:w="2062" w:type="dxa"/>
-          </w:tcPr>
-          <w:p>
-            <w:pPr>
-              <w:pStyle w:val="af0"/>
-              <w:rPr>
-                <w:lang w:val="en-US"/>
-              </w:rPr>
-            </w:pPr>
-            <w:r>
-              <w:t>М3.</w:t>
-            </w:r>
-            <w:r>
-              <w:rPr>
-                <w:lang w:val="en-US"/>
-              </w:rPr>
-              <w:t>3</w:t>
-            </w:r>
-          </w:p>
-        </w:tc>
-        <w:tc>
-          <w:tcPr>
-            <w:tcW w:w="5061" w:type="dxa"/>
-          </w:tcPr>
-          <w:p>
-            <w:pPr>
-              <w:pStyle w:val="af0"/>
-              <w:jc w:val="left"/>
-            </w:pPr>
-            <w:r>
-              <w:t>ОВ КЦН</w:t>
-            </w:r>
-            <w:r>
-              <w:t>2</w:t>
-            </w:r>
-          </w:p>
-        </w:tc>
-      </w:tr>
-      <w:tr>
-        <w:tc>
-          <w:tcPr>
-            <w:tcW w:w="2482" w:type="dxa"/>
-          </w:tcPr>
-          <w:p>
-            <w:pPr>
-              <w:pStyle w:val="af0"/>
-            </w:pPr>
-            <w:r>
-              <w:t>М3</w:t>
-            </w:r>
-            <w:r>
-              <w:rPr>
-                <w:lang w:val="en-US"/>
-              </w:rPr>
-              <w:t>.XB:</w:t>
-            </w:r>
-            <w:r>
-              <w:t>4</w:t>
-            </w:r>
-          </w:p>
-        </w:tc>
-        <w:tc>
-          <w:tcPr>
-            <w:tcW w:w="2062" w:type="dxa"/>
-          </w:tcPr>
-          <w:p>
-            <w:pPr>
-              <w:pStyle w:val="af0"/>
-              <w:rPr>
-                <w:lang w:val="en-US"/>
-              </w:rPr>
-            </w:pPr>
-            <w:r>
-              <w:t>М3</w:t>
-            </w:r>
-            <w:r>
-              <w:rPr>
-                <w:lang w:val="en-US"/>
-              </w:rPr>
-              <w:t>.4</w:t>
-            </w:r>
-          </w:p>
-        </w:tc>
-        <w:tc>
-          <w:tcPr>
-            <w:tcW w:w="5061" w:type="dxa"/>
-          </w:tcPr>
-          <w:p>
-            <w:pPr>
-              <w:pStyle w:val="af0"/>
-              <w:jc w:val="left"/>
-            </w:pPr>
-            <w:r>
-              <w:t>Срабатывание внешнего БНН</w:t>
-            </w:r>
-            <w:r>
-              <w:t>2</w:t>
-            </w:r>
-          </w:p>
-        </w:tc>
-      </w:tr>
-      <w:tr>
-        <w:tc>
-          <w:tcPr>
-            <w:tcW w:w="2482" w:type="dxa"/>
-          </w:tcPr>
-          <w:p>
-            <w:pPr>
-              <w:pStyle w:val="af0"/>
-            </w:pPr>
-            <w:r>
-              <w:t>М3</w:t>
-            </w:r>
-            <w:r>
-              <w:rPr>
-                <w:lang w:val="en-US"/>
-              </w:rPr>
-              <w:t>.XB:</w:t>
-            </w:r>
-            <w:r>
-              <w:t>5</w:t>
-            </w:r>
-          </w:p>
-        </w:tc>
-        <w:tc>
-          <w:tcPr>
-            <w:tcW w:w="2062" w:type="dxa"/>
-          </w:tcPr>
-          <w:p>
-            <w:pPr>
-              <w:pStyle w:val="af0"/>
-              <w:rPr>
-                <w:lang w:val="en-US"/>
-              </w:rPr>
-            </w:pPr>
-            <w:r>
-              <w:t>М3</w:t>
-            </w:r>
-            <w:r>
-              <w:rPr>
-                <w:lang w:val="en-US"/>
-              </w:rPr>
-              <w:t>.5</w:t>
-            </w:r>
-          </w:p>
-        </w:tc>
-        <w:tc>
-          <w:tcPr>
-            <w:tcW w:w="5061" w:type="dxa"/>
-          </w:tcPr>
-          <w:p>
-            <w:pPr>
-              <w:pStyle w:val="af0"/>
-              <w:jc w:val="left"/>
-            </w:pPr>
-            <w:r>
-              <w:t>Резерв</w:t>
             </w:r>
           </w:p>
         </w:tc>
@@ -21143,27 +21128,14 @@
           <w:r>
             <w:t>/</w:t>
           </w:r>
-          <w:r>
-            <w:fldChar w:fldCharType="begin"/>
-          </w:r>
-          <w:r>
-            <w:instrText xml:space="preserve"> NUMPAGES   \* MERGEFORMAT </w:instrText>
-          </w:r>
-          <w:r>
-            <w:fldChar w:fldCharType="separate"/>
-          </w:r>
-          <w:r>
-            <w:rPr>
-              <w:noProof/>
-            </w:rPr>
-            <w:t>12</w:t>
-          </w:r>
-          <w:r>
-            <w:rPr>
-              <w:noProof/>
-            </w:rPr>
-            <w:fldChar w:fldCharType="end"/>
-          </w:r>
+          <w:fldSimple w:instr=" NUMPAGES   \* MERGEFORMAT ">
+            <w:r>
+              <w:rPr>
+                <w:noProof/>
+              </w:rPr>
+              <w:t>12</w:t>
+            </w:r>
+          </w:fldSimple>
         </w:p>
       </w:tc>
     </w:tr>
@@ -21240,7 +21212,7 @@
             <w:rPr>
               <w:noProof/>
             </w:rPr>
-            <w:t>12</w:t>
+            <w:t>9</w:t>
           </w:r>
           <w:r>
             <w:fldChar w:fldCharType="end"/>
@@ -21248,14 +21220,27 @@
           <w:r>
             <w:t xml:space="preserve"> из </w:t>
           </w:r>
-          <w:fldSimple w:instr=" NUMPAGES ">
-            <w:r>
-              <w:rPr>
-                <w:noProof/>
-              </w:rPr>
-              <w:t>12</w:t>
-            </w:r>
-          </w:fldSimple>
+          <w:r>
+            <w:fldChar w:fldCharType="begin"/>
+          </w:r>
+          <w:r>
+            <w:instrText xml:space="preserve"> NUMPAGES </w:instrText>
+          </w:r>
+          <w:r>
+            <w:fldChar w:fldCharType="separate"/>
+          </w:r>
+          <w:r>
+            <w:rPr>
+              <w:noProof/>
+            </w:rPr>
+            <w:t>12</w:t>
+          </w:r>
+          <w:r>
+            <w:rPr>
+              <w:noProof/>
+            </w:rPr>
+            <w:fldChar w:fldCharType="end"/>
+          </w:r>
           <w:r>
             <w:t xml:space="preserve"> </w:t>
           </w:r>
@@ -23377,7 +23362,7 @@
 </file>
 
 <file path=customXml/itemProps1.xml><?xml version="1.0" encoding="utf-8"?>
-<ds:datastoreItem xmlns:ds="http://schemas.openxmlformats.org/officeDocument/2006/customXml" ds:itemID="{B6E4FA53-B8F7-4316-863E-A126010E82E0}">
+<ds:datastoreItem xmlns:ds="http://schemas.openxmlformats.org/officeDocument/2006/customXml" ds:itemID="{71910A2F-171A-4618-8A1C-B78140C42247}">
   <ds:schemaRefs>
     <ds:schemaRef ds:uri="http://schemas.openxmlformats.org/officeDocument/2006/bibliography"/>
   </ds:schemaRefs>
